--- a/etc/middle_doc.docx
+++ b/etc/middle_doc.docx
@@ -5,7 +5,6 @@
     <w:p>
       <w:pPr>
         <w:rPr>
-          <w:rFonts w:hint="eastAsia"/>
           <w:sz w:val="24"/>
         </w:rPr>
       </w:pPr>
@@ -70,7 +69,6 @@
       <w:pPr>
         <w:ind w:firstLineChars="100" w:firstLine="240"/>
         <w:rPr>
-          <w:rFonts w:hint="eastAsia"/>
           <w:sz w:val="24"/>
         </w:rPr>
       </w:pPr>
@@ -106,8 +104,17 @@
           <w:rFonts w:hint="eastAsia"/>
           <w:sz w:val="24"/>
         </w:rPr>
-        <w:t>교육센터 종로점</w:t>
-      </w:r>
+        <w:t xml:space="preserve">교육센터 </w:t>
+      </w:r>
+      <w:proofErr w:type="spellStart"/>
+      <w:r>
+        <w:rPr>
+          <w:rFonts w:hint="eastAsia"/>
+          <w:sz w:val="24"/>
+        </w:rPr>
+        <w:t>종로점</w:t>
+      </w:r>
+      <w:proofErr w:type="spellEnd"/>
       <w:r>
         <w:rPr>
           <w:sz w:val="24"/>
@@ -127,12 +134,37 @@
         </w:rPr>
         <w:t>‘</w:t>
       </w:r>
-      <w:r>
-        <w:rPr>
-          <w:rFonts w:hint="eastAsia"/>
-          <w:sz w:val="24"/>
-        </w:rPr>
-        <w:t>에스트래픽 스마트 모빌리티 DX 아카데미</w:t>
+      <w:proofErr w:type="spellStart"/>
+      <w:r>
+        <w:rPr>
+          <w:rFonts w:hint="eastAsia"/>
+          <w:sz w:val="24"/>
+        </w:rPr>
+        <w:t>에스트래픽</w:t>
+      </w:r>
+      <w:proofErr w:type="spellEnd"/>
+      <w:r>
+        <w:rPr>
+          <w:rFonts w:hint="eastAsia"/>
+          <w:sz w:val="24"/>
+        </w:rPr>
+        <w:t xml:space="preserve"> 스마트 </w:t>
+      </w:r>
+      <w:proofErr w:type="spellStart"/>
+      <w:r>
+        <w:rPr>
+          <w:rFonts w:hint="eastAsia"/>
+          <w:sz w:val="24"/>
+        </w:rPr>
+        <w:t>모빌리티</w:t>
+      </w:r>
+      <w:proofErr w:type="spellEnd"/>
+      <w:r>
+        <w:rPr>
+          <w:rFonts w:hint="eastAsia"/>
+          <w:sz w:val="24"/>
+        </w:rPr>
+        <w:t xml:space="preserve"> DX 아카데미</w:t>
       </w:r>
       <w:r>
         <w:rPr>
@@ -140,12 +172,21 @@
         </w:rPr>
         <w:t>’</w:t>
       </w:r>
-      <w:r>
-        <w:rPr>
-          <w:rFonts w:hint="eastAsia"/>
-          <w:sz w:val="24"/>
-        </w:rPr>
-        <w:t xml:space="preserve">를 교육받고 있는 </w:t>
+      <w:proofErr w:type="spellStart"/>
+      <w:r>
+        <w:rPr>
+          <w:rFonts w:hint="eastAsia"/>
+          <w:sz w:val="24"/>
+        </w:rPr>
+        <w:t>를</w:t>
+      </w:r>
+      <w:proofErr w:type="spellEnd"/>
+      <w:r>
+        <w:rPr>
+          <w:rFonts w:hint="eastAsia"/>
+          <w:sz w:val="24"/>
+        </w:rPr>
+        <w:t xml:space="preserve"> 교육받고 있는 </w:t>
       </w:r>
       <w:r>
         <w:rPr>
@@ -159,13 +200,24 @@
           <w:rFonts w:hint="eastAsia"/>
           <w:sz w:val="24"/>
         </w:rPr>
-        <w:t>임동현이라고 합니다. (박수)</w:t>
+        <w:t xml:space="preserve">임동현이라고 합니다. </w:t>
+      </w:r>
+      <w:r>
+        <w:rPr>
+          <w:rFonts w:hint="eastAsia"/>
+          <w:b/>
+          <w:bCs/>
+          <w:sz w:val="24"/>
+        </w:rPr>
+        <w:t>(박수)</w:t>
       </w:r>
     </w:p>
     <w:p>
       <w:pPr>
         <w:ind w:firstLineChars="100" w:firstLine="240"/>
         <w:rPr>
+          <w:b/>
+          <w:bCs/>
           <w:sz w:val="24"/>
         </w:rPr>
       </w:pPr>
@@ -203,6 +255,7 @@
         </w:rPr>
         <w:t>‘</w:t>
       </w:r>
+      <w:proofErr w:type="spellStart"/>
       <w:r>
         <w:rPr>
           <w:rFonts w:hint="eastAsia"/>
@@ -210,6 +263,7 @@
         </w:rPr>
         <w:t>서울에스병원</w:t>
       </w:r>
+      <w:proofErr w:type="spellEnd"/>
       <w:r>
         <w:rPr>
           <w:rFonts w:hint="eastAsia"/>
@@ -228,7 +282,16 @@
           <w:rFonts w:hint="eastAsia"/>
           <w:sz w:val="24"/>
         </w:rPr>
-        <w:t>입니다. (PPT 다음 페이지)</w:t>
+        <w:t xml:space="preserve">입니다. </w:t>
+      </w:r>
+      <w:r>
+        <w:rPr>
+          <w:rFonts w:hint="eastAsia"/>
+          <w:b/>
+          <w:bCs/>
+          <w:sz w:val="24"/>
+        </w:rPr>
+        <w:t>(PPT 다음 페이지)</w:t>
       </w:r>
     </w:p>
     <w:p>
@@ -340,6 +403,156 @@
           <w:rFonts w:hint="eastAsia"/>
           <w:sz w:val="24"/>
         </w:rPr>
+        <w:t xml:space="preserve"> </w:t>
+      </w:r>
+      <w:r>
+        <w:rPr>
+          <w:rFonts w:hint="eastAsia"/>
+          <w:b/>
+          <w:bCs/>
+          <w:sz w:val="24"/>
+        </w:rPr>
+        <w:t>(PPT 다음 페이지)</w:t>
+      </w:r>
+    </w:p>
+    <w:p>
+      <w:pPr>
+        <w:ind w:firstLineChars="100" w:firstLine="240"/>
+        <w:rPr>
+          <w:sz w:val="24"/>
+        </w:rPr>
+      </w:pPr>
+      <w:r>
+        <w:rPr>
+          <w:rFonts w:hint="eastAsia"/>
+          <w:sz w:val="24"/>
+        </w:rPr>
+        <w:t>(00:</w:t>
+      </w:r>
+      <w:r>
+        <w:rPr>
+          <w:rFonts w:hint="eastAsia"/>
+          <w:sz w:val="24"/>
+        </w:rPr>
+        <w:t>1</w:t>
+      </w:r>
+      <w:r>
+        <w:rPr>
+          <w:rFonts w:hint="eastAsia"/>
+          <w:sz w:val="24"/>
+        </w:rPr>
+        <w:t xml:space="preserve">0) </w:t>
+      </w:r>
+      <w:r>
+        <w:rPr>
+          <w:rFonts w:hint="eastAsia"/>
+          <w:sz w:val="24"/>
+        </w:rPr>
+        <w:t xml:space="preserve">저희 팀은 </w:t>
+      </w:r>
+      <w:r>
+        <w:rPr>
+          <w:rFonts w:hint="eastAsia"/>
+          <w:sz w:val="24"/>
+        </w:rPr>
+        <w:t xml:space="preserve">팀원 모두 개발에 참여하였으며, </w:t>
+      </w:r>
+      <w:proofErr w:type="spellStart"/>
+      <w:r>
+        <w:rPr>
+          <w:rFonts w:hint="eastAsia"/>
+          <w:sz w:val="24"/>
+        </w:rPr>
+        <w:t>백엔드</w:t>
+      </w:r>
+      <w:r>
+        <w:rPr>
+          <w:rFonts w:hint="eastAsia"/>
+          <w:sz w:val="24"/>
+        </w:rPr>
+        <w:t>는</w:t>
+      </w:r>
+      <w:proofErr w:type="spellEnd"/>
+      <w:r>
+        <w:rPr>
+          <w:rFonts w:hint="eastAsia"/>
+          <w:sz w:val="24"/>
+        </w:rPr>
+        <w:t xml:space="preserve"> 저와 오종석 훈련생, </w:t>
+      </w:r>
+      <w:proofErr w:type="spellStart"/>
+      <w:r>
+        <w:rPr>
+          <w:rFonts w:hint="eastAsia"/>
+          <w:sz w:val="24"/>
+        </w:rPr>
+        <w:t>프론트엔드는</w:t>
+      </w:r>
+      <w:proofErr w:type="spellEnd"/>
+      <w:r>
+        <w:rPr>
+          <w:rFonts w:hint="eastAsia"/>
+          <w:sz w:val="24"/>
+        </w:rPr>
+        <w:t xml:space="preserve"> </w:t>
+      </w:r>
+      <w:proofErr w:type="spellStart"/>
+      <w:r>
+        <w:rPr>
+          <w:rFonts w:hint="eastAsia"/>
+          <w:sz w:val="24"/>
+        </w:rPr>
+        <w:t>임소리</w:t>
+      </w:r>
+      <w:proofErr w:type="spellEnd"/>
+      <w:r>
+        <w:rPr>
+          <w:rFonts w:hint="eastAsia"/>
+          <w:sz w:val="24"/>
+        </w:rPr>
+        <w:t xml:space="preserve"> 훈련생과 하재영 훈련생이 담당하였습니다.</w:t>
+      </w:r>
+    </w:p>
+    <w:p>
+      <w:pPr>
+        <w:ind w:firstLineChars="100" w:firstLine="240"/>
+        <w:rPr>
+          <w:sz w:val="24"/>
+        </w:rPr>
+      </w:pPr>
+      <w:r>
+        <w:rPr>
+          <w:rFonts w:hint="eastAsia"/>
+          <w:sz w:val="24"/>
+        </w:rPr>
+        <w:t>(</w:t>
+      </w:r>
+      <w:r>
+        <w:rPr>
+          <w:rFonts w:hint="eastAsia"/>
+          <w:sz w:val="24"/>
+        </w:rPr>
+        <w:t>:</w:t>
+      </w:r>
+      <w:r>
+        <w:rPr>
+          <w:rFonts w:hint="eastAsia"/>
+          <w:sz w:val="24"/>
+        </w:rPr>
+        <w:t xml:space="preserve">) </w:t>
+      </w:r>
+      <w:r>
+        <w:rPr>
+          <w:rFonts w:hint="eastAsia"/>
+          <w:sz w:val="24"/>
+        </w:rPr>
+        <w:t>저는 (뭐 했는지는 발표 자료 정리 후에 써넣기)</w:t>
+      </w:r>
+      <w:r>
+        <w:rPr>
+          <w:rFonts w:hint="eastAsia"/>
+          <w:sz w:val="24"/>
+        </w:rPr>
         <w:t xml:space="preserve"> (PPT 다음 페이지)</w:t>
       </w:r>
     </w:p>
@@ -355,49 +568,112 @@
           <w:rFonts w:hint="eastAsia"/>
           <w:sz w:val="24"/>
         </w:rPr>
-        <w:t>(00:</w:t>
-      </w:r>
-      <w:r>
-        <w:rPr>
-          <w:rFonts w:hint="eastAsia"/>
-          <w:sz w:val="24"/>
-        </w:rPr>
-        <w:t>1</w:t>
-      </w:r>
-      <w:r>
-        <w:rPr>
-          <w:rFonts w:hint="eastAsia"/>
-          <w:sz w:val="24"/>
-        </w:rPr>
-        <w:t xml:space="preserve">0) </w:t>
-      </w:r>
-      <w:r>
-        <w:rPr>
-          <w:rFonts w:hint="eastAsia"/>
-          <w:sz w:val="24"/>
-        </w:rPr>
-        <w:t xml:space="preserve">저희 팀은 </w:t>
-      </w:r>
-      <w:r>
-        <w:rPr>
-          <w:rFonts w:hint="eastAsia"/>
-          <w:sz w:val="24"/>
-        </w:rPr>
-        <w:t xml:space="preserve">팀원 모두 개발에 참여하였으며, </w:t>
-      </w:r>
-      <w:r>
-        <w:rPr>
-          <w:rFonts w:hint="eastAsia"/>
-          <w:sz w:val="24"/>
-        </w:rPr>
-        <w:t>백엔드</w:t>
-      </w:r>
-      <w:r>
-        <w:rPr>
-          <w:rFonts w:hint="eastAsia"/>
-          <w:sz w:val="24"/>
-        </w:rPr>
-        <w:t>는 저와 오종석 훈련생, 프론트엔드는 임소리 훈련생과 하재영 훈련생이 담당하였습니다.</w:t>
+        <w:t>(</w:t>
+      </w:r>
+      <w:r>
+        <w:rPr>
+          <w:rFonts w:hint="eastAsia"/>
+          <w:sz w:val="24"/>
+        </w:rPr>
+        <w:t>:)</w:t>
+      </w:r>
+      <w:r>
+        <w:rPr>
+          <w:rFonts w:hint="eastAsia"/>
+          <w:sz w:val="24"/>
+        </w:rPr>
+        <w:t xml:space="preserve"> </w:t>
+      </w:r>
+      <w:r>
+        <w:rPr>
+          <w:rFonts w:hint="eastAsia"/>
+          <w:sz w:val="24"/>
+        </w:rPr>
+        <w:t>다음은 프로젝트 개요입니다.</w:t>
+      </w:r>
+      <w:r>
+        <w:rPr>
+          <w:rFonts w:hint="eastAsia"/>
+          <w:sz w:val="24"/>
+        </w:rPr>
+        <w:t xml:space="preserve"> </w:t>
+      </w:r>
+      <w:r>
+        <w:rPr>
+          <w:rFonts w:hint="eastAsia"/>
+          <w:sz w:val="24"/>
+        </w:rPr>
+        <w:t xml:space="preserve">교육 때 배웠던 </w:t>
+      </w:r>
+      <w:r>
+        <w:rPr>
+          <w:rFonts w:hint="eastAsia"/>
+          <w:sz w:val="24"/>
+        </w:rPr>
+        <w:t xml:space="preserve">자바 </w:t>
+      </w:r>
+      <w:r>
+        <w:rPr>
+          <w:rFonts w:hint="eastAsia"/>
+          <w:sz w:val="24"/>
+        </w:rPr>
+        <w:t>게시판 기능</w:t>
+      </w:r>
+      <w:r>
+        <w:rPr>
+          <w:rFonts w:hint="eastAsia"/>
+          <w:sz w:val="24"/>
+        </w:rPr>
+        <w:t xml:space="preserve"> 복습 및 앞으로 배울 파이썬 YOLO 및 OCR 기능을 </w:t>
+      </w:r>
+      <w:r>
+        <w:rPr>
+          <w:rFonts w:hint="eastAsia"/>
+          <w:sz w:val="24"/>
+        </w:rPr>
+        <w:t>예습</w:t>
+      </w:r>
+      <w:r>
+        <w:rPr>
+          <w:rFonts w:hint="eastAsia"/>
+          <w:sz w:val="24"/>
+        </w:rPr>
+        <w:t>하기 위하여</w:t>
+      </w:r>
+      <w:r>
+        <w:rPr>
+          <w:rFonts w:hint="eastAsia"/>
+          <w:sz w:val="24"/>
+        </w:rPr>
+        <w:t xml:space="preserve"> </w:t>
+      </w:r>
+      <w:r>
+        <w:rPr>
+          <w:rFonts w:hint="eastAsia"/>
+          <w:sz w:val="24"/>
+        </w:rPr>
+        <w:t xml:space="preserve">게시판과 OCR을 모두 활용할 수 있는 </w:t>
+      </w:r>
+      <w:r>
+        <w:rPr>
+          <w:rFonts w:hint="eastAsia"/>
+          <w:sz w:val="24"/>
+        </w:rPr>
+        <w:t>(발표 자료 좀 더 정리한 후에 작성하기)</w:t>
+      </w:r>
+      <w:r>
+        <w:rPr>
+          <w:rFonts w:hint="eastAsia"/>
+          <w:sz w:val="24"/>
+        </w:rPr>
+        <w:t xml:space="preserve"> </w:t>
+      </w:r>
+      <w:r>
+        <w:rPr>
+          <w:rFonts w:hint="eastAsia"/>
+          <w:sz w:val="24"/>
+        </w:rPr>
+        <w:t>(PPT 다음 페이지)</w:t>
       </w:r>
     </w:p>
     <w:p>
@@ -412,28 +688,83 @@
           <w:rFonts w:hint="eastAsia"/>
           <w:sz w:val="24"/>
         </w:rPr>
-        <w:t>(</w:t>
-      </w:r>
-      <w:r>
-        <w:rPr>
-          <w:rFonts w:hint="eastAsia"/>
-          <w:sz w:val="24"/>
-        </w:rPr>
-        <w:t>:</w:t>
-      </w:r>
-      <w:r>
-        <w:rPr>
-          <w:rFonts w:hint="eastAsia"/>
-          <w:sz w:val="24"/>
-        </w:rPr>
-        <w:t xml:space="preserve">) </w:t>
-      </w:r>
-      <w:r>
-        <w:rPr>
-          <w:rFonts w:hint="eastAsia"/>
-          <w:sz w:val="24"/>
-        </w:rPr>
-        <w:t>저는 (뭐 했는지는 발표 자료 정리 후에 써넣기)</w:t>
+        <w:t xml:space="preserve">(:) </w:t>
+      </w:r>
+      <w:r>
+        <w:rPr>
+          <w:rFonts w:hint="eastAsia"/>
+          <w:sz w:val="24"/>
+        </w:rPr>
+        <w:t>프로젝트 주요 기능</w:t>
+      </w:r>
+      <w:r>
+        <w:rPr>
+          <w:rFonts w:hint="eastAsia"/>
+          <w:sz w:val="24"/>
+        </w:rPr>
+        <w:t>으로는</w:t>
+      </w:r>
+      <w:r>
+        <w:rPr>
+          <w:rFonts w:hint="eastAsia"/>
+          <w:sz w:val="24"/>
+        </w:rPr>
+        <w:t xml:space="preserve"> (아래에 글씨 </w:t>
+      </w:r>
+      <w:proofErr w:type="spellStart"/>
+      <w:r>
+        <w:rPr>
+          <w:rFonts w:hint="eastAsia"/>
+          <w:sz w:val="24"/>
+        </w:rPr>
+        <w:t>써있던거</w:t>
+      </w:r>
+      <w:proofErr w:type="spellEnd"/>
+      <w:r>
+        <w:rPr>
+          <w:rFonts w:hint="eastAsia"/>
+          <w:sz w:val="24"/>
+        </w:rPr>
+        <w:t xml:space="preserve"> </w:t>
+      </w:r>
+      <w:proofErr w:type="spellStart"/>
+      <w:r>
+        <w:rPr>
+          <w:rFonts w:hint="eastAsia"/>
+          <w:sz w:val="24"/>
+        </w:rPr>
+        <w:t>어디감</w:t>
+      </w:r>
+      <w:proofErr w:type="spellEnd"/>
+      <w:r>
+        <w:rPr>
+          <w:rFonts w:hint="eastAsia"/>
+          <w:sz w:val="24"/>
+        </w:rPr>
+        <w:t xml:space="preserve">? 다시 </w:t>
+      </w:r>
+      <w:proofErr w:type="spellStart"/>
+      <w:r>
+        <w:rPr>
+          <w:rFonts w:hint="eastAsia"/>
+          <w:sz w:val="24"/>
+        </w:rPr>
+        <w:t>써주셈</w:t>
+      </w:r>
+      <w:proofErr w:type="spellEnd"/>
+      <w:r>
+        <w:rPr>
+          <w:rFonts w:hint="eastAsia"/>
+          <w:sz w:val="24"/>
+        </w:rPr>
+        <w:t xml:space="preserve"> 보고 대본 쓰게</w:t>
+      </w:r>
+      <w:r>
+        <w:rPr>
+          <w:rFonts w:hint="eastAsia"/>
+          <w:sz w:val="24"/>
+        </w:rPr>
+        <w:t>)</w:t>
       </w:r>
       <w:r>
         <w:rPr>
@@ -455,15 +786,70 @@
           <w:rFonts w:hint="eastAsia"/>
           <w:sz w:val="24"/>
         </w:rPr>
-        <w:t>(</w:t>
-      </w:r>
-      <w:r>
-        <w:rPr>
-          <w:rFonts w:hint="eastAsia"/>
-          <w:sz w:val="24"/>
-        </w:rPr>
-        <w:t>:)</w:t>
-      </w:r>
+        <w:t xml:space="preserve">(00:25) </w:t>
+      </w:r>
+      <w:r>
+        <w:rPr>
+          <w:rFonts w:hint="eastAsia"/>
+          <w:sz w:val="24"/>
+        </w:rPr>
+        <w:t xml:space="preserve">프로젝트 </w:t>
+      </w:r>
+      <w:r>
+        <w:rPr>
+          <w:rFonts w:hint="eastAsia"/>
+          <w:sz w:val="24"/>
+        </w:rPr>
+        <w:t xml:space="preserve">개발 </w:t>
+      </w:r>
+      <w:r>
+        <w:rPr>
+          <w:rFonts w:hint="eastAsia"/>
+          <w:sz w:val="24"/>
+        </w:rPr>
+        <w:t xml:space="preserve">간 사용한 개발 스택입니다. </w:t>
+      </w:r>
+      <w:proofErr w:type="spellStart"/>
+      <w:r>
+        <w:rPr>
+          <w:rFonts w:hint="eastAsia"/>
+          <w:sz w:val="24"/>
+        </w:rPr>
+        <w:t>프론트엔드에서는</w:t>
+      </w:r>
+      <w:proofErr w:type="spellEnd"/>
+      <w:r>
+        <w:rPr>
+          <w:rFonts w:hint="eastAsia"/>
+          <w:sz w:val="24"/>
+        </w:rPr>
+        <w:t xml:space="preserve"> 노드JS, </w:t>
+      </w:r>
+      <w:proofErr w:type="spellStart"/>
+      <w:r>
+        <w:rPr>
+          <w:rFonts w:hint="eastAsia"/>
+          <w:sz w:val="24"/>
+        </w:rPr>
+        <w:t>액시오스</w:t>
+      </w:r>
+      <w:proofErr w:type="spellEnd"/>
+      <w:r>
+        <w:rPr>
+          <w:rFonts w:hint="eastAsia"/>
+          <w:sz w:val="24"/>
+        </w:rPr>
+        <w:t xml:space="preserve">, 뷰, </w:t>
+      </w:r>
+      <w:proofErr w:type="gramStart"/>
+      <w:r>
+        <w:rPr>
+          <w:rFonts w:hint="eastAsia"/>
+          <w:sz w:val="24"/>
+        </w:rPr>
+        <w:t>바이트 /</w:t>
+      </w:r>
+      <w:proofErr w:type="gramEnd"/>
       <w:r>
         <w:rPr>
           <w:rFonts w:hint="eastAsia"/>
@@ -471,13 +857,47 @@
         </w:rPr>
         <w:t xml:space="preserve"> </w:t>
       </w:r>
-      <w:r>
-        <w:rPr>
-          <w:rFonts w:hint="eastAsia"/>
-          <w:sz w:val="24"/>
-        </w:rPr>
-        <w:t>다음은 프로젝트 개요입니다.</w:t>
-      </w:r>
+      <w:proofErr w:type="spellStart"/>
+      <w:r>
+        <w:rPr>
+          <w:rFonts w:hint="eastAsia"/>
+          <w:sz w:val="24"/>
+        </w:rPr>
+        <w:t>백엔드에서는</w:t>
+      </w:r>
+      <w:proofErr w:type="spellEnd"/>
+      <w:r>
+        <w:rPr>
+          <w:rFonts w:hint="eastAsia"/>
+          <w:sz w:val="24"/>
+        </w:rPr>
+        <w:t xml:space="preserve"> 스프링과 </w:t>
+      </w:r>
+      <w:proofErr w:type="gramStart"/>
+      <w:r>
+        <w:rPr>
+          <w:rFonts w:hint="eastAsia"/>
+          <w:sz w:val="24"/>
+        </w:rPr>
+        <w:t>자바 /</w:t>
+      </w:r>
+      <w:proofErr w:type="gramEnd"/>
+      <w:r>
+        <w:rPr>
+          <w:rFonts w:hint="eastAsia"/>
+          <w:sz w:val="24"/>
+        </w:rPr>
+        <w:t xml:space="preserve"> DB는 </w:t>
+      </w:r>
+      <w:proofErr w:type="spellStart"/>
+      <w:r>
+        <w:rPr>
+          <w:rFonts w:hint="eastAsia"/>
+          <w:sz w:val="24"/>
+        </w:rPr>
+        <w:t>포스트그리와</w:t>
+      </w:r>
+      <w:proofErr w:type="spellEnd"/>
       <w:r>
         <w:rPr>
           <w:rFonts w:hint="eastAsia"/>
@@ -485,48 +905,40 @@
         </w:rPr>
         <w:t xml:space="preserve"> </w:t>
       </w:r>
-      <w:r>
-        <w:rPr>
-          <w:rFonts w:hint="eastAsia"/>
-          <w:sz w:val="24"/>
-        </w:rPr>
-        <w:t xml:space="preserve">교육 때 배웠던 </w:t>
-      </w:r>
-      <w:r>
-        <w:rPr>
-          <w:rFonts w:hint="eastAsia"/>
-          <w:sz w:val="24"/>
-        </w:rPr>
-        <w:t xml:space="preserve">자바 </w:t>
-      </w:r>
-      <w:r>
-        <w:rPr>
-          <w:rFonts w:hint="eastAsia"/>
-          <w:sz w:val="24"/>
-        </w:rPr>
-        <w:t>게시판 기능</w:t>
-      </w:r>
-      <w:r>
-        <w:rPr>
-          <w:rFonts w:hint="eastAsia"/>
-          <w:sz w:val="24"/>
-        </w:rPr>
-        <w:t xml:space="preserve"> 복습 및 앞으로 배울 파이썬 YOLO 및 OCR 기능을 </w:t>
-      </w:r>
-      <w:r>
-        <w:rPr>
-          <w:rFonts w:hint="eastAsia"/>
-          <w:sz w:val="24"/>
-        </w:rPr>
-        <w:t>예습</w:t>
-      </w:r>
-      <w:r>
-        <w:rPr>
-          <w:rFonts w:hint="eastAsia"/>
-          <w:sz w:val="24"/>
-        </w:rPr>
-        <w:t>하기 위하여</w:t>
-      </w:r>
+      <w:proofErr w:type="spellStart"/>
+      <w:proofErr w:type="gramStart"/>
+      <w:r>
+        <w:rPr>
+          <w:rFonts w:hint="eastAsia"/>
+          <w:sz w:val="24"/>
+        </w:rPr>
+        <w:t>마이바티스</w:t>
+      </w:r>
+      <w:proofErr w:type="spellEnd"/>
+      <w:r>
+        <w:rPr>
+          <w:rFonts w:hint="eastAsia"/>
+          <w:sz w:val="24"/>
+        </w:rPr>
+        <w:t xml:space="preserve"> /</w:t>
+      </w:r>
+      <w:proofErr w:type="gramEnd"/>
+      <w:r>
+        <w:rPr>
+          <w:rFonts w:hint="eastAsia"/>
+          <w:sz w:val="24"/>
+        </w:rPr>
+        <w:t xml:space="preserve"> OCR에서는 Tess4J와 </w:t>
+      </w:r>
+      <w:proofErr w:type="spellStart"/>
+      <w:r>
+        <w:rPr>
+          <w:rFonts w:hint="eastAsia"/>
+          <w:sz w:val="24"/>
+        </w:rPr>
+        <w:t>테서랙트</w:t>
+      </w:r>
+      <w:proofErr w:type="spellEnd"/>
       <w:r>
         <w:rPr>
           <w:rFonts w:hint="eastAsia"/>
@@ -534,19 +946,95 @@
         </w:rPr>
         <w:t xml:space="preserve"> </w:t>
       </w:r>
-      <w:r>
-        <w:rPr>
-          <w:rFonts w:hint="eastAsia"/>
-          <w:sz w:val="24"/>
-        </w:rPr>
-        <w:t xml:space="preserve">게시판과 OCR을 모두 활용할 수 있는 </w:t>
-      </w:r>
-      <w:r>
-        <w:rPr>
-          <w:rFonts w:hint="eastAsia"/>
-          <w:sz w:val="24"/>
-        </w:rPr>
-        <w:t>(발표 자료 좀 더 정리한 후에 작성하기)</w:t>
+      <w:proofErr w:type="gramStart"/>
+      <w:r>
+        <w:rPr>
+          <w:rFonts w:hint="eastAsia"/>
+          <w:sz w:val="24"/>
+        </w:rPr>
+        <w:t>OCR /</w:t>
+      </w:r>
+      <w:proofErr w:type="gramEnd"/>
+      <w:r>
+        <w:rPr>
+          <w:rFonts w:hint="eastAsia"/>
+          <w:sz w:val="24"/>
+        </w:rPr>
+        <w:t xml:space="preserve"> OCR 테스트에서는 J</w:t>
+      </w:r>
+      <w:r>
+        <w:rPr>
+          <w:sz w:val="24"/>
+        </w:rPr>
+        <w:t>u</w:t>
+      </w:r>
+      <w:r>
+        <w:rPr>
+          <w:rFonts w:hint="eastAsia"/>
+          <w:sz w:val="24"/>
+        </w:rPr>
+        <w:t xml:space="preserve">nit5와 </w:t>
+      </w:r>
+      <w:proofErr w:type="spellStart"/>
+      <w:r>
+        <w:rPr>
+          <w:rFonts w:hint="eastAsia"/>
+          <w:sz w:val="24"/>
+        </w:rPr>
+        <w:t>모키토를</w:t>
+      </w:r>
+      <w:proofErr w:type="spellEnd"/>
+      <w:r>
+        <w:rPr>
+          <w:rFonts w:hint="eastAsia"/>
+          <w:sz w:val="24"/>
+        </w:rPr>
+        <w:t xml:space="preserve"> 사용했습니다. 각각은 REST API, JDBC, JNA를 통하여 서로 통신하고 있습니다. </w:t>
+      </w:r>
+      <w:r>
+        <w:rPr>
+          <w:rFonts w:hint="eastAsia"/>
+          <w:b/>
+          <w:bCs/>
+          <w:sz w:val="24"/>
+        </w:rPr>
+        <w:t>(PPT 다음 페이지)</w:t>
+      </w:r>
+    </w:p>
+    <w:p>
+      <w:pPr>
+        <w:ind w:firstLineChars="100" w:firstLine="240"/>
+        <w:rPr>
+          <w:sz w:val="24"/>
+        </w:rPr>
+      </w:pPr>
+      <w:r>
+        <w:rPr>
+          <w:rFonts w:hint="eastAsia"/>
+          <w:sz w:val="24"/>
+        </w:rPr>
+        <w:t xml:space="preserve">(00:20) </w:t>
+      </w:r>
+      <w:r>
+        <w:rPr>
+          <w:rFonts w:hint="eastAsia"/>
+          <w:sz w:val="24"/>
+        </w:rPr>
+        <w:t>저희 프로젝트의 ERD 구성입니다. 전체적으로는 이렇게 구성되어 있으며, 프로젝트를 색깔별로 4단계로 나누어</w:t>
+      </w:r>
+      <w:r>
+        <w:rPr>
+          <w:rFonts w:hint="eastAsia"/>
+          <w:sz w:val="24"/>
+        </w:rPr>
+        <w:t>, 빨간색은 일반회원 및 환자 관련, 노란색은 주차 및 차량 관련, 초록색은 의료진 및 진료 예약 관련, 파란색은</w:t>
+      </w:r>
+      <w:r>
+        <w:rPr>
+          <w:rFonts w:hint="eastAsia"/>
+          <w:sz w:val="24"/>
+        </w:rPr>
+        <w:t xml:space="preserve"> 행정 및 홈페이지 관련 기능으로 묶어두었습니다.</w:t>
       </w:r>
       <w:r>
         <w:rPr>
@@ -558,6 +1046,8 @@
       <w:r>
         <w:rPr>
           <w:rFonts w:hint="eastAsia"/>
+          <w:b/>
+          <w:bCs/>
           <w:sz w:val="24"/>
         </w:rPr>
         <w:t>(PPT 다음 페이지)</w:t>
@@ -575,49 +1065,58 @@
           <w:rFonts w:hint="eastAsia"/>
           <w:sz w:val="24"/>
         </w:rPr>
-        <w:t xml:space="preserve">(:) </w:t>
-      </w:r>
-      <w:r>
-        <w:rPr>
-          <w:rFonts w:hint="eastAsia"/>
-          <w:sz w:val="24"/>
-        </w:rPr>
-        <w:t>프로젝트 주요 기능</w:t>
-      </w:r>
-      <w:r>
-        <w:rPr>
-          <w:rFonts w:hint="eastAsia"/>
-          <w:sz w:val="24"/>
-        </w:rPr>
-        <w:t>으로는</w:t>
-      </w:r>
-      <w:r>
-        <w:rPr>
-          <w:rFonts w:hint="eastAsia"/>
-          <w:sz w:val="24"/>
-        </w:rPr>
-        <w:t xml:space="preserve"> (아래에 글씨 써있던거 어디감? 다시 써주셈</w:t>
-      </w:r>
-      <w:r>
-        <w:rPr>
-          <w:rFonts w:hint="eastAsia"/>
-          <w:sz w:val="24"/>
-        </w:rPr>
-        <w:t xml:space="preserve"> 보고 대본 쓰게</w:t>
-      </w:r>
-      <w:r>
-        <w:rPr>
-          <w:rFonts w:hint="eastAsia"/>
-          <w:sz w:val="24"/>
-        </w:rPr>
-        <w:t>)</w:t>
-      </w:r>
-      <w:r>
-        <w:rPr>
-          <w:rFonts w:hint="eastAsia"/>
-          <w:sz w:val="24"/>
-        </w:rPr>
-        <w:t xml:space="preserve"> (PPT 다음 페이지)</w:t>
+        <w:t xml:space="preserve">(00:10) </w:t>
+      </w:r>
+      <w:r>
+        <w:rPr>
+          <w:rFonts w:hint="eastAsia"/>
+          <w:sz w:val="24"/>
+        </w:rPr>
+        <w:t xml:space="preserve">회원 및 차량 관련 ERD입니다. </w:t>
+      </w:r>
+      <w:r>
+        <w:rPr>
+          <w:rFonts w:hint="eastAsia"/>
+          <w:sz w:val="24"/>
+        </w:rPr>
+        <w:t xml:space="preserve">주요 테이블인 mem 테이블 </w:t>
+      </w:r>
+      <w:r>
+        <w:rPr>
+          <w:rFonts w:hint="eastAsia"/>
+          <w:sz w:val="24"/>
+        </w:rPr>
+        <w:t>중심</w:t>
+      </w:r>
+      <w:r>
+        <w:rPr>
+          <w:rFonts w:hint="eastAsia"/>
+          <w:sz w:val="24"/>
+        </w:rPr>
+        <w:t xml:space="preserve">으로 연결되어 </w:t>
+      </w:r>
+      <w:r>
+        <w:rPr>
+          <w:rFonts w:hint="eastAsia"/>
+          <w:sz w:val="24"/>
+        </w:rPr>
+        <w:t>있는 걸</w:t>
+      </w:r>
+      <w:r>
+        <w:rPr>
+          <w:rFonts w:hint="eastAsia"/>
+          <w:sz w:val="24"/>
+        </w:rPr>
+        <w:t xml:space="preserve"> 보실 수 있습니다. </w:t>
+      </w:r>
+      <w:r>
+        <w:rPr>
+          <w:rFonts w:hint="eastAsia"/>
+          <w:b/>
+          <w:bCs/>
+          <w:sz w:val="24"/>
+        </w:rPr>
+        <w:t>(PPT 다음 페이지)</w:t>
       </w:r>
     </w:p>
     <w:p>
@@ -632,28 +1131,37 @@
           <w:rFonts w:hint="eastAsia"/>
           <w:sz w:val="24"/>
         </w:rPr>
-        <w:t xml:space="preserve">(00:25) </w:t>
-      </w:r>
-      <w:r>
-        <w:rPr>
-          <w:rFonts w:hint="eastAsia"/>
-          <w:sz w:val="24"/>
-        </w:rPr>
-        <w:t xml:space="preserve">프로젝트 </w:t>
-      </w:r>
-      <w:r>
-        <w:rPr>
-          <w:rFonts w:hint="eastAsia"/>
-          <w:sz w:val="24"/>
-        </w:rPr>
-        <w:t xml:space="preserve">개발 </w:t>
-      </w:r>
-      <w:r>
-        <w:rPr>
-          <w:rFonts w:hint="eastAsia"/>
-          <w:sz w:val="24"/>
-        </w:rPr>
-        <w:t>간 사용한 개발 스택입니다. 프론트엔드에서는 노드JS, 액시오스, 뷰, 바이트 / 백엔드에서는 스프링과 자바 / DB는 포스트그리와 마이바티스 / OCR에서는 Tess4J와 테서랙트</w:t>
+        <w:t xml:space="preserve">(00:10) </w:t>
+      </w:r>
+      <w:r>
+        <w:rPr>
+          <w:rFonts w:hint="eastAsia"/>
+          <w:sz w:val="24"/>
+        </w:rPr>
+        <w:t xml:space="preserve">회원 및 의료진 관련 ERD입니다. 주요 테이블인 </w:t>
+      </w:r>
+      <w:proofErr w:type="spellStart"/>
+      <w:r>
+        <w:rPr>
+          <w:rFonts w:hint="eastAsia"/>
+          <w:sz w:val="24"/>
+        </w:rPr>
+        <w:t>med_staff</w:t>
+      </w:r>
+      <w:proofErr w:type="spellEnd"/>
+      <w:r>
+        <w:rPr>
+          <w:rFonts w:hint="eastAsia"/>
+          <w:sz w:val="24"/>
+        </w:rPr>
+        <w:t xml:space="preserve"> 테이블 중심으로 </w:t>
+      </w:r>
+      <w:r>
+        <w:rPr>
+          <w:rFonts w:hint="eastAsia"/>
+          <w:sz w:val="24"/>
+        </w:rPr>
+        <w:t>연결되어 있는 걸 보실 수 있습니다.</w:t>
       </w:r>
       <w:r>
         <w:rPr>
@@ -665,22 +1173,11 @@
       <w:r>
         <w:rPr>
           <w:rFonts w:hint="eastAsia"/>
-          <w:sz w:val="24"/>
-        </w:rPr>
-        <w:t>OCR / OCR 테스트에서는 J</w:t>
-      </w:r>
-      <w:r>
-        <w:rPr>
-          <w:sz w:val="24"/>
-        </w:rPr>
-        <w:t>u</w:t>
-      </w:r>
-      <w:r>
-        <w:rPr>
-          <w:rFonts w:hint="eastAsia"/>
-          <w:sz w:val="24"/>
-        </w:rPr>
-        <w:t>nit5와 모키토를 사용했습니다. 각각은 REST API, JDBC, JNA를 통하여 서로 통신하고 있습니다. (PPT 다음 페이지)</w:t>
+          <w:b/>
+          <w:bCs/>
+          <w:sz w:val="24"/>
+        </w:rPr>
+        <w:t>(PPT 다음 페이지)</w:t>
       </w:r>
     </w:p>
     <w:p>
@@ -695,6 +1192,67 @@
           <w:rFonts w:hint="eastAsia"/>
           <w:sz w:val="24"/>
         </w:rPr>
+        <w:t xml:space="preserve">(00:10) </w:t>
+      </w:r>
+      <w:r>
+        <w:rPr>
+          <w:rFonts w:hint="eastAsia"/>
+          <w:sz w:val="24"/>
+        </w:rPr>
+        <w:t xml:space="preserve">회원 및 행정 관련 ERD입니다. 주요 테이블인 </w:t>
+      </w:r>
+      <w:proofErr w:type="spellStart"/>
+      <w:r>
+        <w:rPr>
+          <w:rFonts w:hint="eastAsia"/>
+          <w:sz w:val="24"/>
+        </w:rPr>
+        <w:t>admin</w:t>
+      </w:r>
+      <w:r>
+        <w:rPr>
+          <w:rFonts w:hint="eastAsia"/>
+          <w:sz w:val="24"/>
+        </w:rPr>
+        <w:t>_staff</w:t>
+      </w:r>
+      <w:proofErr w:type="spellEnd"/>
+      <w:r>
+        <w:rPr>
+          <w:rFonts w:hint="eastAsia"/>
+          <w:sz w:val="24"/>
+        </w:rPr>
+        <w:t xml:space="preserve"> 테이블 중심으로 연결되어 있는 걸 보실 수 있습니다.</w:t>
+      </w:r>
+      <w:r>
+        <w:rPr>
+          <w:rFonts w:hint="eastAsia"/>
+          <w:sz w:val="24"/>
+        </w:rPr>
+        <w:t xml:space="preserve"> </w:t>
+      </w:r>
+      <w:r>
+        <w:rPr>
+          <w:rFonts w:hint="eastAsia"/>
+          <w:b/>
+          <w:bCs/>
+          <w:sz w:val="24"/>
+        </w:rPr>
+        <w:t>(PPT 다음 페이지)</w:t>
+      </w:r>
+    </w:p>
+    <w:p>
+      <w:pPr>
+        <w:ind w:firstLineChars="100" w:firstLine="240"/>
+        <w:rPr>
+          <w:sz w:val="24"/>
+        </w:rPr>
+      </w:pPr>
+      <w:r>
+        <w:rPr>
+          <w:rFonts w:hint="eastAsia"/>
+          <w:sz w:val="24"/>
+        </w:rPr>
         <w:t xml:space="preserve">(00:20) </w:t>
       </w:r>
       <w:r>
@@ -702,220 +1260,6 @@
           <w:rFonts w:hint="eastAsia"/>
           <w:sz w:val="24"/>
         </w:rPr>
-        <w:t>저희 프로젝트의 ERD 구성입니다. 전체적으로는 이렇게 구성되어 있으며, 프로젝트를 색깔별로 4단계로 나누어</w:t>
-      </w:r>
-      <w:r>
-        <w:rPr>
-          <w:rFonts w:hint="eastAsia"/>
-          <w:sz w:val="24"/>
-        </w:rPr>
-        <w:t>, 빨간색은 일반회원 및 환자 관련, 노란색은 주차 및 차량 관련, 초록색은 의료진 및 진료 예약 관련, 파란색은</w:t>
-      </w:r>
-      <w:r>
-        <w:rPr>
-          <w:rFonts w:hint="eastAsia"/>
-          <w:sz w:val="24"/>
-        </w:rPr>
-        <w:t xml:space="preserve"> 행정 및 홈페이지 관련 기능으로 묶어두었습니다.</w:t>
-      </w:r>
-      <w:r>
-        <w:rPr>
-          <w:rFonts w:hint="eastAsia"/>
-          <w:sz w:val="24"/>
-        </w:rPr>
-        <w:t xml:space="preserve"> </w:t>
-      </w:r>
-      <w:r>
-        <w:rPr>
-          <w:rFonts w:hint="eastAsia"/>
-          <w:sz w:val="24"/>
-        </w:rPr>
-        <w:t>(PPT 다음 페이지)</w:t>
-      </w:r>
-    </w:p>
-    <w:p>
-      <w:pPr>
-        <w:ind w:firstLineChars="100" w:firstLine="240"/>
-        <w:rPr>
-          <w:sz w:val="24"/>
-        </w:rPr>
-      </w:pPr>
-      <w:r>
-        <w:rPr>
-          <w:rFonts w:hint="eastAsia"/>
-          <w:sz w:val="24"/>
-        </w:rPr>
-        <w:t xml:space="preserve">(00:10) </w:t>
-      </w:r>
-      <w:r>
-        <w:rPr>
-          <w:rFonts w:hint="eastAsia"/>
-          <w:sz w:val="24"/>
-        </w:rPr>
-        <w:t xml:space="preserve">회원 및 차량 관련 ERD입니다. </w:t>
-      </w:r>
-      <w:r>
-        <w:rPr>
-          <w:rFonts w:hint="eastAsia"/>
-          <w:sz w:val="24"/>
-        </w:rPr>
-        <w:t xml:space="preserve">주요 테이블인 mem 테이블 </w:t>
-      </w:r>
-      <w:r>
-        <w:rPr>
-          <w:rFonts w:hint="eastAsia"/>
-          <w:sz w:val="24"/>
-        </w:rPr>
-        <w:t>중심</w:t>
-      </w:r>
-      <w:r>
-        <w:rPr>
-          <w:rFonts w:hint="eastAsia"/>
-          <w:sz w:val="24"/>
-        </w:rPr>
-        <w:t xml:space="preserve">으로 연결되어 </w:t>
-      </w:r>
-      <w:r>
-        <w:rPr>
-          <w:rFonts w:hint="eastAsia"/>
-          <w:sz w:val="24"/>
-        </w:rPr>
-        <w:t>있는 걸</w:t>
-      </w:r>
-      <w:r>
-        <w:rPr>
-          <w:rFonts w:hint="eastAsia"/>
-          <w:sz w:val="24"/>
-        </w:rPr>
-        <w:t xml:space="preserve"> 보실 수 있습니다. (PPT 다음 페이지)</w:t>
-      </w:r>
-    </w:p>
-    <w:p>
-      <w:pPr>
-        <w:ind w:firstLineChars="100" w:firstLine="240"/>
-        <w:rPr>
-          <w:sz w:val="24"/>
-        </w:rPr>
-      </w:pPr>
-      <w:r>
-        <w:rPr>
-          <w:rFonts w:hint="eastAsia"/>
-          <w:sz w:val="24"/>
-        </w:rPr>
-        <w:t>(00:10)</w:t>
-      </w:r>
-      <w:r>
-        <w:rPr>
-          <w:rFonts w:hint="eastAsia"/>
-          <w:sz w:val="24"/>
-        </w:rPr>
-        <w:t xml:space="preserve"> </w:t>
-      </w:r>
-      <w:r>
-        <w:rPr>
-          <w:rFonts w:hint="eastAsia"/>
-          <w:sz w:val="24"/>
-        </w:rPr>
-        <w:t xml:space="preserve">회원 및 의료진 관련 ERD입니다. 주요 테이블인 med_staff 테이블 중심으로 </w:t>
-      </w:r>
-      <w:r>
-        <w:rPr>
-          <w:rFonts w:hint="eastAsia"/>
-          <w:sz w:val="24"/>
-        </w:rPr>
-        <w:t>연결되어 있는 걸 보실 수 있습니다.</w:t>
-      </w:r>
-      <w:r>
-        <w:rPr>
-          <w:rFonts w:hint="eastAsia"/>
-          <w:sz w:val="24"/>
-        </w:rPr>
-        <w:t xml:space="preserve"> </w:t>
-      </w:r>
-      <w:r>
-        <w:rPr>
-          <w:rFonts w:hint="eastAsia"/>
-          <w:sz w:val="24"/>
-        </w:rPr>
-        <w:t>(PPT 다음 페이지)</w:t>
-      </w:r>
-    </w:p>
-    <w:p>
-      <w:pPr>
-        <w:ind w:firstLineChars="100" w:firstLine="240"/>
-        <w:rPr>
-          <w:sz w:val="24"/>
-        </w:rPr>
-      </w:pPr>
-      <w:r>
-        <w:rPr>
-          <w:rFonts w:hint="eastAsia"/>
-          <w:sz w:val="24"/>
-        </w:rPr>
-        <w:t>(00:10)</w:t>
-      </w:r>
-      <w:r>
-        <w:rPr>
-          <w:rFonts w:hint="eastAsia"/>
-          <w:sz w:val="24"/>
-        </w:rPr>
-        <w:t xml:space="preserve"> </w:t>
-      </w:r>
-      <w:r>
-        <w:rPr>
-          <w:rFonts w:hint="eastAsia"/>
-          <w:sz w:val="24"/>
-        </w:rPr>
-        <w:t xml:space="preserve">회원 및 행정 관련 ERD입니다. 주요 테이블인 </w:t>
-      </w:r>
-      <w:r>
-        <w:rPr>
-          <w:rFonts w:hint="eastAsia"/>
-          <w:sz w:val="24"/>
-        </w:rPr>
-        <w:t>admin</w:t>
-      </w:r>
-      <w:r>
-        <w:rPr>
-          <w:rFonts w:hint="eastAsia"/>
-          <w:sz w:val="24"/>
-        </w:rPr>
-        <w:t>_staff 테이블 중심으로 연결되어 있는 걸 보실 수 있습니다.</w:t>
-      </w:r>
-      <w:r>
-        <w:rPr>
-          <w:rFonts w:hint="eastAsia"/>
-          <w:sz w:val="24"/>
-        </w:rPr>
-        <w:t xml:space="preserve"> </w:t>
-      </w:r>
-      <w:r>
-        <w:rPr>
-          <w:rFonts w:hint="eastAsia"/>
-          <w:sz w:val="24"/>
-        </w:rPr>
-        <w:t>(PPT 다음 페이지)</w:t>
-      </w:r>
-    </w:p>
-    <w:p>
-      <w:pPr>
-        <w:ind w:firstLineChars="100" w:firstLine="240"/>
-        <w:rPr>
-          <w:sz w:val="24"/>
-        </w:rPr>
-      </w:pPr>
-      <w:r>
-        <w:rPr>
-          <w:rFonts w:hint="eastAsia"/>
-          <w:sz w:val="24"/>
-        </w:rPr>
-        <w:t xml:space="preserve">(00:20) </w:t>
-      </w:r>
-      <w:r>
-        <w:rPr>
-          <w:rFonts w:hint="eastAsia"/>
-          <w:sz w:val="24"/>
-        </w:rPr>
         <w:t xml:space="preserve">사용자 </w:t>
       </w:r>
       <w:r>
@@ -923,7 +1267,23 @@
           <w:rFonts w:hint="eastAsia"/>
           <w:sz w:val="24"/>
         </w:rPr>
-        <w:t>권한별 핵심 기능입니다. 일반회원, 의료진, 행정-원무팀, 행정-홍보팀</w:t>
+        <w:t>권한별 핵심 기능입니다. 일반회원, 의료진, 행정-</w:t>
+      </w:r>
+      <w:proofErr w:type="spellStart"/>
+      <w:r>
+        <w:rPr>
+          <w:rFonts w:hint="eastAsia"/>
+          <w:sz w:val="24"/>
+        </w:rPr>
+        <w:t>원무팀</w:t>
+      </w:r>
+      <w:proofErr w:type="spellEnd"/>
+      <w:r>
+        <w:rPr>
+          <w:rFonts w:hint="eastAsia"/>
+          <w:sz w:val="24"/>
+        </w:rPr>
+        <w:t>, 행정-홍보팀</w:t>
       </w:r>
       <w:r>
         <w:rPr>
@@ -1032,12 +1392,21 @@
         </w:rPr>
         <w:t xml:space="preserve">자동차 번호판 인식 OCR의 작동 방식입니다. </w:t>
       </w:r>
-      <w:r>
-        <w:rPr>
-          <w:rFonts w:hint="eastAsia"/>
-          <w:sz w:val="24"/>
-        </w:rPr>
-        <w:t xml:space="preserve">파이썬을 사용하면 여러가지 라이브러리를 사용할 수 있어 번호판 인식 정확도를 높일 수 있지만, </w:t>
+      <w:proofErr w:type="spellStart"/>
+      <w:r>
+        <w:rPr>
+          <w:rFonts w:hint="eastAsia"/>
+          <w:sz w:val="24"/>
+        </w:rPr>
+        <w:t>파이썬을</w:t>
+      </w:r>
+      <w:proofErr w:type="spellEnd"/>
+      <w:r>
+        <w:rPr>
+          <w:rFonts w:hint="eastAsia"/>
+          <w:sz w:val="24"/>
+        </w:rPr>
+        <w:t xml:space="preserve"> 사용하면 여러가지 라이브러리를 사용할 수 있어 번호판 인식 정확도를 높일 수 있지만, </w:t>
       </w:r>
       <w:r>
         <w:rPr>
@@ -1123,6 +1492,7 @@
         </w:rPr>
         <w:t xml:space="preserve">데이터셋에 </w:t>
       </w:r>
+      <w:proofErr w:type="spellStart"/>
       <w:r>
         <w:rPr>
           <w:rFonts w:hint="eastAsia"/>
@@ -1130,6 +1500,7 @@
         </w:rPr>
         <w:t>테서랙트</w:t>
       </w:r>
+      <w:proofErr w:type="spellEnd"/>
       <w:r>
         <w:rPr>
           <w:rFonts w:hint="eastAsia"/>
@@ -1172,12 +1543,101 @@
         </w:rPr>
         <w:t xml:space="preserve"> </w:t>
       </w:r>
-      <w:r>
-        <w:rPr>
-          <w:rFonts w:hint="eastAsia"/>
-          <w:sz w:val="24"/>
-        </w:rPr>
-        <w:t xml:space="preserve">클라헤, 이미지 확대, 바이큐빅, 흑백/이진화, 명암비 조절, 패딩, 가우시안, 딜레이션, 에로전 중 몇 개를 </w:t>
+      <w:proofErr w:type="spellStart"/>
+      <w:r>
+        <w:rPr>
+          <w:rFonts w:hint="eastAsia"/>
+          <w:sz w:val="24"/>
+        </w:rPr>
+        <w:t>클라헤</w:t>
+      </w:r>
+      <w:proofErr w:type="spellEnd"/>
+      <w:r>
+        <w:rPr>
+          <w:rFonts w:hint="eastAsia"/>
+          <w:sz w:val="24"/>
+        </w:rPr>
+        <w:t xml:space="preserve">, 이미지 확대, </w:t>
+      </w:r>
+      <w:proofErr w:type="spellStart"/>
+      <w:r>
+        <w:rPr>
+          <w:rFonts w:hint="eastAsia"/>
+          <w:sz w:val="24"/>
+        </w:rPr>
+        <w:t>바이큐빅</w:t>
+      </w:r>
+      <w:proofErr w:type="spellEnd"/>
+      <w:r>
+        <w:rPr>
+          <w:rFonts w:hint="eastAsia"/>
+          <w:sz w:val="24"/>
+        </w:rPr>
+        <w:t xml:space="preserve">, 흑백/이진화, </w:t>
+      </w:r>
+      <w:proofErr w:type="spellStart"/>
+      <w:r>
+        <w:rPr>
+          <w:rFonts w:hint="eastAsia"/>
+          <w:sz w:val="24"/>
+        </w:rPr>
+        <w:t>명암비</w:t>
+      </w:r>
+      <w:proofErr w:type="spellEnd"/>
+      <w:r>
+        <w:rPr>
+          <w:rFonts w:hint="eastAsia"/>
+          <w:sz w:val="24"/>
+        </w:rPr>
+        <w:t xml:space="preserve"> 조절, 패딩, </w:t>
+      </w:r>
+      <w:proofErr w:type="spellStart"/>
+      <w:r>
+        <w:rPr>
+          <w:rFonts w:hint="eastAsia"/>
+          <w:sz w:val="24"/>
+        </w:rPr>
+        <w:t>가우시안</w:t>
+      </w:r>
+      <w:proofErr w:type="spellEnd"/>
+      <w:r>
+        <w:rPr>
+          <w:rFonts w:hint="eastAsia"/>
+          <w:sz w:val="24"/>
+        </w:rPr>
+        <w:t xml:space="preserve">, </w:t>
+      </w:r>
+      <w:proofErr w:type="spellStart"/>
+      <w:r>
+        <w:rPr>
+          <w:rFonts w:hint="eastAsia"/>
+          <w:sz w:val="24"/>
+        </w:rPr>
+        <w:t>딜레이션</w:t>
+      </w:r>
+      <w:proofErr w:type="spellEnd"/>
+      <w:r>
+        <w:rPr>
+          <w:rFonts w:hint="eastAsia"/>
+          <w:sz w:val="24"/>
+        </w:rPr>
+        <w:t xml:space="preserve">, </w:t>
+      </w:r>
+      <w:proofErr w:type="spellStart"/>
+      <w:r>
+        <w:rPr>
+          <w:rFonts w:hint="eastAsia"/>
+          <w:sz w:val="24"/>
+        </w:rPr>
+        <w:t>에로전</w:t>
+      </w:r>
+      <w:proofErr w:type="spellEnd"/>
+      <w:r>
+        <w:rPr>
+          <w:rFonts w:hint="eastAsia"/>
+          <w:sz w:val="24"/>
+        </w:rPr>
+        <w:t xml:space="preserve"> 중 몇 개를 </w:t>
       </w:r>
       <w:r>
         <w:rPr>
@@ -1228,12 +1688,21 @@
         </w:rPr>
         <w:t xml:space="preserve">정확도가 가장 높은 </w:t>
       </w:r>
-      <w:r>
-        <w:rPr>
-          <w:rFonts w:hint="eastAsia"/>
-          <w:sz w:val="24"/>
-        </w:rPr>
-        <w:t>전처리 방법을 찾았습니다.</w:t>
+      <w:proofErr w:type="spellStart"/>
+      <w:r>
+        <w:rPr>
+          <w:rFonts w:hint="eastAsia"/>
+          <w:sz w:val="24"/>
+        </w:rPr>
+        <w:t>전처리</w:t>
+      </w:r>
+      <w:proofErr w:type="spellEnd"/>
+      <w:r>
+        <w:rPr>
+          <w:rFonts w:hint="eastAsia"/>
+          <w:sz w:val="24"/>
+        </w:rPr>
+        <w:t xml:space="preserve"> 방법을 찾았습니다.</w:t>
       </w:r>
       <w:r>
         <w:rPr>
@@ -1259,6 +1728,7 @@
     </w:p>
     <w:p>
       <w:pPr>
+        <w:ind w:firstLineChars="100" w:firstLine="240"/>
         <w:rPr>
           <w:sz w:val="24"/>
         </w:rPr>
@@ -1275,42 +1745,75 @@
           <w:rFonts w:hint="eastAsia"/>
           <w:sz w:val="24"/>
         </w:rPr>
-        <w:t>을 직접 하면서 보여드리겠습니다. (회원 로그인) 시연 시간 단축을 위하여 미리 회원가입을 해주었으며, 회원부터 순서대로 보여드리겠습니다.</w:t>
-      </w:r>
-    </w:p>
-    <w:p>
-      <w:pPr>
-        <w:rPr>
-          <w:sz w:val="24"/>
-        </w:rPr>
-      </w:pPr>
-    </w:p>
-    <w:p>
-      <w:pPr>
-        <w:rPr>
-          <w:rFonts w:hint="eastAsia"/>
-          <w:sz w:val="24"/>
-        </w:rPr>
-      </w:pPr>
-      <w:r>
-        <w:rPr>
-          <w:rFonts w:hint="eastAsia"/>
-          <w:sz w:val="24"/>
-        </w:rPr>
-        <w:t xml:space="preserve">회원 로그인 </w:t>
-      </w:r>
-      <w:r>
-        <w:rPr>
-          <w:sz w:val="24"/>
-        </w:rPr>
-        <w:t>-</w:t>
-      </w:r>
-      <w:r>
-        <w:rPr>
-          <w:rFonts w:hint="eastAsia"/>
-          <w:sz w:val="24"/>
-        </w:rPr>
-        <w:t xml:space="preserve"> 마이페이지</w:t>
+        <w:t>을 직접 하면서 보여드리겠습니다.</w:t>
+      </w:r>
+    </w:p>
+    <w:p>
+      <w:pPr>
+        <w:ind w:firstLineChars="100" w:firstLine="240"/>
+        <w:rPr>
+          <w:sz w:val="24"/>
+        </w:rPr>
+      </w:pPr>
+      <w:r>
+        <w:rPr>
+          <w:rFonts w:hint="eastAsia"/>
+          <w:b/>
+          <w:bCs/>
+          <w:sz w:val="24"/>
+        </w:rPr>
+        <w:t>(회원 로그인)</w:t>
+      </w:r>
+      <w:r>
+        <w:rPr>
+          <w:rFonts w:hint="eastAsia"/>
+          <w:sz w:val="24"/>
+        </w:rPr>
+        <w:t xml:space="preserve"> 시연 시간 단축을 위하여 미리 회원가입을 </w:t>
+      </w:r>
+      <w:proofErr w:type="spellStart"/>
+      <w:r>
+        <w:rPr>
+          <w:rFonts w:hint="eastAsia"/>
+          <w:sz w:val="24"/>
+        </w:rPr>
+        <w:t>해</w:t>
+      </w:r>
+      <w:r>
+        <w:rPr>
+          <w:rFonts w:hint="eastAsia"/>
+          <w:sz w:val="24"/>
+        </w:rPr>
+        <w:t>두</w:t>
+      </w:r>
+      <w:r>
+        <w:rPr>
+          <w:rFonts w:hint="eastAsia"/>
+          <w:sz w:val="24"/>
+        </w:rPr>
+        <w:t>었으며</w:t>
+      </w:r>
+      <w:proofErr w:type="spellEnd"/>
+      <w:r>
+        <w:rPr>
+          <w:rFonts w:hint="eastAsia"/>
+          <w:sz w:val="24"/>
+        </w:rPr>
+        <w:t xml:space="preserve">, </w:t>
+      </w:r>
+      <w:r>
+        <w:rPr>
+          <w:rFonts w:hint="eastAsia"/>
+          <w:sz w:val="24"/>
+        </w:rPr>
+        <w:t>일반</w:t>
+      </w:r>
+      <w:r>
+        <w:rPr>
+          <w:rFonts w:hint="eastAsia"/>
+          <w:sz w:val="24"/>
+        </w:rPr>
+        <w:t>회원부터 순서대로 보여드리겠습니다.</w:t>
       </w:r>
       <w:r>
         <w:rPr>
@@ -1322,10 +1825,487 @@
       <w:r>
         <w:rPr>
           <w:rFonts w:hint="eastAsia"/>
-          <w:sz w:val="24"/>
-        </w:rPr>
-        <w:t xml:space="preserve">- 진료예약 내역 보여주기 - 차량 관리 화면 보여주기 </w:t>
-      </w:r>
+          <w:b/>
+          <w:bCs/>
+          <w:sz w:val="24"/>
+        </w:rPr>
+        <w:t>(마이페이지)</w:t>
+      </w:r>
+      <w:r>
+        <w:rPr>
+          <w:rFonts w:hint="eastAsia"/>
+          <w:sz w:val="24"/>
+        </w:rPr>
+        <w:t xml:space="preserve"> 로그인 후 </w:t>
+      </w:r>
+      <w:r>
+        <w:rPr>
+          <w:rFonts w:hint="eastAsia"/>
+          <w:sz w:val="24"/>
+        </w:rPr>
+        <w:t xml:space="preserve">마이페이지를 가면 회원가입 때 </w:t>
+      </w:r>
+      <w:proofErr w:type="spellStart"/>
+      <w:r>
+        <w:rPr>
+          <w:rFonts w:hint="eastAsia"/>
+          <w:sz w:val="24"/>
+        </w:rPr>
+        <w:t>작성했었던</w:t>
+      </w:r>
+      <w:proofErr w:type="spellEnd"/>
+      <w:r>
+        <w:rPr>
+          <w:rFonts w:hint="eastAsia"/>
+          <w:sz w:val="24"/>
+        </w:rPr>
+        <w:t xml:space="preserve"> 내용이 보여지고, </w:t>
+      </w:r>
+      <w:r>
+        <w:rPr>
+          <w:rFonts w:hint="eastAsia"/>
+          <w:b/>
+          <w:bCs/>
+          <w:sz w:val="24"/>
+        </w:rPr>
+        <w:t>(진료예약 내역)</w:t>
+      </w:r>
+      <w:r>
+        <w:rPr>
+          <w:rFonts w:hint="eastAsia"/>
+          <w:sz w:val="24"/>
+        </w:rPr>
+        <w:t xml:space="preserve"> </w:t>
+      </w:r>
+      <w:r>
+        <w:rPr>
+          <w:rFonts w:hint="eastAsia"/>
+          <w:sz w:val="24"/>
+        </w:rPr>
+        <w:t xml:space="preserve">자신이 예약한 진료 목록을 전체, </w:t>
+      </w:r>
+      <w:r>
+        <w:rPr>
+          <w:rFonts w:hint="eastAsia"/>
+          <w:b/>
+          <w:bCs/>
+          <w:sz w:val="24"/>
+        </w:rPr>
+        <w:t>(예약)</w:t>
+      </w:r>
+      <w:r>
+        <w:rPr>
+          <w:rFonts w:hint="eastAsia"/>
+          <w:sz w:val="24"/>
+        </w:rPr>
+        <w:t xml:space="preserve">예약, </w:t>
+      </w:r>
+      <w:r>
+        <w:rPr>
+          <w:rFonts w:hint="eastAsia"/>
+          <w:b/>
+          <w:bCs/>
+          <w:sz w:val="24"/>
+        </w:rPr>
+        <w:t>(완료)</w:t>
+      </w:r>
+      <w:r>
+        <w:rPr>
+          <w:rFonts w:hint="eastAsia"/>
+          <w:sz w:val="24"/>
+        </w:rPr>
+        <w:t xml:space="preserve">완료, </w:t>
+      </w:r>
+      <w:r>
+        <w:rPr>
+          <w:rFonts w:hint="eastAsia"/>
+          <w:b/>
+          <w:bCs/>
+          <w:sz w:val="24"/>
+        </w:rPr>
+        <w:t>(취소)</w:t>
+      </w:r>
+      <w:r>
+        <w:rPr>
+          <w:rFonts w:hint="eastAsia"/>
+          <w:sz w:val="24"/>
+        </w:rPr>
+        <w:t>취소로 각각 나누어서 볼 수 있습니다.</w:t>
+      </w:r>
+      <w:r>
+        <w:rPr>
+          <w:rFonts w:hint="eastAsia"/>
+          <w:sz w:val="24"/>
+        </w:rPr>
+        <w:t xml:space="preserve"> </w:t>
+      </w:r>
+      <w:r>
+        <w:rPr>
+          <w:rFonts w:hint="eastAsia"/>
+          <w:b/>
+          <w:bCs/>
+          <w:sz w:val="24"/>
+        </w:rPr>
+        <w:t>(차량관리)</w:t>
+      </w:r>
+      <w:r>
+        <w:rPr>
+          <w:rFonts w:hint="eastAsia"/>
+          <w:sz w:val="24"/>
+        </w:rPr>
+        <w:t xml:space="preserve"> 차량관리로 가면 등록한 개인차량 목록과 새 차량을 등록 및 삭제할 수 있으며, </w:t>
+      </w:r>
+      <w:r>
+        <w:rPr>
+          <w:rFonts w:hint="eastAsia"/>
+          <w:b/>
+          <w:bCs/>
+          <w:sz w:val="24"/>
+        </w:rPr>
+        <w:t>(개인정보수정)</w:t>
+      </w:r>
+      <w:r>
+        <w:rPr>
+          <w:rFonts w:hint="eastAsia"/>
+          <w:sz w:val="24"/>
+        </w:rPr>
+        <w:t xml:space="preserve"> 개인정보수정은 보안을 위하여 비밀번호를 한 번 더 입력하게 하였</w:t>
+      </w:r>
+      <w:r>
+        <w:rPr>
+          <w:rFonts w:hint="eastAsia"/>
+          <w:sz w:val="24"/>
+        </w:rPr>
+        <w:t>고</w:t>
+      </w:r>
+      <w:r>
+        <w:rPr>
+          <w:rFonts w:hint="eastAsia"/>
+          <w:sz w:val="24"/>
+        </w:rPr>
+        <w:t xml:space="preserve">, </w:t>
+      </w:r>
+      <w:r>
+        <w:rPr>
+          <w:rFonts w:hint="eastAsia"/>
+          <w:b/>
+          <w:bCs/>
+          <w:sz w:val="24"/>
+        </w:rPr>
+        <w:t>(아래로 스크롤)</w:t>
+      </w:r>
+      <w:r>
+        <w:rPr>
+          <w:rFonts w:hint="eastAsia"/>
+          <w:sz w:val="24"/>
+        </w:rPr>
+        <w:t xml:space="preserve"> </w:t>
+      </w:r>
+      <w:r>
+        <w:rPr>
+          <w:rFonts w:hint="eastAsia"/>
+          <w:sz w:val="24"/>
+        </w:rPr>
+        <w:t>개인정보 수정 및 회원 탈퇴가 가능합니다.</w:t>
+      </w:r>
+    </w:p>
+    <w:p>
+      <w:pPr>
+        <w:ind w:firstLineChars="100" w:firstLine="240"/>
+        <w:rPr>
+          <w:sz w:val="24"/>
+        </w:rPr>
+      </w:pPr>
+      <w:r>
+        <w:rPr>
+          <w:rFonts w:hint="eastAsia"/>
+          <w:b/>
+          <w:bCs/>
+          <w:sz w:val="24"/>
+        </w:rPr>
+        <w:t>(진료예약)</w:t>
+      </w:r>
+      <w:r>
+        <w:rPr>
+          <w:rFonts w:hint="eastAsia"/>
+          <w:sz w:val="24"/>
+        </w:rPr>
+        <w:t xml:space="preserve"> </w:t>
+      </w:r>
+      <w:r>
+        <w:rPr>
+          <w:rFonts w:hint="eastAsia"/>
+          <w:sz w:val="24"/>
+        </w:rPr>
+        <w:t>진료를 예약하려면</w:t>
+      </w:r>
+      <w:r>
+        <w:rPr>
+          <w:rFonts w:hint="eastAsia"/>
+          <w:sz w:val="24"/>
+        </w:rPr>
+        <w:t xml:space="preserve">, </w:t>
+      </w:r>
+      <w:r>
+        <w:rPr>
+          <w:rFonts w:hint="eastAsia"/>
+          <w:b/>
+          <w:bCs/>
+          <w:sz w:val="24"/>
+        </w:rPr>
+        <w:t>(</w:t>
+      </w:r>
+      <w:proofErr w:type="spellStart"/>
+      <w:r>
+        <w:rPr>
+          <w:rFonts w:hint="eastAsia"/>
+          <w:b/>
+          <w:bCs/>
+          <w:sz w:val="24"/>
+        </w:rPr>
+        <w:t>진료과</w:t>
+      </w:r>
+      <w:proofErr w:type="spellEnd"/>
+      <w:r>
+        <w:rPr>
+          <w:rFonts w:hint="eastAsia"/>
+          <w:b/>
+          <w:bCs/>
+          <w:sz w:val="24"/>
+        </w:rPr>
+        <w:t xml:space="preserve"> 선택)</w:t>
+      </w:r>
+      <w:r>
+        <w:rPr>
+          <w:rFonts w:hint="eastAsia"/>
+          <w:sz w:val="24"/>
+        </w:rPr>
+        <w:t xml:space="preserve"> 병원 내부에 있는 모든 과 및 </w:t>
+      </w:r>
+      <w:r>
+        <w:rPr>
+          <w:rFonts w:hint="eastAsia"/>
+          <w:b/>
+          <w:bCs/>
+          <w:sz w:val="24"/>
+        </w:rPr>
+        <w:t>(담당 의사 선택)</w:t>
+      </w:r>
+      <w:r>
+        <w:rPr>
+          <w:rFonts w:hint="eastAsia"/>
+          <w:sz w:val="24"/>
+        </w:rPr>
+        <w:t xml:space="preserve"> </w:t>
+      </w:r>
+      <w:r>
+        <w:rPr>
+          <w:rFonts w:hint="eastAsia"/>
+          <w:sz w:val="24"/>
+        </w:rPr>
+        <w:t>특정 과 소속 의사</w:t>
+      </w:r>
+      <w:r>
+        <w:rPr>
+          <w:rFonts w:hint="eastAsia"/>
+          <w:sz w:val="24"/>
+        </w:rPr>
+        <w:t>를</w:t>
+      </w:r>
+      <w:r>
+        <w:rPr>
+          <w:rFonts w:hint="eastAsia"/>
+          <w:sz w:val="24"/>
+        </w:rPr>
+        <w:t xml:space="preserve"> 선택</w:t>
+      </w:r>
+      <w:r>
+        <w:rPr>
+          <w:rFonts w:hint="eastAsia"/>
+          <w:sz w:val="24"/>
+        </w:rPr>
+        <w:t xml:space="preserve">한 후, </w:t>
+      </w:r>
+      <w:r>
+        <w:rPr>
+          <w:rFonts w:hint="eastAsia"/>
+          <w:b/>
+          <w:bCs/>
+          <w:sz w:val="24"/>
+        </w:rPr>
+        <w:t>(이름 및 번호 입력)</w:t>
+      </w:r>
+      <w:r>
+        <w:rPr>
+          <w:rFonts w:hint="eastAsia"/>
+          <w:sz w:val="24"/>
+        </w:rPr>
+        <w:t xml:space="preserve"> </w:t>
+      </w:r>
+      <w:r>
+        <w:rPr>
+          <w:rFonts w:hint="eastAsia"/>
+          <w:sz w:val="24"/>
+        </w:rPr>
+        <w:t xml:space="preserve">환자 정보를 입력하고, </w:t>
+      </w:r>
+      <w:r>
+        <w:rPr>
+          <w:rFonts w:hint="eastAsia"/>
+          <w:b/>
+          <w:bCs/>
+          <w:sz w:val="24"/>
+        </w:rPr>
+        <w:t>(날짜 및 시간 선택)</w:t>
+      </w:r>
+      <w:r>
+        <w:rPr>
+          <w:rFonts w:hint="eastAsia"/>
+          <w:sz w:val="24"/>
+        </w:rPr>
+        <w:t xml:space="preserve"> </w:t>
+      </w:r>
+      <w:r>
+        <w:rPr>
+          <w:rFonts w:hint="eastAsia"/>
+          <w:sz w:val="24"/>
+        </w:rPr>
+        <w:t xml:space="preserve">날짜 및 </w:t>
+      </w:r>
+      <w:r>
+        <w:rPr>
+          <w:rFonts w:hint="eastAsia"/>
+          <w:sz w:val="24"/>
+        </w:rPr>
+        <w:t xml:space="preserve">시간을 선택하면 </w:t>
+      </w:r>
+      <w:r>
+        <w:rPr>
+          <w:rFonts w:hint="eastAsia"/>
+          <w:sz w:val="24"/>
+        </w:rPr>
+        <w:t>예약이 확정됩니다.</w:t>
+      </w:r>
+    </w:p>
+    <w:p>
+      <w:pPr>
+        <w:rPr>
+          <w:rFonts w:hint="eastAsia"/>
+          <w:sz w:val="24"/>
+        </w:rPr>
+      </w:pPr>
+      <w:r>
+        <w:rPr>
+          <w:rFonts w:hint="eastAsia"/>
+          <w:b/>
+          <w:bCs/>
+          <w:sz w:val="24"/>
+        </w:rPr>
+        <w:t>(</w:t>
+      </w:r>
+      <w:proofErr w:type="spellStart"/>
+      <w:r>
+        <w:rPr>
+          <w:rFonts w:hint="eastAsia"/>
+          <w:b/>
+          <w:bCs/>
+          <w:sz w:val="24"/>
+        </w:rPr>
+        <w:t>고객의소리</w:t>
+      </w:r>
+      <w:proofErr w:type="spellEnd"/>
+      <w:r>
+        <w:rPr>
+          <w:rFonts w:hint="eastAsia"/>
+          <w:b/>
+          <w:bCs/>
+          <w:sz w:val="24"/>
+        </w:rPr>
+        <w:t>)</w:t>
+      </w:r>
+      <w:r>
+        <w:rPr>
+          <w:rFonts w:hint="eastAsia"/>
+          <w:sz w:val="24"/>
+        </w:rPr>
+        <w:t xml:space="preserve"> </w:t>
+      </w:r>
+      <w:proofErr w:type="spellStart"/>
+      <w:r>
+        <w:rPr>
+          <w:rFonts w:hint="eastAsia"/>
+          <w:sz w:val="24"/>
+        </w:rPr>
+        <w:t>고객의소리를</w:t>
+      </w:r>
+      <w:proofErr w:type="spellEnd"/>
+      <w:r>
+        <w:rPr>
+          <w:rFonts w:hint="eastAsia"/>
+          <w:sz w:val="24"/>
+        </w:rPr>
+        <w:t xml:space="preserve"> 작성하려면</w:t>
+      </w:r>
+      <w:r>
+        <w:rPr>
+          <w:rFonts w:hint="eastAsia"/>
+          <w:sz w:val="24"/>
+        </w:rPr>
+        <w:t xml:space="preserve">, </w:t>
+      </w:r>
+      <w:r>
+        <w:rPr>
+          <w:rFonts w:hint="eastAsia"/>
+          <w:b/>
+          <w:bCs/>
+          <w:sz w:val="24"/>
+        </w:rPr>
+        <w:t>(문의 작성)</w:t>
+      </w:r>
+      <w:r>
+        <w:rPr>
+          <w:rFonts w:hint="eastAsia"/>
+          <w:sz w:val="24"/>
+        </w:rPr>
+        <w:t xml:space="preserve"> 제목과 내용을 필수 입력한 후, </w:t>
+      </w:r>
+      <w:r>
+        <w:rPr>
+          <w:rFonts w:hint="eastAsia"/>
+          <w:sz w:val="24"/>
+        </w:rPr>
+        <w:t xml:space="preserve">이미지를 선택 첨부한 후 </w:t>
+      </w:r>
+      <w:r>
+        <w:rPr>
+          <w:rFonts w:hint="eastAsia"/>
+          <w:b/>
+          <w:bCs/>
+          <w:sz w:val="24"/>
+        </w:rPr>
+        <w:t>(등록하기)</w:t>
+      </w:r>
+      <w:r>
+        <w:rPr>
+          <w:rFonts w:hint="eastAsia"/>
+          <w:sz w:val="24"/>
+        </w:rPr>
+        <w:t xml:space="preserve"> </w:t>
+      </w:r>
+      <w:r>
+        <w:rPr>
+          <w:rFonts w:hint="eastAsia"/>
+          <w:sz w:val="24"/>
+        </w:rPr>
+        <w:t>등록을 하면 원무팀이 답변을 할 수 있는 상태가 됩니다.</w:t>
+      </w:r>
+    </w:p>
+    <w:p>
+      <w:pPr>
+        <w:rPr>
+          <w:sz w:val="24"/>
+        </w:rPr>
+      </w:pPr>
       <w:r>
         <w:rPr>
           <w:rFonts w:hint="eastAsia"/>
@@ -1338,20 +2318,12 @@
           <w:rFonts w:hint="eastAsia"/>
           <w:sz w:val="24"/>
         </w:rPr>
-        <w:t xml:space="preserve">개인정보 수정 화면 보여주기 - </w:t>
-      </w:r>
-      <w:r>
-        <w:rPr>
-          <w:rFonts w:hint="eastAsia"/>
-          <w:sz w:val="24"/>
-        </w:rPr>
         <w:t>진료예약하기 - VOC 작성하기</w:t>
       </w:r>
     </w:p>
     <w:p>
       <w:pPr>
         <w:rPr>
-          <w:rFonts w:hint="eastAsia"/>
           <w:sz w:val="24"/>
         </w:rPr>
       </w:pPr>
@@ -1367,7 +2339,23 @@
           <w:rFonts w:hint="eastAsia"/>
           <w:sz w:val="24"/>
         </w:rPr>
-        <w:t>자신 진료내역 - 진료 완료 처리 (미방문 자동처리 언급)</w:t>
+        <w:t>자신 진료내역 - 진료 완료 처리 (</w:t>
+      </w:r>
+      <w:proofErr w:type="spellStart"/>
+      <w:r>
+        <w:rPr>
+          <w:rFonts w:hint="eastAsia"/>
+          <w:sz w:val="24"/>
+        </w:rPr>
+        <w:t>미방문</w:t>
+      </w:r>
+      <w:proofErr w:type="spellEnd"/>
+      <w:r>
+        <w:rPr>
+          <w:rFonts w:hint="eastAsia"/>
+          <w:sz w:val="24"/>
+        </w:rPr>
+        <w:t xml:space="preserve"> 자동처리 언급)</w:t>
       </w:r>
       <w:r>
         <w:rPr>
@@ -1383,26 +2371,44 @@
           <w:sz w:val="24"/>
         </w:rPr>
       </w:pPr>
-      <w:r>
-        <w:rPr>
-          <w:rFonts w:hint="eastAsia"/>
-          <w:sz w:val="24"/>
-        </w:rPr>
-        <w:t xml:space="preserve">행정:원무 로그인 - </w:t>
-      </w:r>
-    </w:p>
-    <w:p>
-      <w:pPr>
-        <w:rPr>
-          <w:sz w:val="24"/>
-        </w:rPr>
-      </w:pPr>
-      <w:r>
-        <w:rPr>
-          <w:rFonts w:hint="eastAsia"/>
-          <w:sz w:val="24"/>
-        </w:rPr>
-        <w:t xml:space="preserve">행정:홍보 로그인 - </w:t>
+      <w:proofErr w:type="gramStart"/>
+      <w:r>
+        <w:rPr>
+          <w:rFonts w:hint="eastAsia"/>
+          <w:sz w:val="24"/>
+        </w:rPr>
+        <w:t>행정:원무</w:t>
+      </w:r>
+      <w:proofErr w:type="gramEnd"/>
+      <w:r>
+        <w:rPr>
+          <w:rFonts w:hint="eastAsia"/>
+          <w:sz w:val="24"/>
+        </w:rPr>
+        <w:t xml:space="preserve"> 로그인 - </w:t>
+      </w:r>
+    </w:p>
+    <w:p>
+      <w:pPr>
+        <w:rPr>
+          <w:sz w:val="24"/>
+        </w:rPr>
+      </w:pPr>
+      <w:proofErr w:type="gramStart"/>
+      <w:r>
+        <w:rPr>
+          <w:rFonts w:hint="eastAsia"/>
+          <w:sz w:val="24"/>
+        </w:rPr>
+        <w:t>행정:홍보</w:t>
+      </w:r>
+      <w:proofErr w:type="gramEnd"/>
+      <w:r>
+        <w:rPr>
+          <w:rFonts w:hint="eastAsia"/>
+          <w:sz w:val="24"/>
+        </w:rPr>
+        <w:t xml:space="preserve"> 로그인 - </w:t>
       </w:r>
     </w:p>
     <w:p>
@@ -1430,92 +2436,204 @@
           <w:rFonts w:hint="eastAsia"/>
           <w:sz w:val="24"/>
         </w:rPr>
-        <w:t xml:space="preserve">주차장 - </w:t>
-      </w:r>
-    </w:p>
-    <w:p>
-      <w:pPr>
-        <w:rPr>
-          <w:sz w:val="24"/>
-        </w:rPr>
-      </w:pPr>
-      <w:r>
-        <w:rPr>
-          <w:rFonts w:hint="eastAsia"/>
-          <w:sz w:val="24"/>
-        </w:rPr>
-        <w:t xml:space="preserve">30분 이내 차량 출차 - </w:t>
-      </w:r>
-    </w:p>
-    <w:p>
-      <w:pPr>
-        <w:rPr>
-          <w:sz w:val="24"/>
-        </w:rPr>
-      </w:pPr>
-      <w:r>
-        <w:rPr>
-          <w:rFonts w:hint="eastAsia"/>
-          <w:sz w:val="24"/>
-        </w:rPr>
-        <w:t xml:space="preserve">회원 차량 출차 - </w:t>
-      </w:r>
-    </w:p>
-    <w:p>
-      <w:pPr>
-        <w:rPr>
-          <w:sz w:val="24"/>
-        </w:rPr>
-      </w:pPr>
-      <w:r>
-        <w:rPr>
-          <w:rFonts w:hint="eastAsia"/>
-          <w:sz w:val="24"/>
-        </w:rPr>
-        <w:t>비회원 차량 출차</w:t>
-      </w:r>
-    </w:p>
-    <w:p>
-      <w:pPr>
-        <w:rPr>
-          <w:sz w:val="24"/>
-        </w:rPr>
-      </w:pPr>
-      <w:r>
-        <w:rPr>
-          <w:rFonts w:hint="eastAsia"/>
-          <w:sz w:val="24"/>
-        </w:rPr>
-        <w:t xml:space="preserve">진료예약 완료 차량 출차 - </w:t>
-      </w:r>
-    </w:p>
-    <w:p>
-      <w:pPr>
-        <w:rPr>
-          <w:rFonts w:hint="eastAsia"/>
-          <w:sz w:val="24"/>
-        </w:rPr>
-      </w:pPr>
-      <w:r>
-        <w:rPr>
-          <w:rFonts w:hint="eastAsia"/>
-          <w:sz w:val="24"/>
-        </w:rPr>
-        <w:t xml:space="preserve">사전 정산 후 출차 시 바로 출차 - </w:t>
-      </w:r>
-    </w:p>
-    <w:p>
-      <w:pPr>
-        <w:rPr>
-          <w:sz w:val="24"/>
-        </w:rPr>
-      </w:pPr>
-      <w:r>
-        <w:rPr>
-          <w:rFonts w:hint="eastAsia"/>
-          <w:sz w:val="24"/>
-        </w:rPr>
-        <w:t>(이거 말고 또 다른 경우의 수 있을까여)</w:t>
+        <w:t xml:space="preserve">주차장 </w:t>
+      </w:r>
+      <w:r>
+        <w:rPr>
+          <w:rFonts w:hint="eastAsia"/>
+          <w:sz w:val="24"/>
+        </w:rPr>
+        <w:t xml:space="preserve">위치 검색 - </w:t>
+      </w:r>
+    </w:p>
+    <w:p>
+      <w:pPr>
+        <w:rPr>
+          <w:sz w:val="24"/>
+        </w:rPr>
+      </w:pPr>
+      <w:r>
+        <w:rPr>
+          <w:rFonts w:hint="eastAsia"/>
+          <w:sz w:val="24"/>
+        </w:rPr>
+        <w:t xml:space="preserve">30분 이내 차량 </w:t>
+      </w:r>
+      <w:proofErr w:type="spellStart"/>
+      <w:r>
+        <w:rPr>
+          <w:rFonts w:hint="eastAsia"/>
+          <w:sz w:val="24"/>
+        </w:rPr>
+        <w:t>출차</w:t>
+      </w:r>
+      <w:proofErr w:type="spellEnd"/>
+      <w:r>
+        <w:rPr>
+          <w:rFonts w:hint="eastAsia"/>
+          <w:sz w:val="24"/>
+        </w:rPr>
+        <w:t xml:space="preserve"> - </w:t>
+      </w:r>
+    </w:p>
+    <w:p>
+      <w:pPr>
+        <w:rPr>
+          <w:sz w:val="24"/>
+        </w:rPr>
+      </w:pPr>
+      <w:r>
+        <w:rPr>
+          <w:rFonts w:hint="eastAsia"/>
+          <w:sz w:val="24"/>
+        </w:rPr>
+        <w:t xml:space="preserve">회원 차량 </w:t>
+      </w:r>
+      <w:proofErr w:type="spellStart"/>
+      <w:r>
+        <w:rPr>
+          <w:rFonts w:hint="eastAsia"/>
+          <w:sz w:val="24"/>
+        </w:rPr>
+        <w:t>출차</w:t>
+      </w:r>
+      <w:proofErr w:type="spellEnd"/>
+      <w:r>
+        <w:rPr>
+          <w:rFonts w:hint="eastAsia"/>
+          <w:sz w:val="24"/>
+        </w:rPr>
+        <w:t xml:space="preserve"> - </w:t>
+      </w:r>
+    </w:p>
+    <w:p>
+      <w:pPr>
+        <w:rPr>
+          <w:sz w:val="24"/>
+        </w:rPr>
+      </w:pPr>
+      <w:r>
+        <w:rPr>
+          <w:rFonts w:hint="eastAsia"/>
+          <w:sz w:val="24"/>
+        </w:rPr>
+        <w:t xml:space="preserve">비회원 차량 </w:t>
+      </w:r>
+      <w:proofErr w:type="spellStart"/>
+      <w:r>
+        <w:rPr>
+          <w:rFonts w:hint="eastAsia"/>
+          <w:sz w:val="24"/>
+        </w:rPr>
+        <w:t>출차</w:t>
+      </w:r>
+      <w:proofErr w:type="spellEnd"/>
+    </w:p>
+    <w:p>
+      <w:pPr>
+        <w:rPr>
+          <w:sz w:val="24"/>
+        </w:rPr>
+      </w:pPr>
+      <w:r>
+        <w:rPr>
+          <w:rFonts w:hint="eastAsia"/>
+          <w:sz w:val="24"/>
+        </w:rPr>
+        <w:t xml:space="preserve">진료예약 완료 차량 </w:t>
+      </w:r>
+      <w:proofErr w:type="spellStart"/>
+      <w:r>
+        <w:rPr>
+          <w:rFonts w:hint="eastAsia"/>
+          <w:sz w:val="24"/>
+        </w:rPr>
+        <w:t>출차</w:t>
+      </w:r>
+      <w:proofErr w:type="spellEnd"/>
+      <w:r>
+        <w:rPr>
+          <w:rFonts w:hint="eastAsia"/>
+          <w:sz w:val="24"/>
+        </w:rPr>
+        <w:t xml:space="preserve"> - </w:t>
+      </w:r>
+    </w:p>
+    <w:p>
+      <w:pPr>
+        <w:rPr>
+          <w:sz w:val="24"/>
+        </w:rPr>
+      </w:pPr>
+      <w:r>
+        <w:rPr>
+          <w:rFonts w:hint="eastAsia"/>
+          <w:sz w:val="24"/>
+        </w:rPr>
+        <w:lastRenderedPageBreak/>
+        <w:t xml:space="preserve">사전 정산 후 </w:t>
+      </w:r>
+      <w:proofErr w:type="spellStart"/>
+      <w:r>
+        <w:rPr>
+          <w:rFonts w:hint="eastAsia"/>
+          <w:sz w:val="24"/>
+        </w:rPr>
+        <w:t>출차</w:t>
+      </w:r>
+      <w:proofErr w:type="spellEnd"/>
+      <w:r>
+        <w:rPr>
+          <w:rFonts w:hint="eastAsia"/>
+          <w:sz w:val="24"/>
+        </w:rPr>
+        <w:t xml:space="preserve"> 시 바로 </w:t>
+      </w:r>
+      <w:proofErr w:type="spellStart"/>
+      <w:r>
+        <w:rPr>
+          <w:rFonts w:hint="eastAsia"/>
+          <w:sz w:val="24"/>
+        </w:rPr>
+        <w:t>출차</w:t>
+      </w:r>
+      <w:proofErr w:type="spellEnd"/>
+      <w:r>
+        <w:rPr>
+          <w:rFonts w:hint="eastAsia"/>
+          <w:sz w:val="24"/>
+        </w:rPr>
+        <w:t xml:space="preserve"> - </w:t>
+      </w:r>
+    </w:p>
+    <w:p>
+      <w:pPr>
+        <w:rPr>
+          <w:sz w:val="24"/>
+        </w:rPr>
+      </w:pPr>
+      <w:r>
+        <w:rPr>
+          <w:rFonts w:hint="eastAsia"/>
+          <w:sz w:val="24"/>
+        </w:rPr>
+        <w:t xml:space="preserve">(이거 말고 또 다른 경우의 수 </w:t>
+      </w:r>
+      <w:proofErr w:type="spellStart"/>
+      <w:r>
+        <w:rPr>
+          <w:rFonts w:hint="eastAsia"/>
+          <w:sz w:val="24"/>
+        </w:rPr>
+        <w:t>있을까여</w:t>
+      </w:r>
+      <w:proofErr w:type="spellEnd"/>
+      <w:r>
+        <w:rPr>
+          <w:rFonts w:hint="eastAsia"/>
+          <w:sz w:val="24"/>
+        </w:rPr>
+        <w:t>)</w:t>
       </w:r>
     </w:p>
     <w:p>
@@ -1622,7 +2740,6 @@
           <w:rFonts w:hint="eastAsia"/>
           <w:sz w:val="24"/>
         </w:rPr>
-        <w:lastRenderedPageBreak/>
         <w:t xml:space="preserve">(00:05) </w:t>
       </w:r>
       <w:r>
@@ -1682,12 +2799,21 @@
           <w:sz w:val="24"/>
         </w:rPr>
       </w:pPr>
-      <w:r>
-        <w:rPr>
-          <w:rFonts w:hint="eastAsia"/>
-          <w:sz w:val="24"/>
-        </w:rPr>
-        <w:t xml:space="preserve">테서랙트 OCR: </w:t>
+      <w:proofErr w:type="spellStart"/>
+      <w:r>
+        <w:rPr>
+          <w:rFonts w:hint="eastAsia"/>
+          <w:sz w:val="24"/>
+        </w:rPr>
+        <w:t>테서랙트</w:t>
+      </w:r>
+      <w:proofErr w:type="spellEnd"/>
+      <w:r>
+        <w:rPr>
+          <w:rFonts w:hint="eastAsia"/>
+          <w:sz w:val="24"/>
+        </w:rPr>
+        <w:t xml:space="preserve"> OCR: </w:t>
       </w:r>
     </w:p>
     <w:p>
@@ -1737,12 +2863,21 @@
           <w:sz w:val="24"/>
         </w:rPr>
       </w:pPr>
-      <w:r>
-        <w:rPr>
-          <w:rFonts w:hint="eastAsia"/>
-          <w:sz w:val="24"/>
-        </w:rPr>
-        <w:t xml:space="preserve">모키토: </w:t>
+      <w:proofErr w:type="spellStart"/>
+      <w:r>
+        <w:rPr>
+          <w:rFonts w:hint="eastAsia"/>
+          <w:sz w:val="24"/>
+        </w:rPr>
+        <w:t>모키토</w:t>
+      </w:r>
+      <w:proofErr w:type="spellEnd"/>
+      <w:r>
+        <w:rPr>
+          <w:rFonts w:hint="eastAsia"/>
+          <w:sz w:val="24"/>
+        </w:rPr>
+        <w:t xml:space="preserve">: </w:t>
       </w:r>
     </w:p>
     <w:p>
@@ -1987,21 +3122,77 @@
           <w:rFonts w:hint="eastAsia"/>
           <w:sz w:val="24"/>
         </w:rPr>
-        <w:t>- 회원 차량 미리 등록</w:t>
-      </w:r>
-      <w:r>
-        <w:rPr>
-          <w:rFonts w:hint="eastAsia"/>
-          <w:sz w:val="24"/>
-        </w:rPr>
-        <w:t xml:space="preserve"> (</w:t>
-      </w:r>
-      <w:r>
-        <w:rPr>
-          <w:sz w:val="24"/>
-        </w:rPr>
-        <w:t>MBC_middle_project</w:t>
-      </w:r>
+        <w:t xml:space="preserve">- 미리 </w:t>
+      </w:r>
+      <w:proofErr w:type="spellStart"/>
+      <w:proofErr w:type="gramStart"/>
+      <w:r>
+        <w:rPr>
+          <w:rFonts w:hint="eastAsia"/>
+          <w:sz w:val="24"/>
+        </w:rPr>
+        <w:t>해놓을거</w:t>
+      </w:r>
+      <w:proofErr w:type="spellEnd"/>
+      <w:proofErr w:type="gramEnd"/>
+    </w:p>
+    <w:p>
+      <w:pPr>
+        <w:rPr>
+          <w:sz w:val="24"/>
+        </w:rPr>
+      </w:pPr>
+      <w:r>
+        <w:rPr>
+          <w:rFonts w:hint="eastAsia"/>
+          <w:sz w:val="24"/>
+        </w:rPr>
+        <w:t>회원가입 (회원, 의사, 행정원무, 행정홍보)</w:t>
+      </w:r>
+    </w:p>
+    <w:p>
+      <w:pPr>
+        <w:rPr>
+          <w:sz w:val="24"/>
+        </w:rPr>
+      </w:pPr>
+      <w:r>
+        <w:rPr>
+          <w:rFonts w:hint="eastAsia"/>
+          <w:sz w:val="24"/>
+        </w:rPr>
+        <w:t>회원 차량 등록 2</w:t>
+      </w:r>
+      <w:r>
+        <w:rPr>
+          <w:rFonts w:hint="eastAsia"/>
+          <w:sz w:val="24"/>
+        </w:rPr>
+        <w:t>대</w:t>
+      </w:r>
+    </w:p>
+    <w:p>
+      <w:pPr>
+        <w:rPr>
+          <w:sz w:val="24"/>
+        </w:rPr>
+      </w:pPr>
+      <w:r>
+        <w:rPr>
+          <w:rFonts w:hint="eastAsia"/>
+          <w:sz w:val="24"/>
+        </w:rPr>
+        <w:t>진료예약 같은 날에 3개 (</w:t>
+      </w:r>
+      <w:proofErr w:type="spellStart"/>
+      <w:r>
+        <w:rPr>
+          <w:rFonts w:hint="eastAsia"/>
+          <w:sz w:val="24"/>
+        </w:rPr>
+        <w:t>중간줄</w:t>
+      </w:r>
+      <w:proofErr w:type="spellEnd"/>
       <w:r>
         <w:rPr>
           <w:rFonts w:hint="eastAsia"/>
@@ -2009,12 +3200,123 @@
         </w:rPr>
         <w:t xml:space="preserve"> </w:t>
       </w:r>
-      <w:r>
-        <w:rPr>
-          <w:sz w:val="24"/>
-        </w:rPr>
-        <w:t>\</w:t>
-      </w:r>
+      <w:proofErr w:type="spellStart"/>
+      <w:r>
+        <w:rPr>
+          <w:rFonts w:hint="eastAsia"/>
+          <w:sz w:val="24"/>
+        </w:rPr>
+        <w:t>쳐진거</w:t>
+      </w:r>
+      <w:proofErr w:type="spellEnd"/>
+      <w:r>
+        <w:rPr>
+          <w:rFonts w:hint="eastAsia"/>
+          <w:sz w:val="24"/>
+        </w:rPr>
+        <w:t xml:space="preserve"> 보여줄 수 있게)</w:t>
+      </w:r>
+    </w:p>
+    <w:p>
+      <w:pPr>
+        <w:rPr>
+          <w:rFonts w:hint="eastAsia"/>
+          <w:sz w:val="24"/>
+        </w:rPr>
+      </w:pPr>
+      <w:r>
+        <w:rPr>
+          <w:rFonts w:hint="eastAsia"/>
+          <w:sz w:val="24"/>
+        </w:rPr>
+        <w:t xml:space="preserve">차량 입차 (시연할 때 </w:t>
+      </w:r>
+      <w:proofErr w:type="spellStart"/>
+      <w:proofErr w:type="gramStart"/>
+      <w:r>
+        <w:rPr>
+          <w:rFonts w:hint="eastAsia"/>
+          <w:sz w:val="24"/>
+        </w:rPr>
+        <w:t>입차한걸로</w:t>
+      </w:r>
+      <w:proofErr w:type="spellEnd"/>
+      <w:proofErr w:type="gramEnd"/>
+      <w:r>
+        <w:rPr>
+          <w:rFonts w:hint="eastAsia"/>
+          <w:sz w:val="24"/>
+        </w:rPr>
+        <w:t xml:space="preserve"> 무료 </w:t>
+      </w:r>
+      <w:proofErr w:type="spellStart"/>
+      <w:r>
+        <w:rPr>
+          <w:rFonts w:hint="eastAsia"/>
+          <w:sz w:val="24"/>
+        </w:rPr>
+        <w:t>회차</w:t>
+      </w:r>
+      <w:proofErr w:type="spellEnd"/>
+      <w:r>
+        <w:rPr>
+          <w:rFonts w:hint="eastAsia"/>
+          <w:sz w:val="24"/>
+        </w:rPr>
+        <w:t>, 회원 차량 입차 2시간 이상</w:t>
+      </w:r>
+      <w:r>
+        <w:rPr>
+          <w:rFonts w:hint="eastAsia"/>
+          <w:sz w:val="24"/>
+        </w:rPr>
+        <w:t xml:space="preserve"> 2대</w:t>
+      </w:r>
+      <w:r>
+        <w:rPr>
+          <w:rFonts w:hint="eastAsia"/>
+          <w:sz w:val="24"/>
+        </w:rPr>
+        <w:t>, 비회원 차량 입</w:t>
+      </w:r>
+      <w:r>
+        <w:rPr>
+          <w:rFonts w:hint="eastAsia"/>
+          <w:sz w:val="24"/>
+        </w:rPr>
+        <w:lastRenderedPageBreak/>
+        <w:t>차 2시간 이상</w:t>
+      </w:r>
+      <w:r>
+        <w:rPr>
+          <w:rFonts w:hint="eastAsia"/>
+          <w:sz w:val="24"/>
+        </w:rPr>
+        <w:t xml:space="preserve"> 2대</w:t>
+      </w:r>
+      <w:r>
+        <w:rPr>
+          <w:rFonts w:hint="eastAsia"/>
+          <w:sz w:val="24"/>
+        </w:rPr>
+        <w:t>)</w:t>
+      </w:r>
+    </w:p>
+    <w:p>
+      <w:pPr>
+        <w:rPr>
+          <w:sz w:val="24"/>
+        </w:rPr>
+      </w:pPr>
+      <w:proofErr w:type="spellStart"/>
+      <w:r>
+        <w:rPr>
+          <w:rFonts w:hint="eastAsia"/>
+          <w:sz w:val="24"/>
+        </w:rPr>
+        <w:t>고객의소리</w:t>
+      </w:r>
+      <w:proofErr w:type="spellEnd"/>
       <w:r>
         <w:rPr>
           <w:rFonts w:hint="eastAsia"/>
@@ -2022,191 +3324,27 @@
         </w:rPr>
         <w:t xml:space="preserve"> </w:t>
       </w:r>
-      <w:r>
-        <w:rPr>
-          <w:sz w:val="24"/>
-        </w:rPr>
-        <w:t>middleProject</w:t>
-      </w:r>
-      <w:r>
-        <w:rPr>
-          <w:rFonts w:hint="eastAsia"/>
-          <w:sz w:val="24"/>
-        </w:rPr>
-        <w:t xml:space="preserve"> </w:t>
-      </w:r>
-      <w:r>
-        <w:rPr>
-          <w:sz w:val="24"/>
-        </w:rPr>
-        <w:t>\</w:t>
-      </w:r>
-      <w:r>
-        <w:rPr>
-          <w:rFonts w:hint="eastAsia"/>
-          <w:sz w:val="24"/>
-        </w:rPr>
-        <w:t xml:space="preserve"> </w:t>
-      </w:r>
-      <w:r>
-        <w:rPr>
-          <w:sz w:val="24"/>
-        </w:rPr>
-        <w:t>license_plate_AIhub</w:t>
-      </w:r>
-      <w:r>
-        <w:rPr>
-          <w:rFonts w:hint="eastAsia"/>
-          <w:sz w:val="24"/>
-        </w:rPr>
-        <w:t>)</w:t>
-      </w:r>
-    </w:p>
-    <w:p>
-      <w:pPr>
-        <w:rPr>
-          <w:sz w:val="24"/>
-        </w:rPr>
-      </w:pPr>
-      <w:r>
-        <w:rPr>
-          <w:sz w:val="24"/>
-        </w:rPr>
-        <w:t>01가2246</w:t>
-      </w:r>
-      <w:r>
-        <w:rPr>
-          <w:rFonts w:hint="eastAsia"/>
-          <w:sz w:val="24"/>
-        </w:rPr>
-        <w:t xml:space="preserve"> | </w:t>
-      </w:r>
-      <w:r>
-        <w:rPr>
-          <w:sz w:val="24"/>
-        </w:rPr>
-        <w:t>01가3042</w:t>
-      </w:r>
-      <w:r>
-        <w:rPr>
-          <w:rFonts w:hint="eastAsia"/>
-          <w:sz w:val="24"/>
-        </w:rPr>
-        <w:t xml:space="preserve"> | </w:t>
-      </w:r>
-      <w:r>
-        <w:rPr>
-          <w:sz w:val="24"/>
-        </w:rPr>
-        <w:t>01가3711</w:t>
-      </w:r>
-      <w:r>
-        <w:rPr>
-          <w:rFonts w:hint="eastAsia"/>
-          <w:sz w:val="24"/>
-        </w:rPr>
-        <w:t xml:space="preserve"> | </w:t>
-      </w:r>
-      <w:r>
-        <w:rPr>
-          <w:sz w:val="24"/>
-        </w:rPr>
-        <w:t>01가5146</w:t>
-      </w:r>
-      <w:r>
-        <w:rPr>
-          <w:rFonts w:hint="eastAsia"/>
-          <w:sz w:val="24"/>
-        </w:rPr>
-        <w:t xml:space="preserve"> | </w:t>
-      </w:r>
-      <w:r>
-        <w:rPr>
-          <w:sz w:val="24"/>
-        </w:rPr>
-        <w:t>01너2141</w:t>
-      </w:r>
-    </w:p>
-    <w:p>
-      <w:pPr>
-        <w:rPr>
-          <w:sz w:val="24"/>
-        </w:rPr>
-      </w:pPr>
-    </w:p>
-    <w:p>
-      <w:pPr>
-        <w:rPr>
-          <w:sz w:val="24"/>
-        </w:rPr>
-      </w:pPr>
-      <w:r>
-        <w:rPr>
-          <w:rFonts w:hint="eastAsia"/>
-          <w:sz w:val="24"/>
-        </w:rPr>
-        <w:t>- 차량 미리 입차</w:t>
-      </w:r>
-    </w:p>
-    <w:p>
-      <w:pPr>
-        <w:rPr>
-          <w:sz w:val="24"/>
-        </w:rPr>
-      </w:pPr>
-    </w:p>
-    <w:p>
-      <w:pPr>
-        <w:rPr>
-          <w:sz w:val="24"/>
-        </w:rPr>
-      </w:pPr>
-    </w:p>
-    <w:p>
-      <w:pPr>
-        <w:rPr>
-          <w:sz w:val="24"/>
-        </w:rPr>
-      </w:pPr>
-      <w:r>
-        <w:rPr>
-          <w:rFonts w:hint="eastAsia"/>
-          <w:sz w:val="24"/>
-        </w:rPr>
-        <w:t>- 진료예약 미리 등록</w:t>
-      </w:r>
-    </w:p>
-    <w:p>
-      <w:pPr>
-        <w:rPr>
-          <w:sz w:val="24"/>
-        </w:rPr>
-      </w:pPr>
-    </w:p>
-    <w:p>
-      <w:pPr>
-        <w:rPr>
-          <w:sz w:val="24"/>
-        </w:rPr>
-      </w:pPr>
-    </w:p>
-    <w:p>
-      <w:pPr>
-        <w:rPr>
-          <w:sz w:val="24"/>
-        </w:rPr>
-      </w:pPr>
-      <w:r>
-        <w:rPr>
-          <w:rFonts w:hint="eastAsia"/>
-          <w:sz w:val="24"/>
-        </w:rPr>
-        <w:t>- 진료예약 미리 완료</w:t>
-      </w:r>
-    </w:p>
-    <w:p>
-      <w:pPr>
-        <w:rPr>
+      <w:proofErr w:type="spellStart"/>
+      <w:r>
+        <w:rPr>
+          <w:rFonts w:hint="eastAsia"/>
+          <w:sz w:val="24"/>
+        </w:rPr>
+        <w:t>미답변</w:t>
+      </w:r>
+      <w:proofErr w:type="spellEnd"/>
+      <w:r>
+        <w:rPr>
+          <w:rFonts w:hint="eastAsia"/>
+          <w:sz w:val="24"/>
+        </w:rPr>
+        <w:t xml:space="preserve"> 2개, 답변완료 2개</w:t>
+      </w:r>
+    </w:p>
+    <w:p>
+      <w:pPr>
+        <w:rPr>
+          <w:rFonts w:hint="eastAsia"/>
           <w:sz w:val="24"/>
         </w:rPr>
       </w:pPr>

--- a/etc/middle_doc.docx
+++ b/etc/middle_doc.docx
@@ -20,7 +20,7 @@
           <w:rFonts w:hint="eastAsia"/>
           <w:sz w:val="24"/>
         </w:rPr>
-        <w:t>2</w:t>
+        <w:t>8</w:t>
       </w:r>
       <w:r>
         <w:rPr>
@@ -164,7 +164,15 @@
           <w:rFonts w:hint="eastAsia"/>
           <w:sz w:val="24"/>
         </w:rPr>
-        <w:t xml:space="preserve"> DX 아카데미</w:t>
+        <w:t xml:space="preserve"> DX </w:t>
+      </w:r>
+      <w:r>
+        <w:rPr>
+          <w:rFonts w:hint="eastAsia"/>
+          <w:caps/>
+          <w:sz w:val="24"/>
+        </w:rPr>
+        <w:t>아카데미</w:t>
       </w:r>
       <w:r>
         <w:rPr>
@@ -240,14 +248,49 @@
           <w:rFonts w:hint="eastAsia"/>
           <w:sz w:val="24"/>
         </w:rPr>
-        <w:t xml:space="preserve">0) </w:t>
-      </w:r>
-      <w:r>
-        <w:rPr>
-          <w:rFonts w:hint="eastAsia"/>
-          <w:sz w:val="24"/>
-        </w:rPr>
-        <w:t xml:space="preserve">저희 조는 대형 병원 관련 시스템 구축을 프로젝트 목표로 하였으며, 프로젝트 명은 </w:t>
+        <w:t>5</w:t>
+      </w:r>
+      <w:r>
+        <w:rPr>
+          <w:rFonts w:hint="eastAsia"/>
+          <w:sz w:val="24"/>
+        </w:rPr>
+        <w:t xml:space="preserve">) </w:t>
+      </w:r>
+      <w:r>
+        <w:rPr>
+          <w:rFonts w:hint="eastAsia"/>
+          <w:sz w:val="24"/>
+        </w:rPr>
+        <w:t xml:space="preserve">저희 조는 </w:t>
+      </w:r>
+      <w:r>
+        <w:rPr>
+          <w:rFonts w:hint="eastAsia"/>
+          <w:sz w:val="24"/>
+        </w:rPr>
+        <w:t>교육 때 배웠던 자바 게시판 기능 복습</w:t>
+      </w:r>
+      <w:r>
+        <w:rPr>
+          <w:rFonts w:hint="eastAsia"/>
+          <w:sz w:val="24"/>
+        </w:rPr>
+        <w:t>과</w:t>
+      </w:r>
+      <w:r>
+        <w:rPr>
+          <w:rFonts w:hint="eastAsia"/>
+          <w:sz w:val="24"/>
+        </w:rPr>
+        <w:t xml:space="preserve"> 앞으로 배울 파이썬 YOLO 및 OCR 기능을 예습하기 위하여 게시판과 OCR을 모두 활용할 수 있는 </w:t>
+      </w:r>
+      <w:r>
+        <w:rPr>
+          <w:rFonts w:hint="eastAsia"/>
+          <w:sz w:val="24"/>
+        </w:rPr>
+        <w:t xml:space="preserve">대형 병원 관련 시스템 구축을 프로젝트 목표로 하였으며, 프로젝트 명은 </w:t>
       </w:r>
       <w:r>
         <w:rPr>
@@ -427,35 +470,42 @@
           <w:rFonts w:hint="eastAsia"/>
           <w:sz w:val="24"/>
         </w:rPr>
-        <w:t>(00:</w:t>
-      </w:r>
-      <w:r>
-        <w:rPr>
-          <w:rFonts w:hint="eastAsia"/>
-          <w:sz w:val="24"/>
-        </w:rPr>
-        <w:t>1</w:t>
-      </w:r>
-      <w:r>
-        <w:rPr>
-          <w:rFonts w:hint="eastAsia"/>
-          <w:sz w:val="24"/>
-        </w:rPr>
-        <w:t xml:space="preserve">0) </w:t>
-      </w:r>
-      <w:r>
-        <w:rPr>
-          <w:rFonts w:hint="eastAsia"/>
-          <w:sz w:val="24"/>
-        </w:rPr>
-        <w:t xml:space="preserve">저희 팀은 </w:t>
-      </w:r>
-      <w:r>
-        <w:rPr>
-          <w:rFonts w:hint="eastAsia"/>
-          <w:sz w:val="24"/>
-        </w:rPr>
-        <w:t xml:space="preserve">팀원 모두 개발에 참여하였으며, </w:t>
+        <w:t>(</w:t>
+      </w:r>
+      <w:r>
+        <w:rPr>
+          <w:rFonts w:hint="eastAsia"/>
+          <w:sz w:val="24"/>
+        </w:rPr>
+        <w:t>00</w:t>
+      </w:r>
+      <w:r>
+        <w:rPr>
+          <w:rFonts w:hint="eastAsia"/>
+          <w:sz w:val="24"/>
+        </w:rPr>
+        <w:t>:</w:t>
+      </w:r>
+      <w:r>
+        <w:rPr>
+          <w:rFonts w:hint="eastAsia"/>
+          <w:sz w:val="24"/>
+        </w:rPr>
+        <w:t>20</w:t>
+      </w:r>
+      <w:r>
+        <w:rPr>
+          <w:rFonts w:hint="eastAsia"/>
+          <w:sz w:val="24"/>
+        </w:rPr>
+        <w:t xml:space="preserve">) </w:t>
+      </w:r>
+      <w:r>
+        <w:rPr>
+          <w:rFonts w:hint="eastAsia"/>
+          <w:sz w:val="24"/>
+        </w:rPr>
+        <w:t xml:space="preserve">저희 팀원을 소개하겠습니다. 저는 DB 및 ERD 설계, 통합 </w:t>
       </w:r>
       <w:proofErr w:type="spellStart"/>
       <w:r>
@@ -465,20 +515,34 @@
         </w:rPr>
         <w:t>백엔드</w:t>
       </w:r>
-      <w:r>
-        <w:rPr>
-          <w:rFonts w:hint="eastAsia"/>
-          <w:sz w:val="24"/>
-        </w:rPr>
-        <w:t>는</w:t>
-      </w:r>
       <w:proofErr w:type="spellEnd"/>
       <w:r>
         <w:rPr>
           <w:rFonts w:hint="eastAsia"/>
           <w:sz w:val="24"/>
         </w:rPr>
-        <w:t xml:space="preserve"> 저와 오종석 훈련생, </w:t>
+        <w:t xml:space="preserve"> 및 OCR 관련 기능을 개발하였으며, </w:t>
+      </w:r>
+      <w:r>
+        <w:rPr>
+          <w:rFonts w:hint="eastAsia"/>
+          <w:sz w:val="24"/>
+        </w:rPr>
+        <w:t>오종석 훈련생은 주차장 시스템 및 정산 관련 기능을 개발하</w:t>
+      </w:r>
+      <w:r>
+        <w:rPr>
+          <w:rFonts w:hint="eastAsia"/>
+          <w:sz w:val="24"/>
+        </w:rPr>
+        <w:t>였습니다.</w:t>
+      </w:r>
+      <w:r>
+        <w:rPr>
+          <w:rFonts w:hint="eastAsia"/>
+          <w:sz w:val="24"/>
+        </w:rPr>
+        <w:t xml:space="preserve"> </w:t>
       </w:r>
       <w:proofErr w:type="spellStart"/>
       <w:r>
@@ -486,7 +550,7 @@
           <w:rFonts w:hint="eastAsia"/>
           <w:sz w:val="24"/>
         </w:rPr>
-        <w:t>프론트엔드는</w:t>
+        <w:t>임소리</w:t>
       </w:r>
       <w:proofErr w:type="spellEnd"/>
       <w:r>
@@ -494,7 +558,21 @@
           <w:rFonts w:hint="eastAsia"/>
           <w:sz w:val="24"/>
         </w:rPr>
-        <w:t xml:space="preserve"> </w:t>
+        <w:t xml:space="preserve"> 훈련생은 프로젝트의 </w:t>
+      </w:r>
+      <w:r>
+        <w:rPr>
+          <w:rFonts w:hint="eastAsia"/>
+          <w:sz w:val="24"/>
+        </w:rPr>
+        <w:t>전체</w:t>
+      </w:r>
+      <w:r>
+        <w:rPr>
+          <w:rFonts w:hint="eastAsia"/>
+          <w:sz w:val="24"/>
+        </w:rPr>
+        <w:t xml:space="preserve">적인 </w:t>
       </w:r>
       <w:proofErr w:type="spellStart"/>
       <w:r>
@@ -502,7 +580,7 @@
           <w:rFonts w:hint="eastAsia"/>
           <w:sz w:val="24"/>
         </w:rPr>
-        <w:t>임소리</w:t>
+        <w:t>프론트엔드</w:t>
       </w:r>
       <w:proofErr w:type="spellEnd"/>
       <w:r>
@@ -510,7 +588,81 @@
           <w:rFonts w:hint="eastAsia"/>
           <w:sz w:val="24"/>
         </w:rPr>
-        <w:t xml:space="preserve"> 훈련생과 하재영 훈련생이 담당하였습니다.</w:t>
+        <w:t xml:space="preserve"> UI/UX</w:t>
+      </w:r>
+      <w:r>
+        <w:rPr>
+          <w:rFonts w:hint="eastAsia"/>
+          <w:sz w:val="24"/>
+        </w:rPr>
+        <w:t>를 담당하였</w:t>
+      </w:r>
+      <w:r>
+        <w:rPr>
+          <w:rFonts w:hint="eastAsia"/>
+          <w:sz w:val="24"/>
+        </w:rPr>
+        <w:t>으며</w:t>
+      </w:r>
+      <w:r>
+        <w:rPr>
+          <w:rFonts w:hint="eastAsia"/>
+          <w:sz w:val="24"/>
+        </w:rPr>
+        <w:t xml:space="preserve">, </w:t>
+      </w:r>
+      <w:r>
+        <w:rPr>
+          <w:rFonts w:hint="eastAsia"/>
+          <w:sz w:val="24"/>
+        </w:rPr>
+        <w:t>하재영 훈련생은 주차장 시스템</w:t>
+      </w:r>
+      <w:r>
+        <w:rPr>
+          <w:rFonts w:hint="eastAsia"/>
+          <w:sz w:val="24"/>
+        </w:rPr>
+        <w:t xml:space="preserve"> </w:t>
+      </w:r>
+      <w:r>
+        <w:rPr>
+          <w:rFonts w:hint="eastAsia"/>
+          <w:sz w:val="24"/>
+        </w:rPr>
+        <w:t xml:space="preserve">관련 </w:t>
+      </w:r>
+      <w:proofErr w:type="spellStart"/>
+      <w:r>
+        <w:rPr>
+          <w:rFonts w:hint="eastAsia"/>
+          <w:sz w:val="24"/>
+        </w:rPr>
+        <w:t>프론트엔드</w:t>
+      </w:r>
+      <w:proofErr w:type="spellEnd"/>
+      <w:r>
+        <w:rPr>
+          <w:rFonts w:hint="eastAsia"/>
+          <w:sz w:val="24"/>
+        </w:rPr>
+        <w:t xml:space="preserve"> UI를 담당하였습니다.</w:t>
+      </w:r>
+      <w:r>
+        <w:rPr>
+          <w:rFonts w:hint="eastAsia"/>
+          <w:sz w:val="24"/>
+        </w:rPr>
+        <w:t xml:space="preserve"> </w:t>
+      </w:r>
+      <w:r>
+        <w:rPr>
+          <w:rFonts w:hint="eastAsia"/>
+          <w:b/>
+          <w:bCs/>
+          <w:sz w:val="24"/>
+        </w:rPr>
+        <w:t>(PPT 다음 페이지)</w:t>
       </w:r>
     </w:p>
     <w:p>
@@ -532,6 +684,13 @@
           <w:rFonts w:hint="eastAsia"/>
           <w:sz w:val="24"/>
         </w:rPr>
+        <w:t>00</w:t>
+      </w:r>
+      <w:r>
+        <w:rPr>
+          <w:rFonts w:hint="eastAsia"/>
+          <w:sz w:val="24"/>
+        </w:rPr>
         <w:t>:</w:t>
       </w:r>
       <w:r>
@@ -539,21 +698,151 @@
           <w:rFonts w:hint="eastAsia"/>
           <w:sz w:val="24"/>
         </w:rPr>
-        <w:t xml:space="preserve">) </w:t>
-      </w:r>
-      <w:r>
-        <w:rPr>
-          <w:rFonts w:hint="eastAsia"/>
-          <w:sz w:val="24"/>
-        </w:rPr>
-        <w:t>저는 (뭐 했는지는 발표 자료 정리 후에 써넣기)</w:t>
-      </w:r>
-      <w:r>
-        <w:rPr>
-          <w:rFonts w:hint="eastAsia"/>
-          <w:sz w:val="24"/>
-        </w:rPr>
-        <w:t xml:space="preserve"> (PPT 다음 페이지)</w:t>
+        <w:t>30</w:t>
+      </w:r>
+      <w:r>
+        <w:rPr>
+          <w:rFonts w:hint="eastAsia"/>
+          <w:sz w:val="24"/>
+        </w:rPr>
+        <w:t>)</w:t>
+      </w:r>
+      <w:r>
+        <w:rPr>
+          <w:rFonts w:hint="eastAsia"/>
+          <w:sz w:val="24"/>
+        </w:rPr>
+        <w:t xml:space="preserve"> </w:t>
+      </w:r>
+      <w:r>
+        <w:rPr>
+          <w:rFonts w:hint="eastAsia"/>
+          <w:sz w:val="24"/>
+        </w:rPr>
+        <w:t>프로젝트 개요입니다.</w:t>
+      </w:r>
+      <w:r>
+        <w:rPr>
+          <w:rFonts w:hint="eastAsia"/>
+          <w:sz w:val="24"/>
+        </w:rPr>
+        <w:t xml:space="preserve"> </w:t>
+      </w:r>
+      <w:r>
+        <w:rPr>
+          <w:rFonts w:hint="eastAsia"/>
+          <w:sz w:val="24"/>
+        </w:rPr>
+        <w:t xml:space="preserve">OCR 기반 </w:t>
+      </w:r>
+      <w:proofErr w:type="spellStart"/>
+      <w:r>
+        <w:rPr>
+          <w:rFonts w:hint="eastAsia"/>
+          <w:sz w:val="24"/>
+        </w:rPr>
+        <w:t>입출차</w:t>
+      </w:r>
+      <w:proofErr w:type="spellEnd"/>
+      <w:r>
+        <w:rPr>
+          <w:rFonts w:hint="eastAsia"/>
+          <w:sz w:val="24"/>
+        </w:rPr>
+        <w:t xml:space="preserve"> </w:t>
+      </w:r>
+      <w:r>
+        <w:rPr>
+          <w:rFonts w:hint="eastAsia"/>
+          <w:sz w:val="24"/>
+        </w:rPr>
+        <w:t>시스템 운영 및 예약, 민원 통합 관리를 지원하는 병원 시스템을 서비스</w:t>
+      </w:r>
+      <w:r>
+        <w:rPr>
+          <w:rFonts w:hint="eastAsia"/>
+          <w:sz w:val="24"/>
+        </w:rPr>
+        <w:t xml:space="preserve">합니다. </w:t>
+      </w:r>
+      <w:r>
+        <w:rPr>
+          <w:rFonts w:hint="eastAsia"/>
+          <w:sz w:val="24"/>
+        </w:rPr>
+        <w:t>기획 배경</w:t>
+      </w:r>
+      <w:r>
+        <w:rPr>
+          <w:rFonts w:hint="eastAsia"/>
+          <w:sz w:val="24"/>
+        </w:rPr>
+        <w:t xml:space="preserve">은 </w:t>
+      </w:r>
+      <w:r>
+        <w:rPr>
+          <w:rFonts w:hint="eastAsia"/>
+          <w:sz w:val="24"/>
+        </w:rPr>
+        <w:t>웹 기반 병원 통합 시스템 고도화 및 차량 인식 프로세스를 통한 병원 시스템 구현</w:t>
+      </w:r>
+      <w:r>
+        <w:rPr>
+          <w:rFonts w:hint="eastAsia"/>
+          <w:sz w:val="24"/>
+        </w:rPr>
+        <w:t>입니다.</w:t>
+      </w:r>
+      <w:r>
+        <w:rPr>
+          <w:rFonts w:hint="eastAsia"/>
+          <w:sz w:val="24"/>
+        </w:rPr>
+        <w:t xml:space="preserve"> 기획 목적은 환자 중심 서비스의 접근성 및 </w:t>
+      </w:r>
+      <w:r>
+        <w:rPr>
+          <w:rFonts w:hint="eastAsia"/>
+          <w:sz w:val="24"/>
+        </w:rPr>
+        <w:t>편의성 강화</w:t>
+      </w:r>
+      <w:r>
+        <w:rPr>
+          <w:rFonts w:hint="eastAsia"/>
+          <w:sz w:val="24"/>
+        </w:rPr>
+        <w:t xml:space="preserve">와 보안 기반 행정 최적화입니다. 종합적으로는 </w:t>
+      </w:r>
+      <w:r>
+        <w:rPr>
+          <w:rFonts w:hint="eastAsia"/>
+          <w:sz w:val="24"/>
+        </w:rPr>
+        <w:t>번호판 인식 기반 주차 최적화 및 체계적인 보안 권한이 조화된 통합 스마트 병원 시스템</w:t>
+      </w:r>
+      <w:r>
+        <w:rPr>
+          <w:rFonts w:hint="eastAsia"/>
+          <w:sz w:val="24"/>
+        </w:rPr>
+        <w:t>을 구축하려고 하였습니다.</w:t>
+      </w:r>
+      <w:r>
+        <w:rPr>
+          <w:rFonts w:hint="eastAsia"/>
+          <w:sz w:val="24"/>
+        </w:rPr>
+        <w:t xml:space="preserve"> </w:t>
+      </w:r>
+      <w:r>
+        <w:rPr>
+          <w:rFonts w:hint="eastAsia"/>
+          <w:b/>
+          <w:bCs/>
+          <w:sz w:val="24"/>
+        </w:rPr>
+        <w:t>(PPT 다음 페이지)</w:t>
       </w:r>
     </w:p>
     <w:p>
@@ -575,102 +864,99 @@
           <w:rFonts w:hint="eastAsia"/>
           <w:sz w:val="24"/>
         </w:rPr>
-        <w:t>:)</w:t>
-      </w:r>
-      <w:r>
-        <w:rPr>
-          <w:rFonts w:hint="eastAsia"/>
-          <w:sz w:val="24"/>
-        </w:rPr>
-        <w:t xml:space="preserve"> </w:t>
-      </w:r>
-      <w:r>
-        <w:rPr>
-          <w:rFonts w:hint="eastAsia"/>
-          <w:sz w:val="24"/>
-        </w:rPr>
-        <w:t>다음은 프로젝트 개요입니다.</w:t>
-      </w:r>
-      <w:r>
-        <w:rPr>
-          <w:rFonts w:hint="eastAsia"/>
-          <w:sz w:val="24"/>
-        </w:rPr>
-        <w:t xml:space="preserve"> </w:t>
-      </w:r>
-      <w:r>
-        <w:rPr>
-          <w:rFonts w:hint="eastAsia"/>
-          <w:sz w:val="24"/>
-        </w:rPr>
-        <w:t xml:space="preserve">교육 때 배웠던 </w:t>
-      </w:r>
-      <w:r>
-        <w:rPr>
-          <w:rFonts w:hint="eastAsia"/>
-          <w:sz w:val="24"/>
-        </w:rPr>
-        <w:t xml:space="preserve">자바 </w:t>
-      </w:r>
-      <w:r>
-        <w:rPr>
-          <w:rFonts w:hint="eastAsia"/>
-          <w:sz w:val="24"/>
-        </w:rPr>
-        <w:t>게시판 기능</w:t>
-      </w:r>
-      <w:r>
-        <w:rPr>
-          <w:rFonts w:hint="eastAsia"/>
-          <w:sz w:val="24"/>
-        </w:rPr>
-        <w:t xml:space="preserve"> 복습 및 앞으로 배울 파이썬 YOLO 및 OCR 기능을 </w:t>
-      </w:r>
-      <w:r>
-        <w:rPr>
-          <w:rFonts w:hint="eastAsia"/>
-          <w:sz w:val="24"/>
-        </w:rPr>
-        <w:t>예습</w:t>
-      </w:r>
-      <w:r>
-        <w:rPr>
-          <w:rFonts w:hint="eastAsia"/>
-          <w:sz w:val="24"/>
-        </w:rPr>
-        <w:t>하기 위하여</w:t>
-      </w:r>
-      <w:r>
-        <w:rPr>
-          <w:rFonts w:hint="eastAsia"/>
-          <w:sz w:val="24"/>
-        </w:rPr>
-        <w:t xml:space="preserve"> </w:t>
-      </w:r>
-      <w:r>
-        <w:rPr>
-          <w:rFonts w:hint="eastAsia"/>
-          <w:sz w:val="24"/>
-        </w:rPr>
-        <w:t xml:space="preserve">게시판과 OCR을 모두 활용할 수 있는 </w:t>
-      </w:r>
-      <w:r>
-        <w:rPr>
-          <w:rFonts w:hint="eastAsia"/>
-          <w:sz w:val="24"/>
-        </w:rPr>
-        <w:t>(발표 자료 좀 더 정리한 후에 작성하기)</w:t>
-      </w:r>
-      <w:r>
-        <w:rPr>
-          <w:rFonts w:hint="eastAsia"/>
-          <w:sz w:val="24"/>
-        </w:rPr>
-        <w:t xml:space="preserve"> </w:t>
-      </w:r>
-      <w:r>
-        <w:rPr>
-          <w:rFonts w:hint="eastAsia"/>
+        <w:t>00</w:t>
+      </w:r>
+      <w:r>
+        <w:rPr>
+          <w:rFonts w:hint="eastAsia"/>
+          <w:sz w:val="24"/>
+        </w:rPr>
+        <w:t>:</w:t>
+      </w:r>
+      <w:r>
+        <w:rPr>
+          <w:rFonts w:hint="eastAsia"/>
+          <w:sz w:val="24"/>
+        </w:rPr>
+        <w:t>15</w:t>
+      </w:r>
+      <w:r>
+        <w:rPr>
+          <w:rFonts w:hint="eastAsia"/>
+          <w:sz w:val="24"/>
+        </w:rPr>
+        <w:t xml:space="preserve">) </w:t>
+      </w:r>
+      <w:r>
+        <w:rPr>
+          <w:rFonts w:hint="eastAsia"/>
+          <w:sz w:val="24"/>
+        </w:rPr>
+        <w:t>프로젝트 주요 기능</w:t>
+      </w:r>
+      <w:r>
+        <w:rPr>
+          <w:rFonts w:hint="eastAsia"/>
+          <w:sz w:val="24"/>
+        </w:rPr>
+        <w:t>으로는</w:t>
+      </w:r>
+      <w:r>
+        <w:rPr>
+          <w:rFonts w:hint="eastAsia"/>
+          <w:sz w:val="24"/>
+        </w:rPr>
+        <w:t xml:space="preserve"> OCR 기반 실시간 차량 번호 판독</w:t>
+      </w:r>
+      <w:r>
+        <w:rPr>
+          <w:rFonts w:hint="eastAsia"/>
+          <w:sz w:val="24"/>
+        </w:rPr>
+        <w:t>, 알고리즘 기반 주차 구역 자동 매핑, 진료 데이터 연동 기반</w:t>
+      </w:r>
+      <w:r>
+        <w:rPr>
+          <w:rFonts w:hint="eastAsia"/>
+          <w:sz w:val="24"/>
+        </w:rPr>
+        <w:t xml:space="preserve"> </w:t>
+      </w:r>
+      <w:r>
+        <w:rPr>
+          <w:rFonts w:hint="eastAsia"/>
+          <w:sz w:val="24"/>
+        </w:rPr>
+        <w:t xml:space="preserve">통합 예약 시스템, 권한별 접근 제어를 통한 </w:t>
+      </w:r>
+      <w:proofErr w:type="spellStart"/>
+      <w:r>
+        <w:rPr>
+          <w:rFonts w:hint="eastAsia"/>
+          <w:sz w:val="24"/>
+        </w:rPr>
+        <w:t>고객의소리</w:t>
+      </w:r>
+      <w:proofErr w:type="spellEnd"/>
+      <w:r>
+        <w:rPr>
+          <w:rFonts w:hint="eastAsia"/>
+          <w:sz w:val="24"/>
+        </w:rPr>
+        <w:t xml:space="preserve"> 즉 VOC 통합 관리입니다.</w:t>
+      </w:r>
+      <w:r>
+        <w:rPr>
+          <w:rFonts w:hint="eastAsia"/>
+          <w:sz w:val="24"/>
+        </w:rPr>
+        <w:t xml:space="preserve"> </w:t>
+      </w:r>
+      <w:r>
+        <w:rPr>
+          <w:rFonts w:hint="eastAsia"/>
+          <w:b/>
+          <w:bCs/>
           <w:sz w:val="24"/>
         </w:rPr>
         <w:t>(PPT 다음 페이지)</w:t>
@@ -688,28 +974,28 @@
           <w:rFonts w:hint="eastAsia"/>
           <w:sz w:val="24"/>
         </w:rPr>
-        <w:t xml:space="preserve">(:) </w:t>
-      </w:r>
-      <w:r>
-        <w:rPr>
-          <w:rFonts w:hint="eastAsia"/>
-          <w:sz w:val="24"/>
-        </w:rPr>
-        <w:t>프로젝트 주요 기능</w:t>
-      </w:r>
-      <w:r>
-        <w:rPr>
-          <w:rFonts w:hint="eastAsia"/>
-          <w:sz w:val="24"/>
-        </w:rPr>
-        <w:t>으로는</w:t>
-      </w:r>
-      <w:r>
-        <w:rPr>
-          <w:rFonts w:hint="eastAsia"/>
-          <w:sz w:val="24"/>
-        </w:rPr>
-        <w:t xml:space="preserve"> (아래에 글씨 </w:t>
+        <w:t xml:space="preserve">(00:25) </w:t>
+      </w:r>
+      <w:r>
+        <w:rPr>
+          <w:rFonts w:hint="eastAsia"/>
+          <w:sz w:val="24"/>
+        </w:rPr>
+        <w:t xml:space="preserve">프로젝트 </w:t>
+      </w:r>
+      <w:r>
+        <w:rPr>
+          <w:rFonts w:hint="eastAsia"/>
+          <w:sz w:val="24"/>
+        </w:rPr>
+        <w:t xml:space="preserve">개발 </w:t>
+      </w:r>
+      <w:r>
+        <w:rPr>
+          <w:rFonts w:hint="eastAsia"/>
+          <w:sz w:val="24"/>
+        </w:rPr>
+        <w:t xml:space="preserve">간 사용한 개발 스택입니다. </w:t>
       </w:r>
       <w:proofErr w:type="spellStart"/>
       <w:r>
@@ -717,7 +1003,7 @@
           <w:rFonts w:hint="eastAsia"/>
           <w:sz w:val="24"/>
         </w:rPr>
-        <w:t>써있던거</w:t>
+        <w:t>프론트엔드에서는</w:t>
       </w:r>
       <w:proofErr w:type="spellEnd"/>
       <w:r>
@@ -725,7 +1011,7 @@
           <w:rFonts w:hint="eastAsia"/>
           <w:sz w:val="24"/>
         </w:rPr>
-        <w:t xml:space="preserve"> </w:t>
+        <w:t xml:space="preserve"> 노드JS, </w:t>
       </w:r>
       <w:proofErr w:type="spellStart"/>
       <w:r>
@@ -733,7 +1019,7 @@
           <w:rFonts w:hint="eastAsia"/>
           <w:sz w:val="24"/>
         </w:rPr>
-        <w:t>어디감</w:t>
+        <w:t>액시오스</w:t>
       </w:r>
       <w:proofErr w:type="spellEnd"/>
       <w:r>
@@ -741,7 +1027,23 @@
           <w:rFonts w:hint="eastAsia"/>
           <w:sz w:val="24"/>
         </w:rPr>
-        <w:t xml:space="preserve">? 다시 </w:t>
+        <w:t xml:space="preserve">, 뷰, </w:t>
+      </w:r>
+      <w:proofErr w:type="gramStart"/>
+      <w:r>
+        <w:rPr>
+          <w:rFonts w:hint="eastAsia"/>
+          <w:sz w:val="24"/>
+        </w:rPr>
+        <w:t>바이트 /</w:t>
+      </w:r>
+      <w:proofErr w:type="gramEnd"/>
+      <w:r>
+        <w:rPr>
+          <w:rFonts w:hint="eastAsia"/>
+          <w:sz w:val="24"/>
+        </w:rPr>
+        <w:t xml:space="preserve"> </w:t>
       </w:r>
       <w:proofErr w:type="spellStart"/>
       <w:r>
@@ -749,7 +1051,7 @@
           <w:rFonts w:hint="eastAsia"/>
           <w:sz w:val="24"/>
         </w:rPr>
-        <w:t>써주셈</w:t>
+        <w:t>백엔드에서는</w:t>
       </w:r>
       <w:proofErr w:type="spellEnd"/>
       <w:r>
@@ -757,21 +1059,134 @@
           <w:rFonts w:hint="eastAsia"/>
           <w:sz w:val="24"/>
         </w:rPr>
-        <w:t xml:space="preserve"> 보고 대본 쓰게</w:t>
-      </w:r>
-      <w:r>
-        <w:rPr>
-          <w:rFonts w:hint="eastAsia"/>
-          <w:sz w:val="24"/>
-        </w:rPr>
-        <w:t>)</w:t>
-      </w:r>
-      <w:r>
-        <w:rPr>
-          <w:rFonts w:hint="eastAsia"/>
-          <w:sz w:val="24"/>
-        </w:rPr>
-        <w:t xml:space="preserve"> (PPT 다음 페이지)</w:t>
+        <w:t xml:space="preserve"> 스프링과 </w:t>
+      </w:r>
+      <w:proofErr w:type="gramStart"/>
+      <w:r>
+        <w:rPr>
+          <w:rFonts w:hint="eastAsia"/>
+          <w:sz w:val="24"/>
+        </w:rPr>
+        <w:t>자바 /</w:t>
+      </w:r>
+      <w:proofErr w:type="gramEnd"/>
+      <w:r>
+        <w:rPr>
+          <w:rFonts w:hint="eastAsia"/>
+          <w:sz w:val="24"/>
+        </w:rPr>
+        <w:t xml:space="preserve"> DB는 </w:t>
+      </w:r>
+      <w:proofErr w:type="spellStart"/>
+      <w:r>
+        <w:rPr>
+          <w:rFonts w:hint="eastAsia"/>
+          <w:sz w:val="24"/>
+        </w:rPr>
+        <w:t>포스트그리와</w:t>
+      </w:r>
+      <w:proofErr w:type="spellEnd"/>
+      <w:r>
+        <w:rPr>
+          <w:rFonts w:hint="eastAsia"/>
+          <w:sz w:val="24"/>
+        </w:rPr>
+        <w:t xml:space="preserve"> </w:t>
+      </w:r>
+      <w:proofErr w:type="spellStart"/>
+      <w:proofErr w:type="gramStart"/>
+      <w:r>
+        <w:rPr>
+          <w:rFonts w:hint="eastAsia"/>
+          <w:sz w:val="24"/>
+        </w:rPr>
+        <w:t>마이바티스</w:t>
+      </w:r>
+      <w:proofErr w:type="spellEnd"/>
+      <w:r>
+        <w:rPr>
+          <w:rFonts w:hint="eastAsia"/>
+          <w:sz w:val="24"/>
+        </w:rPr>
+        <w:t xml:space="preserve"> /</w:t>
+      </w:r>
+      <w:proofErr w:type="gramEnd"/>
+      <w:r>
+        <w:rPr>
+          <w:rFonts w:hint="eastAsia"/>
+          <w:sz w:val="24"/>
+        </w:rPr>
+        <w:t xml:space="preserve"> OCR에서는 Tess4J와 </w:t>
+      </w:r>
+      <w:proofErr w:type="spellStart"/>
+      <w:r>
+        <w:rPr>
+          <w:rFonts w:hint="eastAsia"/>
+          <w:sz w:val="24"/>
+        </w:rPr>
+        <w:t>테서랙트</w:t>
+      </w:r>
+      <w:proofErr w:type="spellEnd"/>
+      <w:r>
+        <w:rPr>
+          <w:rFonts w:hint="eastAsia"/>
+          <w:sz w:val="24"/>
+        </w:rPr>
+        <w:t xml:space="preserve"> </w:t>
+      </w:r>
+      <w:proofErr w:type="gramStart"/>
+      <w:r>
+        <w:rPr>
+          <w:rFonts w:hint="eastAsia"/>
+          <w:sz w:val="24"/>
+        </w:rPr>
+        <w:t>OCR /</w:t>
+      </w:r>
+      <w:proofErr w:type="gramEnd"/>
+      <w:r>
+        <w:rPr>
+          <w:rFonts w:hint="eastAsia"/>
+          <w:sz w:val="24"/>
+        </w:rPr>
+        <w:t xml:space="preserve"> OCR 테스트에서는 J</w:t>
+      </w:r>
+      <w:r>
+        <w:rPr>
+          <w:sz w:val="24"/>
+        </w:rPr>
+        <w:t>u</w:t>
+      </w:r>
+      <w:r>
+        <w:rPr>
+          <w:rFonts w:hint="eastAsia"/>
+          <w:sz w:val="24"/>
+        </w:rPr>
+        <w:t xml:space="preserve">nit5와 </w:t>
+      </w:r>
+      <w:proofErr w:type="spellStart"/>
+      <w:r>
+        <w:rPr>
+          <w:rFonts w:hint="eastAsia"/>
+          <w:sz w:val="24"/>
+        </w:rPr>
+        <w:t>모키토를</w:t>
+      </w:r>
+      <w:proofErr w:type="spellEnd"/>
+      <w:r>
+        <w:rPr>
+          <w:rFonts w:hint="eastAsia"/>
+          <w:sz w:val="24"/>
+        </w:rPr>
+        <w:t xml:space="preserve"> 사용했습니다. 각각은 REST API, JDBC, JNA를 통하여 서로 통신하고 있습니다. </w:t>
+      </w:r>
+      <w:r>
+        <w:rPr>
+          <w:rFonts w:hint="eastAsia"/>
+          <w:b/>
+          <w:bCs/>
+          <w:sz w:val="24"/>
+        </w:rPr>
+        <w:t>(PPT 다음 페이지)</w:t>
       </w:r>
     </w:p>
     <w:p>
@@ -786,210 +1201,35 @@
           <w:rFonts w:hint="eastAsia"/>
           <w:sz w:val="24"/>
         </w:rPr>
-        <w:t xml:space="preserve">(00:25) </w:t>
-      </w:r>
-      <w:r>
-        <w:rPr>
-          <w:rFonts w:hint="eastAsia"/>
-          <w:sz w:val="24"/>
-        </w:rPr>
-        <w:t xml:space="preserve">프로젝트 </w:t>
-      </w:r>
-      <w:r>
-        <w:rPr>
-          <w:rFonts w:hint="eastAsia"/>
-          <w:sz w:val="24"/>
-        </w:rPr>
-        <w:t xml:space="preserve">개발 </w:t>
-      </w:r>
-      <w:r>
-        <w:rPr>
-          <w:rFonts w:hint="eastAsia"/>
-          <w:sz w:val="24"/>
-        </w:rPr>
-        <w:t xml:space="preserve">간 사용한 개발 스택입니다. </w:t>
-      </w:r>
-      <w:proofErr w:type="spellStart"/>
-      <w:r>
-        <w:rPr>
-          <w:rFonts w:hint="eastAsia"/>
-          <w:sz w:val="24"/>
-        </w:rPr>
-        <w:t>프론트엔드에서는</w:t>
-      </w:r>
-      <w:proofErr w:type="spellEnd"/>
-      <w:r>
-        <w:rPr>
-          <w:rFonts w:hint="eastAsia"/>
-          <w:sz w:val="24"/>
-        </w:rPr>
-        <w:t xml:space="preserve"> 노드JS, </w:t>
-      </w:r>
-      <w:proofErr w:type="spellStart"/>
-      <w:r>
-        <w:rPr>
-          <w:rFonts w:hint="eastAsia"/>
-          <w:sz w:val="24"/>
-        </w:rPr>
-        <w:t>액시오스</w:t>
-      </w:r>
-      <w:proofErr w:type="spellEnd"/>
-      <w:r>
-        <w:rPr>
-          <w:rFonts w:hint="eastAsia"/>
-          <w:sz w:val="24"/>
-        </w:rPr>
-        <w:t xml:space="preserve">, 뷰, </w:t>
-      </w:r>
-      <w:proofErr w:type="gramStart"/>
-      <w:r>
-        <w:rPr>
-          <w:rFonts w:hint="eastAsia"/>
-          <w:sz w:val="24"/>
-        </w:rPr>
-        <w:t>바이트 /</w:t>
-      </w:r>
-      <w:proofErr w:type="gramEnd"/>
-      <w:r>
-        <w:rPr>
-          <w:rFonts w:hint="eastAsia"/>
-          <w:sz w:val="24"/>
-        </w:rPr>
-        <w:t xml:space="preserve"> </w:t>
-      </w:r>
-      <w:proofErr w:type="spellStart"/>
-      <w:r>
-        <w:rPr>
-          <w:rFonts w:hint="eastAsia"/>
-          <w:sz w:val="24"/>
-        </w:rPr>
-        <w:t>백엔드에서는</w:t>
-      </w:r>
-      <w:proofErr w:type="spellEnd"/>
-      <w:r>
-        <w:rPr>
-          <w:rFonts w:hint="eastAsia"/>
-          <w:sz w:val="24"/>
-        </w:rPr>
-        <w:t xml:space="preserve"> 스프링과 </w:t>
-      </w:r>
-      <w:proofErr w:type="gramStart"/>
-      <w:r>
-        <w:rPr>
-          <w:rFonts w:hint="eastAsia"/>
-          <w:sz w:val="24"/>
-        </w:rPr>
-        <w:t>자바 /</w:t>
-      </w:r>
-      <w:proofErr w:type="gramEnd"/>
-      <w:r>
-        <w:rPr>
-          <w:rFonts w:hint="eastAsia"/>
-          <w:sz w:val="24"/>
-        </w:rPr>
-        <w:t xml:space="preserve"> DB는 </w:t>
-      </w:r>
-      <w:proofErr w:type="spellStart"/>
-      <w:r>
-        <w:rPr>
-          <w:rFonts w:hint="eastAsia"/>
-          <w:sz w:val="24"/>
-        </w:rPr>
-        <w:t>포스트그리와</w:t>
-      </w:r>
-      <w:proofErr w:type="spellEnd"/>
-      <w:r>
-        <w:rPr>
-          <w:rFonts w:hint="eastAsia"/>
-          <w:sz w:val="24"/>
-        </w:rPr>
-        <w:t xml:space="preserve"> </w:t>
-      </w:r>
-      <w:proofErr w:type="spellStart"/>
-      <w:proofErr w:type="gramStart"/>
-      <w:r>
-        <w:rPr>
-          <w:rFonts w:hint="eastAsia"/>
-          <w:sz w:val="24"/>
-        </w:rPr>
-        <w:t>마이바티스</w:t>
-      </w:r>
-      <w:proofErr w:type="spellEnd"/>
-      <w:r>
-        <w:rPr>
-          <w:rFonts w:hint="eastAsia"/>
-          <w:sz w:val="24"/>
-        </w:rPr>
-        <w:t xml:space="preserve"> /</w:t>
-      </w:r>
-      <w:proofErr w:type="gramEnd"/>
-      <w:r>
-        <w:rPr>
-          <w:rFonts w:hint="eastAsia"/>
-          <w:sz w:val="24"/>
-        </w:rPr>
-        <w:t xml:space="preserve"> OCR에서는 Tess4J와 </w:t>
-      </w:r>
-      <w:proofErr w:type="spellStart"/>
-      <w:r>
-        <w:rPr>
-          <w:rFonts w:hint="eastAsia"/>
-          <w:sz w:val="24"/>
-        </w:rPr>
-        <w:t>테서랙트</w:t>
-      </w:r>
-      <w:proofErr w:type="spellEnd"/>
-      <w:r>
-        <w:rPr>
-          <w:rFonts w:hint="eastAsia"/>
-          <w:sz w:val="24"/>
-        </w:rPr>
-        <w:t xml:space="preserve"> </w:t>
-      </w:r>
-      <w:proofErr w:type="gramStart"/>
-      <w:r>
-        <w:rPr>
-          <w:rFonts w:hint="eastAsia"/>
-          <w:sz w:val="24"/>
-        </w:rPr>
-        <w:t>OCR /</w:t>
-      </w:r>
-      <w:proofErr w:type="gramEnd"/>
-      <w:r>
-        <w:rPr>
-          <w:rFonts w:hint="eastAsia"/>
-          <w:sz w:val="24"/>
-        </w:rPr>
-        <w:t xml:space="preserve"> OCR 테스트에서는 J</w:t>
-      </w:r>
-      <w:r>
-        <w:rPr>
-          <w:sz w:val="24"/>
-        </w:rPr>
-        <w:t>u</w:t>
-      </w:r>
-      <w:r>
-        <w:rPr>
-          <w:rFonts w:hint="eastAsia"/>
-          <w:sz w:val="24"/>
-        </w:rPr>
-        <w:t xml:space="preserve">nit5와 </w:t>
-      </w:r>
-      <w:proofErr w:type="spellStart"/>
-      <w:r>
-        <w:rPr>
-          <w:rFonts w:hint="eastAsia"/>
-          <w:sz w:val="24"/>
-        </w:rPr>
-        <w:t>모키토를</w:t>
-      </w:r>
-      <w:proofErr w:type="spellEnd"/>
-      <w:r>
-        <w:rPr>
-          <w:rFonts w:hint="eastAsia"/>
-          <w:sz w:val="24"/>
-        </w:rPr>
-        <w:t xml:space="preserve"> 사용했습니다. 각각은 REST API, JDBC, JNA를 통하여 서로 통신하고 있습니다. </w:t>
+        <w:t xml:space="preserve">(00:20) </w:t>
+      </w:r>
+      <w:r>
+        <w:rPr>
+          <w:rFonts w:hint="eastAsia"/>
+          <w:sz w:val="24"/>
+        </w:rPr>
+        <w:t>저희 프로젝트의 ERD 구성입니다. 전체적으로는 이렇게 구성되어 있으며, 프로젝트를 색깔별로 4단계로 나누어</w:t>
+      </w:r>
+      <w:r>
+        <w:rPr>
+          <w:rFonts w:hint="eastAsia"/>
+          <w:sz w:val="24"/>
+        </w:rPr>
+        <w:t>, 빨간색은 일반회원 및 환자 관련, 노란색은 주차 및 차량 관련, 초록색은 의료진 및 진료 예약 관련, 파란색은</w:t>
+      </w:r>
+      <w:r>
+        <w:rPr>
+          <w:rFonts w:hint="eastAsia"/>
+          <w:sz w:val="24"/>
+        </w:rPr>
+        <w:t xml:space="preserve"> 행정 및 홈페이지 관련 기능으로 묶어두었습니다.</w:t>
+      </w:r>
+      <w:r>
+        <w:rPr>
+          <w:rFonts w:hint="eastAsia"/>
+          <w:sz w:val="24"/>
+        </w:rPr>
+        <w:t xml:space="preserve"> </w:t>
       </w:r>
       <w:r>
         <w:rPr>
@@ -1013,35 +1253,49 @@
           <w:rFonts w:hint="eastAsia"/>
           <w:sz w:val="24"/>
         </w:rPr>
-        <w:t xml:space="preserve">(00:20) </w:t>
-      </w:r>
-      <w:r>
-        <w:rPr>
-          <w:rFonts w:hint="eastAsia"/>
-          <w:sz w:val="24"/>
-        </w:rPr>
-        <w:t>저희 프로젝트의 ERD 구성입니다. 전체적으로는 이렇게 구성되어 있으며, 프로젝트를 색깔별로 4단계로 나누어</w:t>
-      </w:r>
-      <w:r>
-        <w:rPr>
-          <w:rFonts w:hint="eastAsia"/>
-          <w:sz w:val="24"/>
-        </w:rPr>
-        <w:t>, 빨간색은 일반회원 및 환자 관련, 노란색은 주차 및 차량 관련, 초록색은 의료진 및 진료 예약 관련, 파란색은</w:t>
-      </w:r>
-      <w:r>
-        <w:rPr>
-          <w:rFonts w:hint="eastAsia"/>
-          <w:sz w:val="24"/>
-        </w:rPr>
-        <w:t xml:space="preserve"> 행정 및 홈페이지 관련 기능으로 묶어두었습니다.</w:t>
-      </w:r>
-      <w:r>
-        <w:rPr>
-          <w:rFonts w:hint="eastAsia"/>
-          <w:sz w:val="24"/>
-        </w:rPr>
-        <w:t xml:space="preserve"> </w:t>
+        <w:t xml:space="preserve">(00:10) </w:t>
+      </w:r>
+      <w:r>
+        <w:rPr>
+          <w:rFonts w:hint="eastAsia"/>
+          <w:sz w:val="24"/>
+        </w:rPr>
+        <w:t xml:space="preserve">회원 및 차량 관련 ERD입니다. </w:t>
+      </w:r>
+      <w:r>
+        <w:rPr>
+          <w:rFonts w:hint="eastAsia"/>
+          <w:sz w:val="24"/>
+        </w:rPr>
+        <w:t xml:space="preserve">주요 테이블인 mem 테이블 </w:t>
+      </w:r>
+      <w:r>
+        <w:rPr>
+          <w:rFonts w:hint="eastAsia"/>
+          <w:sz w:val="24"/>
+        </w:rPr>
+        <w:t>중심</w:t>
+      </w:r>
+      <w:r>
+        <w:rPr>
+          <w:rFonts w:hint="eastAsia"/>
+          <w:sz w:val="24"/>
+        </w:rPr>
+        <w:t xml:space="preserve">으로 연결되어 </w:t>
+      </w:r>
+      <w:r>
+        <w:rPr>
+          <w:rFonts w:hint="eastAsia"/>
+          <w:sz w:val="24"/>
+        </w:rPr>
+        <w:t>있는 걸</w:t>
+      </w:r>
+      <w:r>
+        <w:rPr>
+          <w:rFonts w:hint="eastAsia"/>
+          <w:sz w:val="24"/>
+        </w:rPr>
+        <w:t xml:space="preserve"> 보실 수 있습니다. </w:t>
       </w:r>
       <w:r>
         <w:rPr>
@@ -1072,42 +1326,45 @@
           <w:rFonts w:hint="eastAsia"/>
           <w:sz w:val="24"/>
         </w:rPr>
-        <w:t xml:space="preserve">회원 및 차량 관련 ERD입니다. </w:t>
-      </w:r>
-      <w:r>
-        <w:rPr>
-          <w:rFonts w:hint="eastAsia"/>
-          <w:sz w:val="24"/>
-        </w:rPr>
-        <w:t xml:space="preserve">주요 테이블인 mem 테이블 </w:t>
-      </w:r>
-      <w:r>
-        <w:rPr>
-          <w:rFonts w:hint="eastAsia"/>
-          <w:sz w:val="24"/>
-        </w:rPr>
-        <w:t>중심</w:t>
-      </w:r>
-      <w:r>
-        <w:rPr>
-          <w:rFonts w:hint="eastAsia"/>
-          <w:sz w:val="24"/>
-        </w:rPr>
-        <w:t xml:space="preserve">으로 연결되어 </w:t>
-      </w:r>
-      <w:r>
-        <w:rPr>
-          <w:rFonts w:hint="eastAsia"/>
-          <w:sz w:val="24"/>
-        </w:rPr>
-        <w:t>있는 걸</w:t>
-      </w:r>
-      <w:r>
-        <w:rPr>
-          <w:rFonts w:hint="eastAsia"/>
-          <w:sz w:val="24"/>
-        </w:rPr>
-        <w:t xml:space="preserve"> 보실 수 있습니다. </w:t>
+        <w:t xml:space="preserve">회원 및 의료진 관련 ERD입니다. 주요 테이블인 </w:t>
+      </w:r>
+      <w:proofErr w:type="spellStart"/>
+      <w:r>
+        <w:rPr>
+          <w:rFonts w:hint="eastAsia"/>
+          <w:sz w:val="24"/>
+        </w:rPr>
+        <w:t>med_staff</w:t>
+      </w:r>
+      <w:proofErr w:type="spellEnd"/>
+      <w:r>
+        <w:rPr>
+          <w:rFonts w:hint="eastAsia"/>
+          <w:sz w:val="24"/>
+        </w:rPr>
+        <w:t xml:space="preserve"> 테이블 중심으로 </w:t>
+      </w:r>
+      <w:r>
+        <w:rPr>
+          <w:rFonts w:hint="eastAsia"/>
+          <w:sz w:val="24"/>
+        </w:rPr>
+        <w:t>연결되</w:t>
+      </w:r>
+      <w:r>
+        <w:rPr>
+          <w:rFonts w:hint="eastAsia"/>
+          <w:sz w:val="24"/>
+        </w:rPr>
+        <w:lastRenderedPageBreak/>
+        <w:t>어 있는 걸 보실 수 있습니다.</w:t>
+      </w:r>
+      <w:r>
+        <w:rPr>
+          <w:rFonts w:hint="eastAsia"/>
+          <w:sz w:val="24"/>
+        </w:rPr>
+        <w:t xml:space="preserve"> </w:t>
       </w:r>
       <w:r>
         <w:rPr>
@@ -1138,7 +1395,7 @@
           <w:rFonts w:hint="eastAsia"/>
           <w:sz w:val="24"/>
         </w:rPr>
-        <w:t xml:space="preserve">회원 및 의료진 관련 ERD입니다. 주요 테이블인 </w:t>
+        <w:t xml:space="preserve">회원 및 행정 관련 ERD입니다. 주요 테이블인 </w:t>
       </w:r>
       <w:proofErr w:type="spellStart"/>
       <w:r>
@@ -1146,7 +1403,14 @@
           <w:rFonts w:hint="eastAsia"/>
           <w:sz w:val="24"/>
         </w:rPr>
-        <w:t>med_staff</w:t>
+        <w:t>admin</w:t>
+      </w:r>
+      <w:r>
+        <w:rPr>
+          <w:rFonts w:hint="eastAsia"/>
+          <w:sz w:val="24"/>
+        </w:rPr>
+        <w:t>_staff</w:t>
       </w:r>
       <w:proofErr w:type="spellEnd"/>
       <w:r>
@@ -1154,14 +1418,7 @@
           <w:rFonts w:hint="eastAsia"/>
           <w:sz w:val="24"/>
         </w:rPr>
-        <w:t xml:space="preserve"> 테이블 중심으로 </w:t>
-      </w:r>
-      <w:r>
-        <w:rPr>
-          <w:rFonts w:hint="eastAsia"/>
-          <w:sz w:val="24"/>
-        </w:rPr>
-        <w:t>연결되어 있는 걸 보실 수 있습니다.</w:t>
+        <w:t xml:space="preserve"> 테이블 중심으로 연결되어 있는 걸 보실 수 있습니다.</w:t>
       </w:r>
       <w:r>
         <w:rPr>
@@ -1192,14 +1449,21 @@
           <w:rFonts w:hint="eastAsia"/>
           <w:sz w:val="24"/>
         </w:rPr>
-        <w:t xml:space="preserve">(00:10) </w:t>
-      </w:r>
-      <w:r>
-        <w:rPr>
-          <w:rFonts w:hint="eastAsia"/>
-          <w:sz w:val="24"/>
-        </w:rPr>
-        <w:t xml:space="preserve">회원 및 행정 관련 ERD입니다. 주요 테이블인 </w:t>
+        <w:t xml:space="preserve">(00:20) </w:t>
+      </w:r>
+      <w:r>
+        <w:rPr>
+          <w:rFonts w:hint="eastAsia"/>
+          <w:sz w:val="24"/>
+        </w:rPr>
+        <w:t xml:space="preserve">사용자 </w:t>
+      </w:r>
+      <w:r>
+        <w:rPr>
+          <w:rFonts w:hint="eastAsia"/>
+          <w:sz w:val="24"/>
+        </w:rPr>
+        <w:t>권한별 핵심 기능입니다. 일반회원, 의료진, 행정-</w:t>
       </w:r>
       <w:proofErr w:type="spellStart"/>
       <w:r>
@@ -1207,14 +1471,7 @@
           <w:rFonts w:hint="eastAsia"/>
           <w:sz w:val="24"/>
         </w:rPr>
-        <w:t>admin</w:t>
-      </w:r>
-      <w:r>
-        <w:rPr>
-          <w:rFonts w:hint="eastAsia"/>
-          <w:sz w:val="24"/>
-        </w:rPr>
-        <w:t>_staff</w:t>
+        <w:t>원무팀</w:t>
       </w:r>
       <w:proofErr w:type="spellEnd"/>
       <w:r>
@@ -1222,7 +1479,77 @@
           <w:rFonts w:hint="eastAsia"/>
           <w:sz w:val="24"/>
         </w:rPr>
-        <w:t xml:space="preserve"> 테이블 중심으로 연결되어 있는 걸 보실 수 있습니다.</w:t>
+        <w:t>, 행정-홍보팀</w:t>
+      </w:r>
+      <w:r>
+        <w:rPr>
+          <w:rFonts w:hint="eastAsia"/>
+          <w:sz w:val="24"/>
+        </w:rPr>
+        <w:t>으로 권한을 나누었으며, 차량과 진료예약은 모두가 가능</w:t>
+      </w:r>
+      <w:r>
+        <w:rPr>
+          <w:rFonts w:hint="eastAsia"/>
+          <w:sz w:val="24"/>
+        </w:rPr>
+        <w:t>합니다.</w:t>
+      </w:r>
+      <w:r>
+        <w:rPr>
+          <w:rFonts w:hint="eastAsia"/>
+          <w:sz w:val="24"/>
+        </w:rPr>
+        <w:t xml:space="preserve"> </w:t>
+      </w:r>
+      <w:r>
+        <w:rPr>
+          <w:rFonts w:hint="eastAsia"/>
+          <w:sz w:val="24"/>
+        </w:rPr>
+        <w:t xml:space="preserve">진료예약 강제삭제, </w:t>
+      </w:r>
+      <w:r>
+        <w:rPr>
+          <w:rFonts w:hint="eastAsia"/>
+          <w:sz w:val="24"/>
+        </w:rPr>
+        <w:t>VOC</w:t>
+      </w:r>
+      <w:r>
+        <w:rPr>
+          <w:rFonts w:hint="eastAsia"/>
+          <w:sz w:val="24"/>
+        </w:rPr>
+        <w:t xml:space="preserve"> 작성이나 답변 및 강제삭제</w:t>
+      </w:r>
+      <w:r>
+        <w:rPr>
+          <w:rFonts w:hint="eastAsia"/>
+          <w:sz w:val="24"/>
+        </w:rPr>
+        <w:t>, 공지사항, FAQ, 건강이야기</w:t>
+      </w:r>
+      <w:r>
+        <w:rPr>
+          <w:rFonts w:hint="eastAsia"/>
+          <w:sz w:val="24"/>
+        </w:rPr>
+        <w:t>의</w:t>
+      </w:r>
+      <w:r>
+        <w:rPr>
+          <w:rFonts w:hint="eastAsia"/>
+          <w:sz w:val="24"/>
+        </w:rPr>
+        <w:t xml:space="preserve"> CRUD는 권한 별로 </w:t>
+      </w:r>
+      <w:r>
+        <w:rPr>
+          <w:rFonts w:hint="eastAsia"/>
+          <w:sz w:val="24"/>
+        </w:rPr>
+        <w:t>사용 가능한 기능이 다릅니다.</w:t>
       </w:r>
       <w:r>
         <w:rPr>
@@ -1253,21 +1580,42 @@
           <w:rFonts w:hint="eastAsia"/>
           <w:sz w:val="24"/>
         </w:rPr>
-        <w:t xml:space="preserve">(00:20) </w:t>
-      </w:r>
-      <w:r>
-        <w:rPr>
-          <w:rFonts w:hint="eastAsia"/>
-          <w:sz w:val="24"/>
-        </w:rPr>
-        <w:t xml:space="preserve">사용자 </w:t>
-      </w:r>
-      <w:r>
-        <w:rPr>
-          <w:rFonts w:hint="eastAsia"/>
-          <w:sz w:val="24"/>
-        </w:rPr>
-        <w:t>권한별 핵심 기능입니다. 일반회원, 의료진, 행정-</w:t>
+        <w:t>(</w:t>
+      </w:r>
+      <w:r>
+        <w:rPr>
+          <w:rFonts w:hint="eastAsia"/>
+          <w:sz w:val="24"/>
+        </w:rPr>
+        <w:t>00</w:t>
+      </w:r>
+      <w:r>
+        <w:rPr>
+          <w:rFonts w:hint="eastAsia"/>
+          <w:sz w:val="24"/>
+        </w:rPr>
+        <w:t>:</w:t>
+      </w:r>
+      <w:r>
+        <w:rPr>
+          <w:rFonts w:hint="eastAsia"/>
+          <w:sz w:val="24"/>
+        </w:rPr>
+        <w:t>45</w:t>
+      </w:r>
+      <w:r>
+        <w:rPr>
+          <w:rFonts w:hint="eastAsia"/>
+          <w:sz w:val="24"/>
+        </w:rPr>
+        <w:t xml:space="preserve">) </w:t>
+      </w:r>
+      <w:r>
+        <w:rPr>
+          <w:rFonts w:hint="eastAsia"/>
+          <w:sz w:val="24"/>
+        </w:rPr>
+        <w:t xml:space="preserve">자동차 번호판 인식 OCR의 작동 방식입니다. </w:t>
       </w:r>
       <w:proofErr w:type="spellStart"/>
       <w:r>
@@ -1275,7 +1623,7 @@
           <w:rFonts w:hint="eastAsia"/>
           <w:sz w:val="24"/>
         </w:rPr>
-        <w:t>원무팀</w:t>
+        <w:t>파이썬을</w:t>
       </w:r>
       <w:proofErr w:type="spellEnd"/>
       <w:r>
@@ -1283,92 +1631,417 @@
           <w:rFonts w:hint="eastAsia"/>
           <w:sz w:val="24"/>
         </w:rPr>
-        <w:t>, 행정-홍보팀</w:t>
-      </w:r>
-      <w:r>
-        <w:rPr>
-          <w:rFonts w:hint="eastAsia"/>
-          <w:sz w:val="24"/>
-        </w:rPr>
-        <w:t>으로 권한을 나누었으며, 차량과 진료예약은 모두가 가능</w:t>
-      </w:r>
-      <w:r>
-        <w:rPr>
-          <w:rFonts w:hint="eastAsia"/>
-          <w:sz w:val="24"/>
-        </w:rPr>
-        <w:t>합니다.</w:t>
-      </w:r>
-      <w:r>
-        <w:rPr>
-          <w:rFonts w:hint="eastAsia"/>
-          <w:sz w:val="24"/>
-        </w:rPr>
-        <w:t xml:space="preserve"> </w:t>
-      </w:r>
-      <w:r>
-        <w:rPr>
-          <w:rFonts w:hint="eastAsia"/>
-          <w:sz w:val="24"/>
-        </w:rPr>
-        <w:t xml:space="preserve">진료예약 강제삭제, </w:t>
-      </w:r>
-      <w:r>
-        <w:rPr>
-          <w:rFonts w:hint="eastAsia"/>
-          <w:sz w:val="24"/>
-        </w:rPr>
-        <w:t>VOC</w:t>
-      </w:r>
-      <w:r>
-        <w:rPr>
-          <w:rFonts w:hint="eastAsia"/>
-          <w:sz w:val="24"/>
-        </w:rPr>
-        <w:t xml:space="preserve"> 작성이나 답변 및 강제삭제</w:t>
-      </w:r>
-      <w:r>
-        <w:rPr>
-          <w:rFonts w:hint="eastAsia"/>
-          <w:sz w:val="24"/>
-        </w:rPr>
-        <w:t>, 공지사항, FAQ, 건강이야기</w:t>
-      </w:r>
-      <w:r>
-        <w:rPr>
-          <w:rFonts w:hint="eastAsia"/>
-          <w:sz w:val="24"/>
-        </w:rPr>
-        <w:t>의</w:t>
-      </w:r>
-      <w:r>
-        <w:rPr>
-          <w:rFonts w:hint="eastAsia"/>
-          <w:sz w:val="24"/>
-        </w:rPr>
-        <w:t xml:space="preserve"> CRUD는 권한 별로 </w:t>
-      </w:r>
-      <w:r>
-        <w:rPr>
-          <w:rFonts w:hint="eastAsia"/>
-          <w:sz w:val="24"/>
-        </w:rPr>
-        <w:t>사용 가능한 기능이 다릅니</w:t>
-      </w:r>
-      <w:r>
-        <w:rPr>
-          <w:rFonts w:hint="eastAsia"/>
-          <w:sz w:val="24"/>
-        </w:rPr>
-        <w:lastRenderedPageBreak/>
-        <w:t>다.</w:t>
-      </w:r>
-      <w:r>
-        <w:rPr>
-          <w:rFonts w:hint="eastAsia"/>
-          <w:sz w:val="24"/>
-        </w:rPr>
-        <w:t xml:space="preserve"> (PPT 다음 페이지)</w:t>
+        <w:t xml:space="preserve"> 사용하면 여러가지 라이브러리를 사용할 수 있어 번호판 인식 정확도를 높일 수 있지만, </w:t>
+      </w:r>
+      <w:r>
+        <w:rPr>
+          <w:rFonts w:hint="eastAsia"/>
+          <w:sz w:val="24"/>
+        </w:rPr>
+        <w:t xml:space="preserve">저희는 </w:t>
+      </w:r>
+      <w:r>
+        <w:rPr>
+          <w:rFonts w:hint="eastAsia"/>
+          <w:sz w:val="24"/>
+        </w:rPr>
+        <w:t>훈련</w:t>
+      </w:r>
+      <w:r>
+        <w:rPr>
+          <w:rFonts w:hint="eastAsia"/>
+          <w:sz w:val="24"/>
+        </w:rPr>
+        <w:t>에서 배운 것</w:t>
+      </w:r>
+      <w:r>
+        <w:rPr>
+          <w:rFonts w:hint="eastAsia"/>
+          <w:sz w:val="24"/>
+        </w:rPr>
+        <w:t>인 자바</w:t>
+      </w:r>
+      <w:r>
+        <w:rPr>
+          <w:rFonts w:hint="eastAsia"/>
+          <w:sz w:val="24"/>
+        </w:rPr>
+        <w:t>만을</w:t>
+      </w:r>
+      <w:r>
+        <w:rPr>
+          <w:rFonts w:hint="eastAsia"/>
+          <w:sz w:val="24"/>
+        </w:rPr>
+        <w:t xml:space="preserve"> </w:t>
+      </w:r>
+      <w:r>
+        <w:rPr>
+          <w:rFonts w:hint="eastAsia"/>
+          <w:sz w:val="24"/>
+        </w:rPr>
+        <w:t>사용하</w:t>
+      </w:r>
+      <w:r>
+        <w:rPr>
+          <w:rFonts w:hint="eastAsia"/>
+          <w:sz w:val="24"/>
+        </w:rPr>
+        <w:t>여</w:t>
+      </w:r>
+      <w:r>
+        <w:rPr>
+          <w:rFonts w:hint="eastAsia"/>
+          <w:sz w:val="24"/>
+        </w:rPr>
+        <w:t xml:space="preserve"> 이번 프로젝트를 진행하려고 </w:t>
+      </w:r>
+      <w:r>
+        <w:rPr>
+          <w:rFonts w:hint="eastAsia"/>
+          <w:sz w:val="24"/>
+        </w:rPr>
+        <w:t>했</w:t>
+      </w:r>
+      <w:r>
+        <w:rPr>
+          <w:rFonts w:hint="eastAsia"/>
+          <w:sz w:val="24"/>
+        </w:rPr>
+        <w:t>기 때문에,</w:t>
+      </w:r>
+      <w:r>
+        <w:rPr>
+          <w:rFonts w:hint="eastAsia"/>
+          <w:sz w:val="24"/>
+        </w:rPr>
+        <w:t xml:space="preserve"> </w:t>
+      </w:r>
+      <w:r>
+        <w:rPr>
+          <w:rFonts w:hint="eastAsia"/>
+          <w:sz w:val="24"/>
+        </w:rPr>
+        <w:t xml:space="preserve">자바에서는 </w:t>
+      </w:r>
+      <w:r>
+        <w:rPr>
+          <w:rFonts w:hint="eastAsia"/>
+          <w:sz w:val="24"/>
+        </w:rPr>
+        <w:t xml:space="preserve">제약사항이 많은 YOLO를 사용하지 </w:t>
+      </w:r>
+      <w:r>
+        <w:rPr>
+          <w:rFonts w:hint="eastAsia"/>
+          <w:sz w:val="24"/>
+        </w:rPr>
+        <w:t>않았</w:t>
+      </w:r>
+      <w:r>
+        <w:rPr>
+          <w:rFonts w:hint="eastAsia"/>
+          <w:sz w:val="24"/>
+        </w:rPr>
+        <w:t xml:space="preserve">습니다. </w:t>
+      </w:r>
+      <w:r>
+        <w:rPr>
+          <w:rFonts w:hint="eastAsia"/>
+          <w:sz w:val="24"/>
+        </w:rPr>
+        <w:t xml:space="preserve">대신 AI허브에 있는 차량 번호판 </w:t>
+      </w:r>
+      <w:r>
+        <w:rPr>
+          <w:rFonts w:hint="eastAsia"/>
+          <w:sz w:val="24"/>
+        </w:rPr>
+        <w:t xml:space="preserve">데이터셋에 </w:t>
+      </w:r>
+      <w:proofErr w:type="spellStart"/>
+      <w:r>
+        <w:rPr>
+          <w:rFonts w:hint="eastAsia"/>
+          <w:sz w:val="24"/>
+        </w:rPr>
+        <w:t>테서랙트</w:t>
+      </w:r>
+      <w:proofErr w:type="spellEnd"/>
+      <w:r>
+        <w:rPr>
+          <w:rFonts w:hint="eastAsia"/>
+          <w:sz w:val="24"/>
+        </w:rPr>
+        <w:t xml:space="preserve"> </w:t>
+      </w:r>
+      <w:r>
+        <w:rPr>
+          <w:rFonts w:hint="eastAsia"/>
+          <w:sz w:val="24"/>
+        </w:rPr>
+        <w:t xml:space="preserve">OCR만을 적용하여 이번 프로젝트를 진행했습니다. </w:t>
+      </w:r>
+      <w:r>
+        <w:rPr>
+          <w:rFonts w:hint="eastAsia"/>
+          <w:sz w:val="24"/>
+        </w:rPr>
+        <w:t>1,000장의 가상 번호판 3세트</w:t>
+      </w:r>
+      <w:r>
+        <w:rPr>
+          <w:rFonts w:hint="eastAsia"/>
+          <w:sz w:val="24"/>
+        </w:rPr>
+        <w:t>를</w:t>
+      </w:r>
+      <w:r>
+        <w:rPr>
+          <w:rFonts w:hint="eastAsia"/>
+          <w:sz w:val="24"/>
+        </w:rPr>
+        <w:t xml:space="preserve"> 생성한 후</w:t>
+      </w:r>
+      <w:r>
+        <w:rPr>
+          <w:rFonts w:hint="eastAsia"/>
+          <w:sz w:val="24"/>
+        </w:rPr>
+        <w:t xml:space="preserve"> </w:t>
+      </w:r>
+      <w:proofErr w:type="spellStart"/>
+      <w:r>
+        <w:rPr>
+          <w:rFonts w:hint="eastAsia"/>
+          <w:sz w:val="24"/>
+        </w:rPr>
+        <w:t>클라헤</w:t>
+      </w:r>
+      <w:proofErr w:type="spellEnd"/>
+      <w:r>
+        <w:rPr>
+          <w:rFonts w:hint="eastAsia"/>
+          <w:sz w:val="24"/>
+        </w:rPr>
+        <w:t xml:space="preserve">, 이미지 확대, </w:t>
+      </w:r>
+      <w:proofErr w:type="spellStart"/>
+      <w:r>
+        <w:rPr>
+          <w:rFonts w:hint="eastAsia"/>
+          <w:sz w:val="24"/>
+        </w:rPr>
+        <w:t>바이큐빅</w:t>
+      </w:r>
+      <w:proofErr w:type="spellEnd"/>
+      <w:r>
+        <w:rPr>
+          <w:rFonts w:hint="eastAsia"/>
+          <w:sz w:val="24"/>
+        </w:rPr>
+        <w:t xml:space="preserve"> 보간</w:t>
+      </w:r>
+      <w:r>
+        <w:rPr>
+          <w:rFonts w:hint="eastAsia"/>
+          <w:sz w:val="24"/>
+        </w:rPr>
+        <w:t>, 흑백</w:t>
+      </w:r>
+      <w:r>
+        <w:rPr>
+          <w:rFonts w:hint="eastAsia"/>
+          <w:sz w:val="24"/>
+        </w:rPr>
+        <w:t xml:space="preserve">화, </w:t>
+      </w:r>
+      <w:r>
+        <w:rPr>
+          <w:rFonts w:hint="eastAsia"/>
+          <w:sz w:val="24"/>
+        </w:rPr>
+        <w:t xml:space="preserve">이진화, </w:t>
+      </w:r>
+      <w:proofErr w:type="spellStart"/>
+      <w:r>
+        <w:rPr>
+          <w:rFonts w:hint="eastAsia"/>
+          <w:sz w:val="24"/>
+        </w:rPr>
+        <w:t>명암비</w:t>
+      </w:r>
+      <w:proofErr w:type="spellEnd"/>
+      <w:r>
+        <w:rPr>
+          <w:rFonts w:hint="eastAsia"/>
+          <w:sz w:val="24"/>
+        </w:rPr>
+        <w:t xml:space="preserve"> 조절, 패딩, </w:t>
+      </w:r>
+      <w:proofErr w:type="spellStart"/>
+      <w:r>
+        <w:rPr>
+          <w:rFonts w:hint="eastAsia"/>
+          <w:sz w:val="24"/>
+        </w:rPr>
+        <w:t>가우시안</w:t>
+      </w:r>
+      <w:proofErr w:type="spellEnd"/>
+      <w:r>
+        <w:rPr>
+          <w:rFonts w:hint="eastAsia"/>
+          <w:sz w:val="24"/>
+        </w:rPr>
+        <w:t xml:space="preserve"> </w:t>
+      </w:r>
+      <w:proofErr w:type="spellStart"/>
+      <w:r>
+        <w:rPr>
+          <w:rFonts w:hint="eastAsia"/>
+          <w:sz w:val="24"/>
+        </w:rPr>
+        <w:t>블러</w:t>
+      </w:r>
+      <w:proofErr w:type="spellEnd"/>
+      <w:r>
+        <w:rPr>
+          <w:rFonts w:hint="eastAsia"/>
+          <w:sz w:val="24"/>
+        </w:rPr>
+        <w:t xml:space="preserve">, </w:t>
+      </w:r>
+      <w:r>
+        <w:rPr>
+          <w:rFonts w:hint="eastAsia"/>
+          <w:sz w:val="24"/>
+        </w:rPr>
+        <w:t xml:space="preserve">색상 반전, </w:t>
+      </w:r>
+      <w:proofErr w:type="spellStart"/>
+      <w:r>
+        <w:rPr>
+          <w:rFonts w:hint="eastAsia"/>
+          <w:sz w:val="24"/>
+        </w:rPr>
+        <w:t>딜레이션</w:t>
+      </w:r>
+      <w:proofErr w:type="spellEnd"/>
+      <w:r>
+        <w:rPr>
+          <w:rFonts w:hint="eastAsia"/>
+          <w:sz w:val="24"/>
+        </w:rPr>
+        <w:t xml:space="preserve">, </w:t>
+      </w:r>
+      <w:proofErr w:type="spellStart"/>
+      <w:r>
+        <w:rPr>
+          <w:rFonts w:hint="eastAsia"/>
+          <w:sz w:val="24"/>
+        </w:rPr>
+        <w:t>에로전</w:t>
+      </w:r>
+      <w:proofErr w:type="spellEnd"/>
+      <w:r>
+        <w:rPr>
+          <w:rFonts w:hint="eastAsia"/>
+          <w:sz w:val="24"/>
+        </w:rPr>
+        <w:t xml:space="preserve"> 중 몇 개를 </w:t>
+      </w:r>
+      <w:r>
+        <w:rPr>
+          <w:rFonts w:hint="eastAsia"/>
+          <w:sz w:val="24"/>
+        </w:rPr>
+        <w:t>골라서</w:t>
+      </w:r>
+      <w:r>
+        <w:rPr>
+          <w:rFonts w:hint="eastAsia"/>
+          <w:sz w:val="24"/>
+        </w:rPr>
+        <w:t xml:space="preserve"> </w:t>
+      </w:r>
+      <w:r>
+        <w:rPr>
+          <w:rFonts w:hint="eastAsia"/>
+          <w:sz w:val="24"/>
+        </w:rPr>
+        <w:t xml:space="preserve">전처리를 하여 </w:t>
+      </w:r>
+      <w:r>
+        <w:rPr>
+          <w:rFonts w:hint="eastAsia"/>
+          <w:sz w:val="24"/>
+        </w:rPr>
+        <w:t>테스트</w:t>
+      </w:r>
+      <w:r>
+        <w:rPr>
+          <w:rFonts w:hint="eastAsia"/>
+          <w:sz w:val="24"/>
+        </w:rPr>
+        <w:t>를</w:t>
+      </w:r>
+      <w:r>
+        <w:rPr>
+          <w:rFonts w:hint="eastAsia"/>
+          <w:sz w:val="24"/>
+        </w:rPr>
+        <w:t xml:space="preserve"> 해보면서 </w:t>
+      </w:r>
+      <w:r>
+        <w:rPr>
+          <w:rFonts w:hint="eastAsia"/>
+          <w:sz w:val="24"/>
+        </w:rPr>
+        <w:t xml:space="preserve">정확도가 가장 높은 </w:t>
+      </w:r>
+      <w:proofErr w:type="spellStart"/>
+      <w:r>
+        <w:rPr>
+          <w:rFonts w:hint="eastAsia"/>
+          <w:sz w:val="24"/>
+        </w:rPr>
+        <w:t>전처리</w:t>
+      </w:r>
+      <w:proofErr w:type="spellEnd"/>
+      <w:r>
+        <w:rPr>
+          <w:rFonts w:hint="eastAsia"/>
+          <w:sz w:val="24"/>
+        </w:rPr>
+        <w:t xml:space="preserve"> 방법을 </w:t>
+      </w:r>
+      <w:r>
+        <w:rPr>
+          <w:rFonts w:hint="eastAsia"/>
+          <w:sz w:val="24"/>
+        </w:rPr>
+        <w:t>선택하였습니다.</w:t>
+      </w:r>
+      <w:r>
+        <w:rPr>
+          <w:rFonts w:hint="eastAsia"/>
+          <w:sz w:val="24"/>
+        </w:rPr>
+        <w:t xml:space="preserve"> </w:t>
+      </w:r>
+      <w:r>
+        <w:rPr>
+          <w:rFonts w:hint="eastAsia"/>
+          <w:sz w:val="24"/>
+        </w:rPr>
+        <w:t xml:space="preserve">(프로그램 시연 시간 보고 어디까지 설명할지 정하기) </w:t>
+      </w:r>
+      <w:r>
+        <w:rPr>
+          <w:rFonts w:hint="eastAsia"/>
+          <w:sz w:val="24"/>
+        </w:rPr>
+        <w:t>(PPT 다음 페이지)</w:t>
       </w:r>
     </w:p>
     <w:p>
@@ -1383,347 +2056,65 @@
           <w:rFonts w:hint="eastAsia"/>
           <w:sz w:val="24"/>
         </w:rPr>
-        <w:t xml:space="preserve">(:) </w:t>
-      </w:r>
-      <w:r>
-        <w:rPr>
-          <w:rFonts w:hint="eastAsia"/>
-          <w:sz w:val="24"/>
-        </w:rPr>
-        <w:t xml:space="preserve">자동차 번호판 인식 OCR의 작동 방식입니다. </w:t>
-      </w:r>
-      <w:proofErr w:type="spellStart"/>
-      <w:r>
-        <w:rPr>
-          <w:rFonts w:hint="eastAsia"/>
-          <w:sz w:val="24"/>
-        </w:rPr>
-        <w:t>파이썬을</w:t>
-      </w:r>
-      <w:proofErr w:type="spellEnd"/>
-      <w:r>
-        <w:rPr>
-          <w:rFonts w:hint="eastAsia"/>
-          <w:sz w:val="24"/>
-        </w:rPr>
-        <w:t xml:space="preserve"> 사용하면 여러가지 라이브러리를 사용할 수 있어 번호판 인식 정확도를 높일 수 있지만, </w:t>
-      </w:r>
-      <w:r>
-        <w:rPr>
-          <w:rFonts w:hint="eastAsia"/>
-          <w:sz w:val="24"/>
-        </w:rPr>
-        <w:t xml:space="preserve">저희는 </w:t>
-      </w:r>
-      <w:r>
-        <w:rPr>
-          <w:rFonts w:hint="eastAsia"/>
-          <w:sz w:val="24"/>
-        </w:rPr>
-        <w:t>훈련</w:t>
-      </w:r>
-      <w:r>
-        <w:rPr>
-          <w:rFonts w:hint="eastAsia"/>
-          <w:sz w:val="24"/>
-        </w:rPr>
-        <w:t>에서 배운 것</w:t>
-      </w:r>
-      <w:r>
-        <w:rPr>
-          <w:rFonts w:hint="eastAsia"/>
-          <w:sz w:val="24"/>
-        </w:rPr>
-        <w:t>인 자바</w:t>
-      </w:r>
-      <w:r>
-        <w:rPr>
-          <w:rFonts w:hint="eastAsia"/>
-          <w:sz w:val="24"/>
-        </w:rPr>
-        <w:t>만을</w:t>
-      </w:r>
-      <w:r>
-        <w:rPr>
-          <w:rFonts w:hint="eastAsia"/>
-          <w:sz w:val="24"/>
-        </w:rPr>
-        <w:t xml:space="preserve"> 토대로 이번 프로젝트를 진행하려고 하여 </w:t>
-      </w:r>
-      <w:r>
-        <w:rPr>
-          <w:rFonts w:hint="eastAsia"/>
-          <w:sz w:val="24"/>
-        </w:rPr>
-        <w:t xml:space="preserve">자바에서는 </w:t>
-      </w:r>
-      <w:r>
-        <w:rPr>
-          <w:rFonts w:hint="eastAsia"/>
-          <w:sz w:val="24"/>
-        </w:rPr>
-        <w:t xml:space="preserve">제약사항이 많은 YOLO를 사용하지 </w:t>
-      </w:r>
-      <w:r>
-        <w:rPr>
-          <w:rFonts w:hint="eastAsia"/>
-          <w:sz w:val="24"/>
-        </w:rPr>
-        <w:t>않았</w:t>
-      </w:r>
-      <w:r>
-        <w:rPr>
-          <w:rFonts w:hint="eastAsia"/>
-          <w:sz w:val="24"/>
-        </w:rPr>
-        <w:t xml:space="preserve">습니다. </w:t>
-      </w:r>
-      <w:r>
-        <w:rPr>
-          <w:rFonts w:hint="eastAsia"/>
-          <w:sz w:val="24"/>
-        </w:rPr>
-        <w:t xml:space="preserve">대신 AI허브에 있는 차량 번호판 </w:t>
-      </w:r>
-      <w:r>
-        <w:rPr>
-          <w:rFonts w:hint="eastAsia"/>
-          <w:sz w:val="24"/>
-        </w:rPr>
-        <w:t xml:space="preserve">데이터셋에 </w:t>
-      </w:r>
-      <w:proofErr w:type="spellStart"/>
-      <w:r>
-        <w:rPr>
-          <w:rFonts w:hint="eastAsia"/>
-          <w:sz w:val="24"/>
-        </w:rPr>
-        <w:t>테서랙트</w:t>
-      </w:r>
-      <w:proofErr w:type="spellEnd"/>
-      <w:r>
-        <w:rPr>
-          <w:rFonts w:hint="eastAsia"/>
-          <w:sz w:val="24"/>
-        </w:rPr>
-        <w:t xml:space="preserve"> </w:t>
-      </w:r>
-      <w:r>
-        <w:rPr>
-          <w:rFonts w:hint="eastAsia"/>
-          <w:sz w:val="24"/>
-        </w:rPr>
-        <w:t xml:space="preserve">OCR만을 적용하여 이번 프로젝트를 진행했습니다. </w:t>
-      </w:r>
-      <w:r>
-        <w:rPr>
-          <w:rFonts w:hint="eastAsia"/>
-          <w:sz w:val="24"/>
-        </w:rPr>
-        <w:t>1,000장의 가상 번호판 3세트</w:t>
-      </w:r>
-      <w:r>
-        <w:rPr>
-          <w:rFonts w:hint="eastAsia"/>
-          <w:sz w:val="24"/>
-        </w:rPr>
-        <w:t>를</w:t>
-      </w:r>
-      <w:r>
-        <w:rPr>
-          <w:rFonts w:hint="eastAsia"/>
-          <w:sz w:val="24"/>
-        </w:rPr>
-        <w:t xml:space="preserve"> 생성한 후</w:t>
-      </w:r>
-      <w:r>
-        <w:rPr>
-          <w:rFonts w:hint="eastAsia"/>
-          <w:sz w:val="24"/>
-        </w:rPr>
-        <w:t xml:space="preserve"> </w:t>
-      </w:r>
-      <w:proofErr w:type="spellStart"/>
-      <w:r>
-        <w:rPr>
-          <w:rFonts w:hint="eastAsia"/>
-          <w:sz w:val="24"/>
-        </w:rPr>
-        <w:t>클라헤</w:t>
-      </w:r>
-      <w:proofErr w:type="spellEnd"/>
-      <w:r>
-        <w:rPr>
-          <w:rFonts w:hint="eastAsia"/>
-          <w:sz w:val="24"/>
-        </w:rPr>
-        <w:t xml:space="preserve">, 이미지 확대, </w:t>
-      </w:r>
-      <w:proofErr w:type="spellStart"/>
-      <w:r>
-        <w:rPr>
-          <w:rFonts w:hint="eastAsia"/>
-          <w:sz w:val="24"/>
-        </w:rPr>
-        <w:t>바이큐빅</w:t>
-      </w:r>
-      <w:proofErr w:type="spellEnd"/>
-      <w:r>
-        <w:rPr>
-          <w:rFonts w:hint="eastAsia"/>
-          <w:sz w:val="24"/>
-        </w:rPr>
-        <w:t xml:space="preserve">, 흑백/이진화, </w:t>
-      </w:r>
-      <w:proofErr w:type="spellStart"/>
-      <w:r>
-        <w:rPr>
-          <w:rFonts w:hint="eastAsia"/>
-          <w:sz w:val="24"/>
-        </w:rPr>
-        <w:t>명암비</w:t>
-      </w:r>
-      <w:proofErr w:type="spellEnd"/>
-      <w:r>
-        <w:rPr>
-          <w:rFonts w:hint="eastAsia"/>
-          <w:sz w:val="24"/>
-        </w:rPr>
-        <w:t xml:space="preserve"> 조절, 패딩, </w:t>
-      </w:r>
-      <w:proofErr w:type="spellStart"/>
-      <w:r>
-        <w:rPr>
-          <w:rFonts w:hint="eastAsia"/>
-          <w:sz w:val="24"/>
-        </w:rPr>
-        <w:t>가우시안</w:t>
-      </w:r>
-      <w:proofErr w:type="spellEnd"/>
-      <w:r>
-        <w:rPr>
-          <w:rFonts w:hint="eastAsia"/>
-          <w:sz w:val="24"/>
-        </w:rPr>
-        <w:t xml:space="preserve">, </w:t>
-      </w:r>
-      <w:proofErr w:type="spellStart"/>
-      <w:r>
-        <w:rPr>
-          <w:rFonts w:hint="eastAsia"/>
-          <w:sz w:val="24"/>
-        </w:rPr>
-        <w:t>딜레이션</w:t>
-      </w:r>
-      <w:proofErr w:type="spellEnd"/>
-      <w:r>
-        <w:rPr>
-          <w:rFonts w:hint="eastAsia"/>
-          <w:sz w:val="24"/>
-        </w:rPr>
-        <w:t xml:space="preserve">, </w:t>
-      </w:r>
-      <w:proofErr w:type="spellStart"/>
-      <w:r>
-        <w:rPr>
-          <w:rFonts w:hint="eastAsia"/>
-          <w:sz w:val="24"/>
-        </w:rPr>
-        <w:t>에로전</w:t>
-      </w:r>
-      <w:proofErr w:type="spellEnd"/>
-      <w:r>
-        <w:rPr>
-          <w:rFonts w:hint="eastAsia"/>
-          <w:sz w:val="24"/>
-        </w:rPr>
-        <w:t xml:space="preserve"> 중 몇 개를 </w:t>
-      </w:r>
-      <w:r>
-        <w:rPr>
-          <w:rFonts w:hint="eastAsia"/>
-          <w:sz w:val="24"/>
-        </w:rPr>
-        <w:t>골라서</w:t>
-      </w:r>
-      <w:r>
-        <w:rPr>
-          <w:rFonts w:hint="eastAsia"/>
-          <w:sz w:val="24"/>
-        </w:rPr>
-        <w:t xml:space="preserve"> </w:t>
-      </w:r>
-      <w:r>
-        <w:rPr>
-          <w:rFonts w:hint="eastAsia"/>
-          <w:sz w:val="24"/>
-        </w:rPr>
-        <w:t xml:space="preserve">전처리를 하여 </w:t>
-      </w:r>
-      <w:r>
-        <w:rPr>
-          <w:rFonts w:hint="eastAsia"/>
-          <w:sz w:val="24"/>
-        </w:rPr>
-        <w:t>테스트</w:t>
-      </w:r>
-      <w:r>
-        <w:rPr>
-          <w:rFonts w:hint="eastAsia"/>
-          <w:sz w:val="24"/>
-        </w:rPr>
-        <w:t>를</w:t>
-      </w:r>
-      <w:r>
-        <w:rPr>
-          <w:rFonts w:hint="eastAsia"/>
-          <w:sz w:val="24"/>
-        </w:rPr>
-        <w:t xml:space="preserve"> 해보면서 </w:t>
-      </w:r>
-      <w:r>
-        <w:rPr>
-          <w:rFonts w:hint="eastAsia"/>
-          <w:sz w:val="24"/>
-        </w:rPr>
-        <w:t xml:space="preserve">정확도가 가장 높은 </w:t>
-      </w:r>
-      <w:proofErr w:type="spellStart"/>
-      <w:r>
-        <w:rPr>
-          <w:rFonts w:hint="eastAsia"/>
-          <w:sz w:val="24"/>
-        </w:rPr>
-        <w:t>전처리</w:t>
-      </w:r>
-      <w:proofErr w:type="spellEnd"/>
-      <w:r>
-        <w:rPr>
-          <w:rFonts w:hint="eastAsia"/>
-          <w:sz w:val="24"/>
-        </w:rPr>
-        <w:t xml:space="preserve"> 방법을 찾았습니다.</w:t>
-      </w:r>
-      <w:r>
-        <w:rPr>
-          <w:rFonts w:hint="eastAsia"/>
-          <w:sz w:val="24"/>
-        </w:rPr>
-        <w:t xml:space="preserve"> </w:t>
-      </w:r>
-      <w:r>
-        <w:rPr>
-          <w:rFonts w:hint="eastAsia"/>
-          <w:sz w:val="24"/>
-        </w:rPr>
-        <w:t xml:space="preserve">(프로그램 시연 시간 보고 어디까지 설명할지 정하기) </w:t>
-      </w:r>
-      <w:r>
-        <w:rPr>
-          <w:rFonts w:hint="eastAsia"/>
-          <w:sz w:val="24"/>
-        </w:rPr>
-        <w:t>(PPT 다음 페이지)</w:t>
+        <w:t>(</w:t>
+      </w:r>
+      <w:r>
+        <w:rPr>
+          <w:rFonts w:hint="eastAsia"/>
+          <w:sz w:val="24"/>
+        </w:rPr>
+        <w:t>00</w:t>
+      </w:r>
+      <w:r>
+        <w:rPr>
+          <w:rFonts w:hint="eastAsia"/>
+          <w:sz w:val="24"/>
+        </w:rPr>
+        <w:t>:</w:t>
+      </w:r>
+      <w:r>
+        <w:rPr>
+          <w:rFonts w:hint="eastAsia"/>
+          <w:sz w:val="24"/>
+        </w:rPr>
+        <w:t>05</w:t>
+      </w:r>
+      <w:r>
+        <w:rPr>
+          <w:rFonts w:hint="eastAsia"/>
+          <w:sz w:val="24"/>
+        </w:rPr>
+        <w:t xml:space="preserve">) </w:t>
+      </w:r>
+      <w:r>
+        <w:rPr>
+          <w:rFonts w:hint="eastAsia"/>
+          <w:b/>
+          <w:bCs/>
+          <w:sz w:val="24"/>
+        </w:rPr>
+        <w:t>(홈페이지)</w:t>
+      </w:r>
+      <w:r>
+        <w:rPr>
+          <w:rFonts w:hint="eastAsia"/>
+          <w:sz w:val="24"/>
+        </w:rPr>
+        <w:t xml:space="preserve"> </w:t>
+      </w:r>
+      <w:r>
+        <w:rPr>
+          <w:rFonts w:hint="eastAsia"/>
+          <w:sz w:val="24"/>
+        </w:rPr>
+        <w:t>프로그램 시연</w:t>
+      </w:r>
+      <w:r>
+        <w:rPr>
+          <w:rFonts w:hint="eastAsia"/>
+          <w:sz w:val="24"/>
+        </w:rPr>
+        <w:t>을 직접 하면서 보여드리겠습니다.</w:t>
       </w:r>
     </w:p>
     <w:p>
@@ -1738,14 +2129,288 @@
           <w:rFonts w:hint="eastAsia"/>
           <w:sz w:val="24"/>
         </w:rPr>
-        <w:t>프로그램 시연</w:t>
-      </w:r>
-      <w:r>
-        <w:rPr>
-          <w:rFonts w:hint="eastAsia"/>
-          <w:sz w:val="24"/>
-        </w:rPr>
-        <w:t>을 직접 하면서 보여드리겠습니다.</w:t>
+        <w:t>(</w:t>
+      </w:r>
+      <w:r>
+        <w:rPr>
+          <w:rFonts w:hint="eastAsia"/>
+          <w:sz w:val="24"/>
+        </w:rPr>
+        <w:t>00</w:t>
+      </w:r>
+      <w:r>
+        <w:rPr>
+          <w:rFonts w:hint="eastAsia"/>
+          <w:sz w:val="24"/>
+        </w:rPr>
+        <w:t>:</w:t>
+      </w:r>
+      <w:r>
+        <w:rPr>
+          <w:rFonts w:hint="eastAsia"/>
+          <w:sz w:val="24"/>
+        </w:rPr>
+        <w:t>30</w:t>
+      </w:r>
+      <w:r>
+        <w:rPr>
+          <w:rFonts w:hint="eastAsia"/>
+          <w:sz w:val="24"/>
+        </w:rPr>
+        <w:t xml:space="preserve">) </w:t>
+      </w:r>
+      <w:r>
+        <w:rPr>
+          <w:rFonts w:hint="eastAsia"/>
+          <w:b/>
+          <w:bCs/>
+          <w:sz w:val="24"/>
+        </w:rPr>
+        <w:t>(회원 로그인)</w:t>
+      </w:r>
+      <w:r>
+        <w:rPr>
+          <w:rFonts w:hint="eastAsia"/>
+          <w:sz w:val="24"/>
+        </w:rPr>
+        <w:t xml:space="preserve"> 시연 시간 단축을 위하여 미리 회원가입을 </w:t>
+      </w:r>
+      <w:proofErr w:type="spellStart"/>
+      <w:r>
+        <w:rPr>
+          <w:rFonts w:hint="eastAsia"/>
+          <w:sz w:val="24"/>
+        </w:rPr>
+        <w:t>해</w:t>
+      </w:r>
+      <w:r>
+        <w:rPr>
+          <w:rFonts w:hint="eastAsia"/>
+          <w:sz w:val="24"/>
+        </w:rPr>
+        <w:t>두</w:t>
+      </w:r>
+      <w:r>
+        <w:rPr>
+          <w:rFonts w:hint="eastAsia"/>
+          <w:sz w:val="24"/>
+        </w:rPr>
+        <w:t>었으며</w:t>
+      </w:r>
+      <w:proofErr w:type="spellEnd"/>
+      <w:r>
+        <w:rPr>
+          <w:rFonts w:hint="eastAsia"/>
+          <w:sz w:val="24"/>
+        </w:rPr>
+        <w:t xml:space="preserve">, </w:t>
+      </w:r>
+      <w:r>
+        <w:rPr>
+          <w:rFonts w:hint="eastAsia"/>
+          <w:sz w:val="24"/>
+        </w:rPr>
+        <w:t>일반</w:t>
+      </w:r>
+      <w:r>
+        <w:rPr>
+          <w:rFonts w:hint="eastAsia"/>
+          <w:sz w:val="24"/>
+        </w:rPr>
+        <w:t>회원부터 순서대로 보여드리겠습니다.</w:t>
+      </w:r>
+      <w:r>
+        <w:rPr>
+          <w:rFonts w:hint="eastAsia"/>
+          <w:sz w:val="24"/>
+        </w:rPr>
+        <w:t xml:space="preserve"> </w:t>
+      </w:r>
+      <w:r>
+        <w:rPr>
+          <w:rFonts w:hint="eastAsia"/>
+          <w:b/>
+          <w:bCs/>
+          <w:sz w:val="24"/>
+        </w:rPr>
+        <w:t>(마이페이지)</w:t>
+      </w:r>
+      <w:r>
+        <w:rPr>
+          <w:rFonts w:hint="eastAsia"/>
+          <w:sz w:val="24"/>
+        </w:rPr>
+        <w:t xml:space="preserve"> 로그인 후 </w:t>
+      </w:r>
+      <w:r>
+        <w:rPr>
+          <w:rFonts w:hint="eastAsia"/>
+          <w:sz w:val="24"/>
+        </w:rPr>
+        <w:t xml:space="preserve">마이페이지를 가면 회원가입 때 </w:t>
+      </w:r>
+      <w:proofErr w:type="spellStart"/>
+      <w:r>
+        <w:rPr>
+          <w:rFonts w:hint="eastAsia"/>
+          <w:sz w:val="24"/>
+        </w:rPr>
+        <w:t>작성했었던</w:t>
+      </w:r>
+      <w:proofErr w:type="spellEnd"/>
+      <w:r>
+        <w:rPr>
+          <w:rFonts w:hint="eastAsia"/>
+          <w:sz w:val="24"/>
+        </w:rPr>
+        <w:t xml:space="preserve"> 내용이 보여지고, </w:t>
+      </w:r>
+      <w:r>
+        <w:rPr>
+          <w:rFonts w:hint="eastAsia"/>
+          <w:b/>
+          <w:bCs/>
+          <w:sz w:val="24"/>
+        </w:rPr>
+        <w:t>(진료예약 내역)</w:t>
+      </w:r>
+      <w:r>
+        <w:rPr>
+          <w:rFonts w:hint="eastAsia"/>
+          <w:sz w:val="24"/>
+        </w:rPr>
+        <w:t xml:space="preserve"> </w:t>
+      </w:r>
+      <w:r>
+        <w:rPr>
+          <w:rFonts w:hint="eastAsia"/>
+          <w:sz w:val="24"/>
+        </w:rPr>
+        <w:t xml:space="preserve">자신이 예약한 진료 목록을 전체, </w:t>
+      </w:r>
+      <w:r>
+        <w:rPr>
+          <w:rFonts w:hint="eastAsia"/>
+          <w:b/>
+          <w:bCs/>
+          <w:sz w:val="24"/>
+        </w:rPr>
+        <w:t>(예약)</w:t>
+      </w:r>
+      <w:r>
+        <w:rPr>
+          <w:rFonts w:hint="eastAsia"/>
+          <w:sz w:val="24"/>
+        </w:rPr>
+        <w:t xml:space="preserve">예약, </w:t>
+      </w:r>
+      <w:r>
+        <w:rPr>
+          <w:rFonts w:hint="eastAsia"/>
+          <w:b/>
+          <w:bCs/>
+          <w:sz w:val="24"/>
+        </w:rPr>
+        <w:t>(완료)</w:t>
+      </w:r>
+      <w:r>
+        <w:rPr>
+          <w:rFonts w:hint="eastAsia"/>
+          <w:sz w:val="24"/>
+        </w:rPr>
+        <w:t xml:space="preserve">완료, </w:t>
+      </w:r>
+      <w:r>
+        <w:rPr>
+          <w:rFonts w:hint="eastAsia"/>
+          <w:b/>
+          <w:bCs/>
+          <w:sz w:val="24"/>
+        </w:rPr>
+        <w:t>(취소)</w:t>
+      </w:r>
+      <w:r>
+        <w:rPr>
+          <w:rFonts w:hint="eastAsia"/>
+          <w:sz w:val="24"/>
+        </w:rPr>
+        <w:t>취소로 각각 나누어서 볼 수 있습니다.</w:t>
+      </w:r>
+      <w:r>
+        <w:rPr>
+          <w:rFonts w:hint="eastAsia"/>
+          <w:sz w:val="24"/>
+        </w:rPr>
+        <w:t xml:space="preserve"> </w:t>
+      </w:r>
+      <w:r>
+        <w:rPr>
+          <w:rFonts w:hint="eastAsia"/>
+          <w:b/>
+          <w:bCs/>
+          <w:sz w:val="24"/>
+        </w:rPr>
+        <w:t>(차량관리)</w:t>
+      </w:r>
+      <w:r>
+        <w:rPr>
+          <w:rFonts w:hint="eastAsia"/>
+          <w:sz w:val="24"/>
+        </w:rPr>
+        <w:t xml:space="preserve"> 차량관리로 가면 등록한 개인차량 목록과 새 차량을 등록 및 삭제할 수 있으며, </w:t>
+      </w:r>
+      <w:r>
+        <w:rPr>
+          <w:rFonts w:hint="eastAsia"/>
+          <w:b/>
+          <w:bCs/>
+          <w:sz w:val="24"/>
+        </w:rPr>
+        <w:t>(개인정보수정)</w:t>
+      </w:r>
+      <w:r>
+        <w:rPr>
+          <w:rFonts w:hint="eastAsia"/>
+          <w:sz w:val="24"/>
+        </w:rPr>
+        <w:t xml:space="preserve"> 개인정보수정은 보안을 위하여 비밀번호를 한 번 더 입력하게 하였</w:t>
+      </w:r>
+      <w:r>
+        <w:rPr>
+          <w:rFonts w:hint="eastAsia"/>
+          <w:sz w:val="24"/>
+        </w:rPr>
+        <w:t>고</w:t>
+      </w:r>
+      <w:r>
+        <w:rPr>
+          <w:rFonts w:hint="eastAsia"/>
+          <w:sz w:val="24"/>
+        </w:rPr>
+        <w:t xml:space="preserve">, </w:t>
+      </w:r>
+      <w:r>
+        <w:rPr>
+          <w:rFonts w:hint="eastAsia"/>
+          <w:b/>
+          <w:bCs/>
+          <w:sz w:val="24"/>
+        </w:rPr>
+        <w:t>(아래로 스크롤)</w:t>
+      </w:r>
+      <w:r>
+        <w:rPr>
+          <w:rFonts w:hint="eastAsia"/>
+          <w:sz w:val="24"/>
+        </w:rPr>
+        <w:t xml:space="preserve"> </w:t>
+      </w:r>
+      <w:r>
+        <w:rPr>
+          <w:rFonts w:hint="eastAsia"/>
+          <w:sz w:val="24"/>
+        </w:rPr>
+        <w:t>개인정보 수정 및 회원 탈퇴가 가능합니다.</w:t>
       </w:r>
     </w:p>
     <w:p>
@@ -1758,92 +2423,103 @@
       <w:r>
         <w:rPr>
           <w:rFonts w:hint="eastAsia"/>
-          <w:b/>
-          <w:bCs/>
-          <w:sz w:val="24"/>
-        </w:rPr>
-        <w:t>(회원 로그인)</w:t>
-      </w:r>
-      <w:r>
-        <w:rPr>
-          <w:rFonts w:hint="eastAsia"/>
-          <w:sz w:val="24"/>
-        </w:rPr>
-        <w:t xml:space="preserve"> 시연 시간 단축을 위하여 미리 회원가입을 </w:t>
+          <w:sz w:val="24"/>
+        </w:rPr>
+        <w:t>(</w:t>
+      </w:r>
+      <w:r>
+        <w:rPr>
+          <w:rFonts w:hint="eastAsia"/>
+          <w:sz w:val="24"/>
+        </w:rPr>
+        <w:t>00</w:t>
+      </w:r>
+      <w:r>
+        <w:rPr>
+          <w:rFonts w:hint="eastAsia"/>
+          <w:sz w:val="24"/>
+        </w:rPr>
+        <w:t>:</w:t>
+      </w:r>
+      <w:r>
+        <w:rPr>
+          <w:rFonts w:hint="eastAsia"/>
+          <w:sz w:val="24"/>
+        </w:rPr>
+        <w:t>10</w:t>
+      </w:r>
+      <w:r>
+        <w:rPr>
+          <w:rFonts w:hint="eastAsia"/>
+          <w:sz w:val="24"/>
+        </w:rPr>
+        <w:t xml:space="preserve">) </w:t>
+      </w:r>
+      <w:r>
+        <w:rPr>
+          <w:rFonts w:hint="eastAsia"/>
+          <w:b/>
+          <w:bCs/>
+          <w:sz w:val="24"/>
+        </w:rPr>
+        <w:t>(진료예약)</w:t>
+      </w:r>
+      <w:r>
+        <w:rPr>
+          <w:rFonts w:hint="eastAsia"/>
+          <w:sz w:val="24"/>
+        </w:rPr>
+        <w:t xml:space="preserve"> </w:t>
+      </w:r>
+      <w:r>
+        <w:rPr>
+          <w:rFonts w:hint="eastAsia"/>
+          <w:sz w:val="24"/>
+        </w:rPr>
+        <w:t>진료를 예약하려면</w:t>
+      </w:r>
+      <w:r>
+        <w:rPr>
+          <w:rFonts w:hint="eastAsia"/>
+          <w:sz w:val="24"/>
+        </w:rPr>
+        <w:t xml:space="preserve">, </w:t>
+      </w:r>
+      <w:r>
+        <w:rPr>
+          <w:rFonts w:hint="eastAsia"/>
+          <w:b/>
+          <w:bCs/>
+          <w:sz w:val="24"/>
+        </w:rPr>
+        <w:t>(</w:t>
       </w:r>
       <w:proofErr w:type="spellStart"/>
       <w:r>
         <w:rPr>
           <w:rFonts w:hint="eastAsia"/>
-          <w:sz w:val="24"/>
-        </w:rPr>
-        <w:t>해</w:t>
-      </w:r>
-      <w:r>
-        <w:rPr>
-          <w:rFonts w:hint="eastAsia"/>
-          <w:sz w:val="24"/>
-        </w:rPr>
-        <w:t>두</w:t>
-      </w:r>
-      <w:r>
-        <w:rPr>
-          <w:rFonts w:hint="eastAsia"/>
-          <w:sz w:val="24"/>
-        </w:rPr>
-        <w:t>었으며</w:t>
+          <w:b/>
+          <w:bCs/>
+          <w:sz w:val="24"/>
+        </w:rPr>
+        <w:t>진료과</w:t>
       </w:r>
       <w:proofErr w:type="spellEnd"/>
       <w:r>
         <w:rPr>
           <w:rFonts w:hint="eastAsia"/>
-          <w:sz w:val="24"/>
-        </w:rPr>
-        <w:t xml:space="preserve">, </w:t>
-      </w:r>
-      <w:r>
-        <w:rPr>
-          <w:rFonts w:hint="eastAsia"/>
-          <w:sz w:val="24"/>
-        </w:rPr>
-        <w:t>일반</w:t>
-      </w:r>
-      <w:r>
-        <w:rPr>
-          <w:rFonts w:hint="eastAsia"/>
-          <w:sz w:val="24"/>
-        </w:rPr>
-        <w:t>회원부터 순서대로 보여드리겠습니다.</w:t>
-      </w:r>
-      <w:r>
-        <w:rPr>
-          <w:rFonts w:hint="eastAsia"/>
-          <w:sz w:val="24"/>
-        </w:rPr>
-        <w:t xml:space="preserve"> </w:t>
-      </w:r>
-      <w:r>
-        <w:rPr>
-          <w:rFonts w:hint="eastAsia"/>
-          <w:b/>
-          <w:bCs/>
-          <w:sz w:val="24"/>
-        </w:rPr>
-        <w:t>(마이페이지)</w:t>
-      </w:r>
-      <w:r>
-        <w:rPr>
-          <w:rFonts w:hint="eastAsia"/>
-          <w:sz w:val="24"/>
-        </w:rPr>
-        <w:t xml:space="preserve"> 로그인 후 </w:t>
-      </w:r>
-      <w:r>
-        <w:rPr>
-          <w:rFonts w:hint="eastAsia"/>
-          <w:sz w:val="24"/>
-        </w:rPr>
-        <w:t xml:space="preserve">마이페이지를 가면 회원가입 때 </w:t>
+          <w:b/>
+          <w:bCs/>
+          <w:sz w:val="24"/>
+        </w:rPr>
+        <w:t xml:space="preserve"> 선택)</w:t>
+      </w:r>
+      <w:r>
+        <w:rPr>
+          <w:rFonts w:hint="eastAsia"/>
+          <w:sz w:val="24"/>
+        </w:rPr>
+        <w:t xml:space="preserve"> 병원 내부에 있는 </w:t>
       </w:r>
       <w:proofErr w:type="spellStart"/>
       <w:r>
@@ -1851,7 +2527,14 @@
           <w:rFonts w:hint="eastAsia"/>
           <w:sz w:val="24"/>
         </w:rPr>
-        <w:t>작성했었던</w:t>
+        <w:t>진료</w:t>
+      </w:r>
+      <w:r>
+        <w:rPr>
+          <w:rFonts w:hint="eastAsia"/>
+          <w:sz w:val="24"/>
+        </w:rPr>
+        <w:t>과</w:t>
       </w:r>
       <w:proofErr w:type="spellEnd"/>
       <w:r>
@@ -1859,154 +2542,125 @@
           <w:rFonts w:hint="eastAsia"/>
           <w:sz w:val="24"/>
         </w:rPr>
-        <w:t xml:space="preserve"> 내용이 보여지고, </w:t>
-      </w:r>
-      <w:r>
-        <w:rPr>
-          <w:rFonts w:hint="eastAsia"/>
-          <w:b/>
-          <w:bCs/>
-          <w:sz w:val="24"/>
-        </w:rPr>
-        <w:t>(진료예약 내역)</w:t>
-      </w:r>
-      <w:r>
-        <w:rPr>
-          <w:rFonts w:hint="eastAsia"/>
-          <w:sz w:val="24"/>
-        </w:rPr>
-        <w:t xml:space="preserve"> </w:t>
-      </w:r>
-      <w:r>
-        <w:rPr>
-          <w:rFonts w:hint="eastAsia"/>
-          <w:sz w:val="24"/>
-        </w:rPr>
-        <w:t xml:space="preserve">자신이 예약한 진료 목록을 전체, </w:t>
-      </w:r>
-      <w:r>
-        <w:rPr>
-          <w:rFonts w:hint="eastAsia"/>
-          <w:b/>
-          <w:bCs/>
-          <w:sz w:val="24"/>
-        </w:rPr>
-        <w:t>(예약)</w:t>
-      </w:r>
-      <w:r>
-        <w:rPr>
-          <w:rFonts w:hint="eastAsia"/>
-          <w:sz w:val="24"/>
-        </w:rPr>
-        <w:t xml:space="preserve">예약, </w:t>
-      </w:r>
-      <w:r>
-        <w:rPr>
-          <w:rFonts w:hint="eastAsia"/>
-          <w:b/>
-          <w:bCs/>
-          <w:sz w:val="24"/>
-        </w:rPr>
-        <w:t>(완료)</w:t>
-      </w:r>
-      <w:r>
-        <w:rPr>
-          <w:rFonts w:hint="eastAsia"/>
-          <w:sz w:val="24"/>
-        </w:rPr>
-        <w:t xml:space="preserve">완료, </w:t>
-      </w:r>
-      <w:r>
-        <w:rPr>
-          <w:rFonts w:hint="eastAsia"/>
-          <w:b/>
-          <w:bCs/>
-          <w:sz w:val="24"/>
-        </w:rPr>
-        <w:t>(취소)</w:t>
-      </w:r>
-      <w:r>
-        <w:rPr>
-          <w:rFonts w:hint="eastAsia"/>
-          <w:sz w:val="24"/>
-        </w:rPr>
-        <w:t>취소로 각각 나누어서 볼 수 있습니다.</w:t>
-      </w:r>
-      <w:r>
-        <w:rPr>
-          <w:rFonts w:hint="eastAsia"/>
-          <w:sz w:val="24"/>
-        </w:rPr>
-        <w:t xml:space="preserve"> </w:t>
-      </w:r>
-      <w:r>
-        <w:rPr>
-          <w:rFonts w:hint="eastAsia"/>
-          <w:b/>
-          <w:bCs/>
-          <w:sz w:val="24"/>
-        </w:rPr>
-        <w:t>(차량관리)</w:t>
-      </w:r>
-      <w:r>
-        <w:rPr>
-          <w:rFonts w:hint="eastAsia"/>
-          <w:sz w:val="24"/>
-        </w:rPr>
-        <w:t xml:space="preserve"> 차량관리로 가면 등록한 개인차량 목록과 새 차량을 등록 및 삭제할 수 있으며, </w:t>
-      </w:r>
-      <w:r>
-        <w:rPr>
-          <w:rFonts w:hint="eastAsia"/>
-          <w:b/>
-          <w:bCs/>
-          <w:sz w:val="24"/>
-        </w:rPr>
-        <w:t>(개인정보수정)</w:t>
-      </w:r>
-      <w:r>
-        <w:rPr>
-          <w:rFonts w:hint="eastAsia"/>
-          <w:sz w:val="24"/>
-        </w:rPr>
-        <w:t xml:space="preserve"> 개인정보수정은 보안을 위하여 비밀번호를 한 번 더 입력하게 하였</w:t>
-      </w:r>
-      <w:r>
-        <w:rPr>
-          <w:rFonts w:hint="eastAsia"/>
-          <w:sz w:val="24"/>
-        </w:rPr>
-        <w:t>고</w:t>
-      </w:r>
-      <w:r>
-        <w:rPr>
-          <w:rFonts w:hint="eastAsia"/>
-          <w:sz w:val="24"/>
-        </w:rPr>
-        <w:t xml:space="preserve">, </w:t>
-      </w:r>
-      <w:r>
-        <w:rPr>
-          <w:rFonts w:hint="eastAsia"/>
-          <w:b/>
-          <w:bCs/>
-          <w:sz w:val="24"/>
-        </w:rPr>
-        <w:t>(아래로 스크롤)</w:t>
-      </w:r>
-      <w:r>
-        <w:rPr>
-          <w:rFonts w:hint="eastAsia"/>
-          <w:sz w:val="24"/>
-        </w:rPr>
-        <w:t xml:space="preserve"> </w:t>
-      </w:r>
-      <w:r>
-        <w:rPr>
-          <w:rFonts w:hint="eastAsia"/>
-          <w:sz w:val="24"/>
-        </w:rPr>
-        <w:t>개인정보 수정 및 회원 탈퇴가 가능합니다.</w:t>
+        <w:t xml:space="preserve"> </w:t>
+      </w:r>
+      <w:r>
+        <w:rPr>
+          <w:rFonts w:hint="eastAsia"/>
+          <w:sz w:val="24"/>
+        </w:rPr>
+        <w:t xml:space="preserve">중 하나 </w:t>
+      </w:r>
+      <w:r>
+        <w:rPr>
+          <w:rFonts w:hint="eastAsia"/>
+          <w:sz w:val="24"/>
+        </w:rPr>
+        <w:t xml:space="preserve">및 </w:t>
+      </w:r>
+      <w:r>
+        <w:rPr>
+          <w:rFonts w:hint="eastAsia"/>
+          <w:b/>
+          <w:bCs/>
+          <w:sz w:val="24"/>
+        </w:rPr>
+        <w:t>(담당 의사 선택)</w:t>
+      </w:r>
+      <w:r>
+        <w:rPr>
+          <w:rFonts w:hint="eastAsia"/>
+          <w:sz w:val="24"/>
+        </w:rPr>
+        <w:t xml:space="preserve"> </w:t>
+      </w:r>
+      <w:r>
+        <w:rPr>
+          <w:rFonts w:hint="eastAsia"/>
+          <w:sz w:val="24"/>
+        </w:rPr>
+        <w:t>특정 과 소속 의사</w:t>
+      </w:r>
+      <w:r>
+        <w:rPr>
+          <w:rFonts w:hint="eastAsia"/>
+          <w:sz w:val="24"/>
+        </w:rPr>
+        <w:t>를</w:t>
+      </w:r>
+      <w:r>
+        <w:rPr>
+          <w:rFonts w:hint="eastAsia"/>
+          <w:sz w:val="24"/>
+        </w:rPr>
+        <w:t xml:space="preserve"> 선택</w:t>
+      </w:r>
+      <w:r>
+        <w:rPr>
+          <w:rFonts w:hint="eastAsia"/>
+          <w:sz w:val="24"/>
+        </w:rPr>
+        <w:t xml:space="preserve">한 후, </w:t>
+      </w:r>
+      <w:r>
+        <w:rPr>
+          <w:rFonts w:hint="eastAsia"/>
+          <w:b/>
+          <w:bCs/>
+          <w:sz w:val="24"/>
+        </w:rPr>
+        <w:t>(이름 및 번호 입력)</w:t>
+      </w:r>
+      <w:r>
+        <w:rPr>
+          <w:rFonts w:hint="eastAsia"/>
+          <w:sz w:val="24"/>
+        </w:rPr>
+        <w:t xml:space="preserve"> </w:t>
+      </w:r>
+      <w:r>
+        <w:rPr>
+          <w:rFonts w:hint="eastAsia"/>
+          <w:sz w:val="24"/>
+        </w:rPr>
+        <w:t xml:space="preserve">환자 정보를 입력하고, </w:t>
+      </w:r>
+      <w:r>
+        <w:rPr>
+          <w:rFonts w:hint="eastAsia"/>
+          <w:b/>
+          <w:bCs/>
+          <w:sz w:val="24"/>
+        </w:rPr>
+        <w:t>(날짜 및 시간 선택)</w:t>
+      </w:r>
+      <w:r>
+        <w:rPr>
+          <w:rFonts w:hint="eastAsia"/>
+          <w:sz w:val="24"/>
+        </w:rPr>
+        <w:t xml:space="preserve"> </w:t>
+      </w:r>
+      <w:r>
+        <w:rPr>
+          <w:rFonts w:hint="eastAsia"/>
+          <w:sz w:val="24"/>
+        </w:rPr>
+        <w:t xml:space="preserve">날짜 및 </w:t>
+      </w:r>
+      <w:r>
+        <w:rPr>
+          <w:rFonts w:hint="eastAsia"/>
+          <w:sz w:val="24"/>
+        </w:rPr>
+        <w:t xml:space="preserve">시간을 선택하면 </w:t>
+      </w:r>
+      <w:r>
+        <w:rPr>
+          <w:rFonts w:hint="eastAsia"/>
+          <w:sz w:val="24"/>
+        </w:rPr>
+        <w:t>예약이 확정됩니다.</w:t>
       </w:r>
     </w:p>
     <w:p>
@@ -2019,25 +2673,89 @@
       <w:r>
         <w:rPr>
           <w:rFonts w:hint="eastAsia"/>
-          <w:b/>
-          <w:bCs/>
-          <w:sz w:val="24"/>
-        </w:rPr>
-        <w:t>(진료예약)</w:t>
-      </w:r>
-      <w:r>
-        <w:rPr>
-          <w:rFonts w:hint="eastAsia"/>
-          <w:sz w:val="24"/>
-        </w:rPr>
-        <w:t xml:space="preserve"> </w:t>
-      </w:r>
-      <w:r>
-        <w:rPr>
-          <w:rFonts w:hint="eastAsia"/>
-          <w:sz w:val="24"/>
-        </w:rPr>
-        <w:t>진료를 예약하려면</w:t>
+          <w:sz w:val="24"/>
+        </w:rPr>
+        <w:t>(</w:t>
+      </w:r>
+      <w:r>
+        <w:rPr>
+          <w:rFonts w:hint="eastAsia"/>
+          <w:sz w:val="24"/>
+        </w:rPr>
+        <w:t>00</w:t>
+      </w:r>
+      <w:r>
+        <w:rPr>
+          <w:rFonts w:hint="eastAsia"/>
+          <w:sz w:val="24"/>
+        </w:rPr>
+        <w:t>:</w:t>
+      </w:r>
+      <w:r>
+        <w:rPr>
+          <w:rFonts w:hint="eastAsia"/>
+          <w:sz w:val="24"/>
+        </w:rPr>
+        <w:t>10</w:t>
+      </w:r>
+      <w:r>
+        <w:rPr>
+          <w:rFonts w:hint="eastAsia"/>
+          <w:sz w:val="24"/>
+        </w:rPr>
+        <w:t xml:space="preserve">) </w:t>
+      </w:r>
+      <w:r>
+        <w:rPr>
+          <w:rFonts w:hint="eastAsia"/>
+          <w:b/>
+          <w:bCs/>
+          <w:sz w:val="24"/>
+        </w:rPr>
+        <w:t>(</w:t>
+      </w:r>
+      <w:proofErr w:type="spellStart"/>
+      <w:r>
+        <w:rPr>
+          <w:rFonts w:hint="eastAsia"/>
+          <w:b/>
+          <w:bCs/>
+          <w:sz w:val="24"/>
+        </w:rPr>
+        <w:t>고객의소리</w:t>
+      </w:r>
+      <w:proofErr w:type="spellEnd"/>
+      <w:r>
+        <w:rPr>
+          <w:rFonts w:hint="eastAsia"/>
+          <w:b/>
+          <w:bCs/>
+          <w:sz w:val="24"/>
+        </w:rPr>
+        <w:t>)</w:t>
+      </w:r>
+      <w:r>
+        <w:rPr>
+          <w:rFonts w:hint="eastAsia"/>
+          <w:sz w:val="24"/>
+        </w:rPr>
+        <w:t xml:space="preserve"> </w:t>
+      </w:r>
+      <w:proofErr w:type="spellStart"/>
+      <w:r>
+        <w:rPr>
+          <w:rFonts w:hint="eastAsia"/>
+          <w:sz w:val="24"/>
+        </w:rPr>
+        <w:t>고객의소리를</w:t>
+      </w:r>
+      <w:proofErr w:type="spellEnd"/>
+      <w:r>
+        <w:rPr>
+          <w:rFonts w:hint="eastAsia"/>
+          <w:sz w:val="24"/>
+        </w:rPr>
+        <w:t xml:space="preserve"> 작성하려면</w:t>
       </w:r>
       <w:r>
         <w:rPr>
@@ -2053,213 +2771,6 @@
           <w:bCs/>
           <w:sz w:val="24"/>
         </w:rPr>
-        <w:t>(</w:t>
-      </w:r>
-      <w:proofErr w:type="spellStart"/>
-      <w:r>
-        <w:rPr>
-          <w:rFonts w:hint="eastAsia"/>
-          <w:b/>
-          <w:bCs/>
-          <w:sz w:val="24"/>
-        </w:rPr>
-        <w:t>진료과</w:t>
-      </w:r>
-      <w:proofErr w:type="spellEnd"/>
-      <w:r>
-        <w:rPr>
-          <w:rFonts w:hint="eastAsia"/>
-          <w:b/>
-          <w:bCs/>
-          <w:sz w:val="24"/>
-        </w:rPr>
-        <w:t xml:space="preserve"> 선택)</w:t>
-      </w:r>
-      <w:r>
-        <w:rPr>
-          <w:rFonts w:hint="eastAsia"/>
-          <w:sz w:val="24"/>
-        </w:rPr>
-        <w:t xml:space="preserve"> 병원 내부에 있는 모든 과 및 </w:t>
-      </w:r>
-      <w:r>
-        <w:rPr>
-          <w:rFonts w:hint="eastAsia"/>
-          <w:b/>
-          <w:bCs/>
-          <w:sz w:val="24"/>
-        </w:rPr>
-        <w:t>(담당 의사 선택)</w:t>
-      </w:r>
-      <w:r>
-        <w:rPr>
-          <w:rFonts w:hint="eastAsia"/>
-          <w:sz w:val="24"/>
-        </w:rPr>
-        <w:t xml:space="preserve"> </w:t>
-      </w:r>
-      <w:r>
-        <w:rPr>
-          <w:rFonts w:hint="eastAsia"/>
-          <w:sz w:val="24"/>
-        </w:rPr>
-        <w:t>특정 과 소속 의사</w:t>
-      </w:r>
-      <w:r>
-        <w:rPr>
-          <w:rFonts w:hint="eastAsia"/>
-          <w:sz w:val="24"/>
-        </w:rPr>
-        <w:t>를</w:t>
-      </w:r>
-      <w:r>
-        <w:rPr>
-          <w:rFonts w:hint="eastAsia"/>
-          <w:sz w:val="24"/>
-        </w:rPr>
-        <w:t xml:space="preserve"> 선택</w:t>
-      </w:r>
-      <w:r>
-        <w:rPr>
-          <w:rFonts w:hint="eastAsia"/>
-          <w:sz w:val="24"/>
-        </w:rPr>
-        <w:t xml:space="preserve">한 후, </w:t>
-      </w:r>
-      <w:r>
-        <w:rPr>
-          <w:rFonts w:hint="eastAsia"/>
-          <w:b/>
-          <w:bCs/>
-          <w:sz w:val="24"/>
-        </w:rPr>
-        <w:t>(이름 및 번호 입력)</w:t>
-      </w:r>
-      <w:r>
-        <w:rPr>
-          <w:rFonts w:hint="eastAsia"/>
-          <w:sz w:val="24"/>
-        </w:rPr>
-        <w:t xml:space="preserve"> </w:t>
-      </w:r>
-      <w:r>
-        <w:rPr>
-          <w:rFonts w:hint="eastAsia"/>
-          <w:sz w:val="24"/>
-        </w:rPr>
-        <w:t xml:space="preserve">환자 정보를 입력하고, </w:t>
-      </w:r>
-      <w:r>
-        <w:rPr>
-          <w:rFonts w:hint="eastAsia"/>
-          <w:b/>
-          <w:bCs/>
-          <w:sz w:val="24"/>
-        </w:rPr>
-        <w:t>(날짜 및 시간 선택)</w:t>
-      </w:r>
-      <w:r>
-        <w:rPr>
-          <w:rFonts w:hint="eastAsia"/>
-          <w:sz w:val="24"/>
-        </w:rPr>
-        <w:t xml:space="preserve"> </w:t>
-      </w:r>
-      <w:r>
-        <w:rPr>
-          <w:rFonts w:hint="eastAsia"/>
-          <w:sz w:val="24"/>
-        </w:rPr>
-        <w:t xml:space="preserve">날짜 및 </w:t>
-      </w:r>
-      <w:r>
-        <w:rPr>
-          <w:rFonts w:hint="eastAsia"/>
-          <w:sz w:val="24"/>
-        </w:rPr>
-        <w:t xml:space="preserve">시간을 선택하면 </w:t>
-      </w:r>
-      <w:r>
-        <w:rPr>
-          <w:rFonts w:hint="eastAsia"/>
-          <w:sz w:val="24"/>
-        </w:rPr>
-        <w:t>예약이 확정됩니다.</w:t>
-      </w:r>
-    </w:p>
-    <w:p>
-      <w:pPr>
-        <w:rPr>
-          <w:rFonts w:hint="eastAsia"/>
-          <w:sz w:val="24"/>
-        </w:rPr>
-      </w:pPr>
-      <w:r>
-        <w:rPr>
-          <w:rFonts w:hint="eastAsia"/>
-          <w:b/>
-          <w:bCs/>
-          <w:sz w:val="24"/>
-        </w:rPr>
-        <w:t>(</w:t>
-      </w:r>
-      <w:proofErr w:type="spellStart"/>
-      <w:r>
-        <w:rPr>
-          <w:rFonts w:hint="eastAsia"/>
-          <w:b/>
-          <w:bCs/>
-          <w:sz w:val="24"/>
-        </w:rPr>
-        <w:t>고객의소리</w:t>
-      </w:r>
-      <w:proofErr w:type="spellEnd"/>
-      <w:r>
-        <w:rPr>
-          <w:rFonts w:hint="eastAsia"/>
-          <w:b/>
-          <w:bCs/>
-          <w:sz w:val="24"/>
-        </w:rPr>
-        <w:t>)</w:t>
-      </w:r>
-      <w:r>
-        <w:rPr>
-          <w:rFonts w:hint="eastAsia"/>
-          <w:sz w:val="24"/>
-        </w:rPr>
-        <w:t xml:space="preserve"> </w:t>
-      </w:r>
-      <w:proofErr w:type="spellStart"/>
-      <w:r>
-        <w:rPr>
-          <w:rFonts w:hint="eastAsia"/>
-          <w:sz w:val="24"/>
-        </w:rPr>
-        <w:t>고객의소리를</w:t>
-      </w:r>
-      <w:proofErr w:type="spellEnd"/>
-      <w:r>
-        <w:rPr>
-          <w:rFonts w:hint="eastAsia"/>
-          <w:sz w:val="24"/>
-        </w:rPr>
-        <w:t xml:space="preserve"> 작성하려면</w:t>
-      </w:r>
-      <w:r>
-        <w:rPr>
-          <w:rFonts w:hint="eastAsia"/>
-          <w:sz w:val="24"/>
-        </w:rPr>
-        <w:t xml:space="preserve">, </w:t>
-      </w:r>
-      <w:r>
-        <w:rPr>
-          <w:rFonts w:hint="eastAsia"/>
-          <w:b/>
-          <w:bCs/>
-          <w:sz w:val="24"/>
-        </w:rPr>
         <w:t>(문의 작성)</w:t>
       </w:r>
       <w:r>
@@ -2274,7 +2785,21 @@
           <w:rFonts w:hint="eastAsia"/>
           <w:sz w:val="24"/>
         </w:rPr>
-        <w:t xml:space="preserve">이미지를 선택 첨부한 후 </w:t>
+        <w:t>이미지를 선택 첨부</w:t>
+      </w:r>
+      <w:r>
+        <w:rPr>
+          <w:rFonts w:hint="eastAsia"/>
+          <w:sz w:val="24"/>
+        </w:rPr>
+        <w:t>하고</w:t>
+      </w:r>
+      <w:r>
+        <w:rPr>
+          <w:rFonts w:hint="eastAsia"/>
+          <w:sz w:val="24"/>
+        </w:rPr>
+        <w:t xml:space="preserve"> </w:t>
       </w:r>
       <w:r>
         <w:rPr>
@@ -2298,405 +2823,6 @@
           <w:sz w:val="24"/>
         </w:rPr>
         <w:t>등록을 하면 원무팀이 답변을 할 수 있는 상태가 됩니다.</w:t>
-      </w:r>
-    </w:p>
-    <w:p>
-      <w:pPr>
-        <w:rPr>
-          <w:sz w:val="24"/>
-        </w:rPr>
-      </w:pPr>
-      <w:r>
-        <w:rPr>
-          <w:rFonts w:hint="eastAsia"/>
-          <w:sz w:val="24"/>
-        </w:rPr>
-        <w:t xml:space="preserve">- </w:t>
-      </w:r>
-      <w:r>
-        <w:rPr>
-          <w:rFonts w:hint="eastAsia"/>
-          <w:sz w:val="24"/>
-        </w:rPr>
-        <w:t>진료예약하기 - VOC 작성하기</w:t>
-      </w:r>
-    </w:p>
-    <w:p>
-      <w:pPr>
-        <w:rPr>
-          <w:sz w:val="24"/>
-        </w:rPr>
-      </w:pPr>
-      <w:r>
-        <w:rPr>
-          <w:rFonts w:hint="eastAsia"/>
-          <w:sz w:val="24"/>
-        </w:rPr>
-        <w:t xml:space="preserve">의사 로그인 - </w:t>
-      </w:r>
-      <w:r>
-        <w:rPr>
-          <w:rFonts w:hint="eastAsia"/>
-          <w:sz w:val="24"/>
-        </w:rPr>
-        <w:t>자신 진료내역 - 진료 완료 처리 (</w:t>
-      </w:r>
-      <w:proofErr w:type="spellStart"/>
-      <w:r>
-        <w:rPr>
-          <w:rFonts w:hint="eastAsia"/>
-          <w:sz w:val="24"/>
-        </w:rPr>
-        <w:t>미방문</w:t>
-      </w:r>
-      <w:proofErr w:type="spellEnd"/>
-      <w:r>
-        <w:rPr>
-          <w:rFonts w:hint="eastAsia"/>
-          <w:sz w:val="24"/>
-        </w:rPr>
-        <w:t xml:space="preserve"> 자동처리 언급)</w:t>
-      </w:r>
-      <w:r>
-        <w:rPr>
-          <w:rFonts w:hint="eastAsia"/>
-          <w:sz w:val="24"/>
-        </w:rPr>
-        <w:t xml:space="preserve"> - </w:t>
-      </w:r>
-    </w:p>
-    <w:p>
-      <w:pPr>
-        <w:rPr>
-          <w:sz w:val="24"/>
-        </w:rPr>
-      </w:pPr>
-      <w:proofErr w:type="gramStart"/>
-      <w:r>
-        <w:rPr>
-          <w:rFonts w:hint="eastAsia"/>
-          <w:sz w:val="24"/>
-        </w:rPr>
-        <w:t>행정:원무</w:t>
-      </w:r>
-      <w:proofErr w:type="gramEnd"/>
-      <w:r>
-        <w:rPr>
-          <w:rFonts w:hint="eastAsia"/>
-          <w:sz w:val="24"/>
-        </w:rPr>
-        <w:t xml:space="preserve"> 로그인 - </w:t>
-      </w:r>
-    </w:p>
-    <w:p>
-      <w:pPr>
-        <w:rPr>
-          <w:sz w:val="24"/>
-        </w:rPr>
-      </w:pPr>
-      <w:proofErr w:type="gramStart"/>
-      <w:r>
-        <w:rPr>
-          <w:rFonts w:hint="eastAsia"/>
-          <w:sz w:val="24"/>
-        </w:rPr>
-        <w:t>행정:홍보</w:t>
-      </w:r>
-      <w:proofErr w:type="gramEnd"/>
-      <w:r>
-        <w:rPr>
-          <w:rFonts w:hint="eastAsia"/>
-          <w:sz w:val="24"/>
-        </w:rPr>
-        <w:t xml:space="preserve"> 로그인 - </w:t>
-      </w:r>
-    </w:p>
-    <w:p>
-      <w:pPr>
-        <w:rPr>
-          <w:sz w:val="24"/>
-        </w:rPr>
-      </w:pPr>
-      <w:r>
-        <w:rPr>
-          <w:rFonts w:hint="eastAsia"/>
-          <w:sz w:val="24"/>
-        </w:rPr>
-        <w:t xml:space="preserve">차량 입차 - </w:t>
-      </w:r>
-    </w:p>
-    <w:p>
-      <w:pPr>
-        <w:rPr>
-          <w:sz w:val="24"/>
-        </w:rPr>
-      </w:pPr>
-      <w:r>
-        <w:rPr>
-          <w:rFonts w:hint="eastAsia"/>
-          <w:sz w:val="24"/>
-        </w:rPr>
-        <w:t xml:space="preserve">주차장 </w:t>
-      </w:r>
-      <w:r>
-        <w:rPr>
-          <w:rFonts w:hint="eastAsia"/>
-          <w:sz w:val="24"/>
-        </w:rPr>
-        <w:t xml:space="preserve">위치 검색 - </w:t>
-      </w:r>
-    </w:p>
-    <w:p>
-      <w:pPr>
-        <w:rPr>
-          <w:sz w:val="24"/>
-        </w:rPr>
-      </w:pPr>
-      <w:r>
-        <w:rPr>
-          <w:rFonts w:hint="eastAsia"/>
-          <w:sz w:val="24"/>
-        </w:rPr>
-        <w:t xml:space="preserve">30분 이내 차량 </w:t>
-      </w:r>
-      <w:proofErr w:type="spellStart"/>
-      <w:r>
-        <w:rPr>
-          <w:rFonts w:hint="eastAsia"/>
-          <w:sz w:val="24"/>
-        </w:rPr>
-        <w:t>출차</w:t>
-      </w:r>
-      <w:proofErr w:type="spellEnd"/>
-      <w:r>
-        <w:rPr>
-          <w:rFonts w:hint="eastAsia"/>
-          <w:sz w:val="24"/>
-        </w:rPr>
-        <w:t xml:space="preserve"> - </w:t>
-      </w:r>
-    </w:p>
-    <w:p>
-      <w:pPr>
-        <w:rPr>
-          <w:sz w:val="24"/>
-        </w:rPr>
-      </w:pPr>
-      <w:r>
-        <w:rPr>
-          <w:rFonts w:hint="eastAsia"/>
-          <w:sz w:val="24"/>
-        </w:rPr>
-        <w:t xml:space="preserve">회원 차량 </w:t>
-      </w:r>
-      <w:proofErr w:type="spellStart"/>
-      <w:r>
-        <w:rPr>
-          <w:rFonts w:hint="eastAsia"/>
-          <w:sz w:val="24"/>
-        </w:rPr>
-        <w:t>출차</w:t>
-      </w:r>
-      <w:proofErr w:type="spellEnd"/>
-      <w:r>
-        <w:rPr>
-          <w:rFonts w:hint="eastAsia"/>
-          <w:sz w:val="24"/>
-        </w:rPr>
-        <w:t xml:space="preserve"> - </w:t>
-      </w:r>
-    </w:p>
-    <w:p>
-      <w:pPr>
-        <w:rPr>
-          <w:sz w:val="24"/>
-        </w:rPr>
-      </w:pPr>
-      <w:r>
-        <w:rPr>
-          <w:rFonts w:hint="eastAsia"/>
-          <w:sz w:val="24"/>
-        </w:rPr>
-        <w:t xml:space="preserve">비회원 차량 </w:t>
-      </w:r>
-      <w:proofErr w:type="spellStart"/>
-      <w:r>
-        <w:rPr>
-          <w:rFonts w:hint="eastAsia"/>
-          <w:sz w:val="24"/>
-        </w:rPr>
-        <w:t>출차</w:t>
-      </w:r>
-      <w:proofErr w:type="spellEnd"/>
-    </w:p>
-    <w:p>
-      <w:pPr>
-        <w:rPr>
-          <w:sz w:val="24"/>
-        </w:rPr>
-      </w:pPr>
-      <w:r>
-        <w:rPr>
-          <w:rFonts w:hint="eastAsia"/>
-          <w:sz w:val="24"/>
-        </w:rPr>
-        <w:t xml:space="preserve">진료예약 완료 차량 </w:t>
-      </w:r>
-      <w:proofErr w:type="spellStart"/>
-      <w:r>
-        <w:rPr>
-          <w:rFonts w:hint="eastAsia"/>
-          <w:sz w:val="24"/>
-        </w:rPr>
-        <w:t>출차</w:t>
-      </w:r>
-      <w:proofErr w:type="spellEnd"/>
-      <w:r>
-        <w:rPr>
-          <w:rFonts w:hint="eastAsia"/>
-          <w:sz w:val="24"/>
-        </w:rPr>
-        <w:t xml:space="preserve"> - </w:t>
-      </w:r>
-    </w:p>
-    <w:p>
-      <w:pPr>
-        <w:rPr>
-          <w:sz w:val="24"/>
-        </w:rPr>
-      </w:pPr>
-      <w:r>
-        <w:rPr>
-          <w:rFonts w:hint="eastAsia"/>
-          <w:sz w:val="24"/>
-        </w:rPr>
-        <w:lastRenderedPageBreak/>
-        <w:t xml:space="preserve">사전 정산 후 </w:t>
-      </w:r>
-      <w:proofErr w:type="spellStart"/>
-      <w:r>
-        <w:rPr>
-          <w:rFonts w:hint="eastAsia"/>
-          <w:sz w:val="24"/>
-        </w:rPr>
-        <w:t>출차</w:t>
-      </w:r>
-      <w:proofErr w:type="spellEnd"/>
-      <w:r>
-        <w:rPr>
-          <w:rFonts w:hint="eastAsia"/>
-          <w:sz w:val="24"/>
-        </w:rPr>
-        <w:t xml:space="preserve"> 시 바로 </w:t>
-      </w:r>
-      <w:proofErr w:type="spellStart"/>
-      <w:r>
-        <w:rPr>
-          <w:rFonts w:hint="eastAsia"/>
-          <w:sz w:val="24"/>
-        </w:rPr>
-        <w:t>출차</w:t>
-      </w:r>
-      <w:proofErr w:type="spellEnd"/>
-      <w:r>
-        <w:rPr>
-          <w:rFonts w:hint="eastAsia"/>
-          <w:sz w:val="24"/>
-        </w:rPr>
-        <w:t xml:space="preserve"> - </w:t>
-      </w:r>
-    </w:p>
-    <w:p>
-      <w:pPr>
-        <w:rPr>
-          <w:sz w:val="24"/>
-        </w:rPr>
-      </w:pPr>
-      <w:r>
-        <w:rPr>
-          <w:rFonts w:hint="eastAsia"/>
-          <w:sz w:val="24"/>
-        </w:rPr>
-        <w:t xml:space="preserve">(이거 말고 또 다른 경우의 수 </w:t>
-      </w:r>
-      <w:proofErr w:type="spellStart"/>
-      <w:r>
-        <w:rPr>
-          <w:rFonts w:hint="eastAsia"/>
-          <w:sz w:val="24"/>
-        </w:rPr>
-        <w:t>있을까여</w:t>
-      </w:r>
-      <w:proofErr w:type="spellEnd"/>
-      <w:r>
-        <w:rPr>
-          <w:rFonts w:hint="eastAsia"/>
-          <w:sz w:val="24"/>
-        </w:rPr>
-        <w:t>)</w:t>
-      </w:r>
-    </w:p>
-    <w:p>
-      <w:pPr>
-        <w:rPr>
-          <w:sz w:val="24"/>
-        </w:rPr>
-      </w:pPr>
-    </w:p>
-    <w:p>
-      <w:pPr>
-        <w:rPr>
-          <w:sz w:val="24"/>
-        </w:rPr>
-      </w:pPr>
-      <w:r>
-        <w:rPr>
-          <w:rFonts w:hint="eastAsia"/>
-          <w:sz w:val="24"/>
-        </w:rPr>
-        <w:t>프로그램 시연은 시간상 여기에서 마치겠습니다. (PPT 다음 페이지)</w:t>
-      </w:r>
-    </w:p>
-    <w:p>
-      <w:pPr>
-        <w:rPr>
-          <w:sz w:val="24"/>
-        </w:rPr>
-      </w:pPr>
-      <w:r>
-        <w:rPr>
-          <w:rFonts w:hint="eastAsia"/>
-          <w:sz w:val="24"/>
-        </w:rPr>
-        <w:t>서비스 확장 계획입니다.</w:t>
-      </w:r>
-      <w:r>
-        <w:rPr>
-          <w:rFonts w:hint="eastAsia"/>
-          <w:sz w:val="24"/>
-        </w:rPr>
-        <w:t xml:space="preserve"> </w:t>
-      </w:r>
-      <w:r>
-        <w:rPr>
-          <w:rFonts w:hint="eastAsia"/>
-          <w:sz w:val="24"/>
-        </w:rPr>
-        <w:t>(발표 자료 좀만 더 예쁘게 정리한 후 작성하겠음)</w:t>
-      </w:r>
-      <w:r>
-        <w:rPr>
-          <w:rFonts w:hint="eastAsia"/>
-          <w:sz w:val="24"/>
-        </w:rPr>
-        <w:t xml:space="preserve"> </w:t>
-      </w:r>
-      <w:r>
-        <w:rPr>
-          <w:rFonts w:hint="eastAsia"/>
-          <w:sz w:val="24"/>
-        </w:rPr>
-        <w:t>(PPT 다음 페이지)</w:t>
       </w:r>
     </w:p>
     <w:p>
@@ -2711,6 +2837,1848 @@
           <w:rFonts w:hint="eastAsia"/>
           <w:sz w:val="24"/>
         </w:rPr>
+        <w:t>(</w:t>
+      </w:r>
+      <w:r>
+        <w:rPr>
+          <w:rFonts w:hint="eastAsia"/>
+          <w:sz w:val="24"/>
+        </w:rPr>
+        <w:t>00</w:t>
+      </w:r>
+      <w:r>
+        <w:rPr>
+          <w:rFonts w:hint="eastAsia"/>
+          <w:sz w:val="24"/>
+        </w:rPr>
+        <w:t>:</w:t>
+      </w:r>
+      <w:r>
+        <w:rPr>
+          <w:rFonts w:hint="eastAsia"/>
+          <w:sz w:val="24"/>
+        </w:rPr>
+        <w:t>25</w:t>
+      </w:r>
+      <w:r>
+        <w:rPr>
+          <w:rFonts w:hint="eastAsia"/>
+          <w:sz w:val="24"/>
+        </w:rPr>
+        <w:t xml:space="preserve">) </w:t>
+      </w:r>
+      <w:r>
+        <w:rPr>
+          <w:rFonts w:hint="eastAsia"/>
+          <w:b/>
+          <w:bCs/>
+          <w:sz w:val="24"/>
+        </w:rPr>
+        <w:t>(의사 로그인)</w:t>
+      </w:r>
+      <w:r>
+        <w:rPr>
+          <w:rFonts w:hint="eastAsia"/>
+          <w:sz w:val="24"/>
+        </w:rPr>
+        <w:t xml:space="preserve"> </w:t>
+      </w:r>
+      <w:r>
+        <w:rPr>
+          <w:rFonts w:hint="eastAsia"/>
+          <w:sz w:val="24"/>
+        </w:rPr>
+        <w:t>의사로 로그인을 하겠습니다.</w:t>
+      </w:r>
+      <w:r>
+        <w:rPr>
+          <w:rFonts w:hint="eastAsia"/>
+          <w:sz w:val="24"/>
+        </w:rPr>
+        <w:t xml:space="preserve"> </w:t>
+      </w:r>
+      <w:r>
+        <w:rPr>
+          <w:rFonts w:hint="eastAsia"/>
+          <w:b/>
+          <w:bCs/>
+          <w:sz w:val="24"/>
+        </w:rPr>
+        <w:t>(마이페이지)</w:t>
+      </w:r>
+      <w:r>
+        <w:rPr>
+          <w:rFonts w:hint="eastAsia"/>
+          <w:sz w:val="24"/>
+        </w:rPr>
+        <w:t xml:space="preserve"> </w:t>
+      </w:r>
+      <w:r>
+        <w:rPr>
+          <w:rFonts w:hint="eastAsia"/>
+          <w:sz w:val="24"/>
+        </w:rPr>
+        <w:t>마이페이지에</w:t>
+      </w:r>
+      <w:r>
+        <w:rPr>
+          <w:rFonts w:hint="eastAsia"/>
+          <w:sz w:val="24"/>
+        </w:rPr>
+        <w:t>는</w:t>
+      </w:r>
+      <w:r>
+        <w:rPr>
+          <w:rFonts w:hint="eastAsia"/>
+          <w:sz w:val="24"/>
+        </w:rPr>
+        <w:t xml:space="preserve"> 일반회원과</w:t>
+      </w:r>
+      <w:r>
+        <w:rPr>
+          <w:rFonts w:hint="eastAsia"/>
+          <w:sz w:val="24"/>
+        </w:rPr>
+        <w:t xml:space="preserve">는 다르게 </w:t>
+      </w:r>
+      <w:r>
+        <w:rPr>
+          <w:rFonts w:hint="eastAsia"/>
+          <w:sz w:val="24"/>
+        </w:rPr>
+        <w:t>금일의 진료 현황이 추가적으로 출력</w:t>
+      </w:r>
+      <w:r>
+        <w:rPr>
+          <w:rFonts w:hint="eastAsia"/>
+          <w:sz w:val="24"/>
+        </w:rPr>
+        <w:t>됩니다.</w:t>
+      </w:r>
+      <w:r>
+        <w:rPr>
+          <w:rFonts w:hint="eastAsia"/>
+          <w:sz w:val="24"/>
+        </w:rPr>
+        <w:t xml:space="preserve"> </w:t>
+      </w:r>
+      <w:r>
+        <w:rPr>
+          <w:rFonts w:hint="eastAsia"/>
+          <w:b/>
+          <w:bCs/>
+          <w:sz w:val="24"/>
+        </w:rPr>
+        <w:t>(</w:t>
+      </w:r>
+      <w:r>
+        <w:rPr>
+          <w:rFonts w:hint="eastAsia"/>
+          <w:b/>
+          <w:bCs/>
+          <w:sz w:val="24"/>
+        </w:rPr>
+        <w:t>진료 업무 일정</w:t>
+      </w:r>
+      <w:r>
+        <w:rPr>
+          <w:rFonts w:hint="eastAsia"/>
+          <w:b/>
+          <w:bCs/>
+          <w:sz w:val="24"/>
+        </w:rPr>
+        <w:t>)</w:t>
+      </w:r>
+      <w:r>
+        <w:rPr>
+          <w:rFonts w:hint="eastAsia"/>
+          <w:sz w:val="24"/>
+        </w:rPr>
+        <w:t xml:space="preserve"> </w:t>
+      </w:r>
+      <w:r>
+        <w:rPr>
+          <w:rFonts w:hint="eastAsia"/>
+          <w:sz w:val="24"/>
+        </w:rPr>
+        <w:t>진료 예약 내역은 달력</w:t>
+      </w:r>
+      <w:r>
+        <w:rPr>
+          <w:rFonts w:hint="eastAsia"/>
+          <w:sz w:val="24"/>
+        </w:rPr>
+        <w:t>을 통하여</w:t>
+      </w:r>
+      <w:r>
+        <w:rPr>
+          <w:rFonts w:hint="eastAsia"/>
+          <w:sz w:val="24"/>
+        </w:rPr>
+        <w:t xml:space="preserve"> </w:t>
+      </w:r>
+      <w:r>
+        <w:rPr>
+          <w:rFonts w:hint="eastAsia"/>
+          <w:b/>
+          <w:bCs/>
+          <w:sz w:val="24"/>
+        </w:rPr>
+        <w:t>(날짜 클릭)</w:t>
+      </w:r>
+      <w:r>
+        <w:rPr>
+          <w:rFonts w:hint="eastAsia"/>
+          <w:sz w:val="24"/>
+        </w:rPr>
+        <w:t xml:space="preserve"> </w:t>
+      </w:r>
+      <w:r>
+        <w:rPr>
+          <w:rFonts w:hint="eastAsia"/>
+          <w:sz w:val="24"/>
+        </w:rPr>
+        <w:t>일별로 확인</w:t>
+      </w:r>
+      <w:r>
+        <w:rPr>
+          <w:rFonts w:hint="eastAsia"/>
+          <w:sz w:val="24"/>
+        </w:rPr>
+        <w:t>이</w:t>
+      </w:r>
+      <w:r>
+        <w:rPr>
+          <w:rFonts w:hint="eastAsia"/>
+          <w:sz w:val="24"/>
+        </w:rPr>
+        <w:t xml:space="preserve"> 가능하고,</w:t>
+      </w:r>
+      <w:r>
+        <w:rPr>
+          <w:rFonts w:hint="eastAsia"/>
+          <w:sz w:val="24"/>
+        </w:rPr>
+        <w:t xml:space="preserve"> </w:t>
+      </w:r>
+      <w:r>
+        <w:rPr>
+          <w:rFonts w:hint="eastAsia"/>
+          <w:b/>
+          <w:bCs/>
+          <w:sz w:val="24"/>
+        </w:rPr>
+        <w:t>(예약 강제 취소)</w:t>
+      </w:r>
+      <w:r>
+        <w:rPr>
+          <w:rFonts w:hint="eastAsia"/>
+          <w:sz w:val="24"/>
+        </w:rPr>
+        <w:t xml:space="preserve"> </w:t>
+      </w:r>
+      <w:r>
+        <w:rPr>
+          <w:rFonts w:hint="eastAsia"/>
+          <w:sz w:val="24"/>
+        </w:rPr>
+        <w:t xml:space="preserve">의사 권한으로 </w:t>
+      </w:r>
+      <w:r>
+        <w:rPr>
+          <w:rFonts w:hint="eastAsia"/>
+          <w:sz w:val="24"/>
+        </w:rPr>
+        <w:t xml:space="preserve">예약 강제 취소가 가능합니다. </w:t>
+      </w:r>
+      <w:r>
+        <w:rPr>
+          <w:rFonts w:hint="eastAsia"/>
+          <w:b/>
+          <w:bCs/>
+          <w:sz w:val="24"/>
+        </w:rPr>
+        <w:t>(리스트)</w:t>
+      </w:r>
+      <w:r>
+        <w:rPr>
+          <w:rFonts w:hint="eastAsia"/>
+          <w:sz w:val="24"/>
+        </w:rPr>
+        <w:t xml:space="preserve"> </w:t>
+      </w:r>
+      <w:r>
+        <w:rPr>
+          <w:rFonts w:hint="eastAsia"/>
+          <w:sz w:val="24"/>
+        </w:rPr>
+        <w:t xml:space="preserve">리스트로도 한 눈에 확인 </w:t>
+      </w:r>
+      <w:r>
+        <w:rPr>
+          <w:rFonts w:hint="eastAsia"/>
+          <w:sz w:val="24"/>
+        </w:rPr>
+        <w:t>및 강제 취소가 가능합니다.</w:t>
+      </w:r>
+      <w:r>
+        <w:rPr>
+          <w:rFonts w:hint="eastAsia"/>
+          <w:sz w:val="24"/>
+        </w:rPr>
+        <w:t xml:space="preserve"> </w:t>
+      </w:r>
+      <w:r>
+        <w:rPr>
+          <w:rFonts w:hint="eastAsia"/>
+          <w:b/>
+          <w:bCs/>
+          <w:sz w:val="24"/>
+        </w:rPr>
+        <w:t>(예약 완료 처리)</w:t>
+      </w:r>
+      <w:r>
+        <w:rPr>
+          <w:rFonts w:hint="eastAsia"/>
+          <w:sz w:val="24"/>
+        </w:rPr>
+        <w:t xml:space="preserve"> </w:t>
+      </w:r>
+      <w:r>
+        <w:rPr>
+          <w:rFonts w:hint="eastAsia"/>
+          <w:sz w:val="24"/>
+        </w:rPr>
+        <w:t xml:space="preserve">해당 진료 예약 시간이 되면 </w:t>
+      </w:r>
+      <w:r>
+        <w:rPr>
+          <w:rFonts w:hint="eastAsia"/>
+          <w:sz w:val="24"/>
+        </w:rPr>
+        <w:t xml:space="preserve">예약을 직접 완료로 전환할 수 있으며, </w:t>
+      </w:r>
+      <w:proofErr w:type="spellStart"/>
+      <w:r>
+        <w:rPr>
+          <w:rFonts w:hint="eastAsia"/>
+          <w:sz w:val="24"/>
+        </w:rPr>
+        <w:t>미방문</w:t>
+      </w:r>
+      <w:proofErr w:type="spellEnd"/>
+      <w:r>
+        <w:rPr>
+          <w:rFonts w:hint="eastAsia"/>
+          <w:sz w:val="24"/>
+        </w:rPr>
+        <w:t xml:space="preserve"> 시 자동으로 </w:t>
+      </w:r>
+      <w:proofErr w:type="spellStart"/>
+      <w:r>
+        <w:rPr>
+          <w:rFonts w:hint="eastAsia"/>
+          <w:sz w:val="24"/>
+        </w:rPr>
+        <w:lastRenderedPageBreak/>
+        <w:t>미방문</w:t>
+      </w:r>
+      <w:proofErr w:type="spellEnd"/>
+      <w:r>
+        <w:rPr>
+          <w:rFonts w:hint="eastAsia"/>
+          <w:sz w:val="24"/>
+        </w:rPr>
+        <w:t xml:space="preserve"> 처리가 됩니다.</w:t>
+      </w:r>
+    </w:p>
+    <w:p>
+      <w:pPr>
+        <w:ind w:firstLineChars="100" w:firstLine="240"/>
+        <w:rPr>
+          <w:sz w:val="24"/>
+        </w:rPr>
+      </w:pPr>
+      <w:r>
+        <w:rPr>
+          <w:rFonts w:hint="eastAsia"/>
+          <w:sz w:val="24"/>
+        </w:rPr>
+        <w:t>(</w:t>
+      </w:r>
+      <w:r>
+        <w:rPr>
+          <w:rFonts w:hint="eastAsia"/>
+          <w:sz w:val="24"/>
+        </w:rPr>
+        <w:t>00</w:t>
+      </w:r>
+      <w:r>
+        <w:rPr>
+          <w:rFonts w:hint="eastAsia"/>
+          <w:sz w:val="24"/>
+        </w:rPr>
+        <w:t>:</w:t>
+      </w:r>
+      <w:r>
+        <w:rPr>
+          <w:rFonts w:hint="eastAsia"/>
+          <w:sz w:val="24"/>
+        </w:rPr>
+        <w:t>15</w:t>
+      </w:r>
+      <w:r>
+        <w:rPr>
+          <w:rFonts w:hint="eastAsia"/>
+          <w:sz w:val="24"/>
+        </w:rPr>
+        <w:t xml:space="preserve">) </w:t>
+      </w:r>
+      <w:r>
+        <w:rPr>
+          <w:rFonts w:hint="eastAsia"/>
+          <w:b/>
+          <w:bCs/>
+          <w:sz w:val="24"/>
+        </w:rPr>
+        <w:t>(</w:t>
+      </w:r>
+      <w:proofErr w:type="gramStart"/>
+      <w:r>
+        <w:rPr>
+          <w:rFonts w:hint="eastAsia"/>
+          <w:b/>
+          <w:bCs/>
+          <w:sz w:val="24"/>
+        </w:rPr>
+        <w:t>행정:원무</w:t>
+      </w:r>
+      <w:proofErr w:type="gramEnd"/>
+      <w:r>
+        <w:rPr>
+          <w:rFonts w:hint="eastAsia"/>
+          <w:b/>
+          <w:bCs/>
+          <w:sz w:val="24"/>
+        </w:rPr>
+        <w:t xml:space="preserve"> 로그인)</w:t>
+      </w:r>
+      <w:r>
+        <w:rPr>
+          <w:rFonts w:hint="eastAsia"/>
+          <w:sz w:val="24"/>
+        </w:rPr>
+        <w:t xml:space="preserve"> 행정 원무팀으로 로그인을 하겠습니다. </w:t>
+      </w:r>
+      <w:r>
+        <w:rPr>
+          <w:rFonts w:hint="eastAsia"/>
+          <w:b/>
+          <w:bCs/>
+          <w:sz w:val="24"/>
+        </w:rPr>
+        <w:t>(마이페이지)</w:t>
+      </w:r>
+      <w:r>
+        <w:rPr>
+          <w:rFonts w:hint="eastAsia"/>
+          <w:sz w:val="24"/>
+        </w:rPr>
+        <w:t xml:space="preserve"> </w:t>
+      </w:r>
+      <w:r>
+        <w:rPr>
+          <w:rFonts w:hint="eastAsia"/>
+          <w:sz w:val="24"/>
+        </w:rPr>
+        <w:t xml:space="preserve">마이페이지의 나머지 부분은 </w:t>
+      </w:r>
+      <w:r>
+        <w:rPr>
+          <w:rFonts w:hint="eastAsia"/>
+          <w:sz w:val="24"/>
+        </w:rPr>
+        <w:t xml:space="preserve">일반회원과 같으며, </w:t>
+      </w:r>
+      <w:r>
+        <w:rPr>
+          <w:rFonts w:hint="eastAsia"/>
+          <w:b/>
+          <w:bCs/>
+          <w:sz w:val="24"/>
+        </w:rPr>
+        <w:t>(</w:t>
+      </w:r>
+      <w:proofErr w:type="spellStart"/>
+      <w:r>
+        <w:rPr>
+          <w:rFonts w:hint="eastAsia"/>
+          <w:b/>
+          <w:bCs/>
+          <w:sz w:val="24"/>
+        </w:rPr>
+        <w:t>고객의소리</w:t>
+      </w:r>
+      <w:proofErr w:type="spellEnd"/>
+      <w:r>
+        <w:rPr>
+          <w:rFonts w:hint="eastAsia"/>
+          <w:b/>
+          <w:bCs/>
+          <w:sz w:val="24"/>
+        </w:rPr>
+        <w:t xml:space="preserve"> 답변 달기)</w:t>
+      </w:r>
+      <w:r>
+        <w:rPr>
+          <w:rFonts w:hint="eastAsia"/>
+          <w:sz w:val="24"/>
+        </w:rPr>
+        <w:t xml:space="preserve"> </w:t>
+      </w:r>
+      <w:r>
+        <w:rPr>
+          <w:rFonts w:hint="eastAsia"/>
+          <w:sz w:val="24"/>
+        </w:rPr>
+        <w:t xml:space="preserve">일반회원이 작성한 </w:t>
+      </w:r>
+      <w:proofErr w:type="spellStart"/>
+      <w:r>
+        <w:rPr>
+          <w:rFonts w:hint="eastAsia"/>
+          <w:sz w:val="24"/>
+        </w:rPr>
+        <w:t>고객의소리에</w:t>
+      </w:r>
+      <w:proofErr w:type="spellEnd"/>
+      <w:r>
+        <w:rPr>
+          <w:rFonts w:hint="eastAsia"/>
+          <w:sz w:val="24"/>
+        </w:rPr>
+        <w:t xml:space="preserve"> 답변을 달</w:t>
+      </w:r>
+      <w:r>
+        <w:rPr>
+          <w:rFonts w:hint="eastAsia"/>
+          <w:sz w:val="24"/>
+        </w:rPr>
+        <w:t xml:space="preserve">거나, 부적절한 </w:t>
+      </w:r>
+      <w:r>
+        <w:rPr>
+          <w:rFonts w:hint="eastAsia"/>
+          <w:b/>
+          <w:bCs/>
+          <w:sz w:val="24"/>
+        </w:rPr>
+        <w:t>(</w:t>
+      </w:r>
+      <w:proofErr w:type="spellStart"/>
+      <w:r>
+        <w:rPr>
+          <w:rFonts w:hint="eastAsia"/>
+          <w:b/>
+          <w:bCs/>
+          <w:sz w:val="24"/>
+        </w:rPr>
+        <w:t>고객의소리</w:t>
+      </w:r>
+      <w:proofErr w:type="spellEnd"/>
+      <w:r>
+        <w:rPr>
+          <w:rFonts w:hint="eastAsia"/>
+          <w:b/>
+          <w:bCs/>
+          <w:sz w:val="24"/>
+        </w:rPr>
+        <w:t xml:space="preserve"> 삭제)</w:t>
+      </w:r>
+      <w:r>
+        <w:rPr>
+          <w:rFonts w:hint="eastAsia"/>
+          <w:sz w:val="24"/>
+        </w:rPr>
+        <w:t xml:space="preserve"> </w:t>
+      </w:r>
+      <w:proofErr w:type="spellStart"/>
+      <w:r>
+        <w:rPr>
+          <w:rFonts w:hint="eastAsia"/>
+          <w:sz w:val="24"/>
+        </w:rPr>
+        <w:t>고객의소리는</w:t>
+      </w:r>
+      <w:proofErr w:type="spellEnd"/>
+      <w:r>
+        <w:rPr>
+          <w:rFonts w:hint="eastAsia"/>
+          <w:sz w:val="24"/>
+        </w:rPr>
+        <w:t xml:space="preserve"> </w:t>
+      </w:r>
+      <w:r>
+        <w:rPr>
+          <w:rFonts w:hint="eastAsia"/>
+          <w:sz w:val="24"/>
+        </w:rPr>
+        <w:t xml:space="preserve">강제 </w:t>
+      </w:r>
+      <w:r>
+        <w:rPr>
+          <w:rFonts w:hint="eastAsia"/>
+          <w:sz w:val="24"/>
+        </w:rPr>
+        <w:t>삭제 처리</w:t>
+      </w:r>
+      <w:r>
+        <w:rPr>
+          <w:sz w:val="24"/>
+        </w:rPr>
+        <w:t>할</w:t>
+      </w:r>
+      <w:r>
+        <w:rPr>
+          <w:rFonts w:hint="eastAsia"/>
+          <w:sz w:val="24"/>
+        </w:rPr>
+        <w:t xml:space="preserve"> 수 있습니다. 삭제 처리된 </w:t>
+      </w:r>
+      <w:proofErr w:type="spellStart"/>
+      <w:r>
+        <w:rPr>
+          <w:rFonts w:hint="eastAsia"/>
+          <w:sz w:val="24"/>
+        </w:rPr>
+        <w:t>고객의소리는</w:t>
+      </w:r>
+      <w:proofErr w:type="spellEnd"/>
+      <w:r>
+        <w:rPr>
+          <w:rFonts w:hint="eastAsia"/>
+          <w:sz w:val="24"/>
+        </w:rPr>
+        <w:t xml:space="preserve"> 30일 후 완전히 삭제됩니다.</w:t>
+      </w:r>
+    </w:p>
+    <w:p>
+      <w:pPr>
+        <w:ind w:firstLineChars="100" w:firstLine="240"/>
+        <w:rPr>
+          <w:sz w:val="24"/>
+        </w:rPr>
+      </w:pPr>
+      <w:r>
+        <w:rPr>
+          <w:rFonts w:hint="eastAsia"/>
+          <w:sz w:val="24"/>
+        </w:rPr>
+        <w:t>(</w:t>
+      </w:r>
+      <w:r>
+        <w:rPr>
+          <w:rFonts w:hint="eastAsia"/>
+          <w:sz w:val="24"/>
+        </w:rPr>
+        <w:t>00</w:t>
+      </w:r>
+      <w:r>
+        <w:rPr>
+          <w:rFonts w:hint="eastAsia"/>
+          <w:sz w:val="24"/>
+        </w:rPr>
+        <w:t>:</w:t>
+      </w:r>
+      <w:r>
+        <w:rPr>
+          <w:rFonts w:hint="eastAsia"/>
+          <w:sz w:val="24"/>
+        </w:rPr>
+        <w:t>10</w:t>
+      </w:r>
+      <w:r>
+        <w:rPr>
+          <w:rFonts w:hint="eastAsia"/>
+          <w:sz w:val="24"/>
+        </w:rPr>
+        <w:t xml:space="preserve">) </w:t>
+      </w:r>
+      <w:r>
+        <w:rPr>
+          <w:rFonts w:hint="eastAsia"/>
+          <w:b/>
+          <w:bCs/>
+          <w:sz w:val="24"/>
+        </w:rPr>
+        <w:t>(공</w:t>
+      </w:r>
+      <w:r>
+        <w:rPr>
+          <w:rFonts w:hint="eastAsia"/>
+          <w:b/>
+          <w:bCs/>
+          <w:sz w:val="24"/>
+        </w:rPr>
+        <w:t>지사항)</w:t>
+      </w:r>
+      <w:r>
+        <w:rPr>
+          <w:rFonts w:hint="eastAsia"/>
+          <w:sz w:val="24"/>
+        </w:rPr>
+        <w:t xml:space="preserve"> 공지사항에 사진이 </w:t>
+      </w:r>
+      <w:r>
+        <w:rPr>
+          <w:rFonts w:hint="eastAsia"/>
+          <w:sz w:val="24"/>
+        </w:rPr>
+        <w:t xml:space="preserve">선택 </w:t>
+      </w:r>
+      <w:r>
+        <w:rPr>
+          <w:rFonts w:hint="eastAsia"/>
+          <w:sz w:val="24"/>
+        </w:rPr>
+        <w:t>포함된 글을 작성하</w:t>
+      </w:r>
+      <w:r>
+        <w:rPr>
+          <w:rFonts w:hint="eastAsia"/>
+          <w:sz w:val="24"/>
+        </w:rPr>
+        <w:t>고</w:t>
+      </w:r>
+      <w:r>
+        <w:rPr>
+          <w:rFonts w:hint="eastAsia"/>
+          <w:sz w:val="24"/>
+        </w:rPr>
+        <w:t xml:space="preserve"> </w:t>
+      </w:r>
+      <w:r>
+        <w:rPr>
+          <w:rFonts w:hint="eastAsia"/>
+          <w:b/>
+          <w:bCs/>
+          <w:sz w:val="24"/>
+        </w:rPr>
+        <w:t xml:space="preserve">(아래로 스크롤 및 </w:t>
+      </w:r>
+      <w:r>
+        <w:rPr>
+          <w:rFonts w:hint="eastAsia"/>
+          <w:b/>
+          <w:bCs/>
+          <w:sz w:val="24"/>
+        </w:rPr>
+        <w:t>글 하나 클릭)</w:t>
+      </w:r>
+      <w:r>
+        <w:rPr>
+          <w:rFonts w:hint="eastAsia"/>
+          <w:sz w:val="24"/>
+        </w:rPr>
+        <w:t xml:space="preserve"> </w:t>
+      </w:r>
+      <w:r>
+        <w:rPr>
+          <w:rFonts w:hint="eastAsia"/>
+          <w:sz w:val="24"/>
+        </w:rPr>
+        <w:t>상단 고정 여부를 선택할 수 있</w:t>
+      </w:r>
+      <w:r>
+        <w:rPr>
+          <w:rFonts w:hint="eastAsia"/>
+          <w:sz w:val="24"/>
+        </w:rPr>
+        <w:t>습니다.</w:t>
+      </w:r>
+    </w:p>
+    <w:p>
+      <w:pPr>
+        <w:ind w:firstLineChars="100" w:firstLine="240"/>
+        <w:rPr>
+          <w:sz w:val="24"/>
+        </w:rPr>
+      </w:pPr>
+      <w:r>
+        <w:rPr>
+          <w:rFonts w:hint="eastAsia"/>
+          <w:sz w:val="24"/>
+        </w:rPr>
+        <w:t>(</w:t>
+      </w:r>
+      <w:r>
+        <w:rPr>
+          <w:rFonts w:hint="eastAsia"/>
+          <w:sz w:val="24"/>
+        </w:rPr>
+        <w:t>00</w:t>
+      </w:r>
+      <w:r>
+        <w:rPr>
+          <w:rFonts w:hint="eastAsia"/>
+          <w:sz w:val="24"/>
+        </w:rPr>
+        <w:t>:</w:t>
+      </w:r>
+      <w:r>
+        <w:rPr>
+          <w:rFonts w:hint="eastAsia"/>
+          <w:sz w:val="24"/>
+        </w:rPr>
+        <w:t>10</w:t>
+      </w:r>
+      <w:r>
+        <w:rPr>
+          <w:rFonts w:hint="eastAsia"/>
+          <w:sz w:val="24"/>
+        </w:rPr>
+        <w:t xml:space="preserve">) </w:t>
+      </w:r>
+      <w:r>
+        <w:rPr>
+          <w:rFonts w:hint="eastAsia"/>
+          <w:b/>
+          <w:bCs/>
+          <w:sz w:val="24"/>
+        </w:rPr>
+        <w:t>(FAQ)</w:t>
+      </w:r>
+      <w:r>
+        <w:rPr>
+          <w:rFonts w:hint="eastAsia"/>
+          <w:sz w:val="24"/>
+        </w:rPr>
+        <w:t xml:space="preserve"> </w:t>
+      </w:r>
+      <w:r>
+        <w:rPr>
+          <w:rFonts w:hint="eastAsia"/>
+          <w:sz w:val="24"/>
+        </w:rPr>
+        <w:t>자주 묻는 질문은 카테고리 별로 나누어서 글 작성이 가능합니다.</w:t>
+      </w:r>
+    </w:p>
+    <w:p>
+      <w:pPr>
+        <w:ind w:firstLineChars="100" w:firstLine="240"/>
+        <w:rPr>
+          <w:sz w:val="24"/>
+        </w:rPr>
+      </w:pPr>
+      <w:r>
+        <w:rPr>
+          <w:rFonts w:hint="eastAsia"/>
+          <w:sz w:val="24"/>
+        </w:rPr>
+        <w:t>(</w:t>
+      </w:r>
+      <w:r>
+        <w:rPr>
+          <w:rFonts w:hint="eastAsia"/>
+          <w:sz w:val="24"/>
+        </w:rPr>
+        <w:t>00</w:t>
+      </w:r>
+      <w:r>
+        <w:rPr>
+          <w:rFonts w:hint="eastAsia"/>
+          <w:sz w:val="24"/>
+        </w:rPr>
+        <w:t>:</w:t>
+      </w:r>
+      <w:r>
+        <w:rPr>
+          <w:rFonts w:hint="eastAsia"/>
+          <w:sz w:val="24"/>
+        </w:rPr>
+        <w:t>10</w:t>
+      </w:r>
+      <w:r>
+        <w:rPr>
+          <w:rFonts w:hint="eastAsia"/>
+          <w:sz w:val="24"/>
+        </w:rPr>
+        <w:t xml:space="preserve">) </w:t>
+      </w:r>
+      <w:r>
+        <w:rPr>
+          <w:rFonts w:hint="eastAsia"/>
+          <w:b/>
+          <w:bCs/>
+          <w:sz w:val="24"/>
+        </w:rPr>
+        <w:t>(</w:t>
+      </w:r>
+      <w:proofErr w:type="gramStart"/>
+      <w:r>
+        <w:rPr>
+          <w:rFonts w:hint="eastAsia"/>
+          <w:b/>
+          <w:bCs/>
+          <w:sz w:val="24"/>
+        </w:rPr>
+        <w:t>행정:홍보</w:t>
+      </w:r>
+      <w:proofErr w:type="gramEnd"/>
+      <w:r>
+        <w:rPr>
+          <w:rFonts w:hint="eastAsia"/>
+          <w:b/>
+          <w:bCs/>
+          <w:sz w:val="24"/>
+        </w:rPr>
+        <w:t xml:space="preserve"> 로그인)</w:t>
+      </w:r>
+      <w:r>
+        <w:rPr>
+          <w:rFonts w:hint="eastAsia"/>
+          <w:sz w:val="24"/>
+        </w:rPr>
+        <w:t xml:space="preserve"> 행정 홍보팀으로 로그인을 하겠습니다. </w:t>
+      </w:r>
+      <w:r>
+        <w:rPr>
+          <w:rFonts w:hint="eastAsia"/>
+          <w:b/>
+          <w:bCs/>
+          <w:sz w:val="24"/>
+        </w:rPr>
+        <w:t>(건강이야기)</w:t>
+      </w:r>
+      <w:r>
+        <w:rPr>
+          <w:rFonts w:hint="eastAsia"/>
+          <w:sz w:val="24"/>
+        </w:rPr>
+        <w:t xml:space="preserve"> 건강이야기에 사진이 포함된 글을 </w:t>
+      </w:r>
+      <w:r>
+        <w:rPr>
+          <w:rFonts w:hint="eastAsia"/>
+          <w:b/>
+          <w:bCs/>
+          <w:sz w:val="24"/>
+        </w:rPr>
+        <w:t>(아래로 스크롤 및 글 하나 클릭)</w:t>
+      </w:r>
+      <w:r>
+        <w:rPr>
+          <w:rFonts w:hint="eastAsia"/>
+          <w:sz w:val="24"/>
+        </w:rPr>
+        <w:t xml:space="preserve"> </w:t>
+      </w:r>
+      <w:r>
+        <w:rPr>
+          <w:rFonts w:hint="eastAsia"/>
+          <w:sz w:val="24"/>
+        </w:rPr>
+        <w:t>작성할 수 있습니다.</w:t>
+      </w:r>
+    </w:p>
+    <w:p>
+      <w:pPr>
+        <w:ind w:firstLineChars="100" w:firstLine="240"/>
+        <w:rPr>
+          <w:sz w:val="24"/>
+        </w:rPr>
+      </w:pPr>
+      <w:r>
+        <w:rPr>
+          <w:rFonts w:hint="eastAsia"/>
+          <w:sz w:val="24"/>
+        </w:rPr>
+        <w:t>(</w:t>
+      </w:r>
+      <w:r>
+        <w:rPr>
+          <w:rFonts w:hint="eastAsia"/>
+          <w:sz w:val="24"/>
+        </w:rPr>
+        <w:t>00</w:t>
+      </w:r>
+      <w:r>
+        <w:rPr>
+          <w:rFonts w:hint="eastAsia"/>
+          <w:sz w:val="24"/>
+        </w:rPr>
+        <w:t>:</w:t>
+      </w:r>
+      <w:r>
+        <w:rPr>
+          <w:rFonts w:hint="eastAsia"/>
+          <w:sz w:val="24"/>
+        </w:rPr>
+        <w:t>15</w:t>
+      </w:r>
+      <w:r>
+        <w:rPr>
+          <w:rFonts w:hint="eastAsia"/>
+          <w:sz w:val="24"/>
+        </w:rPr>
+        <w:t>)</w:t>
+      </w:r>
+      <w:r>
+        <w:rPr>
+          <w:rFonts w:hint="eastAsia"/>
+          <w:b/>
+          <w:bCs/>
+          <w:sz w:val="24"/>
+        </w:rPr>
+        <w:t xml:space="preserve"> </w:t>
+      </w:r>
+      <w:r>
+        <w:rPr>
+          <w:rFonts w:hint="eastAsia"/>
+          <w:b/>
+          <w:bCs/>
+          <w:sz w:val="24"/>
+        </w:rPr>
+        <w:t>(kiosk/entry)</w:t>
+      </w:r>
+      <w:r>
+        <w:rPr>
+          <w:rFonts w:hint="eastAsia"/>
+          <w:sz w:val="24"/>
+        </w:rPr>
+        <w:t xml:space="preserve"> </w:t>
+      </w:r>
+      <w:r>
+        <w:rPr>
+          <w:rFonts w:hint="eastAsia"/>
+          <w:sz w:val="24"/>
+        </w:rPr>
+        <w:t>이 화면은 주차장 입구 근처에 설치되어 있는</w:t>
+      </w:r>
+      <w:r>
+        <w:rPr>
+          <w:rFonts w:hint="eastAsia"/>
+          <w:sz w:val="24"/>
+        </w:rPr>
+        <w:t xml:space="preserve"> 키오스크 화면입니다.</w:t>
+      </w:r>
+      <w:r>
+        <w:rPr>
+          <w:rFonts w:hint="eastAsia"/>
+          <w:sz w:val="24"/>
+        </w:rPr>
+        <w:t xml:space="preserve"> </w:t>
+      </w:r>
+      <w:r>
+        <w:rPr>
+          <w:rFonts w:hint="eastAsia"/>
+          <w:b/>
+          <w:bCs/>
+          <w:sz w:val="24"/>
+        </w:rPr>
+        <w:t>(화면 클릭)</w:t>
+      </w:r>
+      <w:r>
+        <w:rPr>
+          <w:rFonts w:hint="eastAsia"/>
+          <w:sz w:val="24"/>
+        </w:rPr>
+        <w:t xml:space="preserve"> </w:t>
+      </w:r>
+      <w:r>
+        <w:rPr>
+          <w:rFonts w:hint="eastAsia"/>
+          <w:sz w:val="24"/>
+        </w:rPr>
+        <w:t>차량 번호판 카메라 인식에는 한계가 있어서 이미지 업로드로 대체하였습니다.</w:t>
+      </w:r>
+      <w:r>
+        <w:rPr>
+          <w:rFonts w:hint="eastAsia"/>
+          <w:sz w:val="24"/>
+        </w:rPr>
+        <w:t xml:space="preserve"> </w:t>
+      </w:r>
+      <w:r>
+        <w:rPr>
+          <w:rFonts w:hint="eastAsia"/>
+          <w:b/>
+          <w:bCs/>
+          <w:sz w:val="24"/>
+        </w:rPr>
+        <w:t xml:space="preserve">(이미지 업로드) </w:t>
+      </w:r>
+      <w:r>
+        <w:rPr>
+          <w:rFonts w:hint="eastAsia"/>
+          <w:sz w:val="24"/>
+        </w:rPr>
+        <w:t xml:space="preserve">차량 번호판을 업로드하게 되면, </w:t>
+      </w:r>
+      <w:r>
+        <w:rPr>
+          <w:rFonts w:hint="eastAsia"/>
+          <w:sz w:val="24"/>
+        </w:rPr>
+        <w:t xml:space="preserve">OCR을 사용하여 차량 번호를 인식하게 되고, 차량 입차 시간 또한 </w:t>
+      </w:r>
+      <w:r>
+        <w:rPr>
+          <w:rFonts w:hint="eastAsia"/>
+          <w:sz w:val="24"/>
+        </w:rPr>
+        <w:t>기록됩니다.</w:t>
+      </w:r>
+    </w:p>
+    <w:p>
+      <w:pPr>
+        <w:ind w:firstLineChars="100" w:firstLine="240"/>
+        <w:rPr>
+          <w:sz w:val="24"/>
+        </w:rPr>
+      </w:pPr>
+      <w:r>
+        <w:rPr>
+          <w:rFonts w:hint="eastAsia"/>
+          <w:sz w:val="24"/>
+        </w:rPr>
+        <w:t>(</w:t>
+      </w:r>
+      <w:r>
+        <w:rPr>
+          <w:rFonts w:hint="eastAsia"/>
+          <w:sz w:val="24"/>
+        </w:rPr>
+        <w:t>00</w:t>
+      </w:r>
+      <w:r>
+        <w:rPr>
+          <w:rFonts w:hint="eastAsia"/>
+          <w:sz w:val="24"/>
+        </w:rPr>
+        <w:t>:</w:t>
+      </w:r>
+      <w:r>
+        <w:rPr>
+          <w:rFonts w:hint="eastAsia"/>
+          <w:sz w:val="24"/>
+        </w:rPr>
+        <w:t>25</w:t>
+      </w:r>
+      <w:r>
+        <w:rPr>
+          <w:rFonts w:hint="eastAsia"/>
+          <w:sz w:val="24"/>
+        </w:rPr>
+        <w:t xml:space="preserve">) </w:t>
+      </w:r>
+      <w:r>
+        <w:rPr>
+          <w:rFonts w:hint="eastAsia"/>
+          <w:b/>
+          <w:bCs/>
+          <w:sz w:val="24"/>
+        </w:rPr>
+        <w:t>(parking)</w:t>
+      </w:r>
+      <w:r>
+        <w:rPr>
+          <w:rFonts w:hint="eastAsia"/>
+          <w:sz w:val="24"/>
+        </w:rPr>
+        <w:t xml:space="preserve"> 이 화면은 </w:t>
+      </w:r>
+      <w:r>
+        <w:rPr>
+          <w:rFonts w:hint="eastAsia"/>
+          <w:sz w:val="24"/>
+        </w:rPr>
+        <w:t xml:space="preserve">주차장으로 가는 건물 출구 쪽에 설치되어 있는 </w:t>
+      </w:r>
+      <w:r>
+        <w:rPr>
+          <w:rFonts w:hint="eastAsia"/>
+          <w:sz w:val="24"/>
+        </w:rPr>
+        <w:t xml:space="preserve">실시간 주차장 현황판입니다. </w:t>
+      </w:r>
+      <w:r>
+        <w:rPr>
+          <w:rFonts w:hint="eastAsia"/>
+          <w:sz w:val="24"/>
+        </w:rPr>
+        <w:t xml:space="preserve">차량이 </w:t>
+      </w:r>
+      <w:proofErr w:type="spellStart"/>
+      <w:r>
+        <w:rPr>
+          <w:rFonts w:hint="eastAsia"/>
+          <w:sz w:val="24"/>
+        </w:rPr>
+        <w:t>입차를</w:t>
+      </w:r>
+      <w:proofErr w:type="spellEnd"/>
+      <w:r>
+        <w:rPr>
+          <w:rFonts w:hint="eastAsia"/>
+          <w:sz w:val="24"/>
+        </w:rPr>
+        <w:t xml:space="preserve"> 하게 되면, </w:t>
+      </w:r>
+      <w:r>
+        <w:rPr>
+          <w:rFonts w:hint="eastAsia"/>
+          <w:b/>
+          <w:bCs/>
+          <w:sz w:val="24"/>
+        </w:rPr>
+        <w:t>(차량 자리 클릭)</w:t>
+      </w:r>
+      <w:r>
+        <w:rPr>
+          <w:rFonts w:hint="eastAsia"/>
+          <w:sz w:val="24"/>
+        </w:rPr>
+        <w:t xml:space="preserve"> </w:t>
+      </w:r>
+      <w:r>
+        <w:rPr>
+          <w:rFonts w:hint="eastAsia"/>
+          <w:sz w:val="24"/>
+        </w:rPr>
+        <w:t>입구로부터 가장 가까운 곳부터 주차 자리를 배정</w:t>
+      </w:r>
+      <w:r>
+        <w:rPr>
+          <w:rFonts w:hint="eastAsia"/>
+          <w:sz w:val="24"/>
+        </w:rPr>
+        <w:t>합</w:t>
+      </w:r>
+      <w:r>
+        <w:rPr>
+          <w:rFonts w:hint="eastAsia"/>
+          <w:sz w:val="24"/>
+        </w:rPr>
+        <w:t xml:space="preserve">니다. </w:t>
+      </w:r>
+      <w:r>
+        <w:rPr>
+          <w:rFonts w:hint="eastAsia"/>
+          <w:b/>
+          <w:bCs/>
+          <w:sz w:val="24"/>
+        </w:rPr>
+        <w:t>(차량 검색)</w:t>
+      </w:r>
+      <w:r>
+        <w:rPr>
+          <w:rFonts w:hint="eastAsia"/>
+          <w:sz w:val="24"/>
+        </w:rPr>
+        <w:t xml:space="preserve"> 차량 </w:t>
+      </w:r>
+      <w:proofErr w:type="spellStart"/>
+      <w:r>
+        <w:rPr>
+          <w:rFonts w:hint="eastAsia"/>
+          <w:sz w:val="24"/>
+        </w:rPr>
+        <w:t>뒷</w:t>
+      </w:r>
+      <w:r>
+        <w:rPr>
+          <w:rFonts w:hint="eastAsia"/>
+          <w:sz w:val="24"/>
+        </w:rPr>
+        <w:t>번</w:t>
+      </w:r>
+      <w:r>
+        <w:rPr>
+          <w:rFonts w:hint="eastAsia"/>
+          <w:sz w:val="24"/>
+        </w:rPr>
+        <w:t>호</w:t>
+      </w:r>
+      <w:proofErr w:type="spellEnd"/>
+      <w:r>
+        <w:rPr>
+          <w:rFonts w:hint="eastAsia"/>
+          <w:sz w:val="24"/>
+        </w:rPr>
+        <w:t xml:space="preserve"> 4자리만을 검색하여 자신의 차량을 찾을 수도 </w:t>
+      </w:r>
+      <w:r>
+        <w:rPr>
+          <w:rFonts w:hint="eastAsia"/>
+          <w:sz w:val="24"/>
+        </w:rPr>
+        <w:t xml:space="preserve">있으며, </w:t>
+      </w:r>
+      <w:r>
+        <w:rPr>
+          <w:rFonts w:hint="eastAsia"/>
+          <w:b/>
+          <w:bCs/>
+          <w:sz w:val="24"/>
+        </w:rPr>
+        <w:t>(지도에서 보기)</w:t>
+      </w:r>
+      <w:r>
+        <w:rPr>
+          <w:rFonts w:hint="eastAsia"/>
+          <w:sz w:val="24"/>
+        </w:rPr>
+        <w:t xml:space="preserve"> 건물 출구로부터 자신의 차량까지</w:t>
+      </w:r>
+      <w:r>
+        <w:rPr>
+          <w:rFonts w:hint="eastAsia"/>
+          <w:sz w:val="24"/>
+        </w:rPr>
+        <w:t xml:space="preserve">의 경로를 주차장 </w:t>
+      </w:r>
+      <w:proofErr w:type="spellStart"/>
+      <w:r>
+        <w:rPr>
+          <w:rFonts w:hint="eastAsia"/>
+          <w:sz w:val="24"/>
+        </w:rPr>
+        <w:t>현황판</w:t>
+      </w:r>
+      <w:proofErr w:type="spellEnd"/>
+      <w:r>
+        <w:rPr>
+          <w:rFonts w:hint="eastAsia"/>
+          <w:sz w:val="24"/>
+        </w:rPr>
+        <w:t xml:space="preserve"> 위에서 볼 수도 있습니다. </w:t>
+      </w:r>
+      <w:r>
+        <w:rPr>
+          <w:rFonts w:hint="eastAsia"/>
+          <w:b/>
+          <w:bCs/>
+          <w:sz w:val="24"/>
+        </w:rPr>
+        <w:t>(사전정산)</w:t>
+      </w:r>
+      <w:r>
+        <w:rPr>
+          <w:rFonts w:hint="eastAsia"/>
+          <w:sz w:val="24"/>
+        </w:rPr>
+        <w:t xml:space="preserve"> 사전정산을 </w:t>
+      </w:r>
+      <w:r>
+        <w:rPr>
+          <w:rFonts w:hint="eastAsia"/>
+          <w:sz w:val="24"/>
+        </w:rPr>
+        <w:t xml:space="preserve">하면 </w:t>
+      </w:r>
+      <w:proofErr w:type="spellStart"/>
+      <w:r>
+        <w:rPr>
+          <w:rFonts w:hint="eastAsia"/>
+          <w:sz w:val="24"/>
+        </w:rPr>
+        <w:t>출차</w:t>
+      </w:r>
+      <w:proofErr w:type="spellEnd"/>
+      <w:r>
+        <w:rPr>
+          <w:rFonts w:hint="eastAsia"/>
+          <w:sz w:val="24"/>
+        </w:rPr>
+        <w:t xml:space="preserve"> 시 정산을 할 필요가 없어집니다.</w:t>
+      </w:r>
+    </w:p>
+    <w:p>
+      <w:pPr>
+        <w:ind w:firstLineChars="100" w:firstLine="240"/>
+        <w:rPr>
+          <w:sz w:val="24"/>
+        </w:rPr>
+      </w:pPr>
+      <w:r>
+        <w:rPr>
+          <w:rFonts w:hint="eastAsia"/>
+          <w:sz w:val="24"/>
+        </w:rPr>
+        <w:t>(</w:t>
+      </w:r>
+      <w:r>
+        <w:rPr>
+          <w:rFonts w:hint="eastAsia"/>
+          <w:sz w:val="24"/>
+        </w:rPr>
+        <w:t>00</w:t>
+      </w:r>
+      <w:r>
+        <w:rPr>
+          <w:rFonts w:hint="eastAsia"/>
+          <w:sz w:val="24"/>
+        </w:rPr>
+        <w:t>:</w:t>
+      </w:r>
+      <w:r>
+        <w:rPr>
+          <w:rFonts w:hint="eastAsia"/>
+          <w:sz w:val="24"/>
+        </w:rPr>
+        <w:t>30+</w:t>
+      </w:r>
+      <w:r>
+        <w:rPr>
+          <w:rFonts w:hint="eastAsia"/>
+          <w:sz w:val="24"/>
+        </w:rPr>
+        <w:t xml:space="preserve">) </w:t>
+      </w:r>
+      <w:r>
+        <w:rPr>
+          <w:rFonts w:hint="eastAsia"/>
+          <w:b/>
+          <w:bCs/>
+          <w:sz w:val="24"/>
+        </w:rPr>
+        <w:t>(kiosk/exit)</w:t>
+      </w:r>
+      <w:r>
+        <w:rPr>
+          <w:rFonts w:hint="eastAsia"/>
+          <w:sz w:val="24"/>
+        </w:rPr>
+        <w:t xml:space="preserve"> 이 화면은 주차장 출구 근처에 설치되어 있는 키오스크 화면입니다.</w:t>
+      </w:r>
+      <w:r>
+        <w:rPr>
+          <w:rFonts w:hint="eastAsia"/>
+          <w:sz w:val="24"/>
+        </w:rPr>
+        <w:t xml:space="preserve"> </w:t>
+      </w:r>
+      <w:r>
+        <w:rPr>
+          <w:rFonts w:hint="eastAsia"/>
+          <w:b/>
+          <w:bCs/>
+          <w:sz w:val="24"/>
+        </w:rPr>
+        <w:t>(화면 클릭)</w:t>
+      </w:r>
+      <w:r>
+        <w:rPr>
+          <w:rFonts w:hint="eastAsia"/>
+          <w:sz w:val="24"/>
+        </w:rPr>
+        <w:t xml:space="preserve"> </w:t>
+      </w:r>
+      <w:r>
+        <w:rPr>
+          <w:rFonts w:hint="eastAsia"/>
+          <w:b/>
+          <w:bCs/>
+          <w:sz w:val="24"/>
+        </w:rPr>
+        <w:t>(이미지 업로드)</w:t>
+      </w:r>
+      <w:r>
+        <w:rPr>
+          <w:rFonts w:hint="eastAsia"/>
+          <w:sz w:val="24"/>
+        </w:rPr>
+        <w:t xml:space="preserve"> </w:t>
+      </w:r>
+      <w:proofErr w:type="spellStart"/>
+      <w:r>
+        <w:rPr>
+          <w:rFonts w:hint="eastAsia"/>
+          <w:sz w:val="24"/>
+        </w:rPr>
+        <w:t>입차를</w:t>
+      </w:r>
+      <w:proofErr w:type="spellEnd"/>
+      <w:r>
+        <w:rPr>
+          <w:rFonts w:hint="eastAsia"/>
+          <w:sz w:val="24"/>
+        </w:rPr>
+        <w:t xml:space="preserve"> 보여드렸던 </w:t>
+      </w:r>
+      <w:r>
+        <w:rPr>
+          <w:rFonts w:hint="eastAsia"/>
+          <w:sz w:val="24"/>
+        </w:rPr>
+        <w:t xml:space="preserve">차량 번호판 이미지를 업로드하면, </w:t>
+      </w:r>
+      <w:r>
+        <w:rPr>
+          <w:rFonts w:hint="eastAsia"/>
+          <w:sz w:val="24"/>
+        </w:rPr>
+        <w:t xml:space="preserve">30분 이내 </w:t>
+      </w:r>
+      <w:proofErr w:type="spellStart"/>
+      <w:r>
+        <w:rPr>
+          <w:rFonts w:hint="eastAsia"/>
+          <w:sz w:val="24"/>
+        </w:rPr>
+        <w:t>출차이므로</w:t>
+      </w:r>
+      <w:proofErr w:type="spellEnd"/>
+      <w:r>
+        <w:rPr>
+          <w:rFonts w:hint="eastAsia"/>
+          <w:sz w:val="24"/>
+        </w:rPr>
+        <w:t xml:space="preserve"> 무료 </w:t>
+      </w:r>
+      <w:proofErr w:type="spellStart"/>
+      <w:r>
+        <w:rPr>
+          <w:rFonts w:hint="eastAsia"/>
+          <w:sz w:val="24"/>
+        </w:rPr>
+        <w:t>출차가</w:t>
+      </w:r>
+      <w:proofErr w:type="spellEnd"/>
+      <w:r>
+        <w:rPr>
+          <w:rFonts w:hint="eastAsia"/>
+          <w:sz w:val="24"/>
+        </w:rPr>
+        <w:t xml:space="preserve"> 되고, </w:t>
+      </w:r>
+      <w:r>
+        <w:rPr>
+          <w:rFonts w:hint="eastAsia"/>
+          <w:b/>
+          <w:bCs/>
+          <w:sz w:val="24"/>
+        </w:rPr>
+        <w:t>(화면 클릭)</w:t>
+      </w:r>
+      <w:r>
+        <w:rPr>
+          <w:rFonts w:hint="eastAsia"/>
+          <w:sz w:val="24"/>
+        </w:rPr>
+        <w:t xml:space="preserve"> </w:t>
+      </w:r>
+      <w:r>
+        <w:rPr>
+          <w:rFonts w:hint="eastAsia"/>
+          <w:b/>
+          <w:bCs/>
+          <w:sz w:val="24"/>
+        </w:rPr>
+        <w:t>(이미지 업로드)</w:t>
+      </w:r>
+      <w:r>
+        <w:rPr>
+          <w:rFonts w:hint="eastAsia"/>
+          <w:sz w:val="24"/>
+        </w:rPr>
+        <w:t xml:space="preserve"> </w:t>
+      </w:r>
+      <w:r>
+        <w:rPr>
+          <w:rFonts w:hint="eastAsia"/>
+          <w:sz w:val="24"/>
+        </w:rPr>
+        <w:t xml:space="preserve">미리 </w:t>
+      </w:r>
+      <w:proofErr w:type="spellStart"/>
+      <w:r>
+        <w:rPr>
+          <w:rFonts w:hint="eastAsia"/>
+          <w:sz w:val="24"/>
+        </w:rPr>
+        <w:t>입차해</w:t>
+      </w:r>
+      <w:r>
+        <w:rPr>
+          <w:rFonts w:hint="eastAsia"/>
+          <w:sz w:val="24"/>
+        </w:rPr>
+        <w:t>두</w:t>
+      </w:r>
+      <w:r>
+        <w:rPr>
+          <w:rFonts w:hint="eastAsia"/>
+          <w:sz w:val="24"/>
+        </w:rPr>
+        <w:t>었던</w:t>
+      </w:r>
+      <w:proofErr w:type="spellEnd"/>
+      <w:r>
+        <w:rPr>
+          <w:rFonts w:hint="eastAsia"/>
+          <w:sz w:val="24"/>
+        </w:rPr>
+        <w:t xml:space="preserve"> 회원 차량은 30분당 </w:t>
+      </w:r>
+      <w:proofErr w:type="spellStart"/>
+      <w:r>
+        <w:rPr>
+          <w:rFonts w:hint="eastAsia"/>
+          <w:sz w:val="24"/>
+        </w:rPr>
+        <w:t>주차비</w:t>
+      </w:r>
+      <w:proofErr w:type="spellEnd"/>
+      <w:r>
+        <w:rPr>
+          <w:rFonts w:hint="eastAsia"/>
+          <w:sz w:val="24"/>
+        </w:rPr>
+        <w:t xml:space="preserve"> </w:t>
+      </w:r>
+      <w:r>
+        <w:rPr>
+          <w:rFonts w:hint="eastAsia"/>
+          <w:sz w:val="24"/>
+        </w:rPr>
+        <w:t xml:space="preserve">1,000원으로 계산되어 </w:t>
+      </w:r>
+      <w:r>
+        <w:rPr>
+          <w:rFonts w:hint="eastAsia"/>
+          <w:b/>
+          <w:bCs/>
+          <w:sz w:val="24"/>
+        </w:rPr>
+        <w:t>(정산하기)</w:t>
+      </w:r>
+      <w:r>
+        <w:rPr>
+          <w:rFonts w:hint="eastAsia"/>
+          <w:sz w:val="24"/>
+        </w:rPr>
+        <w:t xml:space="preserve"> </w:t>
+      </w:r>
+      <w:r>
+        <w:rPr>
+          <w:rFonts w:hint="eastAsia"/>
+          <w:sz w:val="24"/>
+        </w:rPr>
+        <w:t xml:space="preserve">정산이 가능하며, </w:t>
+      </w:r>
+      <w:r>
+        <w:rPr>
+          <w:rFonts w:hint="eastAsia"/>
+          <w:b/>
+          <w:bCs/>
+          <w:sz w:val="24"/>
+        </w:rPr>
+        <w:t>(화면 클릭)</w:t>
+      </w:r>
+      <w:r>
+        <w:rPr>
+          <w:rFonts w:hint="eastAsia"/>
+          <w:sz w:val="24"/>
+        </w:rPr>
+        <w:t xml:space="preserve"> </w:t>
+      </w:r>
+      <w:r>
+        <w:rPr>
+          <w:rFonts w:hint="eastAsia"/>
+          <w:b/>
+          <w:bCs/>
+          <w:sz w:val="24"/>
+        </w:rPr>
+        <w:t>(이미지 업로드)</w:t>
+      </w:r>
+      <w:r>
+        <w:rPr>
+          <w:rFonts w:hint="eastAsia"/>
+          <w:sz w:val="24"/>
+        </w:rPr>
+        <w:t xml:space="preserve"> </w:t>
+      </w:r>
+      <w:r>
+        <w:rPr>
+          <w:rFonts w:hint="eastAsia"/>
+          <w:sz w:val="24"/>
+        </w:rPr>
+        <w:t xml:space="preserve">미리 </w:t>
+      </w:r>
+      <w:proofErr w:type="spellStart"/>
+      <w:r>
+        <w:rPr>
+          <w:rFonts w:hint="eastAsia"/>
+          <w:sz w:val="24"/>
+        </w:rPr>
+        <w:t>입차해두었던</w:t>
+      </w:r>
+      <w:proofErr w:type="spellEnd"/>
+      <w:r>
+        <w:rPr>
+          <w:rFonts w:hint="eastAsia"/>
+          <w:sz w:val="24"/>
+        </w:rPr>
+        <w:t xml:space="preserve"> 비회원 차량은 30분당 </w:t>
+      </w:r>
+      <w:proofErr w:type="spellStart"/>
+      <w:r>
+        <w:rPr>
+          <w:rFonts w:hint="eastAsia"/>
+          <w:sz w:val="24"/>
+        </w:rPr>
+        <w:t>주차비</w:t>
+      </w:r>
+      <w:proofErr w:type="spellEnd"/>
+      <w:r>
+        <w:rPr>
+          <w:rFonts w:hint="eastAsia"/>
+          <w:sz w:val="24"/>
+        </w:rPr>
+        <w:t xml:space="preserve"> </w:t>
+      </w:r>
+      <w:r>
+        <w:rPr>
+          <w:rFonts w:hint="eastAsia"/>
+          <w:sz w:val="24"/>
+        </w:rPr>
+        <w:t>2,000원으로</w:t>
+      </w:r>
+      <w:r>
+        <w:rPr>
+          <w:rFonts w:hint="eastAsia"/>
+          <w:sz w:val="24"/>
+        </w:rPr>
+        <w:t xml:space="preserve"> 계산되어</w:t>
+      </w:r>
+      <w:r>
+        <w:rPr>
+          <w:rFonts w:hint="eastAsia"/>
+          <w:sz w:val="24"/>
+        </w:rPr>
+        <w:t xml:space="preserve"> </w:t>
+      </w:r>
+      <w:r>
+        <w:rPr>
+          <w:rFonts w:hint="eastAsia"/>
+          <w:b/>
+          <w:bCs/>
+          <w:sz w:val="24"/>
+        </w:rPr>
+        <w:t>(정산하기)</w:t>
+      </w:r>
+      <w:r>
+        <w:rPr>
+          <w:rFonts w:hint="eastAsia"/>
+          <w:sz w:val="24"/>
+        </w:rPr>
+        <w:t xml:space="preserve"> </w:t>
+      </w:r>
+      <w:r>
+        <w:rPr>
+          <w:rFonts w:hint="eastAsia"/>
+          <w:sz w:val="24"/>
+        </w:rPr>
+        <w:t xml:space="preserve">정산이 가능합니다. </w:t>
+      </w:r>
+      <w:r>
+        <w:rPr>
+          <w:rFonts w:hint="eastAsia"/>
+          <w:b/>
+          <w:bCs/>
+          <w:sz w:val="24"/>
+        </w:rPr>
+        <w:t>(화면 클릭)</w:t>
+      </w:r>
+      <w:r>
+        <w:rPr>
+          <w:rFonts w:hint="eastAsia"/>
+          <w:sz w:val="24"/>
+        </w:rPr>
+        <w:t xml:space="preserve"> </w:t>
+      </w:r>
+      <w:r>
+        <w:rPr>
+          <w:rFonts w:hint="eastAsia"/>
+          <w:b/>
+          <w:bCs/>
+          <w:sz w:val="24"/>
+        </w:rPr>
+        <w:t>(이미지 업로드)</w:t>
+      </w:r>
+      <w:r>
+        <w:rPr>
+          <w:rFonts w:hint="eastAsia"/>
+          <w:sz w:val="24"/>
+        </w:rPr>
+        <w:t xml:space="preserve"> </w:t>
+      </w:r>
+      <w:r>
+        <w:rPr>
+          <w:rFonts w:hint="eastAsia"/>
+          <w:sz w:val="24"/>
+        </w:rPr>
+        <w:t>당일에 진료 예약을 완료한 환자는 2시간 무료 주차</w:t>
+      </w:r>
+      <w:r>
+        <w:rPr>
+          <w:rFonts w:hint="eastAsia"/>
+          <w:sz w:val="24"/>
+        </w:rPr>
+        <w:t xml:space="preserve">를 제외한 </w:t>
+      </w:r>
+      <w:r>
+        <w:rPr>
+          <w:rFonts w:hint="eastAsia"/>
+          <w:sz w:val="24"/>
+        </w:rPr>
+        <w:t>시간</w:t>
+      </w:r>
+      <w:r>
+        <w:rPr>
+          <w:rFonts w:hint="eastAsia"/>
+          <w:sz w:val="24"/>
+        </w:rPr>
+        <w:t xml:space="preserve">으로 </w:t>
+      </w:r>
+      <w:r>
+        <w:rPr>
+          <w:rFonts w:hint="eastAsia"/>
+          <w:b/>
+          <w:bCs/>
+          <w:sz w:val="24"/>
+        </w:rPr>
+        <w:t>(정산하기)</w:t>
+      </w:r>
+      <w:r>
+        <w:rPr>
+          <w:rFonts w:hint="eastAsia"/>
+          <w:sz w:val="24"/>
+        </w:rPr>
+        <w:t xml:space="preserve"> </w:t>
+      </w:r>
+      <w:r>
+        <w:rPr>
+          <w:rFonts w:hint="eastAsia"/>
+          <w:sz w:val="24"/>
+        </w:rPr>
+        <w:t>정산됩니다.</w:t>
+      </w:r>
+    </w:p>
+    <w:p>
+      <w:pPr>
+        <w:ind w:firstLineChars="100" w:firstLine="240"/>
+        <w:rPr>
+          <w:sz w:val="24"/>
+        </w:rPr>
+      </w:pPr>
+      <w:r>
+        <w:rPr>
+          <w:rFonts w:hint="eastAsia"/>
+          <w:sz w:val="24"/>
+        </w:rPr>
         <w:t xml:space="preserve">(00:05) </w:t>
       </w:r>
       <w:r>
@@ -2718,11 +4686,86 @@
           <w:rFonts w:hint="eastAsia"/>
           <w:sz w:val="24"/>
         </w:rPr>
+        <w:t xml:space="preserve">프로그램 시연은 시간상 여기에서 마치겠습니다. </w:t>
+      </w:r>
+      <w:r>
+        <w:rPr>
+          <w:rFonts w:hint="eastAsia"/>
+          <w:b/>
+          <w:bCs/>
+          <w:sz w:val="24"/>
+        </w:rPr>
+        <w:t>(PPT 다음 페이지)</w:t>
+      </w:r>
+    </w:p>
+    <w:p>
+      <w:pPr>
+        <w:rPr>
+          <w:sz w:val="24"/>
+        </w:rPr>
+      </w:pPr>
+      <w:r>
+        <w:rPr>
+          <w:rFonts w:hint="eastAsia"/>
+          <w:sz w:val="24"/>
+        </w:rPr>
+        <w:t>서비스 확장 계획입니다.</w:t>
+      </w:r>
+      <w:r>
+        <w:rPr>
+          <w:rFonts w:hint="eastAsia"/>
+          <w:sz w:val="24"/>
+        </w:rPr>
+        <w:t xml:space="preserve"> </w:t>
+      </w:r>
+      <w:r>
+        <w:rPr>
+          <w:rFonts w:hint="eastAsia"/>
+          <w:sz w:val="24"/>
+        </w:rPr>
+        <w:t>(발표 자료 좀만 더 예쁘게 정리한 후 작성하겠음)</w:t>
+      </w:r>
+      <w:r>
+        <w:rPr>
+          <w:rFonts w:hint="eastAsia"/>
+          <w:sz w:val="24"/>
+        </w:rPr>
+        <w:t xml:space="preserve"> </w:t>
+      </w:r>
+      <w:r>
+        <w:rPr>
+          <w:rFonts w:hint="eastAsia"/>
+          <w:sz w:val="24"/>
+        </w:rPr>
+        <w:t>(PPT 다음 페이지)</w:t>
+      </w:r>
+    </w:p>
+    <w:p>
+      <w:pPr>
+        <w:ind w:firstLineChars="100" w:firstLine="240"/>
+        <w:rPr>
+          <w:sz w:val="24"/>
+        </w:rPr>
+      </w:pPr>
+      <w:r>
+        <w:rPr>
+          <w:rFonts w:hint="eastAsia"/>
+          <w:sz w:val="24"/>
+        </w:rPr>
+        <w:t xml:space="preserve">(00:05) </w:t>
+      </w:r>
+      <w:r>
+        <w:rPr>
+          <w:rFonts w:hint="eastAsia"/>
+          <w:sz w:val="24"/>
+        </w:rPr>
         <w:t xml:space="preserve">질문이 없으시다면 이것으로 발표를 마치겠습니다. </w:t>
       </w:r>
       <w:r>
         <w:rPr>
           <w:rFonts w:hint="eastAsia"/>
+          <w:b/>
+          <w:bCs/>
           <w:sz w:val="24"/>
         </w:rPr>
         <w:t>(PPT 다음 페이지)</w:t>
@@ -3220,7 +5263,6 @@
     <w:p>
       <w:pPr>
         <w:rPr>
-          <w:rFonts w:hint="eastAsia"/>
           <w:sz w:val="24"/>
         </w:rPr>
       </w:pPr>
@@ -3277,15 +5319,7 @@
           <w:rFonts w:hint="eastAsia"/>
           <w:sz w:val="24"/>
         </w:rPr>
-        <w:t>, 비회원 차량 입</w:t>
-      </w:r>
-      <w:r>
-        <w:rPr>
-          <w:rFonts w:hint="eastAsia"/>
-          <w:sz w:val="24"/>
-        </w:rPr>
-        <w:lastRenderedPageBreak/>
-        <w:t>차 2시간 이상</w:t>
+        <w:t>, 비회원 차량 입차 2시간 이상</w:t>
       </w:r>
       <w:r>
         <w:rPr>
@@ -3344,7 +5378,6 @@
     <w:p>
       <w:pPr>
         <w:rPr>
-          <w:rFonts w:hint="eastAsia"/>
           <w:sz w:val="24"/>
         </w:rPr>
       </w:pPr>

--- a/etc/middle_doc.docx
+++ b/etc/middle_doc.docx
@@ -4114,25 +4114,10 @@
       </w:pPr>
       <w:r>
         <w:rPr>
+          <w:rFonts w:hint="eastAsia"/>
           <w:sz w:val="24"/>
         </w:rPr>
         <w:lastRenderedPageBreak/>
-        <w:pict w14:anchorId="728BA0A6">
-          <v:rect id="_x0000_i1025" style="width:0;height:1.5pt" o:hralign="center" o:hrstd="t" o:hr="t" fillcolor="#a0a0a0" stroked="f"/>
-        </w:pict>
-      </w:r>
-    </w:p>
-    <w:p>
-      <w:pPr>
-        <w:rPr>
-          <w:sz w:val="24"/>
-        </w:rPr>
-      </w:pPr>
-      <w:r>
-        <w:rPr>
-          <w:rFonts w:hint="eastAsia"/>
-          <w:sz w:val="24"/>
-        </w:rPr>
         <w:t>08:</w:t>
       </w:r>
       <w:r>
@@ -4148,111 +4133,6 @@
           <w:sz w:val="24"/>
         </w:rPr>
         <w:t>5 / 10:00 (15:00)</w:t>
-      </w:r>
-    </w:p>
-    <w:p>
-      <w:pPr>
-        <w:rPr>
-          <w:sz w:val="24"/>
-        </w:rPr>
-      </w:pPr>
-      <w:r>
-        <w:rPr>
-          <w:rFonts w:hint="eastAsia"/>
-          <w:sz w:val="24"/>
-        </w:rPr>
-        <w:t>- 질문 들어올 때 답변들</w:t>
-      </w:r>
-    </w:p>
-    <w:p>
-      <w:pPr>
-        <w:rPr>
-          <w:sz w:val="24"/>
-        </w:rPr>
-      </w:pPr>
-      <w:r>
-        <w:rPr>
-          <w:rFonts w:hint="eastAsia"/>
-          <w:sz w:val="24"/>
-        </w:rPr>
-        <w:t xml:space="preserve">테서랙트 OCR: </w:t>
-      </w:r>
-    </w:p>
-    <w:p>
-      <w:pPr>
-        <w:rPr>
-          <w:sz w:val="24"/>
-        </w:rPr>
-      </w:pPr>
-      <w:r>
-        <w:rPr>
-          <w:rFonts w:hint="eastAsia"/>
-          <w:sz w:val="24"/>
-        </w:rPr>
-        <w:t xml:space="preserve">Tess4J: </w:t>
-      </w:r>
-    </w:p>
-    <w:p>
-      <w:pPr>
-        <w:rPr>
-          <w:sz w:val="24"/>
-        </w:rPr>
-      </w:pPr>
-      <w:r>
-        <w:rPr>
-          <w:rFonts w:hint="eastAsia"/>
-          <w:sz w:val="24"/>
-        </w:rPr>
-        <w:t>J</w:t>
-      </w:r>
-      <w:r>
-        <w:rPr>
-          <w:sz w:val="24"/>
-        </w:rPr>
-        <w:t>u</w:t>
-      </w:r>
-      <w:r>
-        <w:rPr>
-          <w:rFonts w:hint="eastAsia"/>
-          <w:sz w:val="24"/>
-        </w:rPr>
-        <w:t xml:space="preserve">nit5: </w:t>
-      </w:r>
-    </w:p>
-    <w:p>
-      <w:pPr>
-        <w:rPr>
-          <w:sz w:val="24"/>
-        </w:rPr>
-      </w:pPr>
-      <w:r>
-        <w:rPr>
-          <w:rFonts w:hint="eastAsia"/>
-          <w:sz w:val="24"/>
-        </w:rPr>
-        <w:t xml:space="preserve">모키토: </w:t>
-      </w:r>
-    </w:p>
-    <w:p>
-      <w:pPr>
-        <w:rPr>
-          <w:sz w:val="24"/>
-        </w:rPr>
-      </w:pPr>
-    </w:p>
-    <w:p>
-      <w:pPr>
-        <w:rPr>
-          <w:sz w:val="24"/>
-        </w:rPr>
-      </w:pPr>
-      <w:r>
-        <w:rPr>
-          <w:sz w:val="24"/>
-        </w:rPr>
-        <w:pict w14:anchorId="7BDDBCDD">
-          <v:rect id="_x0000_i1026" style="width:0;height:1.5pt" o:hralign="center" o:hrstd="t" o:hr="t" fillcolor="#a0a0a0" stroked="f"/>
-        </w:pict>
       </w:r>
     </w:p>
     <w:p>
@@ -4489,7 +4369,84 @@
           <w:rFonts w:hint="eastAsia"/>
           <w:sz w:val="24"/>
         </w:rPr>
-        <w:t>회원가입 (회원, 의사, 행정원무, 행정홍보)</w:t>
+        <w:t>회원가입 (회원</w:t>
+      </w:r>
+      <w:r>
+        <w:rPr>
+          <w:rFonts w:hint="eastAsia"/>
+          <w:sz w:val="24"/>
+        </w:rPr>
+        <w:t xml:space="preserve"> 3명</w:t>
+      </w:r>
+      <w:r>
+        <w:rPr>
+          <w:rFonts w:hint="eastAsia"/>
+          <w:sz w:val="24"/>
+        </w:rPr>
+        <w:t>, 행정</w:t>
+      </w:r>
+      <w:r>
+        <w:rPr>
+          <w:rFonts w:hint="eastAsia"/>
+          <w:sz w:val="24"/>
+        </w:rPr>
+        <w:t>:</w:t>
+      </w:r>
+      <w:r>
+        <w:rPr>
+          <w:rFonts w:hint="eastAsia"/>
+          <w:sz w:val="24"/>
+        </w:rPr>
+        <w:t>원무</w:t>
+      </w:r>
+      <w:r>
+        <w:rPr>
+          <w:rFonts w:hint="eastAsia"/>
+          <w:sz w:val="24"/>
+        </w:rPr>
+        <w:t xml:space="preserve"> 3명</w:t>
+      </w:r>
+      <w:r>
+        <w:rPr>
+          <w:rFonts w:hint="eastAsia"/>
+          <w:sz w:val="24"/>
+        </w:rPr>
+        <w:t>, 행정</w:t>
+      </w:r>
+      <w:r>
+        <w:rPr>
+          <w:rFonts w:hint="eastAsia"/>
+          <w:sz w:val="24"/>
+        </w:rPr>
+        <w:t>:</w:t>
+      </w:r>
+      <w:r>
+        <w:rPr>
+          <w:rFonts w:hint="eastAsia"/>
+          <w:sz w:val="24"/>
+        </w:rPr>
+        <w:t>홍보</w:t>
+      </w:r>
+      <w:r>
+        <w:rPr>
+          <w:rFonts w:hint="eastAsia"/>
+          <w:sz w:val="24"/>
+        </w:rPr>
+        <w:t xml:space="preserve"> 3명, 의사 부서별 10명</w:t>
+      </w:r>
+      <w:r>
+        <w:rPr>
+          <w:rFonts w:hint="eastAsia"/>
+          <w:sz w:val="24"/>
+        </w:rPr>
+        <w:t>씩</w:t>
+      </w:r>
+      <w:r>
+        <w:rPr>
+          <w:rFonts w:hint="eastAsia"/>
+          <w:sz w:val="24"/>
+        </w:rPr>
+        <w:t>)</w:t>
       </w:r>
     </w:p>
     <w:p>
@@ -4524,7 +4481,35 @@
           <w:rFonts w:hint="eastAsia"/>
           <w:sz w:val="24"/>
         </w:rPr>
-        <w:t>진료예약 같은 날에 3개 (중간줄 쳐진거 보여줄 수 있게)</w:t>
+        <w:t>진료예약 같은 날에 3개 (</w:t>
+      </w:r>
+      <w:r>
+        <w:rPr>
+          <w:rFonts w:hint="eastAsia"/>
+          <w:sz w:val="24"/>
+        </w:rPr>
+        <w:t>취소선</w:t>
+      </w:r>
+      <w:r>
+        <w:rPr>
+          <w:rFonts w:hint="eastAsia"/>
+          <w:sz w:val="24"/>
+        </w:rPr>
+        <w:t xml:space="preserve"> </w:t>
+      </w:r>
+      <w:r>
+        <w:rPr>
+          <w:rFonts w:hint="eastAsia"/>
+          <w:sz w:val="24"/>
+        </w:rPr>
+        <w:t>있는</w:t>
+      </w:r>
+      <w:r>
+        <w:rPr>
+          <w:rFonts w:hint="eastAsia"/>
+          <w:sz w:val="24"/>
+        </w:rPr>
+        <w:t>거 보여줄 수 있게)</w:t>
       </w:r>
     </w:p>
     <w:p>

--- a/etc/middle_doc.docx
+++ b/etc/middle_doc.docx
@@ -29,19 +29,45 @@
         </w:rPr>
         <w:t>‘</w:t>
       </w:r>
-      <w:r>
-        <w:rPr>
-          <w:rFonts w:hint="eastAsia"/>
-          <w:sz w:val="24"/>
-        </w:rPr>
-        <w:t xml:space="preserve">MBC 컴퓨터 아카데미 </w:t>
-      </w:r>
-      <w:r>
-        <w:rPr>
-          <w:rFonts w:hint="eastAsia"/>
-          <w:sz w:val="24"/>
-        </w:rPr>
-        <w:t>교육센터 종로점</w:t>
+      <w:proofErr w:type="spellStart"/>
+      <w:r>
+        <w:rPr>
+          <w:rFonts w:hint="eastAsia"/>
+          <w:sz w:val="24"/>
+        </w:rPr>
+        <w:t>에스트래픽</w:t>
+      </w:r>
+      <w:proofErr w:type="spellEnd"/>
+      <w:r>
+        <w:rPr>
+          <w:rFonts w:hint="eastAsia"/>
+          <w:sz w:val="24"/>
+        </w:rPr>
+        <w:t xml:space="preserve"> 스마트 </w:t>
+      </w:r>
+      <w:proofErr w:type="spellStart"/>
+      <w:r>
+        <w:rPr>
+          <w:rFonts w:hint="eastAsia"/>
+          <w:sz w:val="24"/>
+        </w:rPr>
+        <w:t>모빌리티</w:t>
+      </w:r>
+      <w:proofErr w:type="spellEnd"/>
+      <w:r>
+        <w:rPr>
+          <w:rFonts w:hint="eastAsia"/>
+          <w:sz w:val="24"/>
+        </w:rPr>
+        <w:t xml:space="preserve"> DX </w:t>
+      </w:r>
+      <w:r>
+        <w:rPr>
+          <w:rFonts w:hint="eastAsia"/>
+          <w:caps/>
+          <w:sz w:val="24"/>
+        </w:rPr>
+        <w:t>아카데미</w:t>
       </w:r>
       <w:r>
         <w:rPr>
@@ -49,46 +75,21 @@
         </w:rPr>
         <w:t>’</w:t>
       </w:r>
-      <w:r>
-        <w:rPr>
-          <w:rFonts w:hint="eastAsia"/>
-          <w:sz w:val="24"/>
-        </w:rPr>
-        <w:t xml:space="preserve">에서 </w:t>
-      </w:r>
-      <w:r>
-        <w:rPr>
-          <w:sz w:val="24"/>
-        </w:rPr>
-        <w:t>‘</w:t>
-      </w:r>
-      <w:r>
-        <w:rPr>
-          <w:rFonts w:hint="eastAsia"/>
-          <w:sz w:val="24"/>
-        </w:rPr>
-        <w:t xml:space="preserve">에스트래픽 스마트 모빌리티 DX </w:t>
-      </w:r>
-      <w:r>
-        <w:rPr>
-          <w:rFonts w:hint="eastAsia"/>
-          <w:caps/>
-          <w:sz w:val="24"/>
-        </w:rPr>
-        <w:t>아카데미</w:t>
-      </w:r>
-      <w:r>
-        <w:rPr>
-          <w:sz w:val="24"/>
-        </w:rPr>
-        <w:t>’</w:t>
-      </w:r>
-      <w:r>
-        <w:rPr>
-          <w:rFonts w:hint="eastAsia"/>
-          <w:sz w:val="24"/>
-        </w:rPr>
-        <w:t xml:space="preserve">를 교육받고 있는 </w:t>
+      <w:proofErr w:type="spellStart"/>
+      <w:r>
+        <w:rPr>
+          <w:rFonts w:hint="eastAsia"/>
+          <w:sz w:val="24"/>
+        </w:rPr>
+        <w:t>를</w:t>
+      </w:r>
+      <w:proofErr w:type="spellEnd"/>
+      <w:r>
+        <w:rPr>
+          <w:rFonts w:hint="eastAsia"/>
+          <w:sz w:val="24"/>
+        </w:rPr>
+        <w:t xml:space="preserve"> 교육받고 있는 </w:t>
       </w:r>
       <w:r>
         <w:rPr>
@@ -135,14 +136,7 @@
           <w:rFonts w:hint="eastAsia"/>
           <w:sz w:val="24"/>
         </w:rPr>
-        <w:t>1</w:t>
-      </w:r>
-      <w:r>
-        <w:rPr>
-          <w:rFonts w:hint="eastAsia"/>
-          <w:sz w:val="24"/>
-        </w:rPr>
-        <w:t>5</w:t>
+        <w:t>20</w:t>
       </w:r>
       <w:r>
         <w:rPr>
@@ -192,6 +186,7 @@
         </w:rPr>
         <w:t>‘</w:t>
       </w:r>
+      <w:proofErr w:type="spellStart"/>
       <w:r>
         <w:rPr>
           <w:rFonts w:hint="eastAsia"/>
@@ -199,6 +194,7 @@
         </w:rPr>
         <w:t>서울에스병원</w:t>
       </w:r>
+      <w:proofErr w:type="spellEnd"/>
       <w:r>
         <w:rPr>
           <w:rFonts w:hint="eastAsia"/>
@@ -262,14 +258,35 @@
           <w:rFonts w:hint="eastAsia"/>
           <w:sz w:val="24"/>
         </w:rPr>
-        <w:t>프로젝트 개요,</w:t>
-      </w:r>
-      <w:r>
-        <w:rPr>
-          <w:rFonts w:hint="eastAsia"/>
-          <w:sz w:val="24"/>
-        </w:rPr>
-        <w:t xml:space="preserve"> 핵심 기능</w:t>
+        <w:t xml:space="preserve">프로젝트 </w:t>
+      </w:r>
+      <w:r>
+        <w:rPr>
+          <w:rFonts w:hint="eastAsia"/>
+          <w:sz w:val="24"/>
+        </w:rPr>
+        <w:t>기획</w:t>
+      </w:r>
+      <w:r>
+        <w:rPr>
+          <w:rFonts w:hint="eastAsia"/>
+          <w:sz w:val="24"/>
+        </w:rPr>
+        <w:t>,</w:t>
+      </w:r>
+      <w:r>
+        <w:rPr>
+          <w:rFonts w:hint="eastAsia"/>
+          <w:sz w:val="24"/>
+        </w:rPr>
+        <w:t xml:space="preserve"> </w:t>
+      </w:r>
+      <w:r>
+        <w:rPr>
+          <w:rFonts w:hint="eastAsia"/>
+          <w:sz w:val="24"/>
+        </w:rPr>
+        <w:t>기술 및 데이터 설계</w:t>
       </w:r>
       <w:r>
         <w:rPr>
@@ -283,14 +300,14 @@
           <w:rFonts w:hint="eastAsia"/>
           <w:sz w:val="24"/>
         </w:rPr>
-        <w:t>시스템 설계</w:t>
-      </w:r>
-      <w:r>
-        <w:rPr>
-          <w:rFonts w:hint="eastAsia"/>
-          <w:sz w:val="24"/>
-        </w:rPr>
-        <w:t xml:space="preserve"> 발표 후, 서비</w:t>
+        <w:t xml:space="preserve">핵심 기술 로직 </w:t>
+      </w:r>
+      <w:r>
+        <w:rPr>
+          <w:rFonts w:hint="eastAsia"/>
+          <w:sz w:val="24"/>
+        </w:rPr>
+        <w:t>발표 후, 서비</w:t>
       </w:r>
       <w:r>
         <w:rPr>
@@ -383,7 +400,14 @@
           <w:rFonts w:hint="eastAsia"/>
           <w:sz w:val="24"/>
         </w:rPr>
-        <w:t>20</w:t>
+        <w:t>2</w:t>
+      </w:r>
+      <w:r>
+        <w:rPr>
+          <w:rFonts w:hint="eastAsia"/>
+          <w:sz w:val="24"/>
+        </w:rPr>
+        <w:t>5</w:t>
       </w:r>
       <w:r>
         <w:rPr>
@@ -397,7 +421,37 @@
           <w:rFonts w:hint="eastAsia"/>
           <w:sz w:val="24"/>
         </w:rPr>
-        <w:t xml:space="preserve">저희 팀원을 소개하겠습니다. 저는 DB 및 ERD 설계, 통합 백엔드 및 OCR 관련 기능을 개발하였으며, </w:t>
+        <w:t>저희 팀원</w:t>
+      </w:r>
+      <w:r>
+        <w:rPr>
+          <w:rFonts w:hint="eastAsia"/>
+          <w:sz w:val="24"/>
+        </w:rPr>
+        <w:t>들의 역할</w:t>
+      </w:r>
+      <w:r>
+        <w:rPr>
+          <w:rFonts w:hint="eastAsia"/>
+          <w:sz w:val="24"/>
+        </w:rPr>
+        <w:t xml:space="preserve">을 소개하겠습니다. 저는 DB 및 ERD 설계, 통합 </w:t>
+      </w:r>
+      <w:proofErr w:type="spellStart"/>
+      <w:r>
+        <w:rPr>
+          <w:rFonts w:hint="eastAsia"/>
+          <w:sz w:val="24"/>
+        </w:rPr>
+        <w:t>백엔드</w:t>
+      </w:r>
+      <w:proofErr w:type="spellEnd"/>
+      <w:r>
+        <w:rPr>
+          <w:rFonts w:hint="eastAsia"/>
+          <w:sz w:val="24"/>
+        </w:rPr>
+        <w:t xml:space="preserve"> 및 OCR 관련 기능을 개발하였으며, </w:t>
       </w:r>
       <w:r>
         <w:rPr>
@@ -418,7 +472,23 @@
           <w:rFonts w:hint="eastAsia"/>
           <w:sz w:val="24"/>
         </w:rPr>
-        <w:t xml:space="preserve"> 임소리 훈련생은 프로젝트의 </w:t>
+        <w:t xml:space="preserve"> </w:t>
+      </w:r>
+      <w:proofErr w:type="spellStart"/>
+      <w:r>
+        <w:rPr>
+          <w:rFonts w:hint="eastAsia"/>
+          <w:sz w:val="24"/>
+        </w:rPr>
+        <w:t>임소리</w:t>
+      </w:r>
+      <w:proofErr w:type="spellEnd"/>
+      <w:r>
+        <w:rPr>
+          <w:rFonts w:hint="eastAsia"/>
+          <w:sz w:val="24"/>
+        </w:rPr>
+        <w:t xml:space="preserve"> 훈련생은 프로젝트의 </w:t>
       </w:r>
       <w:r>
         <w:rPr>
@@ -432,8 +502,17 @@
           <w:rFonts w:hint="eastAsia"/>
           <w:sz w:val="24"/>
         </w:rPr>
-        <w:t>적인 프론트엔드</w:t>
-      </w:r>
+        <w:t xml:space="preserve">적인 </w:t>
+      </w:r>
+      <w:proofErr w:type="spellStart"/>
+      <w:r>
+        <w:rPr>
+          <w:rFonts w:hint="eastAsia"/>
+          <w:sz w:val="24"/>
+        </w:rPr>
+        <w:t>프론트엔드</w:t>
+      </w:r>
+      <w:proofErr w:type="spellEnd"/>
       <w:r>
         <w:rPr>
           <w:rFonts w:hint="eastAsia"/>
@@ -481,7 +560,23 @@
           <w:rFonts w:hint="eastAsia"/>
           <w:sz w:val="24"/>
         </w:rPr>
-        <w:t>관련 프론트엔드 UI를 담당하였습니다.</w:t>
+        <w:t xml:space="preserve">관련 </w:t>
+      </w:r>
+      <w:proofErr w:type="spellStart"/>
+      <w:r>
+        <w:rPr>
+          <w:rFonts w:hint="eastAsia"/>
+          <w:sz w:val="24"/>
+        </w:rPr>
+        <w:t>프론트엔드</w:t>
+      </w:r>
+      <w:proofErr w:type="spellEnd"/>
+      <w:r>
+        <w:rPr>
+          <w:rFonts w:hint="eastAsia"/>
+          <w:sz w:val="24"/>
+        </w:rPr>
+        <w:t xml:space="preserve"> UI를 담당하였습니다.</w:t>
       </w:r>
       <w:r>
         <w:rPr>
@@ -533,7 +628,14 @@
           <w:rFonts w:hint="eastAsia"/>
           <w:sz w:val="24"/>
         </w:rPr>
-        <w:t>30</w:t>
+        <w:t>3</w:t>
+      </w:r>
+      <w:r>
+        <w:rPr>
+          <w:rFonts w:hint="eastAsia"/>
+          <w:sz w:val="24"/>
+        </w:rPr>
+        <w:t>5</w:t>
       </w:r>
       <w:r>
         <w:rPr>
@@ -568,7 +670,23 @@
           <w:rFonts w:hint="eastAsia"/>
           <w:sz w:val="24"/>
         </w:rPr>
-        <w:t xml:space="preserve">OCR 기반 입출차 </w:t>
+        <w:t xml:space="preserve">OCR 기반 </w:t>
+      </w:r>
+      <w:proofErr w:type="spellStart"/>
+      <w:r>
+        <w:rPr>
+          <w:rFonts w:hint="eastAsia"/>
+          <w:sz w:val="24"/>
+        </w:rPr>
+        <w:t>입출차</w:t>
+      </w:r>
+      <w:proofErr w:type="spellEnd"/>
+      <w:r>
+        <w:rPr>
+          <w:rFonts w:hint="eastAsia"/>
+          <w:sz w:val="24"/>
+        </w:rPr>
+        <w:t xml:space="preserve"> </w:t>
       </w:r>
       <w:r>
         <w:rPr>
@@ -697,7 +815,7 @@
           <w:rFonts w:hint="eastAsia"/>
           <w:sz w:val="24"/>
         </w:rPr>
-        <w:t>15</w:t>
+        <w:t>20</w:t>
       </w:r>
       <w:r>
         <w:rPr>
@@ -725,28 +843,72 @@
           <w:rFonts w:hint="eastAsia"/>
           <w:sz w:val="24"/>
         </w:rPr>
-        <w:t xml:space="preserve"> OCR 기반 실시간 차량 번호 판독</w:t>
-      </w:r>
-      <w:r>
-        <w:rPr>
-          <w:rFonts w:hint="eastAsia"/>
-          <w:sz w:val="24"/>
-        </w:rPr>
-        <w:t>, 알고리즘 기반 주차 구역 자동 매핑, 진료 데이터 연동 기반</w:t>
-      </w:r>
-      <w:r>
-        <w:rPr>
-          <w:rFonts w:hint="eastAsia"/>
-          <w:sz w:val="24"/>
-        </w:rPr>
-        <w:t xml:space="preserve"> </w:t>
-      </w:r>
-      <w:r>
-        <w:rPr>
-          <w:rFonts w:hint="eastAsia"/>
-          <w:sz w:val="24"/>
-        </w:rPr>
-        <w:t>통합 예약 시스템, 권한별 접근 제어를 통한 고객의소리 즉 VOC 통합 관리입니다.</w:t>
+        <w:t xml:space="preserve"> OCR </w:t>
+      </w:r>
+      <w:r>
+        <w:rPr>
+          <w:rFonts w:hint="eastAsia"/>
+          <w:sz w:val="24"/>
+        </w:rPr>
+        <w:t xml:space="preserve">엔진 </w:t>
+      </w:r>
+      <w:r>
+        <w:rPr>
+          <w:rFonts w:hint="eastAsia"/>
+          <w:sz w:val="24"/>
+        </w:rPr>
+        <w:t xml:space="preserve">기반 차량 번호 </w:t>
+      </w:r>
+      <w:r>
+        <w:rPr>
+          <w:rFonts w:hint="eastAsia"/>
+          <w:sz w:val="24"/>
+        </w:rPr>
+        <w:t xml:space="preserve">자동 </w:t>
+      </w:r>
+      <w:r>
+        <w:rPr>
+          <w:rFonts w:hint="eastAsia"/>
+          <w:sz w:val="24"/>
+        </w:rPr>
+        <w:t>판독</w:t>
+      </w:r>
+      <w:r>
+        <w:rPr>
+          <w:rFonts w:hint="eastAsia"/>
+          <w:sz w:val="24"/>
+        </w:rPr>
+        <w:t xml:space="preserve">, 알고리즘 기반 주차 구역 자동 매핑, </w:t>
+      </w:r>
+      <w:r>
+        <w:rPr>
+          <w:rFonts w:hint="eastAsia"/>
+          <w:sz w:val="24"/>
+        </w:rPr>
+        <w:t xml:space="preserve">진료 데이터 연동 기반 통합 예약 시스템, </w:t>
+      </w:r>
+      <w:r>
+        <w:rPr>
+          <w:rFonts w:hint="eastAsia"/>
+          <w:sz w:val="24"/>
+        </w:rPr>
+        <w:t xml:space="preserve">권한별 접근 제어를 통한 </w:t>
+      </w:r>
+      <w:proofErr w:type="spellStart"/>
+      <w:r>
+        <w:rPr>
+          <w:rFonts w:hint="eastAsia"/>
+          <w:sz w:val="24"/>
+        </w:rPr>
+        <w:t>고객의소리</w:t>
+      </w:r>
+      <w:proofErr w:type="spellEnd"/>
+      <w:r>
+        <w:rPr>
+          <w:rFonts w:hint="eastAsia"/>
+          <w:sz w:val="24"/>
+        </w:rPr>
+        <w:t xml:space="preserve"> 즉 VOC 통합 관리입니다.</w:t>
       </w:r>
       <w:r>
         <w:rPr>
@@ -777,7 +939,21 @@
           <w:rFonts w:hint="eastAsia"/>
           <w:sz w:val="24"/>
         </w:rPr>
-        <w:t xml:space="preserve">(00:25) </w:t>
+        <w:t>(00:</w:t>
+      </w:r>
+      <w:r>
+        <w:rPr>
+          <w:rFonts w:hint="eastAsia"/>
+          <w:sz w:val="24"/>
+        </w:rPr>
+        <w:t>45</w:t>
+      </w:r>
+      <w:r>
+        <w:rPr>
+          <w:rFonts w:hint="eastAsia"/>
+          <w:sz w:val="24"/>
+        </w:rPr>
+        <w:t xml:space="preserve">) </w:t>
       </w:r>
       <w:r>
         <w:rPr>
@@ -798,21 +974,217 @@
           <w:rFonts w:hint="eastAsia"/>
           <w:sz w:val="24"/>
         </w:rPr>
-        <w:t>간 사용한 개발 스택입니다. 프론트엔드에서는 노드JS, 액시오스, 뷰, 바이트 / 백엔드에서는 스프링과 자바 / DB는 포스트그리와 마이바티스 / OCR에서는 Tess4J와 테서랙트</w:t>
-      </w:r>
-      <w:r>
-        <w:rPr>
-          <w:rFonts w:hint="eastAsia"/>
-          <w:sz w:val="24"/>
-        </w:rPr>
-        <w:t xml:space="preserve"> </w:t>
-      </w:r>
-      <w:r>
-        <w:rPr>
-          <w:rFonts w:hint="eastAsia"/>
-          <w:sz w:val="24"/>
-        </w:rPr>
-        <w:t>OCR / OCR 테스트에서는 J</w:t>
+        <w:t xml:space="preserve">간 사용한 개발 스택입니다. </w:t>
+      </w:r>
+      <w:proofErr w:type="spellStart"/>
+      <w:r>
+        <w:rPr>
+          <w:rFonts w:hint="eastAsia"/>
+          <w:sz w:val="24"/>
+        </w:rPr>
+        <w:t>프론트엔드에서는</w:t>
+      </w:r>
+      <w:proofErr w:type="spellEnd"/>
+      <w:r>
+        <w:rPr>
+          <w:rFonts w:hint="eastAsia"/>
+          <w:sz w:val="24"/>
+        </w:rPr>
+        <w:t xml:space="preserve"> 뷰</w:t>
+      </w:r>
+      <w:r>
+        <w:rPr>
+          <w:rFonts w:hint="eastAsia"/>
+          <w:sz w:val="24"/>
+        </w:rPr>
+        <w:t>와</w:t>
+      </w:r>
+      <w:r>
+        <w:rPr>
+          <w:rFonts w:hint="eastAsia"/>
+          <w:sz w:val="24"/>
+        </w:rPr>
+        <w:t xml:space="preserve"> 바이트 </w:t>
+      </w:r>
+      <w:r>
+        <w:rPr>
+          <w:rFonts w:hint="eastAsia"/>
+          <w:sz w:val="24"/>
+        </w:rPr>
+        <w:t xml:space="preserve">그리고 </w:t>
+      </w:r>
+      <w:proofErr w:type="spellStart"/>
+      <w:r>
+        <w:rPr>
+          <w:rFonts w:hint="eastAsia"/>
+          <w:sz w:val="24"/>
+        </w:rPr>
+        <w:t>액시오스를</w:t>
+      </w:r>
+      <w:proofErr w:type="spellEnd"/>
+      <w:r>
+        <w:rPr>
+          <w:rFonts w:hint="eastAsia"/>
+          <w:sz w:val="24"/>
+        </w:rPr>
+        <w:t xml:space="preserve"> 사용하였으며, </w:t>
+      </w:r>
+      <w:proofErr w:type="spellStart"/>
+      <w:r>
+        <w:rPr>
+          <w:rFonts w:hint="eastAsia"/>
+          <w:sz w:val="24"/>
+        </w:rPr>
+        <w:t>백엔드에서는</w:t>
+      </w:r>
+      <w:proofErr w:type="spellEnd"/>
+      <w:r>
+        <w:rPr>
+          <w:rFonts w:hint="eastAsia"/>
+          <w:sz w:val="24"/>
+        </w:rPr>
+        <w:t xml:space="preserve"> 스프링</w:t>
+      </w:r>
+      <w:r>
+        <w:rPr>
+          <w:rFonts w:hint="eastAsia"/>
+          <w:sz w:val="24"/>
+        </w:rPr>
+        <w:t xml:space="preserve"> 부트 환경에서</w:t>
+      </w:r>
+      <w:r>
+        <w:rPr>
+          <w:rFonts w:hint="eastAsia"/>
+          <w:sz w:val="24"/>
+        </w:rPr>
+        <w:t xml:space="preserve"> 자바</w:t>
+      </w:r>
+      <w:r>
+        <w:rPr>
+          <w:rFonts w:hint="eastAsia"/>
+          <w:sz w:val="24"/>
+        </w:rPr>
+        <w:t>를 사용하였습니다.</w:t>
+      </w:r>
+      <w:r>
+        <w:rPr>
+          <w:rFonts w:hint="eastAsia"/>
+          <w:sz w:val="24"/>
+        </w:rPr>
+        <w:t xml:space="preserve"> DB는 </w:t>
+      </w:r>
+      <w:proofErr w:type="spellStart"/>
+      <w:r>
+        <w:rPr>
+          <w:rFonts w:hint="eastAsia"/>
+          <w:sz w:val="24"/>
+        </w:rPr>
+        <w:t>포스트그리와</w:t>
+      </w:r>
+      <w:proofErr w:type="spellEnd"/>
+      <w:r>
+        <w:rPr>
+          <w:rFonts w:hint="eastAsia"/>
+          <w:sz w:val="24"/>
+        </w:rPr>
+        <w:t xml:space="preserve"> </w:t>
+      </w:r>
+      <w:proofErr w:type="spellStart"/>
+      <w:r>
+        <w:rPr>
+          <w:rFonts w:hint="eastAsia"/>
+          <w:sz w:val="24"/>
+        </w:rPr>
+        <w:t>마이바티스</w:t>
+      </w:r>
+      <w:proofErr w:type="spellEnd"/>
+      <w:r>
+        <w:rPr>
+          <w:rFonts w:hint="eastAsia"/>
+          <w:sz w:val="24"/>
+        </w:rPr>
+        <w:t xml:space="preserve">, </w:t>
+      </w:r>
+      <w:proofErr w:type="spellStart"/>
+      <w:r>
+        <w:rPr>
+          <w:rFonts w:hint="eastAsia"/>
+          <w:sz w:val="24"/>
+        </w:rPr>
+        <w:t>히카리</w:t>
+      </w:r>
+      <w:proofErr w:type="spellEnd"/>
+      <w:r>
+        <w:rPr>
+          <w:rFonts w:hint="eastAsia"/>
+          <w:sz w:val="24"/>
+        </w:rPr>
+        <w:t>CP를 사용하였고,</w:t>
+      </w:r>
+      <w:r>
+        <w:rPr>
+          <w:rFonts w:hint="eastAsia"/>
+          <w:sz w:val="24"/>
+        </w:rPr>
+        <w:t xml:space="preserve"> OCR에서는 </w:t>
+      </w:r>
+      <w:proofErr w:type="spellStart"/>
+      <w:r>
+        <w:rPr>
+          <w:rFonts w:hint="eastAsia"/>
+          <w:sz w:val="24"/>
+        </w:rPr>
+        <w:t>테서랙트</w:t>
+      </w:r>
+      <w:proofErr w:type="spellEnd"/>
+      <w:r>
+        <w:rPr>
+          <w:rFonts w:hint="eastAsia"/>
+          <w:sz w:val="24"/>
+        </w:rPr>
+        <w:t xml:space="preserve"> </w:t>
+      </w:r>
+      <w:r>
+        <w:rPr>
+          <w:rFonts w:hint="eastAsia"/>
+          <w:sz w:val="24"/>
+        </w:rPr>
+        <w:t>OCR</w:t>
+      </w:r>
+      <w:r>
+        <w:rPr>
+          <w:rFonts w:hint="eastAsia"/>
+          <w:sz w:val="24"/>
+        </w:rPr>
+        <w:t xml:space="preserve">을 Tess4J를 활용하여 </w:t>
+      </w:r>
+      <w:r>
+        <w:rPr>
+          <w:rFonts w:hint="eastAsia"/>
+          <w:sz w:val="24"/>
+        </w:rPr>
+        <w:t xml:space="preserve">자바 환경에서 </w:t>
+      </w:r>
+      <w:r>
+        <w:rPr>
+          <w:rFonts w:hint="eastAsia"/>
+          <w:sz w:val="24"/>
+        </w:rPr>
+        <w:t xml:space="preserve">사용하였으며, </w:t>
+      </w:r>
+      <w:r>
+        <w:rPr>
+          <w:rFonts w:hint="eastAsia"/>
+          <w:sz w:val="24"/>
+        </w:rPr>
+        <w:t>이미지 전처리에는 Java 2D API, 문자열 추출에는 정규표현식을 사용하였습니다.</w:t>
+      </w:r>
+      <w:r>
+        <w:rPr>
+          <w:rFonts w:hint="eastAsia"/>
+          <w:sz w:val="24"/>
+        </w:rPr>
+        <w:t xml:space="preserve"> OCR 테스트에서는 J</w:t>
       </w:r>
       <w:r>
         <w:rPr>
@@ -825,7 +1197,58 @@
           <w:rFonts w:hint="eastAsia"/>
           <w:sz w:val="24"/>
         </w:rPr>
-        <w:t xml:space="preserve">nit5와 모키토를 사용했습니다. 각각은 REST API, JDBC, JNA를 통하여 서로 통신하고 있습니다. </w:t>
+        <w:t xml:space="preserve">nit5와 </w:t>
+      </w:r>
+      <w:proofErr w:type="spellStart"/>
+      <w:r>
+        <w:rPr>
+          <w:rFonts w:hint="eastAsia"/>
+          <w:sz w:val="24"/>
+        </w:rPr>
+        <w:t>모키토를</w:t>
+      </w:r>
+      <w:proofErr w:type="spellEnd"/>
+      <w:r>
+        <w:rPr>
+          <w:rFonts w:hint="eastAsia"/>
+          <w:sz w:val="24"/>
+        </w:rPr>
+        <w:t xml:space="preserve"> 사용</w:t>
+      </w:r>
+      <w:r>
+        <w:rPr>
+          <w:rFonts w:hint="eastAsia"/>
+          <w:sz w:val="24"/>
+        </w:rPr>
+        <w:t>하여 정확도를 측정하였</w:t>
+      </w:r>
+      <w:r>
+        <w:rPr>
+          <w:rFonts w:hint="eastAsia"/>
+          <w:sz w:val="24"/>
+        </w:rPr>
+        <w:t xml:space="preserve">습니다. </w:t>
+      </w:r>
+      <w:r>
+        <w:rPr>
+          <w:rFonts w:hint="eastAsia"/>
+          <w:sz w:val="24"/>
+        </w:rPr>
+        <w:t xml:space="preserve">ERD는 </w:t>
+      </w:r>
+      <w:r>
+        <w:rPr>
+          <w:rFonts w:hint="eastAsia"/>
+          <w:sz w:val="24"/>
+        </w:rPr>
+        <w:t xml:space="preserve">draw.io를 사용하여 작성하였으며, ERD를 제외한 </w:t>
+      </w:r>
+      <w:r>
+        <w:rPr>
+          <w:rFonts w:hint="eastAsia"/>
+          <w:sz w:val="24"/>
+        </w:rPr>
+        <w:t xml:space="preserve">각각은 REST API, JDBC, JNA를 통하여 서로 통신하고 있습니다. </w:t>
       </w:r>
       <w:r>
         <w:rPr>
@@ -849,7 +1272,21 @@
           <w:rFonts w:hint="eastAsia"/>
           <w:sz w:val="24"/>
         </w:rPr>
-        <w:t xml:space="preserve">(00:20) </w:t>
+        <w:t>(00:</w:t>
+      </w:r>
+      <w:r>
+        <w:rPr>
+          <w:rFonts w:hint="eastAsia"/>
+          <w:sz w:val="24"/>
+        </w:rPr>
+        <w:t>25</w:t>
+      </w:r>
+      <w:r>
+        <w:rPr>
+          <w:rFonts w:hint="eastAsia"/>
+          <w:sz w:val="24"/>
+        </w:rPr>
+        <w:t xml:space="preserve">) </w:t>
       </w:r>
       <w:r>
         <w:rPr>
@@ -863,7 +1300,91 @@
           <w:rFonts w:hint="eastAsia"/>
           <w:sz w:val="24"/>
         </w:rPr>
-        <w:t>, 빨간색은 일반회원 및 환자 관련, 노란색은 주차 및 차량 관련, 초록색은 의료진 및 진료 예약 관련, 파란색은</w:t>
+        <w:t xml:space="preserve">, </w:t>
+      </w:r>
+      <w:r>
+        <w:rPr>
+          <w:rFonts w:hint="eastAsia"/>
+          <w:sz w:val="24"/>
+        </w:rPr>
+        <w:t>좌측</w:t>
+      </w:r>
+      <w:r>
+        <w:rPr>
+          <w:rFonts w:hint="eastAsia"/>
+          <w:sz w:val="24"/>
+        </w:rPr>
+        <w:t xml:space="preserve">의 </w:t>
+      </w:r>
+      <w:r>
+        <w:rPr>
+          <w:rFonts w:hint="eastAsia"/>
+          <w:sz w:val="24"/>
+        </w:rPr>
+        <w:t xml:space="preserve">빨간색은 일반회원 및 환자 관련, </w:t>
+      </w:r>
+      <w:r>
+        <w:rPr>
+          <w:rFonts w:hint="eastAsia"/>
+          <w:sz w:val="24"/>
+        </w:rPr>
+        <w:t>하단의</w:t>
+      </w:r>
+      <w:r>
+        <w:rPr>
+          <w:rFonts w:hint="eastAsia"/>
+          <w:sz w:val="24"/>
+        </w:rPr>
+        <w:t xml:space="preserve"> 주황</w:t>
+      </w:r>
+      <w:r>
+        <w:rPr>
+          <w:rFonts w:hint="eastAsia"/>
+          <w:sz w:val="24"/>
+        </w:rPr>
+        <w:t xml:space="preserve">색은 주차 및 차량 관련, </w:t>
+      </w:r>
+      <w:r>
+        <w:rPr>
+          <w:rFonts w:hint="eastAsia"/>
+          <w:sz w:val="24"/>
+        </w:rPr>
+        <w:t>상부</w:t>
+      </w:r>
+      <w:r>
+        <w:rPr>
+          <w:rFonts w:hint="eastAsia"/>
+          <w:sz w:val="24"/>
+        </w:rPr>
+        <w:t xml:space="preserve">의 </w:t>
+      </w:r>
+      <w:r>
+        <w:rPr>
+          <w:rFonts w:hint="eastAsia"/>
+          <w:sz w:val="24"/>
+        </w:rPr>
+        <w:t xml:space="preserve">초록색은 의료진 및 진료 예약 관련, </w:t>
+      </w:r>
+      <w:r>
+        <w:rPr>
+          <w:rFonts w:hint="eastAsia"/>
+          <w:sz w:val="24"/>
+        </w:rPr>
+        <w:t>우측</w:t>
+      </w:r>
+      <w:r>
+        <w:rPr>
+          <w:rFonts w:hint="eastAsia"/>
+          <w:sz w:val="24"/>
+        </w:rPr>
+        <w:t xml:space="preserve">의 </w:t>
+      </w:r>
+      <w:r>
+        <w:rPr>
+          <w:rFonts w:hint="eastAsia"/>
+          <w:sz w:val="24"/>
+        </w:rPr>
+        <w:t>파란색은</w:t>
       </w:r>
       <w:r>
         <w:rPr>
@@ -901,7 +1422,21 @@
           <w:rFonts w:hint="eastAsia"/>
           <w:sz w:val="24"/>
         </w:rPr>
-        <w:t xml:space="preserve">(00:10) </w:t>
+        <w:t>(00:</w:t>
+      </w:r>
+      <w:r>
+        <w:rPr>
+          <w:rFonts w:hint="eastAsia"/>
+          <w:sz w:val="24"/>
+        </w:rPr>
+        <w:t>15</w:t>
+      </w:r>
+      <w:r>
+        <w:rPr>
+          <w:rFonts w:hint="eastAsia"/>
+          <w:sz w:val="24"/>
+        </w:rPr>
+        <w:t xml:space="preserve">) </w:t>
       </w:r>
       <w:r>
         <w:rPr>
@@ -915,7 +1450,35 @@
           <w:rFonts w:hint="eastAsia"/>
           <w:sz w:val="24"/>
         </w:rPr>
-        <w:t xml:space="preserve">주요 테이블인 mem 테이블 </w:t>
+        <w:t xml:space="preserve">주요 테이블인 </w:t>
+      </w:r>
+      <w:r>
+        <w:rPr>
+          <w:rFonts w:hint="eastAsia"/>
+          <w:sz w:val="24"/>
+        </w:rPr>
+        <w:t>회원</w:t>
+      </w:r>
+      <w:r>
+        <w:rPr>
+          <w:rFonts w:hint="eastAsia"/>
+          <w:sz w:val="24"/>
+        </w:rPr>
+        <w:t xml:space="preserve"> 테이블</w:t>
+      </w:r>
+      <w:r>
+        <w:rPr>
+          <w:rFonts w:hint="eastAsia"/>
+          <w:sz w:val="24"/>
+        </w:rPr>
+        <w:t>을</w:t>
+      </w:r>
+      <w:r>
+        <w:rPr>
+          <w:rFonts w:hint="eastAsia"/>
+          <w:sz w:val="24"/>
+        </w:rPr>
+        <w:t xml:space="preserve"> </w:t>
       </w:r>
       <w:r>
         <w:rPr>
@@ -929,7 +1492,30 @@
           <w:rFonts w:hint="eastAsia"/>
           <w:sz w:val="24"/>
         </w:rPr>
-        <w:t xml:space="preserve">으로 연결되어 </w:t>
+        <w:t xml:space="preserve">으로 </w:t>
+      </w:r>
+      <w:r>
+        <w:rPr>
+          <w:rFonts w:hint="eastAsia"/>
+          <w:sz w:val="24"/>
+        </w:rPr>
+        <w:t xml:space="preserve">회원 차량 테이블, 결제 테이블, </w:t>
+      </w:r>
+      <w:proofErr w:type="spellStart"/>
+      <w:r>
+        <w:rPr>
+          <w:rFonts w:hint="eastAsia"/>
+          <w:sz w:val="24"/>
+        </w:rPr>
+        <w:t>입출차</w:t>
+      </w:r>
+      <w:proofErr w:type="spellEnd"/>
+      <w:r>
+        <w:rPr>
+          <w:rFonts w:hint="eastAsia"/>
+          <w:sz w:val="24"/>
+        </w:rPr>
+        <w:t xml:space="preserve"> 로그 테이블, 주차 자리 테이블이 연결되어 </w:t>
       </w:r>
       <w:r>
         <w:rPr>
@@ -943,7 +1529,15 @@
           <w:rFonts w:hint="eastAsia"/>
           <w:sz w:val="24"/>
         </w:rPr>
-        <w:t xml:space="preserve"> 보실 수 있습니다. </w:t>
+        <w:t xml:space="preserve"> 보실 수 있습</w:t>
+      </w:r>
+      <w:r>
+        <w:rPr>
+          <w:rFonts w:hint="eastAsia"/>
+          <w:sz w:val="24"/>
+        </w:rPr>
+        <w:lastRenderedPageBreak/>
+        <w:t xml:space="preserve">니다. </w:t>
       </w:r>
       <w:r>
         <w:rPr>
@@ -967,14 +1561,63 @@
           <w:rFonts w:hint="eastAsia"/>
           <w:sz w:val="24"/>
         </w:rPr>
-        <w:t xml:space="preserve">(00:10) </w:t>
-      </w:r>
-      <w:r>
-        <w:rPr>
-          <w:rFonts w:hint="eastAsia"/>
-          <w:sz w:val="24"/>
-        </w:rPr>
-        <w:t xml:space="preserve">회원 및 의료진 관련 ERD입니다. 주요 테이블인 med_staff 테이블 중심으로 </w:t>
+        <w:t>(00:</w:t>
+      </w:r>
+      <w:r>
+        <w:rPr>
+          <w:rFonts w:hint="eastAsia"/>
+          <w:sz w:val="24"/>
+        </w:rPr>
+        <w:t>15</w:t>
+      </w:r>
+      <w:r>
+        <w:rPr>
+          <w:rFonts w:hint="eastAsia"/>
+          <w:sz w:val="24"/>
+        </w:rPr>
+        <w:t xml:space="preserve">) </w:t>
+      </w:r>
+      <w:r>
+        <w:rPr>
+          <w:rFonts w:hint="eastAsia"/>
+          <w:sz w:val="24"/>
+        </w:rPr>
+        <w:t xml:space="preserve">회원 및 의료진 관련 ERD입니다. 주요 테이블인 </w:t>
+      </w:r>
+      <w:r>
+        <w:rPr>
+          <w:rFonts w:hint="eastAsia"/>
+          <w:sz w:val="24"/>
+        </w:rPr>
+        <w:t xml:space="preserve">의료진 </w:t>
+      </w:r>
+      <w:r>
+        <w:rPr>
+          <w:rFonts w:hint="eastAsia"/>
+          <w:sz w:val="24"/>
+        </w:rPr>
+        <w:t>테이블</w:t>
+      </w:r>
+      <w:r>
+        <w:rPr>
+          <w:rFonts w:hint="eastAsia"/>
+          <w:sz w:val="24"/>
+        </w:rPr>
+        <w:t>을</w:t>
+      </w:r>
+      <w:r>
+        <w:rPr>
+          <w:rFonts w:hint="eastAsia"/>
+          <w:sz w:val="24"/>
+        </w:rPr>
+        <w:t xml:space="preserve"> 중심으로 </w:t>
+      </w:r>
+      <w:r>
+        <w:rPr>
+          <w:rFonts w:hint="eastAsia"/>
+          <w:sz w:val="24"/>
+        </w:rPr>
+        <w:t xml:space="preserve">회원 테이블, 의료 부서 테이블, 진료 예약 테이블이 </w:t>
       </w:r>
       <w:r>
         <w:rPr>
@@ -1012,8 +1655,21 @@
           <w:rFonts w:hint="eastAsia"/>
           <w:sz w:val="24"/>
         </w:rPr>
-        <w:lastRenderedPageBreak/>
-        <w:t xml:space="preserve">(00:10) </w:t>
+        <w:t>(00:</w:t>
+      </w:r>
+      <w:r>
+        <w:rPr>
+          <w:rFonts w:hint="eastAsia"/>
+          <w:sz w:val="24"/>
+        </w:rPr>
+        <w:t>20</w:t>
+      </w:r>
+      <w:r>
+        <w:rPr>
+          <w:rFonts w:hint="eastAsia"/>
+          <w:sz w:val="24"/>
+        </w:rPr>
+        <w:t xml:space="preserve">) </w:t>
       </w:r>
       <w:r>
         <w:rPr>
@@ -1027,14 +1683,93 @@
           <w:rFonts w:hint="eastAsia"/>
           <w:sz w:val="24"/>
         </w:rPr>
-        <w:t>admin</w:t>
-      </w:r>
-      <w:r>
-        <w:rPr>
-          <w:rFonts w:hint="eastAsia"/>
-          <w:sz w:val="24"/>
-        </w:rPr>
-        <w:t>_staff 테이블 중심으로 연결되어 있는 걸 보실 수 있습니다.</w:t>
+        <w:t xml:space="preserve">행정직 </w:t>
+      </w:r>
+      <w:r>
+        <w:rPr>
+          <w:rFonts w:hint="eastAsia"/>
+          <w:sz w:val="24"/>
+        </w:rPr>
+        <w:t>테이블</w:t>
+      </w:r>
+      <w:r>
+        <w:rPr>
+          <w:rFonts w:hint="eastAsia"/>
+          <w:sz w:val="24"/>
+        </w:rPr>
+        <w:t>을</w:t>
+      </w:r>
+      <w:r>
+        <w:rPr>
+          <w:rFonts w:hint="eastAsia"/>
+          <w:sz w:val="24"/>
+        </w:rPr>
+        <w:t xml:space="preserve"> 중심으로 </w:t>
+      </w:r>
+      <w:r>
+        <w:rPr>
+          <w:rFonts w:hint="eastAsia"/>
+          <w:sz w:val="24"/>
+        </w:rPr>
+        <w:t xml:space="preserve">회원 테이블, </w:t>
+      </w:r>
+      <w:r>
+        <w:rPr>
+          <w:rFonts w:hint="eastAsia"/>
+          <w:sz w:val="24"/>
+        </w:rPr>
+        <w:t xml:space="preserve">행정 부서 테이블, </w:t>
+      </w:r>
+      <w:proofErr w:type="spellStart"/>
+      <w:r>
+        <w:rPr>
+          <w:rFonts w:hint="eastAsia"/>
+          <w:sz w:val="24"/>
+        </w:rPr>
+        <w:t>고객의소리</w:t>
+      </w:r>
+      <w:proofErr w:type="spellEnd"/>
+      <w:r>
+        <w:rPr>
+          <w:rFonts w:hint="eastAsia"/>
+          <w:sz w:val="24"/>
+        </w:rPr>
+        <w:t xml:space="preserve"> </w:t>
+      </w:r>
+      <w:r>
+        <w:rPr>
+          <w:rFonts w:hint="eastAsia"/>
+          <w:sz w:val="24"/>
+        </w:rPr>
+        <w:t xml:space="preserve">VOC </w:t>
+      </w:r>
+      <w:r>
+        <w:rPr>
+          <w:rFonts w:hint="eastAsia"/>
+          <w:sz w:val="24"/>
+        </w:rPr>
+        <w:t>테이블, 공지사항 테이블, 자주 묻는 질문</w:t>
+      </w:r>
+      <w:r>
+        <w:rPr>
+          <w:rFonts w:hint="eastAsia"/>
+          <w:sz w:val="24"/>
+        </w:rPr>
+        <w:t xml:space="preserve"> FAQ</w:t>
+      </w:r>
+      <w:r>
+        <w:rPr>
+          <w:rFonts w:hint="eastAsia"/>
+          <w:sz w:val="24"/>
+        </w:rPr>
+        <w:t xml:space="preserve"> 테이블, 건강이야기 테이블이 </w:t>
+      </w:r>
+      <w:r>
+        <w:rPr>
+          <w:rFonts w:hint="eastAsia"/>
+          <w:sz w:val="24"/>
+        </w:rPr>
+        <w:t>연결되어 있는 걸 보실 수 있습니다.</w:t>
       </w:r>
       <w:r>
         <w:rPr>
@@ -1065,7 +1800,21 @@
           <w:rFonts w:hint="eastAsia"/>
           <w:sz w:val="24"/>
         </w:rPr>
-        <w:t xml:space="preserve">(00:20) </w:t>
+        <w:t>(00:</w:t>
+      </w:r>
+      <w:r>
+        <w:rPr>
+          <w:rFonts w:hint="eastAsia"/>
+          <w:sz w:val="24"/>
+        </w:rPr>
+        <w:t>25</w:t>
+      </w:r>
+      <w:r>
+        <w:rPr>
+          <w:rFonts w:hint="eastAsia"/>
+          <w:sz w:val="24"/>
+        </w:rPr>
+        <w:t xml:space="preserve">) </w:t>
       </w:r>
       <w:r>
         <w:rPr>
@@ -1079,14 +1828,44 @@
           <w:rFonts w:hint="eastAsia"/>
           <w:sz w:val="24"/>
         </w:rPr>
-        <w:t>권한별 핵심 기능입니다. 일반회원, 의료진, 행정-원무팀, 행정-홍보팀</w:t>
-      </w:r>
-      <w:r>
-        <w:rPr>
-          <w:rFonts w:hint="eastAsia"/>
-          <w:sz w:val="24"/>
-        </w:rPr>
-        <w:t>으로 권한을 나누었으며, 차량과 진료예약은 모두가 가능</w:t>
+        <w:t>권한별 핵심 기능입니다. 일반회원, 의료진, 행정-</w:t>
+      </w:r>
+      <w:proofErr w:type="spellStart"/>
+      <w:r>
+        <w:rPr>
+          <w:rFonts w:hint="eastAsia"/>
+          <w:sz w:val="24"/>
+        </w:rPr>
+        <w:t>원무팀</w:t>
+      </w:r>
+      <w:proofErr w:type="spellEnd"/>
+      <w:r>
+        <w:rPr>
+          <w:rFonts w:hint="eastAsia"/>
+          <w:sz w:val="24"/>
+        </w:rPr>
+        <w:t>, 행정-홍보팀</w:t>
+      </w:r>
+      <w:r>
+        <w:rPr>
+          <w:rFonts w:hint="eastAsia"/>
+          <w:sz w:val="24"/>
+        </w:rPr>
+        <w:t>으로 권한을 나누었으며, 차량과 진료예약</w:t>
+      </w:r>
+      <w:r>
+        <w:rPr>
+          <w:rFonts w:hint="eastAsia"/>
+          <w:sz w:val="24"/>
+        </w:rPr>
+        <w:t>의 생성, 수정, 삭제는</w:t>
+      </w:r>
+      <w:r>
+        <w:rPr>
+          <w:rFonts w:hint="eastAsia"/>
+          <w:sz w:val="24"/>
+        </w:rPr>
+        <w:t xml:space="preserve"> 모두가 가능</w:t>
       </w:r>
       <w:r>
         <w:rPr>
@@ -1142,7 +1921,21 @@
           <w:rFonts w:hint="eastAsia"/>
           <w:sz w:val="24"/>
         </w:rPr>
-        <w:t xml:space="preserve"> CRUD는 권한 별로 </w:t>
+        <w:t xml:space="preserve"> </w:t>
+      </w:r>
+      <w:r>
+        <w:rPr>
+          <w:rFonts w:hint="eastAsia"/>
+          <w:sz w:val="24"/>
+        </w:rPr>
+        <w:t>생성, 수정, 삭제는</w:t>
+      </w:r>
+      <w:r>
+        <w:rPr>
+          <w:rFonts w:hint="eastAsia"/>
+          <w:sz w:val="24"/>
+        </w:rPr>
+        <w:t xml:space="preserve"> 권한 별로 </w:t>
       </w:r>
       <w:r>
         <w:rPr>
@@ -1187,6 +1980,27 @@
           <w:rFonts w:hint="eastAsia"/>
           <w:sz w:val="24"/>
         </w:rPr>
+        <w:t>0</w:t>
+      </w:r>
+      <w:r>
+        <w:rPr>
+          <w:rFonts w:hint="eastAsia"/>
+          <w:sz w:val="24"/>
+        </w:rPr>
+        <w:t>1</w:t>
+      </w:r>
+      <w:r>
+        <w:rPr>
+          <w:rFonts w:hint="eastAsia"/>
+          <w:sz w:val="24"/>
+        </w:rPr>
+        <w:t>:</w:t>
+      </w:r>
+      <w:r>
+        <w:rPr>
+          <w:rFonts w:hint="eastAsia"/>
+          <w:sz w:val="24"/>
+        </w:rPr>
         <w:t>00</w:t>
       </w:r>
       <w:r>
@@ -1194,20 +2008,6 @@
           <w:rFonts w:hint="eastAsia"/>
           <w:sz w:val="24"/>
         </w:rPr>
-        <w:t>:</w:t>
-      </w:r>
-      <w:r>
-        <w:rPr>
-          <w:rFonts w:hint="eastAsia"/>
-          <w:sz w:val="24"/>
-        </w:rPr>
-        <w:t>45</w:t>
-      </w:r>
-      <w:r>
-        <w:rPr>
-          <w:rFonts w:hint="eastAsia"/>
-          <w:sz w:val="24"/>
-        </w:rPr>
         <w:t xml:space="preserve">) </w:t>
       </w:r>
       <w:r>
@@ -1217,12 +2017,63 @@
         </w:rPr>
         <w:t xml:space="preserve">자동차 번호판 인식 OCR의 작동 방식입니다. </w:t>
       </w:r>
-      <w:r>
-        <w:rPr>
-          <w:rFonts w:hint="eastAsia"/>
-          <w:sz w:val="24"/>
-        </w:rPr>
-        <w:t xml:space="preserve">파이썬을 사용하면 여러가지 라이브러리를 사용할 수 있어 번호판 인식 정확도를 높일 수 있지만, </w:t>
+      <w:proofErr w:type="spellStart"/>
+      <w:r>
+        <w:rPr>
+          <w:rFonts w:hint="eastAsia"/>
+          <w:sz w:val="24"/>
+        </w:rPr>
+        <w:t>파이썬</w:t>
+      </w:r>
+      <w:r>
+        <w:rPr>
+          <w:rFonts w:hint="eastAsia"/>
+          <w:sz w:val="24"/>
+        </w:rPr>
+        <w:t>의</w:t>
+      </w:r>
+      <w:proofErr w:type="spellEnd"/>
+      <w:r>
+        <w:rPr>
+          <w:rFonts w:hint="eastAsia"/>
+          <w:sz w:val="24"/>
+        </w:rPr>
+        <w:t xml:space="preserve"> OpenCV를</w:t>
+      </w:r>
+      <w:r>
+        <w:rPr>
+          <w:rFonts w:hint="eastAsia"/>
+          <w:sz w:val="24"/>
+        </w:rPr>
+        <w:t xml:space="preserve"> 사용하면 여러가지 라이브러리를 사용할 수 있어</w:t>
+      </w:r>
+      <w:r>
+        <w:rPr>
+          <w:rFonts w:hint="eastAsia"/>
+          <w:sz w:val="24"/>
+        </w:rPr>
+        <w:t>,</w:t>
+      </w:r>
+      <w:r>
+        <w:rPr>
+          <w:rFonts w:hint="eastAsia"/>
+          <w:sz w:val="24"/>
+        </w:rPr>
+        <w:t xml:space="preserve"> </w:t>
+      </w:r>
+      <w:r>
+        <w:rPr>
+          <w:rFonts w:hint="eastAsia"/>
+          <w:sz w:val="24"/>
+        </w:rPr>
+        <w:t xml:space="preserve">차량 </w:t>
+      </w:r>
+      <w:r>
+        <w:rPr>
+          <w:rFonts w:hint="eastAsia"/>
+          <w:sz w:val="24"/>
+        </w:rPr>
+        <w:t xml:space="preserve">번호판 인식 정확도를 높일 수 있지만, </w:t>
       </w:r>
       <w:r>
         <w:rPr>
@@ -1350,6 +2201,7 @@
         </w:rPr>
         <w:t xml:space="preserve">데이터셋에 </w:t>
       </w:r>
+      <w:proofErr w:type="spellStart"/>
       <w:r>
         <w:rPr>
           <w:rFonts w:hint="eastAsia"/>
@@ -1357,6 +2209,7 @@
         </w:rPr>
         <w:t>테서랙트</w:t>
       </w:r>
+      <w:proofErr w:type="spellEnd"/>
       <w:r>
         <w:rPr>
           <w:rFonts w:hint="eastAsia"/>
@@ -1399,13 +2252,86 @@
         </w:rPr>
         <w:t xml:space="preserve"> </w:t>
       </w:r>
-      <w:r>
-        <w:rPr>
-          <w:rFonts w:hint="eastAsia"/>
-          <w:sz w:val="24"/>
-        </w:rPr>
-        <w:t>클라헤, 이미지 확대, 바이큐빅</w:t>
-      </w:r>
+      <w:proofErr w:type="spellStart"/>
+      <w:r>
+        <w:rPr>
+          <w:rFonts w:hint="eastAsia"/>
+          <w:sz w:val="24"/>
+        </w:rPr>
+        <w:t>클라헤</w:t>
+      </w:r>
+      <w:proofErr w:type="spellEnd"/>
+      <w:r>
+        <w:rPr>
+          <w:rFonts w:hint="eastAsia"/>
+          <w:sz w:val="24"/>
+        </w:rPr>
+        <w:t xml:space="preserve">, 이미지 확대, </w:t>
+      </w:r>
+      <w:r>
+        <w:rPr>
+          <w:rFonts w:hint="eastAsia"/>
+          <w:sz w:val="24"/>
+        </w:rPr>
+        <w:t xml:space="preserve">패딩, 이진화, 흑백화, 색상 반전, </w:t>
+      </w:r>
+      <w:proofErr w:type="spellStart"/>
+      <w:r>
+        <w:rPr>
+          <w:rFonts w:hint="eastAsia"/>
+          <w:sz w:val="24"/>
+        </w:rPr>
+        <w:t>명암비</w:t>
+      </w:r>
+      <w:proofErr w:type="spellEnd"/>
+      <w:r>
+        <w:rPr>
+          <w:rFonts w:hint="eastAsia"/>
+          <w:sz w:val="24"/>
+        </w:rPr>
+        <w:t xml:space="preserve"> 조절, </w:t>
+      </w:r>
+      <w:proofErr w:type="spellStart"/>
+      <w:r>
+        <w:rPr>
+          <w:rFonts w:hint="eastAsia"/>
+          <w:sz w:val="24"/>
+        </w:rPr>
+        <w:t>가우시안</w:t>
+      </w:r>
+      <w:proofErr w:type="spellEnd"/>
+      <w:r>
+        <w:rPr>
+          <w:rFonts w:hint="eastAsia"/>
+          <w:sz w:val="24"/>
+        </w:rPr>
+        <w:t xml:space="preserve"> </w:t>
+      </w:r>
+      <w:proofErr w:type="spellStart"/>
+      <w:r>
+        <w:rPr>
+          <w:rFonts w:hint="eastAsia"/>
+          <w:sz w:val="24"/>
+        </w:rPr>
+        <w:t>블러</w:t>
+      </w:r>
+      <w:proofErr w:type="spellEnd"/>
+      <w:r>
+        <w:rPr>
+          <w:rFonts w:hint="eastAsia"/>
+          <w:sz w:val="24"/>
+        </w:rPr>
+        <w:t xml:space="preserve">, </w:t>
+      </w:r>
+      <w:proofErr w:type="spellStart"/>
+      <w:r>
+        <w:rPr>
+          <w:rFonts w:hint="eastAsia"/>
+          <w:sz w:val="24"/>
+        </w:rPr>
+        <w:t>바이큐빅</w:t>
+      </w:r>
+      <w:proofErr w:type="spellEnd"/>
       <w:r>
         <w:rPr>
           <w:rFonts w:hint="eastAsia"/>
@@ -1418,49 +2344,39 @@
           <w:rFonts w:hint="eastAsia"/>
           <w:sz w:val="24"/>
         </w:rPr>
-        <w:t>, 흑백</w:t>
-      </w:r>
-      <w:r>
-        <w:rPr>
-          <w:rFonts w:hint="eastAsia"/>
-          <w:sz w:val="24"/>
-        </w:rPr>
-        <w:t xml:space="preserve">화, </w:t>
-      </w:r>
-      <w:r>
-        <w:rPr>
-          <w:rFonts w:hint="eastAsia"/>
-          <w:sz w:val="24"/>
-        </w:rPr>
-        <w:t>이진화, 명암비 조절, 패딩, 가우시안</w:t>
-      </w:r>
-      <w:r>
-        <w:rPr>
-          <w:rFonts w:hint="eastAsia"/>
-          <w:sz w:val="24"/>
-        </w:rPr>
-        <w:t xml:space="preserve"> 블러</w:t>
-      </w:r>
-      <w:r>
-        <w:rPr>
-          <w:rFonts w:hint="eastAsia"/>
-          <w:sz w:val="24"/>
-        </w:rPr>
         <w:t xml:space="preserve">, </w:t>
       </w:r>
-      <w:r>
-        <w:rPr>
-          <w:rFonts w:hint="eastAsia"/>
-          <w:sz w:val="24"/>
-        </w:rPr>
-        <w:t xml:space="preserve">색상 반전, </w:t>
-      </w:r>
-      <w:r>
-        <w:rPr>
-          <w:rFonts w:hint="eastAsia"/>
-          <w:sz w:val="24"/>
-        </w:rPr>
-        <w:t xml:space="preserve">딜레이션, 에로전 중 몇 개를 </w:t>
+      <w:proofErr w:type="spellStart"/>
+      <w:r>
+        <w:rPr>
+          <w:rFonts w:hint="eastAsia"/>
+          <w:sz w:val="24"/>
+        </w:rPr>
+        <w:t>딜레이션</w:t>
+      </w:r>
+      <w:proofErr w:type="spellEnd"/>
+      <w:r>
+        <w:rPr>
+          <w:rFonts w:hint="eastAsia"/>
+          <w:sz w:val="24"/>
+        </w:rPr>
+        <w:t xml:space="preserve">, </w:t>
+      </w:r>
+      <w:proofErr w:type="spellStart"/>
+      <w:r>
+        <w:rPr>
+          <w:rFonts w:hint="eastAsia"/>
+          <w:sz w:val="24"/>
+        </w:rPr>
+        <w:t>에로전</w:t>
+      </w:r>
+      <w:proofErr w:type="spellEnd"/>
+      <w:r>
+        <w:rPr>
+          <w:rFonts w:hint="eastAsia"/>
+          <w:sz w:val="24"/>
+        </w:rPr>
+        <w:t xml:space="preserve"> 중 몇 개를 </w:t>
       </w:r>
       <w:r>
         <w:rPr>
@@ -1502,7 +2418,28 @@
           <w:rFonts w:hint="eastAsia"/>
           <w:sz w:val="24"/>
         </w:rPr>
-        <w:t xml:space="preserve"> 해보면서 </w:t>
+        <w:t xml:space="preserve"> 해보면서</w:t>
+      </w:r>
+      <w:r>
+        <w:rPr>
+          <w:rFonts w:hint="eastAsia"/>
+          <w:sz w:val="24"/>
+        </w:rPr>
+        <w:t xml:space="preserve"> </w:t>
+      </w:r>
+      <w:r>
+        <w:rPr>
+          <w:rFonts w:hint="eastAsia"/>
+          <w:sz w:val="24"/>
+        </w:rPr>
+        <w:t xml:space="preserve">번호판 </w:t>
+      </w:r>
+      <w:r>
+        <w:rPr>
+          <w:rFonts w:hint="eastAsia"/>
+          <w:sz w:val="24"/>
+        </w:rPr>
+        <w:t xml:space="preserve">3,000장의 평균 </w:t>
       </w:r>
       <w:r>
         <w:rPr>
@@ -1511,12 +2448,21 @@
         </w:rPr>
         <w:t xml:space="preserve">정확도가 가장 높은 </w:t>
       </w:r>
-      <w:r>
-        <w:rPr>
-          <w:rFonts w:hint="eastAsia"/>
-          <w:sz w:val="24"/>
-        </w:rPr>
-        <w:t xml:space="preserve">전처리 방법을 </w:t>
+      <w:proofErr w:type="spellStart"/>
+      <w:r>
+        <w:rPr>
+          <w:rFonts w:hint="eastAsia"/>
+          <w:sz w:val="24"/>
+        </w:rPr>
+        <w:t>전처리</w:t>
+      </w:r>
+      <w:proofErr w:type="spellEnd"/>
+      <w:r>
+        <w:rPr>
+          <w:rFonts w:hint="eastAsia"/>
+          <w:sz w:val="24"/>
+        </w:rPr>
+        <w:t xml:space="preserve"> 방법을 </w:t>
       </w:r>
       <w:r>
         <w:rPr>
@@ -1524,6 +2470,123 @@
           <w:sz w:val="24"/>
         </w:rPr>
         <w:t>선택하였습니다.</w:t>
+      </w:r>
+      <w:r>
+        <w:rPr>
+          <w:rFonts w:hint="eastAsia"/>
+          <w:sz w:val="24"/>
+        </w:rPr>
+        <w:t xml:space="preserve"> </w:t>
+      </w:r>
+      <w:r>
+        <w:rPr>
+          <w:rFonts w:hint="eastAsia"/>
+          <w:sz w:val="24"/>
+        </w:rPr>
+        <w:t>정확도 테스트를 할 때,</w:t>
+      </w:r>
+      <w:r>
+        <w:rPr>
+          <w:rFonts w:hint="eastAsia"/>
+          <w:sz w:val="24"/>
+        </w:rPr>
+        <w:t xml:space="preserve"> </w:t>
+      </w:r>
+      <w:r>
+        <w:rPr>
+          <w:sz w:val="24"/>
+        </w:rPr>
+        <w:t>‘</w:t>
+      </w:r>
+      <w:r>
+        <w:rPr>
+          <w:rFonts w:hint="eastAsia"/>
+          <w:sz w:val="24"/>
+        </w:rPr>
+        <w:t>완벽</w:t>
+      </w:r>
+      <w:r>
+        <w:rPr>
+          <w:sz w:val="24"/>
+        </w:rPr>
+        <w:t>’</w:t>
+      </w:r>
+      <w:r>
+        <w:rPr>
+          <w:rFonts w:hint="eastAsia"/>
+          <w:sz w:val="24"/>
+        </w:rPr>
+        <w:t xml:space="preserve">이란, 번호판을 </w:t>
+      </w:r>
+      <w:r>
+        <w:rPr>
+          <w:rFonts w:hint="eastAsia"/>
+          <w:sz w:val="24"/>
+        </w:rPr>
+        <w:t xml:space="preserve">처음부터 끝까지 </w:t>
+      </w:r>
+      <w:r>
+        <w:rPr>
+          <w:rFonts w:hint="eastAsia"/>
+          <w:sz w:val="24"/>
+        </w:rPr>
+        <w:t>완</w:t>
+      </w:r>
+      <w:r>
+        <w:rPr>
+          <w:rFonts w:hint="eastAsia"/>
+          <w:sz w:val="24"/>
+        </w:rPr>
+        <w:t>벽</w:t>
+      </w:r>
+      <w:r>
+        <w:rPr>
+          <w:rFonts w:hint="eastAsia"/>
+          <w:sz w:val="24"/>
+        </w:rPr>
+        <w:t xml:space="preserve">히 인식한 것을 뜻하고, </w:t>
+      </w:r>
+      <w:r>
+        <w:rPr>
+          <w:sz w:val="24"/>
+        </w:rPr>
+        <w:t>‘</w:t>
+      </w:r>
+      <w:r>
+        <w:rPr>
+          <w:rFonts w:hint="eastAsia"/>
+          <w:sz w:val="24"/>
+        </w:rPr>
+        <w:t>부분</w:t>
+      </w:r>
+      <w:r>
+        <w:rPr>
+          <w:sz w:val="24"/>
+        </w:rPr>
+        <w:t>’</w:t>
+      </w:r>
+      <w:r>
+        <w:rPr>
+          <w:rFonts w:hint="eastAsia"/>
+          <w:sz w:val="24"/>
+        </w:rPr>
+        <w:t xml:space="preserve">은 번호판 </w:t>
+      </w:r>
+      <w:proofErr w:type="spellStart"/>
+      <w:r>
+        <w:rPr>
+          <w:rFonts w:hint="eastAsia"/>
+          <w:sz w:val="24"/>
+        </w:rPr>
+        <w:t>뒷</w:t>
+      </w:r>
+      <w:proofErr w:type="spellEnd"/>
+      <w:r>
+        <w:rPr>
+          <w:rFonts w:hint="eastAsia"/>
+          <w:sz w:val="24"/>
+        </w:rPr>
+        <w:t xml:space="preserve"> 4자리만을 인식한 것을 뜻합니다.</w:t>
       </w:r>
       <w:r>
         <w:rPr>
@@ -1546,6 +2609,7 @@
       <w:pPr>
         <w:ind w:firstLineChars="100" w:firstLine="240"/>
         <w:rPr>
+          <w:rFonts w:hint="eastAsia"/>
           <w:sz w:val="24"/>
         </w:rPr>
       </w:pPr>
@@ -1568,21 +2632,7 @@
           <w:rFonts w:hint="eastAsia"/>
           <w:sz w:val="24"/>
         </w:rPr>
-        <w:t>:</w:t>
-      </w:r>
-      <w:r>
-        <w:rPr>
-          <w:rFonts w:hint="eastAsia"/>
-          <w:sz w:val="24"/>
-        </w:rPr>
-        <w:t>05</w:t>
-      </w:r>
-      <w:r>
-        <w:rPr>
-          <w:rFonts w:hint="eastAsia"/>
-          <w:sz w:val="24"/>
-        </w:rPr>
-        <w:t xml:space="preserve">) </w:t>
+        <w:t xml:space="preserve">:) </w:t>
       </w:r>
       <w:r>
         <w:rPr>
@@ -1613,6 +2663,57 @@
           <w:sz w:val="24"/>
         </w:rPr>
         <w:t>을 직접 하면서 보여드리겠습니다.</w:t>
+      </w:r>
+      <w:r>
+        <w:rPr>
+          <w:rFonts w:hint="eastAsia"/>
+          <w:sz w:val="24"/>
+        </w:rPr>
+        <w:t xml:space="preserve"> </w:t>
+      </w:r>
+      <w:r>
+        <w:rPr>
+          <w:rFonts w:hint="eastAsia"/>
+          <w:b/>
+          <w:bCs/>
+          <w:sz w:val="24"/>
+        </w:rPr>
+        <w:t>(아래로 스크롤)</w:t>
+      </w:r>
+      <w:r>
+        <w:rPr>
+          <w:rFonts w:hint="eastAsia"/>
+          <w:sz w:val="24"/>
+        </w:rPr>
+        <w:t xml:space="preserve"> </w:t>
+      </w:r>
+      <w:r>
+        <w:rPr>
+          <w:rFonts w:hint="eastAsia"/>
+          <w:sz w:val="24"/>
+        </w:rPr>
+        <w:t>실제 병원들의 홈페이지</w:t>
+      </w:r>
+      <w:r>
+        <w:rPr>
+          <w:rFonts w:hint="eastAsia"/>
+          <w:sz w:val="24"/>
+        </w:rPr>
+        <w:t>들을</w:t>
+      </w:r>
+      <w:r>
+        <w:rPr>
+          <w:rFonts w:hint="eastAsia"/>
+          <w:sz w:val="24"/>
+        </w:rPr>
+        <w:t xml:space="preserve"> 참고하여 만들었</w:t>
+      </w:r>
+      <w:r>
+        <w:rPr>
+          <w:rFonts w:hint="eastAsia"/>
+          <w:sz w:val="24"/>
+        </w:rPr>
+        <w:t>습니다.</w:t>
       </w:r>
     </w:p>
     <w:p>
@@ -1648,7 +2749,14 @@
           <w:rFonts w:hint="eastAsia"/>
           <w:sz w:val="24"/>
         </w:rPr>
-        <w:t>30</w:t>
+        <w:t>3</w:t>
+      </w:r>
+      <w:r>
+        <w:rPr>
+          <w:rFonts w:hint="eastAsia"/>
+          <w:sz w:val="24"/>
+        </w:rPr>
+        <w:t>5</w:t>
       </w:r>
       <w:r>
         <w:rPr>
@@ -1671,7 +2779,15 @@
           <w:rFonts w:hint="eastAsia"/>
           <w:sz w:val="24"/>
         </w:rPr>
-        <w:t xml:space="preserve"> 시연 시간 단축을 위하여 미리 회원가입을 해</w:t>
+        <w:t xml:space="preserve"> 시연 시간 단축을 위하여 미리 회원가입을 </w:t>
+      </w:r>
+      <w:proofErr w:type="spellStart"/>
+      <w:r>
+        <w:rPr>
+          <w:rFonts w:hint="eastAsia"/>
+          <w:sz w:val="24"/>
+        </w:rPr>
+        <w:t>해</w:t>
       </w:r>
       <w:r>
         <w:rPr>
@@ -1685,7 +2801,15 @@
           <w:rFonts w:hint="eastAsia"/>
           <w:sz w:val="24"/>
         </w:rPr>
-        <w:t xml:space="preserve">었으며, </w:t>
+        <w:t>었으며</w:t>
+      </w:r>
+      <w:proofErr w:type="spellEnd"/>
+      <w:r>
+        <w:rPr>
+          <w:rFonts w:hint="eastAsia"/>
+          <w:sz w:val="24"/>
+        </w:rPr>
+        <w:t xml:space="preserve">, </w:t>
       </w:r>
       <w:r>
         <w:rPr>
@@ -1729,7 +2853,44 @@
           <w:rFonts w:hint="eastAsia"/>
           <w:sz w:val="24"/>
         </w:rPr>
-        <w:t xml:space="preserve">마이페이지를 가면 회원가입 때 작성했었던 내용이 보여지고, </w:t>
+        <w:t xml:space="preserve">마이페이지를 가면 회원가입 때 </w:t>
+      </w:r>
+      <w:proofErr w:type="spellStart"/>
+      <w:r>
+        <w:rPr>
+          <w:rFonts w:hint="eastAsia"/>
+          <w:sz w:val="24"/>
+        </w:rPr>
+        <w:t>작성했었던</w:t>
+      </w:r>
+      <w:proofErr w:type="spellEnd"/>
+      <w:r>
+        <w:rPr>
+          <w:rFonts w:hint="eastAsia"/>
+          <w:sz w:val="24"/>
+        </w:rPr>
+        <w:t xml:space="preserve"> 내용</w:t>
+      </w:r>
+      <w:r>
+        <w:rPr>
+          <w:rFonts w:hint="eastAsia"/>
+          <w:sz w:val="24"/>
+        </w:rPr>
+        <w:t xml:space="preserve">과 </w:t>
+      </w:r>
+      <w:r>
+        <w:rPr>
+          <w:rFonts w:hint="eastAsia"/>
+          <w:sz w:val="24"/>
+        </w:rPr>
+        <w:t>진료 예약 일정이</w:t>
+      </w:r>
+      <w:r>
+        <w:rPr>
+          <w:rFonts w:hint="eastAsia"/>
+          <w:sz w:val="24"/>
+        </w:rPr>
+        <w:t xml:space="preserve"> 보여지고, </w:t>
       </w:r>
       <w:r>
         <w:rPr>
@@ -1912,7 +3073,14 @@
           <w:rFonts w:hint="eastAsia"/>
           <w:sz w:val="24"/>
         </w:rPr>
-        <w:t>10</w:t>
+        <w:t>1</w:t>
+      </w:r>
+      <w:r>
+        <w:rPr>
+          <w:rFonts w:hint="eastAsia"/>
+          <w:sz w:val="24"/>
+        </w:rPr>
+        <w:t>5</w:t>
       </w:r>
       <w:r>
         <w:rPr>
@@ -1958,7 +3126,27 @@
           <w:bCs/>
           <w:sz w:val="24"/>
         </w:rPr>
-        <w:t>(진료과 선택)</w:t>
+        <w:t>(</w:t>
+      </w:r>
+      <w:proofErr w:type="spellStart"/>
+      <w:r>
+        <w:rPr>
+          <w:rFonts w:hint="eastAsia"/>
+          <w:b/>
+          <w:bCs/>
+          <w:sz w:val="24"/>
+        </w:rPr>
+        <w:t>진료과</w:t>
+      </w:r>
+      <w:proofErr w:type="spellEnd"/>
+      <w:r>
+        <w:rPr>
+          <w:rFonts w:hint="eastAsia"/>
+          <w:b/>
+          <w:bCs/>
+          <w:sz w:val="24"/>
+        </w:rPr>
+        <w:t xml:space="preserve"> 선택)</w:t>
       </w:r>
       <w:r>
         <w:rPr>
@@ -1972,14 +3160,14 @@
           <w:rFonts w:hint="eastAsia"/>
           <w:sz w:val="24"/>
         </w:rPr>
-        <w:t>진료</w:t>
-      </w:r>
-      <w:r>
-        <w:rPr>
-          <w:rFonts w:hint="eastAsia"/>
-          <w:sz w:val="24"/>
-        </w:rPr>
-        <w:t xml:space="preserve">과 </w:t>
+        <w:t>의료 부서</w:t>
+      </w:r>
+      <w:r>
+        <w:rPr>
+          <w:rFonts w:hint="eastAsia"/>
+          <w:sz w:val="24"/>
+        </w:rPr>
+        <w:t xml:space="preserve"> </w:t>
       </w:r>
       <w:r>
         <w:rPr>
@@ -2099,6 +3287,14 @@
         </w:rPr>
         <w:t>예약이 확정됩니다.</w:t>
       </w:r>
+    </w:p>
+    <w:p>
+      <w:pPr>
+        <w:rPr>
+          <w:rFonts w:hint="eastAsia"/>
+          <w:sz w:val="24"/>
+        </w:rPr>
+      </w:pPr>
     </w:p>
     <w:p>
       <w:pPr>
@@ -2112,6 +3308,7 @@
           <w:rFonts w:hint="eastAsia"/>
           <w:sz w:val="24"/>
         </w:rPr>
+        <w:lastRenderedPageBreak/>
         <w:t>(</w:t>
       </w:r>
       <w:r>
@@ -2149,21 +3346,50 @@
           <w:bCs/>
           <w:sz w:val="24"/>
         </w:rPr>
-        <w:t>(고객의소리)</w:t>
-      </w:r>
-      <w:r>
-        <w:rPr>
-          <w:rFonts w:hint="eastAsia"/>
-          <w:sz w:val="24"/>
-        </w:rPr>
-        <w:t xml:space="preserve"> </w:t>
-      </w:r>
-      <w:r>
-        <w:rPr>
-          <w:rFonts w:hint="eastAsia"/>
-          <w:sz w:val="24"/>
-        </w:rPr>
-        <w:t>고객의소리를 작성하려면</w:t>
+        <w:t>(</w:t>
+      </w:r>
+      <w:proofErr w:type="spellStart"/>
+      <w:r>
+        <w:rPr>
+          <w:rFonts w:hint="eastAsia"/>
+          <w:b/>
+          <w:bCs/>
+          <w:sz w:val="24"/>
+        </w:rPr>
+        <w:t>고객의소리</w:t>
+      </w:r>
+      <w:proofErr w:type="spellEnd"/>
+      <w:r>
+        <w:rPr>
+          <w:rFonts w:hint="eastAsia"/>
+          <w:b/>
+          <w:bCs/>
+          <w:sz w:val="24"/>
+        </w:rPr>
+        <w:t>)</w:t>
+      </w:r>
+      <w:r>
+        <w:rPr>
+          <w:rFonts w:hint="eastAsia"/>
+          <w:sz w:val="24"/>
+        </w:rPr>
+        <w:t xml:space="preserve"> </w:t>
+      </w:r>
+      <w:proofErr w:type="spellStart"/>
+      <w:r>
+        <w:rPr>
+          <w:rFonts w:hint="eastAsia"/>
+          <w:sz w:val="24"/>
+        </w:rPr>
+        <w:t>고객의소리를</w:t>
+      </w:r>
+      <w:proofErr w:type="spellEnd"/>
+      <w:r>
+        <w:rPr>
+          <w:rFonts w:hint="eastAsia"/>
+          <w:sz w:val="24"/>
+        </w:rPr>
+        <w:t xml:space="preserve"> 작성하려면</w:t>
       </w:r>
       <w:r>
         <w:rPr>
@@ -2266,7 +3492,14 @@
           <w:rFonts w:hint="eastAsia"/>
           <w:sz w:val="24"/>
         </w:rPr>
-        <w:t>25</w:t>
+        <w:t>3</w:t>
+      </w:r>
+      <w:r>
+        <w:rPr>
+          <w:rFonts w:hint="eastAsia"/>
+          <w:sz w:val="24"/>
+        </w:rPr>
+        <w:t>5</w:t>
       </w:r>
       <w:r>
         <w:rPr>
@@ -2472,22 +3705,6 @@
       <w:r>
         <w:rPr>
           <w:rFonts w:hint="eastAsia"/>
-          <w:b/>
-          <w:bCs/>
-          <w:sz w:val="24"/>
-        </w:rPr>
-        <w:t>(예약 강제 취소)</w:t>
-      </w:r>
-      <w:r>
-        <w:rPr>
-          <w:rFonts w:hint="eastAsia"/>
-          <w:sz w:val="24"/>
-        </w:rPr>
-        <w:t xml:space="preserve"> </w:t>
-      </w:r>
-      <w:r>
-        <w:rPr>
-          <w:rFonts w:hint="eastAsia"/>
           <w:sz w:val="24"/>
         </w:rPr>
         <w:t xml:space="preserve">의사 권한으로 </w:t>
@@ -2506,7 +3723,25 @@
           <w:bCs/>
           <w:sz w:val="24"/>
         </w:rPr>
-        <w:t>(리스트)</w:t>
+        <w:t>(리스트</w:t>
+      </w:r>
+      <w:r>
+        <w:rPr>
+          <w:rFonts w:hint="eastAsia"/>
+          <w:b/>
+          <w:bCs/>
+          <w:sz w:val="24"/>
+        </w:rPr>
+        <w:t>에서 예약 삭제</w:t>
+      </w:r>
+      <w:r>
+        <w:rPr>
+          <w:rFonts w:hint="eastAsia"/>
+          <w:b/>
+          <w:bCs/>
+          <w:sz w:val="24"/>
+        </w:rPr>
+        <w:t>)</w:t>
       </w:r>
       <w:r>
         <w:rPr>
@@ -2539,6 +3774,13 @@
       <w:r>
         <w:rPr>
           <w:rFonts w:hint="eastAsia"/>
+          <w:sz w:val="24"/>
+        </w:rPr>
+        <w:t xml:space="preserve">저희가 방금 예약한 진료를 강제로 취소해 보겠습니다. </w:t>
+      </w:r>
+      <w:r>
+        <w:rPr>
+          <w:rFonts w:hint="eastAsia"/>
           <w:b/>
           <w:bCs/>
           <w:sz w:val="24"/>
@@ -2564,7 +3806,39 @@
           <w:rFonts w:hint="eastAsia"/>
           <w:sz w:val="24"/>
         </w:rPr>
-        <w:t>예약을 직접 완료로 전환할 수 있으며, 미방문 시 자동으로 미방문 처리가 됩니다.</w:t>
+        <w:t xml:space="preserve">예약을 직접 완료로 전환할 수 있으며, </w:t>
+      </w:r>
+      <w:proofErr w:type="spellStart"/>
+      <w:r>
+        <w:rPr>
+          <w:rFonts w:hint="eastAsia"/>
+          <w:sz w:val="24"/>
+        </w:rPr>
+        <w:t>미방문</w:t>
+      </w:r>
+      <w:proofErr w:type="spellEnd"/>
+      <w:r>
+        <w:rPr>
+          <w:rFonts w:hint="eastAsia"/>
+          <w:sz w:val="24"/>
+        </w:rPr>
+        <w:t xml:space="preserve"> 시 자동으로 </w:t>
+      </w:r>
+      <w:proofErr w:type="spellStart"/>
+      <w:r>
+        <w:rPr>
+          <w:rFonts w:hint="eastAsia"/>
+          <w:sz w:val="24"/>
+        </w:rPr>
+        <w:t>미방문</w:t>
+      </w:r>
+      <w:proofErr w:type="spellEnd"/>
+      <w:r>
+        <w:rPr>
+          <w:rFonts w:hint="eastAsia"/>
+          <w:sz w:val="24"/>
+        </w:rPr>
+        <w:t xml:space="preserve"> 처리가 됩니다.</w:t>
       </w:r>
     </w:p>
     <w:p>
@@ -2593,18 +3867,389 @@
           <w:rFonts w:hint="eastAsia"/>
           <w:sz w:val="24"/>
         </w:rPr>
-        <w:t>:</w:t>
-      </w:r>
-      <w:r>
-        <w:rPr>
-          <w:rFonts w:hint="eastAsia"/>
-          <w:sz w:val="24"/>
-        </w:rPr>
-        <w:t>15</w:t>
-      </w:r>
-      <w:r>
-        <w:rPr>
-          <w:rFonts w:hint="eastAsia"/>
+        <w:t xml:space="preserve">:) </w:t>
+      </w:r>
+      <w:r>
+        <w:rPr>
+          <w:rFonts w:hint="eastAsia"/>
+          <w:b/>
+          <w:bCs/>
+          <w:sz w:val="24"/>
+        </w:rPr>
+        <w:t>(</w:t>
+      </w:r>
+      <w:proofErr w:type="gramStart"/>
+      <w:r>
+        <w:rPr>
+          <w:rFonts w:hint="eastAsia"/>
+          <w:b/>
+          <w:bCs/>
+          <w:sz w:val="24"/>
+        </w:rPr>
+        <w:t>행정:원무</w:t>
+      </w:r>
+      <w:proofErr w:type="gramEnd"/>
+      <w:r>
+        <w:rPr>
+          <w:rFonts w:hint="eastAsia"/>
+          <w:b/>
+          <w:bCs/>
+          <w:sz w:val="24"/>
+        </w:rPr>
+        <w:t xml:space="preserve"> 로그인)</w:t>
+      </w:r>
+      <w:r>
+        <w:rPr>
+          <w:rFonts w:hint="eastAsia"/>
+          <w:sz w:val="24"/>
+        </w:rPr>
+        <w:t xml:space="preserve"> 행정 원무팀으로 로그인을 하겠습니다. </w:t>
+      </w:r>
+      <w:r>
+        <w:rPr>
+          <w:rFonts w:hint="eastAsia"/>
+          <w:b/>
+          <w:bCs/>
+          <w:sz w:val="24"/>
+        </w:rPr>
+        <w:t>(마이페이지)</w:t>
+      </w:r>
+      <w:r>
+        <w:rPr>
+          <w:rFonts w:hint="eastAsia"/>
+          <w:sz w:val="24"/>
+        </w:rPr>
+        <w:t xml:space="preserve"> </w:t>
+      </w:r>
+      <w:r>
+        <w:rPr>
+          <w:rFonts w:hint="eastAsia"/>
+          <w:sz w:val="24"/>
+        </w:rPr>
+        <w:t xml:space="preserve">마이페이지의 나머지 부분은 </w:t>
+      </w:r>
+      <w:r>
+        <w:rPr>
+          <w:rFonts w:hint="eastAsia"/>
+          <w:sz w:val="24"/>
+        </w:rPr>
+        <w:t>일반회원과 같으며,</w:t>
+      </w:r>
+      <w:r>
+        <w:rPr>
+          <w:rFonts w:hint="eastAsia"/>
+          <w:sz w:val="24"/>
+        </w:rPr>
+        <w:t xml:space="preserve"> </w:t>
+      </w:r>
+      <w:r>
+        <w:rPr>
+          <w:rFonts w:hint="eastAsia"/>
+          <w:b/>
+          <w:bCs/>
+          <w:sz w:val="24"/>
+        </w:rPr>
+        <w:t xml:space="preserve">(업무 관리) </w:t>
+      </w:r>
+      <w:r>
+        <w:rPr>
+          <w:rFonts w:hint="eastAsia"/>
+          <w:sz w:val="24"/>
+        </w:rPr>
+        <w:t>업무 관리를 통해 처리해야 할 업무를 한 눈에 확인할 수 있습니다.</w:t>
+      </w:r>
+      <w:r>
+        <w:rPr>
+          <w:rFonts w:hint="eastAsia"/>
+          <w:sz w:val="24"/>
+        </w:rPr>
+        <w:t xml:space="preserve"> </w:t>
+      </w:r>
+      <w:r>
+        <w:rPr>
+          <w:rFonts w:hint="eastAsia"/>
+          <w:b/>
+          <w:bCs/>
+          <w:sz w:val="24"/>
+        </w:rPr>
+        <w:t>(</w:t>
+      </w:r>
+      <w:r>
+        <w:rPr>
+          <w:rFonts w:hint="eastAsia"/>
+          <w:b/>
+          <w:bCs/>
+          <w:sz w:val="24"/>
+        </w:rPr>
+        <w:t>대시보드 홈 - 업무 현황</w:t>
+      </w:r>
+      <w:r>
+        <w:rPr>
+          <w:rFonts w:hint="eastAsia"/>
+          <w:b/>
+          <w:bCs/>
+          <w:sz w:val="24"/>
+        </w:rPr>
+        <w:t>)</w:t>
+      </w:r>
+      <w:r>
+        <w:rPr>
+          <w:rFonts w:hint="eastAsia"/>
+          <w:sz w:val="24"/>
+        </w:rPr>
+        <w:t xml:space="preserve"> </w:t>
+      </w:r>
+      <w:r>
+        <w:rPr>
+          <w:rFonts w:hint="eastAsia"/>
+          <w:sz w:val="24"/>
+        </w:rPr>
+        <w:t xml:space="preserve">일반회원이 작성한 </w:t>
+      </w:r>
+      <w:proofErr w:type="spellStart"/>
+      <w:r>
+        <w:rPr>
+          <w:rFonts w:hint="eastAsia"/>
+          <w:sz w:val="24"/>
+        </w:rPr>
+        <w:t>고객의소리에</w:t>
+      </w:r>
+      <w:proofErr w:type="spellEnd"/>
+      <w:r>
+        <w:rPr>
+          <w:rFonts w:hint="eastAsia"/>
+          <w:sz w:val="24"/>
+        </w:rPr>
+        <w:t xml:space="preserve"> 답변을 달</w:t>
+      </w:r>
+      <w:r>
+        <w:rPr>
+          <w:rFonts w:hint="eastAsia"/>
+          <w:sz w:val="24"/>
+        </w:rPr>
+        <w:t xml:space="preserve"> 수 있습니다. </w:t>
+      </w:r>
+      <w:r>
+        <w:rPr>
+          <w:rFonts w:hint="eastAsia"/>
+          <w:b/>
+          <w:bCs/>
+          <w:sz w:val="24"/>
+        </w:rPr>
+        <w:t>(답변 등록)</w:t>
+      </w:r>
+      <w:r>
+        <w:rPr>
+          <w:rFonts w:hint="eastAsia"/>
+          <w:sz w:val="24"/>
+        </w:rPr>
+        <w:t xml:space="preserve"> </w:t>
+      </w:r>
+      <w:r>
+        <w:rPr>
+          <w:rFonts w:hint="eastAsia"/>
+          <w:sz w:val="24"/>
+        </w:rPr>
+        <w:t xml:space="preserve">저희가 방금 작성한 </w:t>
+      </w:r>
+      <w:proofErr w:type="spellStart"/>
+      <w:r>
+        <w:rPr>
+          <w:rFonts w:hint="eastAsia"/>
+          <w:sz w:val="24"/>
+        </w:rPr>
+        <w:t>고객의소리에</w:t>
+      </w:r>
+      <w:proofErr w:type="spellEnd"/>
+      <w:r>
+        <w:rPr>
+          <w:rFonts w:hint="eastAsia"/>
+          <w:sz w:val="24"/>
+        </w:rPr>
+        <w:t xml:space="preserve"> 답변을 달아보겠습니다.</w:t>
+      </w:r>
+      <w:r>
+        <w:rPr>
+          <w:rFonts w:hint="eastAsia"/>
+          <w:sz w:val="24"/>
+        </w:rPr>
+        <w:t xml:space="preserve"> </w:t>
+      </w:r>
+      <w:r>
+        <w:rPr>
+          <w:rFonts w:hint="eastAsia"/>
+          <w:b/>
+          <w:bCs/>
+          <w:sz w:val="24"/>
+        </w:rPr>
+        <w:t>(</w:t>
+      </w:r>
+      <w:proofErr w:type="spellStart"/>
+      <w:r>
+        <w:rPr>
+          <w:rFonts w:hint="eastAsia"/>
+          <w:b/>
+          <w:bCs/>
+          <w:sz w:val="24"/>
+        </w:rPr>
+        <w:t>고객의소리</w:t>
+      </w:r>
+      <w:proofErr w:type="spellEnd"/>
+      <w:r>
+        <w:rPr>
+          <w:rFonts w:hint="eastAsia"/>
+          <w:b/>
+          <w:bCs/>
+          <w:sz w:val="24"/>
+        </w:rPr>
+        <w:t xml:space="preserve"> 삭제)</w:t>
+      </w:r>
+      <w:r>
+        <w:rPr>
+          <w:rFonts w:hint="eastAsia"/>
+          <w:sz w:val="24"/>
+        </w:rPr>
+        <w:t xml:space="preserve"> </w:t>
+      </w:r>
+      <w:r>
+        <w:rPr>
+          <w:rFonts w:hint="eastAsia"/>
+          <w:sz w:val="24"/>
+        </w:rPr>
+        <w:t xml:space="preserve">부적절한 </w:t>
+      </w:r>
+      <w:proofErr w:type="spellStart"/>
+      <w:r>
+        <w:rPr>
+          <w:rFonts w:hint="eastAsia"/>
+          <w:sz w:val="24"/>
+        </w:rPr>
+        <w:t>고객의소리는</w:t>
+      </w:r>
+      <w:proofErr w:type="spellEnd"/>
+      <w:r>
+        <w:rPr>
+          <w:rFonts w:hint="eastAsia"/>
+          <w:sz w:val="24"/>
+        </w:rPr>
+        <w:t xml:space="preserve"> </w:t>
+      </w:r>
+      <w:r>
+        <w:rPr>
+          <w:rFonts w:hint="eastAsia"/>
+          <w:sz w:val="24"/>
+        </w:rPr>
+        <w:t xml:space="preserve">보관함 이동 처리하여 </w:t>
+      </w:r>
+      <w:r>
+        <w:rPr>
+          <w:rFonts w:hint="eastAsia"/>
+          <w:sz w:val="24"/>
+        </w:rPr>
+        <w:t xml:space="preserve">강제 </w:t>
+      </w:r>
+      <w:r>
+        <w:rPr>
+          <w:rFonts w:hint="eastAsia"/>
+          <w:sz w:val="24"/>
+        </w:rPr>
+        <w:t>삭제 처리</w:t>
+      </w:r>
+      <w:r>
+        <w:rPr>
+          <w:sz w:val="24"/>
+        </w:rPr>
+        <w:t>할</w:t>
+      </w:r>
+      <w:r>
+        <w:rPr>
+          <w:rFonts w:hint="eastAsia"/>
+          <w:sz w:val="24"/>
+        </w:rPr>
+        <w:t xml:space="preserve"> 수 있습니다. 삭제 처리된 </w:t>
+      </w:r>
+      <w:proofErr w:type="spellStart"/>
+      <w:r>
+        <w:rPr>
+          <w:rFonts w:hint="eastAsia"/>
+          <w:sz w:val="24"/>
+        </w:rPr>
+        <w:t>고객의소리는</w:t>
+      </w:r>
+      <w:proofErr w:type="spellEnd"/>
+      <w:r>
+        <w:rPr>
+          <w:rFonts w:hint="eastAsia"/>
+          <w:sz w:val="24"/>
+        </w:rPr>
+        <w:t xml:space="preserve"> 30일 후 </w:t>
+      </w:r>
+      <w:r>
+        <w:rPr>
+          <w:rFonts w:hint="eastAsia"/>
+          <w:sz w:val="24"/>
+        </w:rPr>
+        <w:t xml:space="preserve">자동으로 </w:t>
+      </w:r>
+      <w:r>
+        <w:rPr>
+          <w:rFonts w:hint="eastAsia"/>
+          <w:sz w:val="24"/>
+        </w:rPr>
+        <w:t>완전히 삭제됩니다.</w:t>
+      </w:r>
+    </w:p>
+    <w:p>
+      <w:pPr>
+        <w:ind w:leftChars="47" w:left="103" w:firstLineChars="100" w:firstLine="240"/>
+        <w:rPr>
+          <w:sz w:val="24"/>
+        </w:rPr>
+      </w:pPr>
+      <w:r>
+        <w:rPr>
+          <w:rFonts w:hint="eastAsia"/>
+          <w:sz w:val="24"/>
+        </w:rPr>
+        <w:t>(</w:t>
+      </w:r>
+      <w:r>
+        <w:rPr>
+          <w:rFonts w:hint="eastAsia"/>
+          <w:sz w:val="24"/>
+        </w:rPr>
+        <w:t>00</w:t>
+      </w:r>
+      <w:r>
+        <w:rPr>
+          <w:rFonts w:hint="eastAsia"/>
+          <w:sz w:val="24"/>
+        </w:rPr>
+        <w:t xml:space="preserve">:) </w:t>
+      </w:r>
+      <w:r>
+        <w:rPr>
+          <w:rFonts w:hint="eastAsia"/>
+          <w:b/>
+          <w:bCs/>
+          <w:sz w:val="24"/>
+        </w:rPr>
+        <w:t>(공</w:t>
+      </w:r>
+      <w:r>
+        <w:rPr>
+          <w:rFonts w:hint="eastAsia"/>
+          <w:b/>
+          <w:bCs/>
+          <w:sz w:val="24"/>
+        </w:rPr>
+        <w:t>지사항</w:t>
+      </w:r>
+      <w:r>
+        <w:rPr>
+          <w:rFonts w:hint="eastAsia"/>
+          <w:b/>
+          <w:bCs/>
           <w:sz w:val="24"/>
         </w:rPr>
         <w:t xml:space="preserve">) </w:t>
@@ -2616,125 +4261,200 @@
           <w:bCs/>
           <w:sz w:val="24"/>
         </w:rPr>
-        <w:t>(행정:원무 로그인)</w:t>
-      </w:r>
-      <w:r>
-        <w:rPr>
-          <w:rFonts w:hint="eastAsia"/>
-          <w:sz w:val="24"/>
-        </w:rPr>
-        <w:t xml:space="preserve"> 행정 원무팀으로 로그인을 하겠습니다. </w:t>
-      </w:r>
-      <w:r>
-        <w:rPr>
-          <w:rFonts w:hint="eastAsia"/>
-          <w:b/>
-          <w:bCs/>
-          <w:sz w:val="24"/>
-        </w:rPr>
-        <w:t>(마이페이지)</w:t>
-      </w:r>
-      <w:r>
-        <w:rPr>
-          <w:rFonts w:hint="eastAsia"/>
-          <w:sz w:val="24"/>
-        </w:rPr>
-        <w:t xml:space="preserve"> </w:t>
-      </w:r>
-      <w:r>
-        <w:rPr>
-          <w:rFonts w:hint="eastAsia"/>
-          <w:sz w:val="24"/>
-        </w:rPr>
-        <w:t>마이페이지</w:t>
-      </w:r>
-      <w:r>
-        <w:rPr>
-          <w:rFonts w:hint="eastAsia"/>
-          <w:sz w:val="24"/>
-        </w:rPr>
-        <w:lastRenderedPageBreak/>
-        <w:t xml:space="preserve">의 나머지 부분은 </w:t>
-      </w:r>
-      <w:r>
-        <w:rPr>
-          <w:rFonts w:hint="eastAsia"/>
-          <w:sz w:val="24"/>
-        </w:rPr>
-        <w:t xml:space="preserve">일반회원과 같으며, </w:t>
-      </w:r>
-      <w:r>
-        <w:rPr>
-          <w:rFonts w:hint="eastAsia"/>
-          <w:b/>
-          <w:bCs/>
-          <w:sz w:val="24"/>
-        </w:rPr>
-        <w:t>(고객의소리 답변 달기)</w:t>
-      </w:r>
-      <w:r>
-        <w:rPr>
-          <w:rFonts w:hint="eastAsia"/>
-          <w:sz w:val="24"/>
-        </w:rPr>
-        <w:t xml:space="preserve"> </w:t>
-      </w:r>
-      <w:r>
-        <w:rPr>
-          <w:rFonts w:hint="eastAsia"/>
-          <w:sz w:val="24"/>
-        </w:rPr>
-        <w:t>일반회원이 작성한 고객의소리에 답변을 달</w:t>
-      </w:r>
-      <w:r>
-        <w:rPr>
-          <w:rFonts w:hint="eastAsia"/>
-          <w:sz w:val="24"/>
-        </w:rPr>
-        <w:t xml:space="preserve">거나, 부적절한 </w:t>
-      </w:r>
-      <w:r>
-        <w:rPr>
-          <w:rFonts w:hint="eastAsia"/>
-          <w:b/>
-          <w:bCs/>
-          <w:sz w:val="24"/>
-        </w:rPr>
-        <w:t>(고객의소리 삭제)</w:t>
-      </w:r>
-      <w:r>
-        <w:rPr>
-          <w:rFonts w:hint="eastAsia"/>
-          <w:sz w:val="24"/>
-        </w:rPr>
-        <w:t xml:space="preserve"> 고객의소리는 </w:t>
-      </w:r>
-      <w:r>
-        <w:rPr>
-          <w:rFonts w:hint="eastAsia"/>
-          <w:sz w:val="24"/>
-        </w:rPr>
-        <w:t xml:space="preserve">강제 </w:t>
-      </w:r>
-      <w:r>
-        <w:rPr>
-          <w:rFonts w:hint="eastAsia"/>
-          <w:sz w:val="24"/>
-        </w:rPr>
-        <w:t>삭제 처리</w:t>
-      </w:r>
-      <w:r>
-        <w:rPr>
-          <w:sz w:val="24"/>
-        </w:rPr>
-        <w:t>할</w:t>
-      </w:r>
-      <w:r>
-        <w:rPr>
-          <w:rFonts w:hint="eastAsia"/>
-          <w:sz w:val="24"/>
-        </w:rPr>
-        <w:t xml:space="preserve"> 수 있습니다. 삭제 처리된 고객의소리는 30일 후 완전히 삭제됩니다.</w:t>
+        <w:t>(</w:t>
+      </w:r>
+      <w:proofErr w:type="spellStart"/>
+      <w:r>
+        <w:rPr>
+          <w:rFonts w:hint="eastAsia"/>
+          <w:b/>
+          <w:bCs/>
+          <w:sz w:val="24"/>
+        </w:rPr>
+        <w:t>미공지</w:t>
+      </w:r>
+      <w:proofErr w:type="spellEnd"/>
+      <w:r>
+        <w:rPr>
+          <w:rFonts w:hint="eastAsia"/>
+          <w:b/>
+          <w:bCs/>
+          <w:sz w:val="24"/>
+        </w:rPr>
+        <w:t>+사진O</w:t>
+      </w:r>
+      <w:r>
+        <w:rPr>
+          <w:rFonts w:hint="eastAsia"/>
+          <w:b/>
+          <w:bCs/>
+          <w:sz w:val="24"/>
+        </w:rPr>
+        <w:t xml:space="preserve"> 글 상세보기)</w:t>
+      </w:r>
+      <w:r>
+        <w:rPr>
+          <w:rFonts w:hint="eastAsia"/>
+          <w:sz w:val="24"/>
+        </w:rPr>
+        <w:t xml:space="preserve"> </w:t>
+      </w:r>
+      <w:r>
+        <w:rPr>
+          <w:rFonts w:hint="eastAsia"/>
+          <w:sz w:val="24"/>
+        </w:rPr>
+        <w:t xml:space="preserve">공지사항에 사진이 </w:t>
+      </w:r>
+      <w:r>
+        <w:rPr>
+          <w:rFonts w:hint="eastAsia"/>
+          <w:sz w:val="24"/>
+        </w:rPr>
+        <w:t xml:space="preserve">선택 </w:t>
+      </w:r>
+      <w:r>
+        <w:rPr>
+          <w:rFonts w:hint="eastAsia"/>
+          <w:sz w:val="24"/>
+        </w:rPr>
+        <w:t>포함된 글을 작성</w:t>
+      </w:r>
+      <w:r>
+        <w:rPr>
+          <w:rFonts w:hint="eastAsia"/>
+          <w:sz w:val="24"/>
+        </w:rPr>
+        <w:t xml:space="preserve">, </w:t>
+      </w:r>
+      <w:r>
+        <w:rPr>
+          <w:rFonts w:hint="eastAsia"/>
+          <w:sz w:val="24"/>
+        </w:rPr>
+        <w:t>수정</w:t>
+      </w:r>
+      <w:r>
+        <w:rPr>
+          <w:rFonts w:hint="eastAsia"/>
+          <w:sz w:val="24"/>
+        </w:rPr>
+        <w:t xml:space="preserve"> 및 </w:t>
+      </w:r>
+      <w:r>
+        <w:rPr>
+          <w:rFonts w:hint="eastAsia"/>
+          <w:sz w:val="24"/>
+        </w:rPr>
+        <w:t>삭제가 가능</w:t>
+      </w:r>
+      <w:r>
+        <w:rPr>
+          <w:rFonts w:hint="eastAsia"/>
+          <w:sz w:val="24"/>
+        </w:rPr>
+        <w:t>하</w:t>
+      </w:r>
+      <w:r>
+        <w:rPr>
+          <w:rFonts w:hint="eastAsia"/>
+          <w:sz w:val="24"/>
+        </w:rPr>
+        <w:t>고</w:t>
+      </w:r>
+      <w:r>
+        <w:rPr>
+          <w:rFonts w:hint="eastAsia"/>
+          <w:sz w:val="24"/>
+        </w:rPr>
+        <w:t>,</w:t>
+      </w:r>
+      <w:r>
+        <w:rPr>
+          <w:rFonts w:hint="eastAsia"/>
+          <w:sz w:val="24"/>
+        </w:rPr>
+        <w:t xml:space="preserve"> </w:t>
+      </w:r>
+      <w:r>
+        <w:rPr>
+          <w:rFonts w:hint="eastAsia"/>
+          <w:b/>
+          <w:bCs/>
+          <w:sz w:val="24"/>
+        </w:rPr>
+        <w:t>(</w:t>
+      </w:r>
+      <w:r>
+        <w:rPr>
+          <w:rFonts w:hint="eastAsia"/>
+          <w:b/>
+          <w:bCs/>
+          <w:sz w:val="24"/>
+        </w:rPr>
+        <w:t>공지</w:t>
+      </w:r>
+      <w:r>
+        <w:rPr>
+          <w:rFonts w:hint="eastAsia"/>
+          <w:b/>
+          <w:bCs/>
+          <w:sz w:val="24"/>
+        </w:rPr>
+        <w:t>+사진X</w:t>
+      </w:r>
+      <w:r>
+        <w:rPr>
+          <w:rFonts w:hint="eastAsia"/>
+          <w:b/>
+          <w:bCs/>
+          <w:sz w:val="24"/>
+        </w:rPr>
+        <w:t xml:space="preserve"> 글 상세보기</w:t>
+      </w:r>
+      <w:r>
+        <w:rPr>
+          <w:rFonts w:hint="eastAsia"/>
+          <w:b/>
+          <w:bCs/>
+          <w:sz w:val="24"/>
+        </w:rPr>
+        <w:t>)</w:t>
+      </w:r>
+      <w:r>
+        <w:rPr>
+          <w:rFonts w:hint="eastAsia"/>
+          <w:sz w:val="24"/>
+        </w:rPr>
+        <w:t xml:space="preserve"> </w:t>
+      </w:r>
+      <w:r>
+        <w:rPr>
+          <w:rFonts w:hint="eastAsia"/>
+          <w:sz w:val="24"/>
+        </w:rPr>
+        <w:t>상단 고정 여부를 선택할 수</w:t>
+      </w:r>
+      <w:r>
+        <w:rPr>
+          <w:rFonts w:hint="eastAsia"/>
+          <w:sz w:val="24"/>
+        </w:rPr>
+        <w:t>도</w:t>
+      </w:r>
+      <w:r>
+        <w:rPr>
+          <w:rFonts w:hint="eastAsia"/>
+          <w:sz w:val="24"/>
+        </w:rPr>
+        <w:t xml:space="preserve"> 있</w:t>
+      </w:r>
+      <w:r>
+        <w:rPr>
+          <w:rFonts w:hint="eastAsia"/>
+          <w:sz w:val="24"/>
+        </w:rPr>
+        <w:t>습니다.</w:t>
       </w:r>
     </w:p>
     <w:p>
@@ -2786,96 +4506,112 @@
           <w:bCs/>
           <w:sz w:val="24"/>
         </w:rPr>
-        <w:t>(공</w:t>
-      </w:r>
-      <w:r>
-        <w:rPr>
-          <w:rFonts w:hint="eastAsia"/>
-          <w:b/>
-          <w:bCs/>
-          <w:sz w:val="24"/>
-        </w:rPr>
-        <w:t>지사항)</w:t>
-      </w:r>
-      <w:r>
-        <w:rPr>
-          <w:rFonts w:hint="eastAsia"/>
-          <w:sz w:val="24"/>
-        </w:rPr>
-        <w:t xml:space="preserve"> 공지사항에 사진이 </w:t>
-      </w:r>
-      <w:r>
-        <w:rPr>
-          <w:rFonts w:hint="eastAsia"/>
-          <w:sz w:val="24"/>
-        </w:rPr>
-        <w:t xml:space="preserve">선택 </w:t>
-      </w:r>
-      <w:r>
-        <w:rPr>
-          <w:rFonts w:hint="eastAsia"/>
-          <w:sz w:val="24"/>
-        </w:rPr>
-        <w:t>포함된 글을 작성하</w:t>
-      </w:r>
-      <w:r>
-        <w:rPr>
-          <w:rFonts w:hint="eastAsia"/>
-          <w:sz w:val="24"/>
-        </w:rPr>
-        <w:t>고</w:t>
-      </w:r>
-      <w:r>
-        <w:rPr>
-          <w:rFonts w:hint="eastAsia"/>
-          <w:sz w:val="24"/>
-        </w:rPr>
-        <w:t xml:space="preserve"> </w:t>
-      </w:r>
-      <w:r>
-        <w:rPr>
-          <w:rFonts w:hint="eastAsia"/>
-          <w:b/>
-          <w:bCs/>
-          <w:sz w:val="24"/>
-        </w:rPr>
-        <w:t xml:space="preserve">(아래로 스크롤 및 </w:t>
-      </w:r>
-      <w:r>
-        <w:rPr>
-          <w:rFonts w:hint="eastAsia"/>
-          <w:b/>
-          <w:bCs/>
-          <w:sz w:val="24"/>
-        </w:rPr>
-        <w:t>글 하나 클릭)</w:t>
-      </w:r>
-      <w:r>
-        <w:rPr>
-          <w:rFonts w:hint="eastAsia"/>
-          <w:sz w:val="24"/>
-        </w:rPr>
-        <w:t xml:space="preserve"> </w:t>
-      </w:r>
-      <w:r>
-        <w:rPr>
-          <w:rFonts w:hint="eastAsia"/>
-          <w:sz w:val="24"/>
-        </w:rPr>
-        <w:t>상단 고정 여부를 선택할 수 있</w:t>
-      </w:r>
-      <w:r>
-        <w:rPr>
-          <w:rFonts w:hint="eastAsia"/>
-          <w:sz w:val="24"/>
-        </w:rPr>
-        <w:t>습니다.</w:t>
+        <w:t>(FAQ)</w:t>
+      </w:r>
+      <w:r>
+        <w:rPr>
+          <w:rFonts w:hint="eastAsia"/>
+          <w:sz w:val="24"/>
+        </w:rPr>
+        <w:t xml:space="preserve"> </w:t>
+      </w:r>
+      <w:r>
+        <w:rPr>
+          <w:rFonts w:hint="eastAsia"/>
+          <w:sz w:val="24"/>
+        </w:rPr>
+        <w:t xml:space="preserve">자주 묻는 질문은 </w:t>
+      </w:r>
+      <w:r>
+        <w:rPr>
+          <w:rFonts w:hint="eastAsia"/>
+          <w:b/>
+          <w:bCs/>
+          <w:sz w:val="24"/>
+        </w:rPr>
+        <w:t>(</w:t>
+      </w:r>
+      <w:r>
+        <w:rPr>
+          <w:rFonts w:hint="eastAsia"/>
+          <w:b/>
+          <w:bCs/>
+          <w:sz w:val="24"/>
+        </w:rPr>
+        <w:t>글 상세보기</w:t>
+      </w:r>
+      <w:r>
+        <w:rPr>
+          <w:rFonts w:hint="eastAsia"/>
+          <w:b/>
+          <w:bCs/>
+          <w:sz w:val="24"/>
+        </w:rPr>
+        <w:t xml:space="preserve">, </w:t>
+      </w:r>
+      <w:proofErr w:type="spellStart"/>
+      <w:r>
+        <w:rPr>
+          <w:rFonts w:hint="eastAsia"/>
+          <w:b/>
+          <w:bCs/>
+          <w:sz w:val="24"/>
+        </w:rPr>
+        <w:t>더보기</w:t>
+      </w:r>
+      <w:proofErr w:type="spellEnd"/>
+      <w:r>
+        <w:rPr>
+          <w:rFonts w:hint="eastAsia"/>
+          <w:b/>
+          <w:bCs/>
+          <w:sz w:val="24"/>
+        </w:rPr>
+        <w:t>, 카테고리</w:t>
+      </w:r>
+      <w:r>
+        <w:rPr>
+          <w:rFonts w:hint="eastAsia"/>
+          <w:b/>
+          <w:bCs/>
+          <w:sz w:val="24"/>
+        </w:rPr>
+        <w:t>)</w:t>
+      </w:r>
+      <w:r>
+        <w:rPr>
+          <w:rFonts w:hint="eastAsia"/>
+          <w:sz w:val="24"/>
+        </w:rPr>
+        <w:t xml:space="preserve"> </w:t>
+      </w:r>
+      <w:r>
+        <w:rPr>
+          <w:rFonts w:hint="eastAsia"/>
+          <w:sz w:val="24"/>
+        </w:rPr>
+        <w:t>카테고리 별로 나누어서 글 작성</w:t>
+      </w:r>
+      <w:r>
+        <w:rPr>
+          <w:rFonts w:hint="eastAsia"/>
+          <w:sz w:val="24"/>
+        </w:rPr>
+        <w:t>, 수정 및 삭제가</w:t>
+      </w:r>
+      <w:r>
+        <w:rPr>
+          <w:rFonts w:hint="eastAsia"/>
+          <w:sz w:val="24"/>
+        </w:rPr>
+        <w:t xml:space="preserve"> 가능합니다.</w:t>
       </w:r>
     </w:p>
     <w:p>
       <w:pPr>
         <w:ind w:firstLineChars="100" w:firstLine="240"/>
         <w:rPr>
+          <w:rFonts w:hint="eastAsia"/>
           <w:sz w:val="24"/>
         </w:rPr>
       </w:pPr>
@@ -2898,44 +4634,175 @@
           <w:rFonts w:hint="eastAsia"/>
           <w:sz w:val="24"/>
         </w:rPr>
-        <w:t>:</w:t>
-      </w:r>
-      <w:r>
-        <w:rPr>
-          <w:rFonts w:hint="eastAsia"/>
-          <w:sz w:val="24"/>
-        </w:rPr>
-        <w:t>10</w:t>
-      </w:r>
-      <w:r>
-        <w:rPr>
-          <w:rFonts w:hint="eastAsia"/>
-          <w:sz w:val="24"/>
-        </w:rPr>
-        <w:t xml:space="preserve">) </w:t>
-      </w:r>
-      <w:r>
-        <w:rPr>
-          <w:rFonts w:hint="eastAsia"/>
-          <w:b/>
-          <w:bCs/>
-          <w:sz w:val="24"/>
-        </w:rPr>
-        <w:t>(FAQ)</w:t>
-      </w:r>
-      <w:r>
-        <w:rPr>
-          <w:rFonts w:hint="eastAsia"/>
-          <w:sz w:val="24"/>
-        </w:rPr>
-        <w:t xml:space="preserve"> </w:t>
-      </w:r>
-      <w:r>
-        <w:rPr>
-          <w:rFonts w:hint="eastAsia"/>
-          <w:sz w:val="24"/>
-        </w:rPr>
-        <w:t>자주 묻는 질문은 카테고리 별로 나누어서 글 작성이 가능합니다.</w:t>
+        <w:t xml:space="preserve">:) </w:t>
+      </w:r>
+      <w:r>
+        <w:rPr>
+          <w:rFonts w:hint="eastAsia"/>
+          <w:b/>
+          <w:bCs/>
+          <w:sz w:val="24"/>
+        </w:rPr>
+        <w:t>(</w:t>
+      </w:r>
+      <w:proofErr w:type="gramStart"/>
+      <w:r>
+        <w:rPr>
+          <w:rFonts w:hint="eastAsia"/>
+          <w:b/>
+          <w:bCs/>
+          <w:sz w:val="24"/>
+        </w:rPr>
+        <w:t>행정:홍보</w:t>
+      </w:r>
+      <w:proofErr w:type="gramEnd"/>
+      <w:r>
+        <w:rPr>
+          <w:rFonts w:hint="eastAsia"/>
+          <w:b/>
+          <w:bCs/>
+          <w:sz w:val="24"/>
+        </w:rPr>
+        <w:t xml:space="preserve"> 로그인)</w:t>
+      </w:r>
+      <w:r>
+        <w:rPr>
+          <w:rFonts w:hint="eastAsia"/>
+          <w:sz w:val="24"/>
+        </w:rPr>
+        <w:t xml:space="preserve"> </w:t>
+      </w:r>
+      <w:r>
+        <w:rPr>
+          <w:rFonts w:hint="eastAsia"/>
+          <w:sz w:val="24"/>
+        </w:rPr>
+        <w:t xml:space="preserve">마지막으로 </w:t>
+      </w:r>
+      <w:r>
+        <w:rPr>
+          <w:rFonts w:hint="eastAsia"/>
+          <w:sz w:val="24"/>
+        </w:rPr>
+        <w:t>행정 홍보팀으로 로그인을 하겠습니다.</w:t>
+      </w:r>
+      <w:r>
+        <w:rPr>
+          <w:rFonts w:hint="eastAsia"/>
+          <w:b/>
+          <w:bCs/>
+          <w:sz w:val="24"/>
+        </w:rPr>
+        <w:t xml:space="preserve"> </w:t>
+      </w:r>
+      <w:r>
+        <w:rPr>
+          <w:rFonts w:hint="eastAsia"/>
+          <w:b/>
+          <w:bCs/>
+          <w:sz w:val="24"/>
+        </w:rPr>
+        <w:t>(마이페이지)</w:t>
+      </w:r>
+      <w:r>
+        <w:rPr>
+          <w:rFonts w:hint="eastAsia"/>
+          <w:sz w:val="24"/>
+        </w:rPr>
+        <w:t xml:space="preserve"> </w:t>
+      </w:r>
+      <w:r>
+        <w:rPr>
+          <w:rFonts w:hint="eastAsia"/>
+          <w:sz w:val="24"/>
+        </w:rPr>
+        <w:t>마</w:t>
+      </w:r>
+      <w:r>
+        <w:rPr>
+          <w:rFonts w:hint="eastAsia"/>
+          <w:sz w:val="24"/>
+        </w:rPr>
+        <w:t xml:space="preserve">이페이지에서 병원 행사를 한 눈에 </w:t>
+      </w:r>
+      <w:r>
+        <w:rPr>
+          <w:rFonts w:hint="eastAsia"/>
+          <w:sz w:val="24"/>
+        </w:rPr>
+        <w:t xml:space="preserve">볼 </w:t>
+      </w:r>
+      <w:r>
+        <w:rPr>
+          <w:rFonts w:hint="eastAsia"/>
+          <w:sz w:val="24"/>
+        </w:rPr>
+        <w:t>수 있</w:t>
+      </w:r>
+      <w:r>
+        <w:rPr>
+          <w:rFonts w:hint="eastAsia"/>
+          <w:sz w:val="24"/>
+        </w:rPr>
+        <w:t>으며,</w:t>
+      </w:r>
+      <w:r>
+        <w:rPr>
+          <w:rFonts w:hint="eastAsia"/>
+          <w:sz w:val="24"/>
+        </w:rPr>
+        <w:t xml:space="preserve"> </w:t>
+      </w:r>
+      <w:r>
+        <w:rPr>
+          <w:rFonts w:hint="eastAsia"/>
+          <w:b/>
+          <w:bCs/>
+          <w:sz w:val="24"/>
+        </w:rPr>
+        <w:t>(건강이야기)</w:t>
+      </w:r>
+      <w:r>
+        <w:rPr>
+          <w:rFonts w:hint="eastAsia"/>
+          <w:sz w:val="24"/>
+        </w:rPr>
+        <w:t xml:space="preserve"> </w:t>
+      </w:r>
+      <w:r>
+        <w:rPr>
+          <w:rFonts w:hint="eastAsia"/>
+          <w:sz w:val="24"/>
+        </w:rPr>
+        <w:t>홍</w:t>
+      </w:r>
+      <w:r>
+        <w:rPr>
+          <w:rFonts w:hint="eastAsia"/>
+          <w:sz w:val="24"/>
+        </w:rPr>
+        <w:t>보팀은 원무팀과는 다르게</w:t>
+      </w:r>
+      <w:r>
+        <w:rPr>
+          <w:rFonts w:hint="eastAsia"/>
+          <w:sz w:val="24"/>
+        </w:rPr>
+        <w:t xml:space="preserve"> 공지사항 및 FAQ에는 글 작성, 수정, 삭제 권한이 없</w:t>
+      </w:r>
+      <w:r>
+        <w:rPr>
+          <w:rFonts w:hint="eastAsia"/>
+          <w:sz w:val="24"/>
+        </w:rPr>
+        <w:t xml:space="preserve">습니다. 하지만 건강이야기에 사진이 선택 포함된 글을 </w:t>
+      </w:r>
+      <w:r>
+        <w:rPr>
+          <w:rFonts w:hint="eastAsia"/>
+          <w:sz w:val="24"/>
+        </w:rPr>
+        <w:t>작성, 수정 및 삭제가 가능합니다.</w:t>
       </w:r>
     </w:p>
     <w:p>
@@ -2971,11 +4838,131 @@
           <w:rFonts w:hint="eastAsia"/>
           <w:sz w:val="24"/>
         </w:rPr>
-        <w:t>10</w:t>
-      </w:r>
-      <w:r>
-        <w:rPr>
-          <w:rFonts w:hint="eastAsia"/>
+        <w:t>20</w:t>
+      </w:r>
+      <w:r>
+        <w:rPr>
+          <w:rFonts w:hint="eastAsia"/>
+          <w:sz w:val="24"/>
+        </w:rPr>
+        <w:t>)</w:t>
+      </w:r>
+      <w:r>
+        <w:rPr>
+          <w:rFonts w:hint="eastAsia"/>
+          <w:b/>
+          <w:bCs/>
+          <w:sz w:val="24"/>
+        </w:rPr>
+        <w:t xml:space="preserve"> </w:t>
+      </w:r>
+      <w:r>
+        <w:rPr>
+          <w:rFonts w:hint="eastAsia"/>
+          <w:b/>
+          <w:bCs/>
+          <w:sz w:val="24"/>
+        </w:rPr>
+        <w:t>(kiosk/entry)</w:t>
+      </w:r>
+      <w:r>
+        <w:rPr>
+          <w:rFonts w:hint="eastAsia"/>
+          <w:sz w:val="24"/>
+        </w:rPr>
+        <w:t xml:space="preserve"> </w:t>
+      </w:r>
+      <w:r>
+        <w:rPr>
+          <w:rFonts w:hint="eastAsia"/>
+          <w:sz w:val="24"/>
+        </w:rPr>
+        <w:t>이 화면은 주차장 입구 근처에 설치되어 있는</w:t>
+      </w:r>
+      <w:r>
+        <w:rPr>
+          <w:rFonts w:hint="eastAsia"/>
+          <w:sz w:val="24"/>
+        </w:rPr>
+        <w:t xml:space="preserve"> 키오스크 화면입니다.</w:t>
+      </w:r>
+      <w:r>
+        <w:rPr>
+          <w:rFonts w:hint="eastAsia"/>
+          <w:sz w:val="24"/>
+        </w:rPr>
+        <w:t xml:space="preserve"> </w:t>
+      </w:r>
+      <w:r>
+        <w:rPr>
+          <w:rFonts w:hint="eastAsia"/>
+          <w:b/>
+          <w:bCs/>
+          <w:sz w:val="24"/>
+        </w:rPr>
+        <w:t>(화면 클릭)</w:t>
+      </w:r>
+      <w:r>
+        <w:rPr>
+          <w:rFonts w:hint="eastAsia"/>
+          <w:sz w:val="24"/>
+        </w:rPr>
+        <w:t xml:space="preserve"> </w:t>
+      </w:r>
+      <w:r>
+        <w:rPr>
+          <w:rFonts w:hint="eastAsia"/>
+          <w:sz w:val="24"/>
+        </w:rPr>
+        <w:t>차량 번호판 카메라 인식에는 한계가 있어서 이미지 업로드로 대체하였습니다.</w:t>
+      </w:r>
+      <w:r>
+        <w:rPr>
+          <w:rFonts w:hint="eastAsia"/>
+          <w:sz w:val="24"/>
+        </w:rPr>
+        <w:t xml:space="preserve"> </w:t>
+      </w:r>
+      <w:r>
+        <w:rPr>
+          <w:rFonts w:hint="eastAsia"/>
+          <w:b/>
+          <w:bCs/>
+          <w:sz w:val="24"/>
+        </w:rPr>
+        <w:t>(이미지 업로드</w:t>
+      </w:r>
+      <w:r>
+        <w:rPr>
+          <w:rFonts w:hint="eastAsia"/>
+          <w:b/>
+          <w:bCs/>
+          <w:sz w:val="24"/>
+        </w:rPr>
+        <w:t xml:space="preserve"> [</w:t>
+      </w:r>
+      <w:r>
+        <w:rPr>
+          <w:b/>
+          <w:bCs/>
+          <w:sz w:val="24"/>
+        </w:rPr>
+        <w:t>78우7493</w:t>
+      </w:r>
+      <w:r>
+        <w:rPr>
+          <w:rFonts w:hint="eastAsia"/>
+          <w:b/>
+          <w:bCs/>
+          <w:sz w:val="24"/>
+        </w:rPr>
+        <w:t>]</w:t>
+      </w:r>
+      <w:r>
+        <w:rPr>
+          <w:rFonts w:hint="eastAsia"/>
+          <w:b/>
+          <w:bCs/>
           <w:sz w:val="24"/>
         </w:rPr>
         <w:t xml:space="preserve">) </w:t>
@@ -2983,57 +4970,23 @@
       <w:r>
         <w:rPr>
           <w:rFonts w:hint="eastAsia"/>
-          <w:b/>
-          <w:bCs/>
-          <w:sz w:val="24"/>
-        </w:rPr>
-        <w:t>(행정:홍보 로그인)</w:t>
-      </w:r>
-      <w:r>
-        <w:rPr>
-          <w:rFonts w:hint="eastAsia"/>
-          <w:sz w:val="24"/>
-        </w:rPr>
-        <w:t xml:space="preserve"> 행정 홍보팀으로 로그인을 하겠습니다. </w:t>
-      </w:r>
-      <w:r>
-        <w:rPr>
-          <w:rFonts w:hint="eastAsia"/>
-          <w:b/>
-          <w:bCs/>
-          <w:sz w:val="24"/>
-        </w:rPr>
-        <w:t>(건강이야기)</w:t>
-      </w:r>
-      <w:r>
-        <w:rPr>
-          <w:rFonts w:hint="eastAsia"/>
-          <w:sz w:val="24"/>
-        </w:rPr>
-        <w:t xml:space="preserve"> 건강이야기에 사진이 포함된 글을 </w:t>
-      </w:r>
-      <w:r>
-        <w:rPr>
-          <w:rFonts w:hint="eastAsia"/>
-          <w:b/>
-          <w:bCs/>
-          <w:sz w:val="24"/>
-        </w:rPr>
-        <w:t>(아래로 스크롤 및 글 하나 클릭)</w:t>
-      </w:r>
-      <w:r>
-        <w:rPr>
-          <w:rFonts w:hint="eastAsia"/>
-          <w:sz w:val="24"/>
-        </w:rPr>
-        <w:t xml:space="preserve"> </w:t>
-      </w:r>
-      <w:r>
-        <w:rPr>
-          <w:rFonts w:hint="eastAsia"/>
-          <w:sz w:val="24"/>
-        </w:rPr>
-        <w:t>작성할 수 있습니다.</w:t>
+          <w:sz w:val="24"/>
+        </w:rPr>
+        <w:t xml:space="preserve">차량 번호판을 업로드하게 되면, </w:t>
+      </w:r>
+      <w:r>
+        <w:rPr>
+          <w:rFonts w:hint="eastAsia"/>
+          <w:sz w:val="24"/>
+        </w:rPr>
+        <w:t xml:space="preserve">OCR을 사용하여 차량 번호를 인식하게 되고, 차량 입차 시간 또한 </w:t>
+      </w:r>
+      <w:r>
+        <w:rPr>
+          <w:rFonts w:hint="eastAsia"/>
+          <w:sz w:val="24"/>
+        </w:rPr>
+        <w:t>기록됩니다.</w:t>
       </w:r>
     </w:p>
     <w:p>
@@ -3069,121 +5022,244 @@
           <w:rFonts w:hint="eastAsia"/>
           <w:sz w:val="24"/>
         </w:rPr>
-        <w:t>15</w:t>
-      </w:r>
-      <w:r>
-        <w:rPr>
-          <w:rFonts w:hint="eastAsia"/>
-          <w:sz w:val="24"/>
-        </w:rPr>
-        <w:t>)</w:t>
-      </w:r>
-      <w:r>
-        <w:rPr>
-          <w:rFonts w:hint="eastAsia"/>
-          <w:b/>
-          <w:bCs/>
-          <w:sz w:val="24"/>
-        </w:rPr>
-        <w:t xml:space="preserve"> </w:t>
-      </w:r>
-      <w:r>
-        <w:rPr>
-          <w:rFonts w:hint="eastAsia"/>
-          <w:b/>
-          <w:bCs/>
-          <w:sz w:val="24"/>
-        </w:rPr>
-        <w:t>(kiosk/entry)</w:t>
-      </w:r>
-      <w:r>
-        <w:rPr>
-          <w:rFonts w:hint="eastAsia"/>
-          <w:sz w:val="24"/>
-        </w:rPr>
-        <w:t xml:space="preserve"> </w:t>
-      </w:r>
-      <w:r>
-        <w:rPr>
-          <w:rFonts w:hint="eastAsia"/>
-          <w:sz w:val="24"/>
-        </w:rPr>
-        <w:t>이 화면은 주차장 입구 근처에 설치되어 있는</w:t>
-      </w:r>
-      <w:r>
-        <w:rPr>
-          <w:rFonts w:hint="eastAsia"/>
-          <w:sz w:val="24"/>
-        </w:rPr>
-        <w:t xml:space="preserve"> 키오스크 화면입니다.</w:t>
-      </w:r>
-      <w:r>
-        <w:rPr>
-          <w:rFonts w:hint="eastAsia"/>
-          <w:sz w:val="24"/>
-        </w:rPr>
-        <w:t xml:space="preserve"> </w:t>
-      </w:r>
-      <w:r>
-        <w:rPr>
-          <w:rFonts w:hint="eastAsia"/>
-          <w:b/>
-          <w:bCs/>
-          <w:sz w:val="24"/>
-        </w:rPr>
-        <w:t>(화면 클릭)</w:t>
-      </w:r>
-      <w:r>
-        <w:rPr>
-          <w:rFonts w:hint="eastAsia"/>
-          <w:sz w:val="24"/>
-        </w:rPr>
-        <w:t xml:space="preserve"> </w:t>
-      </w:r>
-      <w:r>
-        <w:rPr>
-          <w:rFonts w:hint="eastAsia"/>
-          <w:sz w:val="24"/>
-        </w:rPr>
-        <w:t>차량 번호판 카메라 인식에는 한계가 있어서 이미지 업로드로 대체하였습니다.</w:t>
-      </w:r>
-      <w:r>
-        <w:rPr>
-          <w:rFonts w:hint="eastAsia"/>
-          <w:sz w:val="24"/>
-        </w:rPr>
-        <w:t xml:space="preserve"> </w:t>
-      </w:r>
-      <w:r>
-        <w:rPr>
-          <w:rFonts w:hint="eastAsia"/>
-          <w:b/>
-          <w:bCs/>
-          <w:sz w:val="24"/>
-        </w:rPr>
-        <w:t xml:space="preserve">(이미지 업로드) </w:t>
-      </w:r>
-      <w:r>
-        <w:rPr>
-          <w:rFonts w:hint="eastAsia"/>
-          <w:sz w:val="24"/>
-        </w:rPr>
-        <w:t xml:space="preserve">차량 번호판을 업로드하게 되면, </w:t>
-      </w:r>
-      <w:r>
-        <w:rPr>
-          <w:rFonts w:hint="eastAsia"/>
-          <w:sz w:val="24"/>
-        </w:rPr>
-        <w:t xml:space="preserve">OCR을 사용하여 차량 번호를 인식하게 되고, 차량 입차 시간 또한 </w:t>
-      </w:r>
-      <w:r>
-        <w:rPr>
-          <w:rFonts w:hint="eastAsia"/>
-          <w:sz w:val="24"/>
-        </w:rPr>
-        <w:t>기록됩니다.</w:t>
-      </w:r>
+        <w:t>30</w:t>
+      </w:r>
+      <w:r>
+        <w:rPr>
+          <w:rFonts w:hint="eastAsia"/>
+          <w:sz w:val="24"/>
+        </w:rPr>
+        <w:t xml:space="preserve">) </w:t>
+      </w:r>
+      <w:r>
+        <w:rPr>
+          <w:rFonts w:hint="eastAsia"/>
+          <w:b/>
+          <w:bCs/>
+          <w:sz w:val="24"/>
+        </w:rPr>
+        <w:t>(parking)</w:t>
+      </w:r>
+      <w:r>
+        <w:rPr>
+          <w:rFonts w:hint="eastAsia"/>
+          <w:sz w:val="24"/>
+        </w:rPr>
+        <w:t xml:space="preserve"> 이 화면은 </w:t>
+      </w:r>
+      <w:r>
+        <w:rPr>
+          <w:rFonts w:hint="eastAsia"/>
+          <w:sz w:val="24"/>
+        </w:rPr>
+        <w:t xml:space="preserve">주차장으로 가는 건물 출구 쪽에 설치되어 있는 </w:t>
+      </w:r>
+      <w:r>
+        <w:rPr>
+          <w:rFonts w:hint="eastAsia"/>
+          <w:sz w:val="24"/>
+        </w:rPr>
+        <w:t xml:space="preserve">실시간 주차장 현황판입니다. </w:t>
+      </w:r>
+      <w:r>
+        <w:rPr>
+          <w:rFonts w:hint="eastAsia"/>
+          <w:sz w:val="24"/>
+        </w:rPr>
+        <w:t xml:space="preserve">차량이 </w:t>
+      </w:r>
+      <w:proofErr w:type="spellStart"/>
+      <w:r>
+        <w:rPr>
+          <w:rFonts w:hint="eastAsia"/>
+          <w:sz w:val="24"/>
+        </w:rPr>
+        <w:t>입차를</w:t>
+      </w:r>
+      <w:proofErr w:type="spellEnd"/>
+      <w:r>
+        <w:rPr>
+          <w:rFonts w:hint="eastAsia"/>
+          <w:sz w:val="24"/>
+        </w:rPr>
+        <w:t xml:space="preserve"> 하게 되면, </w:t>
+      </w:r>
+      <w:r>
+        <w:rPr>
+          <w:rFonts w:hint="eastAsia"/>
+          <w:b/>
+          <w:bCs/>
+          <w:sz w:val="24"/>
+        </w:rPr>
+        <w:t>(차량 자리 클릭)</w:t>
+      </w:r>
+      <w:r>
+        <w:rPr>
+          <w:rFonts w:hint="eastAsia"/>
+          <w:sz w:val="24"/>
+        </w:rPr>
+        <w:t xml:space="preserve"> </w:t>
+      </w:r>
+      <w:r>
+        <w:rPr>
+          <w:rFonts w:hint="eastAsia"/>
+          <w:sz w:val="24"/>
+        </w:rPr>
+        <w:t>입구로부터 가장 가까운 곳부터 주차 자리를 배정</w:t>
+      </w:r>
+      <w:r>
+        <w:rPr>
+          <w:rFonts w:hint="eastAsia"/>
+          <w:sz w:val="24"/>
+        </w:rPr>
+        <w:t>합</w:t>
+      </w:r>
+      <w:r>
+        <w:rPr>
+          <w:rFonts w:hint="eastAsia"/>
+          <w:sz w:val="24"/>
+        </w:rPr>
+        <w:t xml:space="preserve">니다. </w:t>
+      </w:r>
+      <w:r>
+        <w:rPr>
+          <w:rFonts w:hint="eastAsia"/>
+          <w:b/>
+          <w:bCs/>
+          <w:sz w:val="24"/>
+        </w:rPr>
+        <w:t>(차량 검색)</w:t>
+      </w:r>
+      <w:r>
+        <w:rPr>
+          <w:rFonts w:hint="eastAsia"/>
+          <w:sz w:val="24"/>
+        </w:rPr>
+        <w:t xml:space="preserve"> 차량 </w:t>
+      </w:r>
+      <w:proofErr w:type="spellStart"/>
+      <w:r>
+        <w:rPr>
+          <w:rFonts w:hint="eastAsia"/>
+          <w:sz w:val="24"/>
+        </w:rPr>
+        <w:t>뒷</w:t>
+      </w:r>
+      <w:r>
+        <w:rPr>
+          <w:rFonts w:hint="eastAsia"/>
+          <w:sz w:val="24"/>
+        </w:rPr>
+        <w:t>번</w:t>
+      </w:r>
+      <w:r>
+        <w:rPr>
+          <w:rFonts w:hint="eastAsia"/>
+          <w:sz w:val="24"/>
+        </w:rPr>
+        <w:t>호</w:t>
+      </w:r>
+      <w:proofErr w:type="spellEnd"/>
+      <w:r>
+        <w:rPr>
+          <w:rFonts w:hint="eastAsia"/>
+          <w:sz w:val="24"/>
+        </w:rPr>
+        <w:t xml:space="preserve"> 4자리만을 검색하여 자신의 차량을 찾을 수도 </w:t>
+      </w:r>
+      <w:r>
+        <w:rPr>
+          <w:rFonts w:hint="eastAsia"/>
+          <w:sz w:val="24"/>
+        </w:rPr>
+        <w:t xml:space="preserve">있으며, </w:t>
+      </w:r>
+      <w:r>
+        <w:rPr>
+          <w:rFonts w:hint="eastAsia"/>
+          <w:b/>
+          <w:bCs/>
+          <w:sz w:val="24"/>
+        </w:rPr>
+        <w:t>(지도에서 보기)</w:t>
+      </w:r>
+      <w:r>
+        <w:rPr>
+          <w:rFonts w:hint="eastAsia"/>
+          <w:sz w:val="24"/>
+        </w:rPr>
+        <w:t xml:space="preserve"> 건물 출구로부터 자신의 차량까지</w:t>
+      </w:r>
+      <w:r>
+        <w:rPr>
+          <w:rFonts w:hint="eastAsia"/>
+          <w:sz w:val="24"/>
+        </w:rPr>
+        <w:t xml:space="preserve">의 경로를 주차장 </w:t>
+      </w:r>
+      <w:proofErr w:type="spellStart"/>
+      <w:r>
+        <w:rPr>
+          <w:rFonts w:hint="eastAsia"/>
+          <w:sz w:val="24"/>
+        </w:rPr>
+        <w:t>현황판</w:t>
+      </w:r>
+      <w:proofErr w:type="spellEnd"/>
+      <w:r>
+        <w:rPr>
+          <w:rFonts w:hint="eastAsia"/>
+          <w:sz w:val="24"/>
+        </w:rPr>
+        <w:t xml:space="preserve"> 위에서 볼 수도 있습니다. </w:t>
+      </w:r>
+      <w:r>
+        <w:rPr>
+          <w:rFonts w:hint="eastAsia"/>
+          <w:b/>
+          <w:bCs/>
+          <w:sz w:val="24"/>
+        </w:rPr>
+        <w:t>(사전정산)</w:t>
+      </w:r>
+      <w:r>
+        <w:rPr>
+          <w:rFonts w:hint="eastAsia"/>
+          <w:sz w:val="24"/>
+        </w:rPr>
+        <w:t xml:space="preserve"> 사전정산을 </w:t>
+      </w:r>
+      <w:r>
+        <w:rPr>
+          <w:rFonts w:hint="eastAsia"/>
+          <w:sz w:val="24"/>
+        </w:rPr>
+        <w:t xml:space="preserve">하면 </w:t>
+      </w:r>
+      <w:proofErr w:type="spellStart"/>
+      <w:r>
+        <w:rPr>
+          <w:rFonts w:hint="eastAsia"/>
+          <w:sz w:val="24"/>
+        </w:rPr>
+        <w:t>출차</w:t>
+      </w:r>
+      <w:proofErr w:type="spellEnd"/>
+      <w:r>
+        <w:rPr>
+          <w:rFonts w:hint="eastAsia"/>
+          <w:sz w:val="24"/>
+        </w:rPr>
+        <w:t xml:space="preserve"> 시 정산을 할 필요가 없어집니다.</w:t>
+      </w:r>
+    </w:p>
+    <w:p>
+      <w:pPr>
+        <w:rPr>
+          <w:rFonts w:hint="eastAsia"/>
+          <w:sz w:val="24"/>
+        </w:rPr>
+      </w:pPr>
     </w:p>
     <w:p>
       <w:pPr>
@@ -3197,6 +5273,7 @@
           <w:rFonts w:hint="eastAsia"/>
           <w:sz w:val="24"/>
         </w:rPr>
+        <w:lastRenderedPageBreak/>
         <w:t>(</w:t>
       </w:r>
       <w:r>
@@ -3218,7 +5295,14 @@
           <w:rFonts w:hint="eastAsia"/>
           <w:sz w:val="24"/>
         </w:rPr>
-        <w:t>25</w:t>
+        <w:t>3</w:t>
+      </w:r>
+      <w:r>
+        <w:rPr>
+          <w:rFonts w:hint="eastAsia"/>
+          <w:sz w:val="24"/>
+        </w:rPr>
+        <w:t>5</w:t>
       </w:r>
       <w:r>
         <w:rPr>
@@ -3234,162 +5318,568 @@
           <w:bCs/>
           <w:sz w:val="24"/>
         </w:rPr>
-        <w:t>(parking)</w:t>
-      </w:r>
-      <w:r>
-        <w:rPr>
-          <w:rFonts w:hint="eastAsia"/>
-          <w:sz w:val="24"/>
-        </w:rPr>
-        <w:t xml:space="preserve"> 이 화면은 </w:t>
-      </w:r>
-      <w:r>
-        <w:rPr>
-          <w:rFonts w:hint="eastAsia"/>
-          <w:sz w:val="24"/>
-        </w:rPr>
-        <w:t xml:space="preserve">주차장으로 가는 건물 출구 쪽에 설치되어 있는 </w:t>
-      </w:r>
-      <w:r>
-        <w:rPr>
-          <w:rFonts w:hint="eastAsia"/>
-          <w:sz w:val="24"/>
-        </w:rPr>
-        <w:t xml:space="preserve">실시간 주차장 현황판입니다. </w:t>
-      </w:r>
-      <w:r>
-        <w:rPr>
-          <w:rFonts w:hint="eastAsia"/>
-          <w:sz w:val="24"/>
-        </w:rPr>
-        <w:t xml:space="preserve">차량이 입차를 하게 되면, </w:t>
-      </w:r>
-      <w:r>
-        <w:rPr>
-          <w:rFonts w:hint="eastAsia"/>
-          <w:b/>
-          <w:bCs/>
-          <w:sz w:val="24"/>
-        </w:rPr>
-        <w:t>(차량 자리 클릭)</w:t>
-      </w:r>
-      <w:r>
-        <w:rPr>
-          <w:rFonts w:hint="eastAsia"/>
-          <w:sz w:val="24"/>
-        </w:rPr>
-        <w:t xml:space="preserve"> </w:t>
-      </w:r>
-      <w:r>
-        <w:rPr>
-          <w:rFonts w:hint="eastAsia"/>
-          <w:sz w:val="24"/>
-        </w:rPr>
-        <w:t>입구로부터 가장 가까운 곳부터 주차 자리를 배정</w:t>
-      </w:r>
-      <w:r>
-        <w:rPr>
-          <w:rFonts w:hint="eastAsia"/>
-          <w:sz w:val="24"/>
-        </w:rPr>
-        <w:t>합</w:t>
-      </w:r>
-      <w:r>
-        <w:rPr>
-          <w:rFonts w:hint="eastAsia"/>
-          <w:sz w:val="24"/>
-        </w:rPr>
-        <w:t xml:space="preserve">니다. </w:t>
-      </w:r>
-      <w:r>
-        <w:rPr>
-          <w:rFonts w:hint="eastAsia"/>
-          <w:b/>
-          <w:bCs/>
-          <w:sz w:val="24"/>
-        </w:rPr>
-        <w:t>(차량 검색)</w:t>
-      </w:r>
-      <w:r>
-        <w:rPr>
-          <w:rFonts w:hint="eastAsia"/>
-          <w:sz w:val="24"/>
-        </w:rPr>
-        <w:t xml:space="preserve"> 차량 </w:t>
-      </w:r>
-      <w:r>
-        <w:rPr>
-          <w:rFonts w:hint="eastAsia"/>
-          <w:sz w:val="24"/>
-        </w:rPr>
-        <w:t>뒷</w:t>
-      </w:r>
-      <w:r>
-        <w:rPr>
-          <w:rFonts w:hint="eastAsia"/>
-          <w:sz w:val="24"/>
-        </w:rPr>
-        <w:t>번</w:t>
-      </w:r>
-      <w:r>
-        <w:rPr>
-          <w:rFonts w:hint="eastAsia"/>
-          <w:sz w:val="24"/>
-        </w:rPr>
-        <w:t xml:space="preserve">호 4자리만을 검색하여 자신의 차량을 찾을 수도 </w:t>
-      </w:r>
-      <w:r>
-        <w:rPr>
-          <w:rFonts w:hint="eastAsia"/>
-          <w:sz w:val="24"/>
-        </w:rPr>
-        <w:t xml:space="preserve">있으며, </w:t>
-      </w:r>
-      <w:r>
-        <w:rPr>
-          <w:rFonts w:hint="eastAsia"/>
-          <w:b/>
-          <w:bCs/>
-          <w:sz w:val="24"/>
-        </w:rPr>
-        <w:t>(지도에서 보기)</w:t>
-      </w:r>
-      <w:r>
-        <w:rPr>
-          <w:rFonts w:hint="eastAsia"/>
-          <w:sz w:val="24"/>
-        </w:rPr>
-        <w:t xml:space="preserve"> 건물 출구로부터 자신의 차량까지</w:t>
-      </w:r>
-      <w:r>
-        <w:rPr>
-          <w:rFonts w:hint="eastAsia"/>
-          <w:sz w:val="24"/>
-        </w:rPr>
-        <w:t xml:space="preserve">의 경로를 주차장 현황판 위에서 볼 수도 있습니다. </w:t>
-      </w:r>
-      <w:r>
-        <w:rPr>
-          <w:rFonts w:hint="eastAsia"/>
-          <w:b/>
-          <w:bCs/>
-          <w:sz w:val="24"/>
-        </w:rPr>
-        <w:t>(사전정산)</w:t>
-      </w:r>
-      <w:r>
-        <w:rPr>
-          <w:rFonts w:hint="eastAsia"/>
-          <w:sz w:val="24"/>
-        </w:rPr>
-        <w:t xml:space="preserve"> 사전정산을 </w:t>
-      </w:r>
-      <w:r>
-        <w:rPr>
-          <w:rFonts w:hint="eastAsia"/>
-          <w:sz w:val="24"/>
-        </w:rPr>
-        <w:t>하면 출차 시 정산을 할 필요가 없어집니다.</w:t>
+        <w:t>(kiosk/exit)</w:t>
+      </w:r>
+      <w:r>
+        <w:rPr>
+          <w:rFonts w:hint="eastAsia"/>
+          <w:sz w:val="24"/>
+        </w:rPr>
+        <w:t xml:space="preserve"> 이 화면은 주차장 출구 근처에 설치되어 있는 키오스크 화면입니다.</w:t>
+      </w:r>
+      <w:r>
+        <w:rPr>
+          <w:rFonts w:hint="eastAsia"/>
+          <w:sz w:val="24"/>
+        </w:rPr>
+        <w:t xml:space="preserve"> </w:t>
+      </w:r>
+      <w:r>
+        <w:rPr>
+          <w:rFonts w:hint="eastAsia"/>
+          <w:b/>
+          <w:bCs/>
+          <w:sz w:val="24"/>
+        </w:rPr>
+        <w:t>(화면 클릭)</w:t>
+      </w:r>
+      <w:r>
+        <w:rPr>
+          <w:rFonts w:hint="eastAsia"/>
+          <w:sz w:val="24"/>
+        </w:rPr>
+        <w:t xml:space="preserve"> </w:t>
+      </w:r>
+      <w:r>
+        <w:rPr>
+          <w:rFonts w:hint="eastAsia"/>
+          <w:b/>
+          <w:bCs/>
+          <w:sz w:val="24"/>
+        </w:rPr>
+        <w:t>(이미지 업로드</w:t>
+      </w:r>
+      <w:r>
+        <w:rPr>
+          <w:rFonts w:hint="eastAsia"/>
+          <w:b/>
+          <w:bCs/>
+          <w:sz w:val="24"/>
+        </w:rPr>
+        <w:t xml:space="preserve"> [</w:t>
+      </w:r>
+      <w:r>
+        <w:rPr>
+          <w:b/>
+          <w:bCs/>
+          <w:sz w:val="24"/>
+        </w:rPr>
+        <w:t>78우7493</w:t>
+      </w:r>
+      <w:r>
+        <w:rPr>
+          <w:rFonts w:hint="eastAsia"/>
+          <w:b/>
+          <w:bCs/>
+          <w:sz w:val="24"/>
+        </w:rPr>
+        <w:t>]</w:t>
+      </w:r>
+      <w:r>
+        <w:rPr>
+          <w:rFonts w:hint="eastAsia"/>
+          <w:b/>
+          <w:bCs/>
+          <w:sz w:val="24"/>
+        </w:rPr>
+        <w:t>)</w:t>
+      </w:r>
+      <w:r>
+        <w:rPr>
+          <w:rFonts w:hint="eastAsia"/>
+          <w:sz w:val="24"/>
+        </w:rPr>
+        <w:t xml:space="preserve"> </w:t>
+      </w:r>
+      <w:proofErr w:type="spellStart"/>
+      <w:r>
+        <w:rPr>
+          <w:rFonts w:hint="eastAsia"/>
+          <w:sz w:val="24"/>
+        </w:rPr>
+        <w:t>입차를</w:t>
+      </w:r>
+      <w:proofErr w:type="spellEnd"/>
+      <w:r>
+        <w:rPr>
+          <w:rFonts w:hint="eastAsia"/>
+          <w:sz w:val="24"/>
+        </w:rPr>
+        <w:t xml:space="preserve"> 보여드렸던 </w:t>
+      </w:r>
+      <w:r>
+        <w:rPr>
+          <w:rFonts w:hint="eastAsia"/>
+          <w:sz w:val="24"/>
+        </w:rPr>
+        <w:t xml:space="preserve">차량 번호판 이미지를 업로드하면, </w:t>
+      </w:r>
+      <w:r>
+        <w:rPr>
+          <w:rFonts w:hint="eastAsia"/>
+          <w:sz w:val="24"/>
+        </w:rPr>
+        <w:t xml:space="preserve">30분 이내 </w:t>
+      </w:r>
+      <w:proofErr w:type="spellStart"/>
+      <w:r>
+        <w:rPr>
+          <w:rFonts w:hint="eastAsia"/>
+          <w:sz w:val="24"/>
+        </w:rPr>
+        <w:t>출차이므로</w:t>
+      </w:r>
+      <w:proofErr w:type="spellEnd"/>
+      <w:r>
+        <w:rPr>
+          <w:rFonts w:hint="eastAsia"/>
+          <w:sz w:val="24"/>
+        </w:rPr>
+        <w:t xml:space="preserve"> 무료 </w:t>
+      </w:r>
+      <w:proofErr w:type="spellStart"/>
+      <w:r>
+        <w:rPr>
+          <w:rFonts w:hint="eastAsia"/>
+          <w:sz w:val="24"/>
+        </w:rPr>
+        <w:t>출차가</w:t>
+      </w:r>
+      <w:proofErr w:type="spellEnd"/>
+      <w:r>
+        <w:rPr>
+          <w:rFonts w:hint="eastAsia"/>
+          <w:sz w:val="24"/>
+        </w:rPr>
+        <w:t xml:space="preserve"> 되고, </w:t>
+      </w:r>
+      <w:r>
+        <w:rPr>
+          <w:rFonts w:hint="eastAsia"/>
+          <w:b/>
+          <w:bCs/>
+          <w:sz w:val="24"/>
+        </w:rPr>
+        <w:t>(화면 클릭)</w:t>
+      </w:r>
+      <w:r>
+        <w:rPr>
+          <w:rFonts w:hint="eastAsia"/>
+          <w:sz w:val="24"/>
+        </w:rPr>
+        <w:t xml:space="preserve"> </w:t>
+      </w:r>
+      <w:r>
+        <w:rPr>
+          <w:rFonts w:hint="eastAsia"/>
+          <w:b/>
+          <w:bCs/>
+          <w:sz w:val="24"/>
+        </w:rPr>
+        <w:t>(이미지 업로드</w:t>
+      </w:r>
+      <w:r>
+        <w:rPr>
+          <w:rFonts w:hint="eastAsia"/>
+          <w:b/>
+          <w:bCs/>
+          <w:sz w:val="24"/>
+        </w:rPr>
+        <w:t xml:space="preserve"> [</w:t>
+      </w:r>
+      <w:r>
+        <w:rPr>
+          <w:b/>
+          <w:bCs/>
+          <w:sz w:val="24"/>
+        </w:rPr>
+        <w:t>18하6294</w:t>
+      </w:r>
+      <w:r>
+        <w:rPr>
+          <w:rFonts w:hint="eastAsia"/>
+          <w:b/>
+          <w:bCs/>
+          <w:sz w:val="24"/>
+        </w:rPr>
+        <w:t>]</w:t>
+      </w:r>
+      <w:r>
+        <w:rPr>
+          <w:rFonts w:hint="eastAsia"/>
+          <w:b/>
+          <w:bCs/>
+          <w:sz w:val="24"/>
+        </w:rPr>
+        <w:t>)</w:t>
+      </w:r>
+      <w:r>
+        <w:rPr>
+          <w:rFonts w:hint="eastAsia"/>
+          <w:sz w:val="24"/>
+        </w:rPr>
+        <w:t xml:space="preserve"> </w:t>
+      </w:r>
+      <w:r>
+        <w:rPr>
+          <w:rFonts w:hint="eastAsia"/>
+          <w:sz w:val="24"/>
+        </w:rPr>
+        <w:t xml:space="preserve">미리 </w:t>
+      </w:r>
+      <w:proofErr w:type="spellStart"/>
+      <w:r>
+        <w:rPr>
+          <w:rFonts w:hint="eastAsia"/>
+          <w:sz w:val="24"/>
+        </w:rPr>
+        <w:t>입차해</w:t>
+      </w:r>
+      <w:r>
+        <w:rPr>
+          <w:rFonts w:hint="eastAsia"/>
+          <w:sz w:val="24"/>
+        </w:rPr>
+        <w:t>두</w:t>
+      </w:r>
+      <w:r>
+        <w:rPr>
+          <w:rFonts w:hint="eastAsia"/>
+          <w:sz w:val="24"/>
+        </w:rPr>
+        <w:t>었던</w:t>
+      </w:r>
+      <w:proofErr w:type="spellEnd"/>
+      <w:r>
+        <w:rPr>
+          <w:rFonts w:hint="eastAsia"/>
+          <w:sz w:val="24"/>
+        </w:rPr>
+        <w:t xml:space="preserve"> 회원 차량은 30분당 </w:t>
+      </w:r>
+      <w:proofErr w:type="spellStart"/>
+      <w:r>
+        <w:rPr>
+          <w:rFonts w:hint="eastAsia"/>
+          <w:sz w:val="24"/>
+        </w:rPr>
+        <w:t>주차비</w:t>
+      </w:r>
+      <w:proofErr w:type="spellEnd"/>
+      <w:r>
+        <w:rPr>
+          <w:rFonts w:hint="eastAsia"/>
+          <w:sz w:val="24"/>
+        </w:rPr>
+        <w:t xml:space="preserve"> </w:t>
+      </w:r>
+      <w:r>
+        <w:rPr>
+          <w:rFonts w:hint="eastAsia"/>
+          <w:sz w:val="24"/>
+        </w:rPr>
+        <w:t xml:space="preserve">1,000원으로 계산되어 </w:t>
+      </w:r>
+      <w:r>
+        <w:rPr>
+          <w:rFonts w:hint="eastAsia"/>
+          <w:b/>
+          <w:bCs/>
+          <w:sz w:val="24"/>
+        </w:rPr>
+        <w:t>(정산하기)</w:t>
+      </w:r>
+      <w:r>
+        <w:rPr>
+          <w:rFonts w:hint="eastAsia"/>
+          <w:sz w:val="24"/>
+        </w:rPr>
+        <w:t xml:space="preserve"> </w:t>
+      </w:r>
+      <w:r>
+        <w:rPr>
+          <w:rFonts w:hint="eastAsia"/>
+          <w:sz w:val="24"/>
+        </w:rPr>
+        <w:t xml:space="preserve">정산이 가능하며, </w:t>
+      </w:r>
+      <w:r>
+        <w:rPr>
+          <w:rFonts w:hint="eastAsia"/>
+          <w:b/>
+          <w:bCs/>
+          <w:sz w:val="24"/>
+        </w:rPr>
+        <w:t>(화면 클릭)</w:t>
+      </w:r>
+      <w:r>
+        <w:rPr>
+          <w:rFonts w:hint="eastAsia"/>
+          <w:sz w:val="24"/>
+        </w:rPr>
+        <w:t xml:space="preserve"> </w:t>
+      </w:r>
+      <w:r>
+        <w:rPr>
+          <w:rFonts w:hint="eastAsia"/>
+          <w:b/>
+          <w:bCs/>
+          <w:sz w:val="24"/>
+        </w:rPr>
+        <w:t>(이미지 업로드</w:t>
+      </w:r>
+      <w:r>
+        <w:rPr>
+          <w:rFonts w:hint="eastAsia"/>
+          <w:b/>
+          <w:bCs/>
+          <w:sz w:val="24"/>
+        </w:rPr>
+        <w:t xml:space="preserve"> [</w:t>
+      </w:r>
+      <w:r>
+        <w:rPr>
+          <w:b/>
+          <w:bCs/>
+          <w:sz w:val="24"/>
+        </w:rPr>
+        <w:t>62서0424</w:t>
+      </w:r>
+      <w:r>
+        <w:rPr>
+          <w:rFonts w:hint="eastAsia"/>
+          <w:b/>
+          <w:bCs/>
+          <w:sz w:val="24"/>
+        </w:rPr>
+        <w:t>]</w:t>
+      </w:r>
+      <w:r>
+        <w:rPr>
+          <w:rFonts w:hint="eastAsia"/>
+          <w:b/>
+          <w:bCs/>
+          <w:sz w:val="24"/>
+        </w:rPr>
+        <w:t>)</w:t>
+      </w:r>
+      <w:r>
+        <w:rPr>
+          <w:rFonts w:hint="eastAsia"/>
+          <w:sz w:val="24"/>
+        </w:rPr>
+        <w:t xml:space="preserve"> </w:t>
+      </w:r>
+      <w:r>
+        <w:rPr>
+          <w:rFonts w:hint="eastAsia"/>
+          <w:sz w:val="24"/>
+        </w:rPr>
+        <w:t xml:space="preserve">미리 </w:t>
+      </w:r>
+      <w:proofErr w:type="spellStart"/>
+      <w:r>
+        <w:rPr>
+          <w:rFonts w:hint="eastAsia"/>
+          <w:sz w:val="24"/>
+        </w:rPr>
+        <w:t>입차해두었던</w:t>
+      </w:r>
+      <w:proofErr w:type="spellEnd"/>
+      <w:r>
+        <w:rPr>
+          <w:rFonts w:hint="eastAsia"/>
+          <w:sz w:val="24"/>
+        </w:rPr>
+        <w:t xml:space="preserve"> 비회원 차량은 30분당 </w:t>
+      </w:r>
+      <w:proofErr w:type="spellStart"/>
+      <w:r>
+        <w:rPr>
+          <w:rFonts w:hint="eastAsia"/>
+          <w:sz w:val="24"/>
+        </w:rPr>
+        <w:t>주차비</w:t>
+      </w:r>
+      <w:proofErr w:type="spellEnd"/>
+      <w:r>
+        <w:rPr>
+          <w:rFonts w:hint="eastAsia"/>
+          <w:sz w:val="24"/>
+        </w:rPr>
+        <w:t xml:space="preserve"> </w:t>
+      </w:r>
+      <w:r>
+        <w:rPr>
+          <w:rFonts w:hint="eastAsia"/>
+          <w:sz w:val="24"/>
+        </w:rPr>
+        <w:t>2,000원으로</w:t>
+      </w:r>
+      <w:r>
+        <w:rPr>
+          <w:rFonts w:hint="eastAsia"/>
+          <w:sz w:val="24"/>
+        </w:rPr>
+        <w:t xml:space="preserve"> 계산되어</w:t>
+      </w:r>
+      <w:r>
+        <w:rPr>
+          <w:rFonts w:hint="eastAsia"/>
+          <w:sz w:val="24"/>
+        </w:rPr>
+        <w:t xml:space="preserve"> </w:t>
+      </w:r>
+      <w:r>
+        <w:rPr>
+          <w:rFonts w:hint="eastAsia"/>
+          <w:b/>
+          <w:bCs/>
+          <w:sz w:val="24"/>
+        </w:rPr>
+        <w:t>(정산하기)</w:t>
+      </w:r>
+      <w:r>
+        <w:rPr>
+          <w:rFonts w:hint="eastAsia"/>
+          <w:sz w:val="24"/>
+        </w:rPr>
+        <w:t xml:space="preserve"> </w:t>
+      </w:r>
+      <w:r>
+        <w:rPr>
+          <w:rFonts w:hint="eastAsia"/>
+          <w:sz w:val="24"/>
+        </w:rPr>
+        <w:t xml:space="preserve">정산이 가능합니다. </w:t>
+      </w:r>
+      <w:r>
+        <w:rPr>
+          <w:rFonts w:hint="eastAsia"/>
+          <w:b/>
+          <w:bCs/>
+          <w:sz w:val="24"/>
+        </w:rPr>
+        <w:t>(화면 클릭)</w:t>
+      </w:r>
+      <w:r>
+        <w:rPr>
+          <w:rFonts w:hint="eastAsia"/>
+          <w:sz w:val="24"/>
+        </w:rPr>
+        <w:t xml:space="preserve"> </w:t>
+      </w:r>
+      <w:r>
+        <w:rPr>
+          <w:rFonts w:hint="eastAsia"/>
+          <w:b/>
+          <w:bCs/>
+          <w:sz w:val="24"/>
+        </w:rPr>
+        <w:t>(이미지 업로드</w:t>
+      </w:r>
+      <w:r>
+        <w:rPr>
+          <w:rFonts w:hint="eastAsia"/>
+          <w:b/>
+          <w:bCs/>
+          <w:sz w:val="24"/>
+        </w:rPr>
+        <w:t xml:space="preserve"> [</w:t>
+      </w:r>
+      <w:r>
+        <w:rPr>
+          <w:b/>
+          <w:bCs/>
+          <w:sz w:val="24"/>
+        </w:rPr>
+        <w:t>89루0528</w:t>
+      </w:r>
+      <w:r>
+        <w:rPr>
+          <w:rFonts w:hint="eastAsia"/>
+          <w:b/>
+          <w:bCs/>
+          <w:sz w:val="24"/>
+        </w:rPr>
+        <w:t>]</w:t>
+      </w:r>
+      <w:r>
+        <w:rPr>
+          <w:rFonts w:hint="eastAsia"/>
+          <w:b/>
+          <w:bCs/>
+          <w:sz w:val="24"/>
+        </w:rPr>
+        <w:t>)</w:t>
+      </w:r>
+      <w:r>
+        <w:rPr>
+          <w:rFonts w:hint="eastAsia"/>
+          <w:sz w:val="24"/>
+        </w:rPr>
+        <w:t xml:space="preserve"> </w:t>
+      </w:r>
+      <w:r>
+        <w:rPr>
+          <w:rFonts w:hint="eastAsia"/>
+          <w:sz w:val="24"/>
+        </w:rPr>
+        <w:t>당일에 진료 예약을 완료한 환자는 2시간 무료 주차</w:t>
+      </w:r>
+      <w:r>
+        <w:rPr>
+          <w:rFonts w:hint="eastAsia"/>
+          <w:sz w:val="24"/>
+        </w:rPr>
+        <w:t xml:space="preserve">를 제외한 </w:t>
+      </w:r>
+      <w:r>
+        <w:rPr>
+          <w:rFonts w:hint="eastAsia"/>
+          <w:sz w:val="24"/>
+        </w:rPr>
+        <w:t>시간</w:t>
+      </w:r>
+      <w:r>
+        <w:rPr>
+          <w:rFonts w:hint="eastAsia"/>
+          <w:sz w:val="24"/>
+        </w:rPr>
+        <w:t xml:space="preserve">으로 </w:t>
+      </w:r>
+      <w:r>
+        <w:rPr>
+          <w:rFonts w:hint="eastAsia"/>
+          <w:b/>
+          <w:bCs/>
+          <w:sz w:val="24"/>
+        </w:rPr>
+        <w:t>(정산하기)</w:t>
+      </w:r>
+      <w:r>
+        <w:rPr>
+          <w:rFonts w:hint="eastAsia"/>
+          <w:sz w:val="24"/>
+        </w:rPr>
+        <w:t xml:space="preserve"> </w:t>
+      </w:r>
+      <w:r>
+        <w:rPr>
+          <w:rFonts w:hint="eastAsia"/>
+          <w:sz w:val="24"/>
+        </w:rPr>
+        <w:t>정산됩니다.</w:t>
       </w:r>
     </w:p>
     <w:p>
@@ -3404,374 +5894,23 @@
           <w:rFonts w:hint="eastAsia"/>
           <w:sz w:val="24"/>
         </w:rPr>
-        <w:t>(</w:t>
-      </w:r>
-      <w:r>
-        <w:rPr>
-          <w:rFonts w:hint="eastAsia"/>
-          <w:sz w:val="24"/>
-        </w:rPr>
-        <w:t>00</w:t>
-      </w:r>
-      <w:r>
-        <w:rPr>
-          <w:rFonts w:hint="eastAsia"/>
-          <w:sz w:val="24"/>
-        </w:rPr>
-        <w:t>:</w:t>
-      </w:r>
-      <w:r>
-        <w:rPr>
-          <w:rFonts w:hint="eastAsia"/>
-          <w:sz w:val="24"/>
-        </w:rPr>
-        <w:t>30+</w:t>
-      </w:r>
-      <w:r>
-        <w:rPr>
-          <w:rFonts w:hint="eastAsia"/>
-          <w:sz w:val="24"/>
-        </w:rPr>
-        <w:t xml:space="preserve">) </w:t>
-      </w:r>
-      <w:r>
-        <w:rPr>
-          <w:rFonts w:hint="eastAsia"/>
-          <w:b/>
-          <w:bCs/>
-          <w:sz w:val="24"/>
-        </w:rPr>
-        <w:t>(kiosk/exit)</w:t>
-      </w:r>
-      <w:r>
-        <w:rPr>
-          <w:rFonts w:hint="eastAsia"/>
-          <w:sz w:val="24"/>
-        </w:rPr>
-        <w:t xml:space="preserve"> 이 화면은 주차장 출구 근처에 설치되어 있는 키오스크 화면입니다.</w:t>
-      </w:r>
-      <w:r>
-        <w:rPr>
-          <w:rFonts w:hint="eastAsia"/>
-          <w:sz w:val="24"/>
-        </w:rPr>
-        <w:t xml:space="preserve"> </w:t>
-      </w:r>
-      <w:r>
-        <w:rPr>
-          <w:rFonts w:hint="eastAsia"/>
-          <w:b/>
-          <w:bCs/>
-          <w:sz w:val="24"/>
-        </w:rPr>
-        <w:t>(화면 클릭)</w:t>
-      </w:r>
-      <w:r>
-        <w:rPr>
-          <w:rFonts w:hint="eastAsia"/>
-          <w:sz w:val="24"/>
-        </w:rPr>
-        <w:t xml:space="preserve"> </w:t>
-      </w:r>
-      <w:r>
-        <w:rPr>
-          <w:rFonts w:hint="eastAsia"/>
-          <w:b/>
-          <w:bCs/>
-          <w:sz w:val="24"/>
-        </w:rPr>
-        <w:t>(이미지 업로드)</w:t>
-      </w:r>
-      <w:r>
-        <w:rPr>
-          <w:rFonts w:hint="eastAsia"/>
-          <w:sz w:val="24"/>
-        </w:rPr>
-        <w:t xml:space="preserve"> </w:t>
-      </w:r>
-      <w:r>
-        <w:rPr>
-          <w:rFonts w:hint="eastAsia"/>
-          <w:sz w:val="24"/>
-        </w:rPr>
-        <w:t xml:space="preserve">입차를 보여드렸던 </w:t>
-      </w:r>
-      <w:r>
-        <w:rPr>
-          <w:rFonts w:hint="eastAsia"/>
-          <w:sz w:val="24"/>
-        </w:rPr>
-        <w:t xml:space="preserve">차량 번호판 이미지를 업로드하면, </w:t>
-      </w:r>
-      <w:r>
-        <w:rPr>
-          <w:rFonts w:hint="eastAsia"/>
-          <w:sz w:val="24"/>
-        </w:rPr>
-        <w:t xml:space="preserve">30분 이내 출차이므로 무료 출차가 되고, </w:t>
-      </w:r>
-      <w:r>
-        <w:rPr>
-          <w:rFonts w:hint="eastAsia"/>
-          <w:b/>
-          <w:bCs/>
-          <w:sz w:val="24"/>
-        </w:rPr>
-        <w:t>(화면 클릭)</w:t>
-      </w:r>
-      <w:r>
-        <w:rPr>
-          <w:rFonts w:hint="eastAsia"/>
-          <w:sz w:val="24"/>
-        </w:rPr>
-        <w:t xml:space="preserve"> </w:t>
-      </w:r>
-      <w:r>
-        <w:rPr>
-          <w:rFonts w:hint="eastAsia"/>
-          <w:b/>
-          <w:bCs/>
-          <w:sz w:val="24"/>
-        </w:rPr>
-        <w:t>(이미지 업로드)</w:t>
-      </w:r>
-      <w:r>
-        <w:rPr>
-          <w:rFonts w:hint="eastAsia"/>
-          <w:sz w:val="24"/>
-        </w:rPr>
-        <w:t xml:space="preserve"> </w:t>
-      </w:r>
-      <w:r>
-        <w:rPr>
-          <w:rFonts w:hint="eastAsia"/>
-          <w:sz w:val="24"/>
-        </w:rPr>
-        <w:t>미리 입차해</w:t>
-      </w:r>
-      <w:r>
-        <w:rPr>
-          <w:rFonts w:hint="eastAsia"/>
-          <w:sz w:val="24"/>
-        </w:rPr>
-        <w:t>두</w:t>
-      </w:r>
-      <w:r>
-        <w:rPr>
-          <w:rFonts w:hint="eastAsia"/>
-          <w:sz w:val="24"/>
-        </w:rPr>
-        <w:t xml:space="preserve">었던 회원 차량은 30분당 </w:t>
-      </w:r>
-      <w:r>
-        <w:rPr>
-          <w:rFonts w:hint="eastAsia"/>
-          <w:sz w:val="24"/>
-        </w:rPr>
-        <w:t xml:space="preserve">주차비 </w:t>
-      </w:r>
-      <w:r>
-        <w:rPr>
-          <w:rFonts w:hint="eastAsia"/>
-          <w:sz w:val="24"/>
-        </w:rPr>
-        <w:t xml:space="preserve">1,000원으로 계산되어 </w:t>
-      </w:r>
-      <w:r>
-        <w:rPr>
-          <w:rFonts w:hint="eastAsia"/>
-          <w:b/>
-          <w:bCs/>
-          <w:sz w:val="24"/>
-        </w:rPr>
-        <w:t>(정산하기)</w:t>
-      </w:r>
-      <w:r>
-        <w:rPr>
-          <w:rFonts w:hint="eastAsia"/>
-          <w:sz w:val="24"/>
-        </w:rPr>
-        <w:t xml:space="preserve"> </w:t>
-      </w:r>
-      <w:r>
-        <w:rPr>
-          <w:rFonts w:hint="eastAsia"/>
-          <w:sz w:val="24"/>
-        </w:rPr>
-        <w:t xml:space="preserve">정산이 가능하며, </w:t>
-      </w:r>
-      <w:r>
-        <w:rPr>
-          <w:rFonts w:hint="eastAsia"/>
-          <w:b/>
-          <w:bCs/>
-          <w:sz w:val="24"/>
-        </w:rPr>
-        <w:t>(화면 클릭)</w:t>
-      </w:r>
-      <w:r>
-        <w:rPr>
-          <w:rFonts w:hint="eastAsia"/>
-          <w:sz w:val="24"/>
-        </w:rPr>
-        <w:t xml:space="preserve"> </w:t>
-      </w:r>
-      <w:r>
-        <w:rPr>
-          <w:rFonts w:hint="eastAsia"/>
-          <w:b/>
-          <w:bCs/>
-          <w:sz w:val="24"/>
-        </w:rPr>
-        <w:t>(이미지 업로드)</w:t>
-      </w:r>
-      <w:r>
-        <w:rPr>
-          <w:rFonts w:hint="eastAsia"/>
-          <w:sz w:val="24"/>
-        </w:rPr>
-        <w:t xml:space="preserve"> </w:t>
-      </w:r>
-      <w:r>
-        <w:rPr>
-          <w:rFonts w:hint="eastAsia"/>
-          <w:sz w:val="24"/>
-        </w:rPr>
-        <w:t xml:space="preserve">미리 입차해두었던 비회원 차량은 30분당 </w:t>
-      </w:r>
-      <w:r>
-        <w:rPr>
-          <w:rFonts w:hint="eastAsia"/>
-          <w:sz w:val="24"/>
-        </w:rPr>
-        <w:t xml:space="preserve">주차비 </w:t>
-      </w:r>
-      <w:r>
-        <w:rPr>
-          <w:rFonts w:hint="eastAsia"/>
-          <w:sz w:val="24"/>
-        </w:rPr>
-        <w:t>2,000원으로</w:t>
-      </w:r>
-      <w:r>
-        <w:rPr>
-          <w:rFonts w:hint="eastAsia"/>
-          <w:sz w:val="24"/>
-        </w:rPr>
-        <w:t xml:space="preserve"> 계산되어</w:t>
-      </w:r>
-      <w:r>
-        <w:rPr>
-          <w:rFonts w:hint="eastAsia"/>
-          <w:sz w:val="24"/>
-        </w:rPr>
-        <w:t xml:space="preserve"> </w:t>
-      </w:r>
-      <w:r>
-        <w:rPr>
-          <w:rFonts w:hint="eastAsia"/>
-          <w:b/>
-          <w:bCs/>
-          <w:sz w:val="24"/>
-        </w:rPr>
-        <w:t>(정산하기)</w:t>
-      </w:r>
-      <w:r>
-        <w:rPr>
-          <w:rFonts w:hint="eastAsia"/>
-          <w:sz w:val="24"/>
-        </w:rPr>
-        <w:t xml:space="preserve"> </w:t>
-      </w:r>
-      <w:r>
-        <w:rPr>
-          <w:rFonts w:hint="eastAsia"/>
-          <w:sz w:val="24"/>
-        </w:rPr>
-        <w:t xml:space="preserve">정산이 가능합니다. </w:t>
-      </w:r>
-      <w:r>
-        <w:rPr>
-          <w:rFonts w:hint="eastAsia"/>
-          <w:b/>
-          <w:bCs/>
-          <w:sz w:val="24"/>
-        </w:rPr>
-        <w:t>(화면 클릭)</w:t>
-      </w:r>
-      <w:r>
-        <w:rPr>
-          <w:rFonts w:hint="eastAsia"/>
-          <w:sz w:val="24"/>
-        </w:rPr>
-        <w:t xml:space="preserve"> </w:t>
-      </w:r>
-      <w:r>
-        <w:rPr>
-          <w:rFonts w:hint="eastAsia"/>
-          <w:b/>
-          <w:bCs/>
-          <w:sz w:val="24"/>
-        </w:rPr>
-        <w:t>(이미지 업로드)</w:t>
-      </w:r>
-      <w:r>
-        <w:rPr>
-          <w:rFonts w:hint="eastAsia"/>
-          <w:sz w:val="24"/>
-        </w:rPr>
-        <w:t xml:space="preserve"> </w:t>
-      </w:r>
-      <w:r>
-        <w:rPr>
-          <w:rFonts w:hint="eastAsia"/>
-          <w:sz w:val="24"/>
-        </w:rPr>
-        <w:t>당일에 진료 예약을 완료한 환자는 2시간 무료 주차</w:t>
-      </w:r>
-      <w:r>
-        <w:rPr>
-          <w:rFonts w:hint="eastAsia"/>
-          <w:sz w:val="24"/>
-        </w:rPr>
-        <w:t xml:space="preserve">를 제외한 </w:t>
-      </w:r>
-      <w:r>
-        <w:rPr>
-          <w:rFonts w:hint="eastAsia"/>
-          <w:sz w:val="24"/>
-        </w:rPr>
-        <w:t>시간</w:t>
-      </w:r>
-      <w:r>
-        <w:rPr>
-          <w:rFonts w:hint="eastAsia"/>
-          <w:sz w:val="24"/>
-        </w:rPr>
-        <w:t xml:space="preserve">으로 </w:t>
-      </w:r>
-      <w:r>
-        <w:rPr>
-          <w:rFonts w:hint="eastAsia"/>
-          <w:b/>
-          <w:bCs/>
-          <w:sz w:val="24"/>
-        </w:rPr>
-        <w:t>(정산하기)</w:t>
-      </w:r>
-      <w:r>
-        <w:rPr>
-          <w:rFonts w:hint="eastAsia"/>
-          <w:sz w:val="24"/>
-        </w:rPr>
-        <w:t xml:space="preserve"> </w:t>
-      </w:r>
-      <w:r>
-        <w:rPr>
-          <w:rFonts w:hint="eastAsia"/>
-          <w:sz w:val="24"/>
-        </w:rPr>
-        <w:t>정산됩니다.</w:t>
+        <w:t xml:space="preserve">(00:05) </w:t>
+      </w:r>
+      <w:r>
+        <w:rPr>
+          <w:rFonts w:hint="eastAsia"/>
+          <w:sz w:val="24"/>
+        </w:rPr>
+        <w:t xml:space="preserve">프로그램 시연은 시간상 여기에서 마치겠습니다. </w:t>
+      </w:r>
+      <w:r>
+        <w:rPr>
+          <w:rFonts w:hint="eastAsia"/>
+          <w:b/>
+          <w:bCs/>
+          <w:sz w:val="24"/>
+        </w:rPr>
+        <w:t>(PPT 다음 페이지)</w:t>
       </w:r>
     </w:p>
     <w:p>
@@ -3786,14 +5925,184 @@
           <w:rFonts w:hint="eastAsia"/>
           <w:sz w:val="24"/>
         </w:rPr>
-        <w:t xml:space="preserve">(00:05) </w:t>
-      </w:r>
-      <w:r>
-        <w:rPr>
-          <w:rFonts w:hint="eastAsia"/>
-          <w:sz w:val="24"/>
-        </w:rPr>
-        <w:t xml:space="preserve">프로그램 시연은 시간상 여기에서 마치겠습니다. </w:t>
+        <w:t>(</w:t>
+      </w:r>
+      <w:r>
+        <w:rPr>
+          <w:rFonts w:hint="eastAsia"/>
+          <w:sz w:val="24"/>
+        </w:rPr>
+        <w:t>00</w:t>
+      </w:r>
+      <w:r>
+        <w:rPr>
+          <w:rFonts w:hint="eastAsia"/>
+          <w:sz w:val="24"/>
+        </w:rPr>
+        <w:t>:</w:t>
+      </w:r>
+      <w:r>
+        <w:rPr>
+          <w:rFonts w:hint="eastAsia"/>
+          <w:sz w:val="24"/>
+        </w:rPr>
+        <w:t>30</w:t>
+      </w:r>
+      <w:r>
+        <w:rPr>
+          <w:rFonts w:hint="eastAsia"/>
+          <w:sz w:val="24"/>
+        </w:rPr>
+        <w:t xml:space="preserve">) </w:t>
+      </w:r>
+      <w:r>
+        <w:rPr>
+          <w:rFonts w:hint="eastAsia"/>
+          <w:sz w:val="24"/>
+        </w:rPr>
+        <w:t>서비스 확장 계획입니다</w:t>
+      </w:r>
+      <w:r>
+        <w:rPr>
+          <w:rFonts w:hint="eastAsia"/>
+          <w:sz w:val="24"/>
+        </w:rPr>
+        <w:t xml:space="preserve"> 저희는 이 프로젝트를 </w:t>
+      </w:r>
+      <w:r>
+        <w:rPr>
+          <w:rFonts w:hint="eastAsia"/>
+          <w:sz w:val="24"/>
+        </w:rPr>
+        <w:t xml:space="preserve">첫번째 </w:t>
+      </w:r>
+      <w:r>
+        <w:rPr>
+          <w:rFonts w:hint="eastAsia"/>
+          <w:sz w:val="24"/>
+        </w:rPr>
+        <w:t>최종 프로젝트</w:t>
+      </w:r>
+      <w:r>
+        <w:rPr>
+          <w:rFonts w:hint="eastAsia"/>
+          <w:sz w:val="24"/>
+        </w:rPr>
+        <w:t>와</w:t>
+      </w:r>
+      <w:r>
+        <w:rPr>
+          <w:rFonts w:hint="eastAsia"/>
+          <w:sz w:val="24"/>
+        </w:rPr>
+        <w:t xml:space="preserve"> 연결하여 </w:t>
+      </w:r>
+      <w:r>
+        <w:rPr>
+          <w:rFonts w:hint="eastAsia"/>
+          <w:sz w:val="24"/>
+        </w:rPr>
+        <w:t>번호판 인식에 파이썬 YOLO를 사용할 계획입니다.</w:t>
+      </w:r>
+      <w:r>
+        <w:rPr>
+          <w:rFonts w:hint="eastAsia"/>
+          <w:sz w:val="24"/>
+        </w:rPr>
+        <w:t xml:space="preserve"> YOLO를 통하여 여러 제한사항이 있을 때에도 </w:t>
+      </w:r>
+      <w:r>
+        <w:rPr>
+          <w:rFonts w:hint="eastAsia"/>
+          <w:sz w:val="24"/>
+        </w:rPr>
+        <w:t xml:space="preserve">번호판 인식 정확도를 높일 예정이고, </w:t>
+      </w:r>
+      <w:r>
+        <w:rPr>
+          <w:rFonts w:hint="eastAsia"/>
+          <w:sz w:val="24"/>
+        </w:rPr>
+        <w:t>차량을 객체 추적하여 주차 자리</w:t>
+      </w:r>
+      <w:r>
+        <w:rPr>
+          <w:rFonts w:hint="eastAsia"/>
+          <w:sz w:val="24"/>
+        </w:rPr>
+        <w:t xml:space="preserve">를 매핑하는 기능도 추가할 예정입니다. </w:t>
+      </w:r>
+      <w:r>
+        <w:rPr>
+          <w:rFonts w:hint="eastAsia"/>
+          <w:sz w:val="24"/>
+        </w:rPr>
+        <w:t>또한 전기차 충전 구역을 추가</w:t>
+      </w:r>
+      <w:r>
+        <w:rPr>
+          <w:rFonts w:hint="eastAsia"/>
+          <w:sz w:val="24"/>
+        </w:rPr>
+        <w:t>하고</w:t>
+      </w:r>
+      <w:r>
+        <w:rPr>
+          <w:rFonts w:hint="eastAsia"/>
+          <w:sz w:val="24"/>
+        </w:rPr>
+        <w:t xml:space="preserve">, </w:t>
+      </w:r>
+      <w:r>
+        <w:rPr>
+          <w:rFonts w:hint="eastAsia"/>
+          <w:sz w:val="24"/>
+        </w:rPr>
+        <w:t>객체 추적을 활용하여, 충전 요금과 주차 요금을</w:t>
+      </w:r>
+      <w:r>
+        <w:rPr>
+          <w:rFonts w:hint="eastAsia"/>
+          <w:sz w:val="24"/>
+        </w:rPr>
+        <w:t xml:space="preserve"> </w:t>
+      </w:r>
+      <w:proofErr w:type="spellStart"/>
+      <w:r>
+        <w:rPr>
+          <w:rFonts w:hint="eastAsia"/>
+          <w:sz w:val="24"/>
+        </w:rPr>
+        <w:t>출차</w:t>
+      </w:r>
+      <w:proofErr w:type="spellEnd"/>
+      <w:r>
+        <w:rPr>
+          <w:rFonts w:hint="eastAsia"/>
+          <w:sz w:val="24"/>
+        </w:rPr>
+        <w:t xml:space="preserve"> 시 </w:t>
+      </w:r>
+      <w:r>
+        <w:rPr>
+          <w:rFonts w:hint="eastAsia"/>
+          <w:sz w:val="24"/>
+        </w:rPr>
+        <w:t xml:space="preserve">한 번에 정산할 수 있도록 </w:t>
+      </w:r>
+      <w:r>
+        <w:rPr>
+          <w:rFonts w:hint="eastAsia"/>
+          <w:sz w:val="24"/>
+        </w:rPr>
+        <w:t>정산 시스템을 확장할 계획입니다.</w:t>
+      </w:r>
+      <w:r>
+        <w:rPr>
+          <w:rFonts w:hint="eastAsia"/>
+          <w:sz w:val="24"/>
+        </w:rPr>
+        <w:t xml:space="preserve"> </w:t>
       </w:r>
       <w:r>
         <w:rPr>
@@ -3817,175 +6126,51 @@
           <w:rFonts w:hint="eastAsia"/>
           <w:sz w:val="24"/>
         </w:rPr>
-        <w:t>(</w:t>
-      </w:r>
-      <w:r>
-        <w:rPr>
-          <w:rFonts w:hint="eastAsia"/>
-          <w:sz w:val="24"/>
-        </w:rPr>
-        <w:t>00</w:t>
-      </w:r>
-      <w:r>
-        <w:rPr>
-          <w:rFonts w:hint="eastAsia"/>
-          <w:sz w:val="24"/>
-        </w:rPr>
-        <w:t>:</w:t>
-      </w:r>
-      <w:r>
-        <w:rPr>
-          <w:rFonts w:hint="eastAsia"/>
-          <w:sz w:val="24"/>
-        </w:rPr>
-        <w:t>30</w:t>
-      </w:r>
-      <w:r>
-        <w:rPr>
-          <w:rFonts w:hint="eastAsia"/>
-          <w:sz w:val="24"/>
-        </w:rPr>
-        <w:t xml:space="preserve">) </w:t>
-      </w:r>
-      <w:r>
-        <w:rPr>
-          <w:rFonts w:hint="eastAsia"/>
-          <w:sz w:val="24"/>
-        </w:rPr>
-        <w:t>서비스 확장 계획입니다</w:t>
-      </w:r>
-      <w:r>
-        <w:rPr>
-          <w:rFonts w:hint="eastAsia"/>
-          <w:sz w:val="24"/>
-        </w:rPr>
-        <w:t xml:space="preserve"> 저희는 이 프로젝트를 </w:t>
-      </w:r>
-      <w:r>
-        <w:rPr>
-          <w:rFonts w:hint="eastAsia"/>
-          <w:sz w:val="24"/>
-        </w:rPr>
-        <w:t xml:space="preserve">첫번째 </w:t>
-      </w:r>
-      <w:r>
-        <w:rPr>
-          <w:rFonts w:hint="eastAsia"/>
-          <w:sz w:val="24"/>
-        </w:rPr>
-        <w:t>최종 프로젝트</w:t>
-      </w:r>
-      <w:r>
-        <w:rPr>
-          <w:rFonts w:hint="eastAsia"/>
-          <w:sz w:val="24"/>
-        </w:rPr>
-        <w:t>와</w:t>
-      </w:r>
-      <w:r>
-        <w:rPr>
-          <w:rFonts w:hint="eastAsia"/>
-          <w:sz w:val="24"/>
-        </w:rPr>
-        <w:t xml:space="preserve"> 연결하여 </w:t>
-      </w:r>
-      <w:r>
-        <w:rPr>
-          <w:rFonts w:hint="eastAsia"/>
-          <w:sz w:val="24"/>
-        </w:rPr>
-        <w:t>번호판 인식에 파이썬 YOLO를 사용할 계획입니다.</w:t>
-      </w:r>
-      <w:r>
-        <w:rPr>
-          <w:rFonts w:hint="eastAsia"/>
-          <w:sz w:val="24"/>
-        </w:rPr>
-        <w:t xml:space="preserve"> YOLO를 통하여 여러 제한사항이 있을 때에도 </w:t>
-      </w:r>
-      <w:r>
-        <w:rPr>
-          <w:rFonts w:hint="eastAsia"/>
-          <w:sz w:val="24"/>
-        </w:rPr>
-        <w:t xml:space="preserve">번호판 인식 정확도를 높일 예정이고, </w:t>
-      </w:r>
-      <w:r>
-        <w:rPr>
-          <w:rFonts w:hint="eastAsia"/>
-          <w:sz w:val="24"/>
-        </w:rPr>
-        <w:t>차량을 객체 추적하여 주차 자리</w:t>
-      </w:r>
-      <w:r>
-        <w:rPr>
-          <w:rFonts w:hint="eastAsia"/>
-          <w:sz w:val="24"/>
-        </w:rPr>
-        <w:t xml:space="preserve">를 매핑하는 기능도 추가할 예정입니다. </w:t>
-      </w:r>
-      <w:r>
-        <w:rPr>
-          <w:rFonts w:hint="eastAsia"/>
-          <w:sz w:val="24"/>
-        </w:rPr>
-        <w:t>또한 전기차 충전 구역을 추가</w:t>
-      </w:r>
-      <w:r>
-        <w:rPr>
-          <w:rFonts w:hint="eastAsia"/>
-          <w:sz w:val="24"/>
-        </w:rPr>
-        <w:t>하고</w:t>
-      </w:r>
-      <w:r>
-        <w:rPr>
-          <w:rFonts w:hint="eastAsia"/>
-          <w:sz w:val="24"/>
-        </w:rPr>
-        <w:t xml:space="preserve">, </w:t>
-      </w:r>
-      <w:r>
-        <w:rPr>
-          <w:rFonts w:hint="eastAsia"/>
-          <w:sz w:val="24"/>
-        </w:rPr>
-        <w:t>객체 추적을 활용하여, 충전 요금과 주차 요금을</w:t>
-      </w:r>
-      <w:r>
-        <w:rPr>
-          <w:rFonts w:hint="eastAsia"/>
-          <w:sz w:val="24"/>
-        </w:rPr>
-        <w:t xml:space="preserve"> </w:t>
-      </w:r>
-      <w:r>
-        <w:rPr>
-          <w:rFonts w:hint="eastAsia"/>
-          <w:sz w:val="24"/>
-        </w:rPr>
-        <w:t xml:space="preserve">출차 시 </w:t>
-      </w:r>
-      <w:r>
-        <w:rPr>
-          <w:rFonts w:hint="eastAsia"/>
-          <w:sz w:val="24"/>
-        </w:rPr>
-        <w:t xml:space="preserve">한 번에 정산할 수 있도록 </w:t>
-      </w:r>
-      <w:r>
-        <w:rPr>
-          <w:rFonts w:hint="eastAsia"/>
-          <w:sz w:val="24"/>
-        </w:rPr>
-        <w:t>정산 시스템을 확장할 계획입니다.</w:t>
-      </w:r>
-      <w:r>
-        <w:rPr>
-          <w:rFonts w:hint="eastAsia"/>
-          <w:sz w:val="24"/>
-        </w:rPr>
-        <w:t xml:space="preserve"> </w:t>
+        <w:t>이상으로 발표를 마치겠습니다</w:t>
+      </w:r>
+      <w:r>
+        <w:rPr>
+          <w:rFonts w:hint="eastAsia"/>
+          <w:sz w:val="24"/>
+        </w:rPr>
+        <w:t>.</w:t>
+      </w:r>
+      <w:r>
+        <w:rPr>
+          <w:rFonts w:hint="eastAsia"/>
+          <w:sz w:val="24"/>
+        </w:rPr>
+        <w:t xml:space="preserve"> 발표 간 궁금한 점이 있으셨다면, </w:t>
+      </w:r>
+      <w:r>
+        <w:rPr>
+          <w:rFonts w:hint="eastAsia"/>
+          <w:sz w:val="24"/>
+        </w:rPr>
+        <w:t xml:space="preserve">편하게 질문 부탁드립니다. </w:t>
+      </w:r>
+      <w:r>
+        <w:rPr>
+          <w:rFonts w:hint="eastAsia"/>
+          <w:b/>
+          <w:bCs/>
+          <w:sz w:val="24"/>
+        </w:rPr>
+        <w:t>(질문/답변)</w:t>
+      </w:r>
+      <w:r>
+        <w:rPr>
+          <w:rFonts w:hint="eastAsia"/>
+          <w:sz w:val="24"/>
+        </w:rPr>
+        <w:t xml:space="preserve"> </w:t>
+      </w:r>
+      <w:r>
+        <w:rPr>
+          <w:rFonts w:hint="eastAsia"/>
+          <w:sz w:val="24"/>
+        </w:rPr>
+        <w:t xml:space="preserve">더 이상 질문이 없으시다면 이것으로 발표를 마치겠습니다. </w:t>
       </w:r>
       <w:r>
         <w:rPr>
@@ -3995,149 +6180,28 @@
           <w:sz w:val="24"/>
         </w:rPr>
         <w:t>(PPT 다음 페이지)</w:t>
+      </w:r>
+      <w:r>
+        <w:rPr>
+          <w:rFonts w:hint="eastAsia"/>
+          <w:b/>
+          <w:bCs/>
+          <w:sz w:val="24"/>
+        </w:rPr>
+        <w:t xml:space="preserve"> </w:t>
+      </w:r>
+      <w:r>
+        <w:rPr>
+          <w:rFonts w:hint="eastAsia"/>
+          <w:sz w:val="24"/>
+        </w:rPr>
+        <w:t>감사합니다.</w:t>
       </w:r>
     </w:p>
     <w:p>
       <w:pPr>
-        <w:ind w:firstLineChars="100" w:firstLine="240"/>
-        <w:rPr>
-          <w:sz w:val="24"/>
-        </w:rPr>
-      </w:pPr>
-      <w:r>
-        <w:rPr>
-          <w:rFonts w:hint="eastAsia"/>
-          <w:sz w:val="24"/>
-        </w:rPr>
-        <w:t>(00:</w:t>
-      </w:r>
-      <w:r>
-        <w:rPr>
-          <w:rFonts w:hint="eastAsia"/>
-          <w:sz w:val="24"/>
-        </w:rPr>
-        <w:t>10</w:t>
-      </w:r>
-      <w:r>
-        <w:rPr>
-          <w:rFonts w:hint="eastAsia"/>
-          <w:sz w:val="24"/>
-        </w:rPr>
-        <w:t xml:space="preserve">) </w:t>
-      </w:r>
-      <w:r>
-        <w:rPr>
-          <w:rFonts w:hint="eastAsia"/>
-          <w:sz w:val="24"/>
-        </w:rPr>
-        <w:t>질문</w:t>
-      </w:r>
-      <w:r>
-        <w:rPr>
-          <w:rFonts w:hint="eastAsia"/>
-          <w:sz w:val="24"/>
-        </w:rPr>
-        <w:t xml:space="preserve"> </w:t>
-      </w:r>
-      <w:r>
-        <w:rPr>
-          <w:sz w:val="24"/>
-        </w:rPr>
-        <w:t>받겠습니다</w:t>
-      </w:r>
-      <w:r>
-        <w:rPr>
-          <w:rFonts w:hint="eastAsia"/>
-          <w:sz w:val="24"/>
-        </w:rPr>
-        <w:t>.</w:t>
-      </w:r>
-      <w:r>
-        <w:rPr>
-          <w:rFonts w:hint="eastAsia"/>
-          <w:sz w:val="24"/>
-        </w:rPr>
-        <w:t xml:space="preserve"> </w:t>
-      </w:r>
-      <w:r>
-        <w:rPr>
-          <w:rFonts w:hint="eastAsia"/>
-          <w:b/>
-          <w:bCs/>
-          <w:sz w:val="24"/>
-        </w:rPr>
-        <w:t>(질문/답변)</w:t>
-      </w:r>
-      <w:r>
-        <w:rPr>
-          <w:rFonts w:hint="eastAsia"/>
-          <w:sz w:val="24"/>
-        </w:rPr>
-        <w:t xml:space="preserve"> </w:t>
-      </w:r>
-      <w:r>
-        <w:rPr>
-          <w:rFonts w:hint="eastAsia"/>
-          <w:sz w:val="24"/>
-        </w:rPr>
-        <w:t xml:space="preserve">이것으로 발표를 마치겠습니다. </w:t>
-      </w:r>
-      <w:r>
-        <w:rPr>
-          <w:rFonts w:hint="eastAsia"/>
-          <w:b/>
-          <w:bCs/>
-          <w:sz w:val="24"/>
-        </w:rPr>
-        <w:t>(PPT 다음 페이지)</w:t>
-      </w:r>
-      <w:r>
-        <w:rPr>
-          <w:rFonts w:hint="eastAsia"/>
-          <w:sz w:val="24"/>
-        </w:rPr>
-        <w:t xml:space="preserve"> </w:t>
-      </w:r>
-      <w:r>
-        <w:rPr>
-          <w:rFonts w:hint="eastAsia"/>
-          <w:sz w:val="24"/>
-        </w:rPr>
-        <w:t>감사합니다.</w:t>
-      </w:r>
-    </w:p>
-    <w:p>
-      <w:pPr>
-        <w:rPr>
-          <w:sz w:val="24"/>
-        </w:rPr>
-      </w:pPr>
-      <w:r>
-        <w:rPr>
-          <w:rFonts w:hint="eastAsia"/>
-          <w:sz w:val="24"/>
-        </w:rPr>
-        <w:lastRenderedPageBreak/>
-        <w:t>08:</w:t>
-      </w:r>
-      <w:r>
-        <w:rPr>
-          <w:rFonts w:hint="eastAsia"/>
-          <w:sz w:val="24"/>
-        </w:rPr>
-        <w:t>5</w:t>
-      </w:r>
-      <w:r>
-        <w:rPr>
-          <w:rFonts w:hint="eastAsia"/>
-          <w:sz w:val="24"/>
-        </w:rPr>
-        <w:t>5 / 10:00 (15:00)</w:t>
-      </w:r>
-    </w:p>
-    <w:p>
-      <w:pPr>
-        <w:rPr>
+        <w:rPr>
+          <w:rFonts w:hint="eastAsia"/>
           <w:sz w:val="24"/>
         </w:rPr>
       </w:pPr>
@@ -4153,15 +6217,1627 @@
           <w:rFonts w:hint="eastAsia"/>
           <w:sz w:val="24"/>
         </w:rPr>
-        <w:t xml:space="preserve">- </w:t>
-      </w:r>
-      <w:r>
-        <w:rPr>
-          <w:rFonts w:hint="eastAsia"/>
-          <w:sz w:val="24"/>
-        </w:rPr>
-        <w:t>창 미리 띄워놓기</w:t>
-      </w:r>
+        <w:t>/ 10:00 (15:00)</w:t>
+      </w:r>
+    </w:p>
+    <w:p>
+      <w:pPr>
+        <w:rPr>
+          <w:sz w:val="24"/>
+        </w:rPr>
+      </w:pPr>
+    </w:p>
+    <w:p>
+      <w:pPr>
+        <w:rPr>
+          <w:rFonts w:hint="eastAsia"/>
+          <w:sz w:val="24"/>
+        </w:rPr>
+      </w:pPr>
+    </w:p>
+    <w:p>
+      <w:pPr>
+        <w:rPr>
+          <w:sz w:val="24"/>
+        </w:rPr>
+      </w:pPr>
+    </w:p>
+    <w:p>
+      <w:pPr>
+        <w:rPr>
+          <w:sz w:val="24"/>
+        </w:rPr>
+      </w:pPr>
+    </w:p>
+    <w:p>
+      <w:pPr>
+        <w:rPr>
+          <w:rFonts w:hint="eastAsia"/>
+          <w:sz w:val="24"/>
+        </w:rPr>
+      </w:pPr>
+    </w:p>
+    <w:p>
+      <w:pPr>
+        <w:rPr>
+          <w:sz w:val="24"/>
+        </w:rPr>
+      </w:pPr>
+      <w:r>
+        <w:rPr>
+          <w:rFonts w:hint="eastAsia"/>
+          <w:sz w:val="24"/>
+        </w:rPr>
+        <w:t xml:space="preserve">- YOLO 사용 </w:t>
+      </w:r>
+      <w:proofErr w:type="spellStart"/>
+      <w:r>
+        <w:rPr>
+          <w:rFonts w:hint="eastAsia"/>
+          <w:sz w:val="24"/>
+        </w:rPr>
+        <w:t>안한</w:t>
+      </w:r>
+      <w:proofErr w:type="spellEnd"/>
+      <w:r>
+        <w:rPr>
+          <w:rFonts w:hint="eastAsia"/>
+          <w:sz w:val="24"/>
+        </w:rPr>
+        <w:t xml:space="preserve"> 이유</w:t>
+      </w:r>
+    </w:p>
+    <w:p>
+      <w:pPr>
+        <w:rPr>
+          <w:sz w:val="24"/>
+        </w:rPr>
+      </w:pPr>
+      <w:r>
+        <w:rPr>
+          <w:rFonts w:hint="eastAsia"/>
+          <w:sz w:val="24"/>
+        </w:rPr>
+        <w:t>OpenCV의 DNN</w:t>
+      </w:r>
+      <w:r>
+        <w:rPr>
+          <w:rFonts w:hint="eastAsia"/>
+          <w:sz w:val="24"/>
+        </w:rPr>
+        <w:t xml:space="preserve"> </w:t>
+      </w:r>
+      <w:r>
+        <w:rPr>
+          <w:rFonts w:hint="eastAsia"/>
+          <w:sz w:val="24"/>
+        </w:rPr>
+        <w:t>등을 사용해야 함, OpenCV의 대부분의 파이썬, 우리의 취지와 안 맞음</w:t>
+      </w:r>
+    </w:p>
+    <w:p>
+      <w:pPr>
+        <w:rPr>
+          <w:rFonts w:hint="eastAsia"/>
+          <w:sz w:val="24"/>
+        </w:rPr>
+      </w:pPr>
+      <w:r>
+        <w:rPr>
+          <w:rFonts w:hint="eastAsia"/>
+          <w:sz w:val="24"/>
+        </w:rPr>
+        <w:t>자바에 YOLO 연동 시, OS에 종속된 윈도우나 리눅스 파일들을 건드려야 함, 발표 시 컴퓨터가 바뀔 경우에 재설정이 어려움</w:t>
+      </w:r>
+    </w:p>
+    <w:p>
+      <w:pPr>
+        <w:rPr>
+          <w:rFonts w:hint="eastAsia"/>
+          <w:sz w:val="24"/>
+        </w:rPr>
+      </w:pPr>
+      <w:r>
+        <w:rPr>
+          <w:rFonts w:hint="eastAsia"/>
+          <w:sz w:val="24"/>
+        </w:rPr>
+        <w:t>자바에서 업로드 한 이미지를 C++ 영역의 YOLO로 넘길 때, 통신 병목 현상이나 메모리 누수 가능성</w:t>
+      </w:r>
+      <w:r>
+        <w:rPr>
+          <w:rFonts w:hint="eastAsia"/>
+          <w:sz w:val="24"/>
+        </w:rPr>
+        <w:t xml:space="preserve"> 존재</w:t>
+      </w:r>
+    </w:p>
+    <w:p>
+      <w:pPr>
+        <w:rPr>
+          <w:rFonts w:hint="eastAsia"/>
+          <w:sz w:val="24"/>
+        </w:rPr>
+      </w:pPr>
+      <w:r>
+        <w:rPr>
+          <w:rFonts w:hint="eastAsia"/>
+          <w:sz w:val="24"/>
+        </w:rPr>
+        <w:t>자바에서 YOLO는 실행은 가능해도 학습은 불가능</w:t>
+      </w:r>
+      <w:r>
+        <w:rPr>
+          <w:rFonts w:hint="eastAsia"/>
+          <w:sz w:val="24"/>
+        </w:rPr>
+        <w:t>, 정확도를 끌어올릴 수 없음</w:t>
+      </w:r>
+    </w:p>
+    <w:p>
+      <w:pPr>
+        <w:rPr>
+          <w:rFonts w:hint="eastAsia"/>
+          <w:sz w:val="24"/>
+        </w:rPr>
+      </w:pPr>
+      <w:r>
+        <w:rPr>
+          <w:rFonts w:hint="eastAsia"/>
+          <w:sz w:val="24"/>
+        </w:rPr>
+        <w:lastRenderedPageBreak/>
+        <w:t>프론트 엔드</w:t>
+      </w:r>
+    </w:p>
+    <w:tbl>
+      <w:tblPr>
+        <w:tblStyle w:val="ad"/>
+        <w:tblW w:w="0" w:type="auto"/>
+        <w:tblLook w:val="04A0" w:firstRow="1" w:lastRow="0" w:firstColumn="1" w:lastColumn="0" w:noHBand="0" w:noVBand="1"/>
+      </w:tblPr>
+      <w:tblGrid>
+        <w:gridCol w:w="1271"/>
+        <w:gridCol w:w="9185"/>
+      </w:tblGrid>
+      <w:tr>
+        <w:tc>
+          <w:tcPr>
+            <w:tcW w:w="1271" w:type="dxa"/>
+          </w:tcPr>
+          <w:p>
+            <w:pPr>
+              <w:rPr>
+                <w:rFonts w:hint="eastAsia"/>
+                <w:sz w:val="24"/>
+              </w:rPr>
+            </w:pPr>
+            <w:r>
+              <w:rPr>
+                <w:rFonts w:hint="eastAsia"/>
+                <w:sz w:val="24"/>
+              </w:rPr>
+              <w:t>노드JS</w:t>
+            </w:r>
+          </w:p>
+        </w:tc>
+        <w:tc>
+          <w:tcPr>
+            <w:tcW w:w="9185" w:type="dxa"/>
+          </w:tcPr>
+          <w:p>
+            <w:pPr>
+              <w:rPr>
+                <w:sz w:val="24"/>
+              </w:rPr>
+            </w:pPr>
+            <w:r>
+              <w:rPr>
+                <w:rFonts w:hint="eastAsia"/>
+                <w:sz w:val="24"/>
+              </w:rPr>
+              <w:t>자바스크립트를</w:t>
+            </w:r>
+            <w:r>
+              <w:rPr>
+                <w:sz w:val="24"/>
+              </w:rPr>
+              <w:t xml:space="preserve"> 브라우저 밖에서 실행할 수 있게 해주는 런타임 환경</w:t>
+            </w:r>
+          </w:p>
+        </w:tc>
+      </w:tr>
+      <w:tr>
+        <w:tc>
+          <w:tcPr>
+            <w:tcW w:w="1271" w:type="dxa"/>
+          </w:tcPr>
+          <w:p>
+            <w:pPr>
+              <w:rPr>
+                <w:rFonts w:hint="eastAsia"/>
+                <w:sz w:val="24"/>
+              </w:rPr>
+            </w:pPr>
+            <w:proofErr w:type="spellStart"/>
+            <w:r>
+              <w:rPr>
+                <w:rFonts w:hint="eastAsia"/>
+                <w:sz w:val="24"/>
+              </w:rPr>
+              <w:t>VSCode</w:t>
+            </w:r>
+            <w:proofErr w:type="spellEnd"/>
+          </w:p>
+        </w:tc>
+        <w:tc>
+          <w:tcPr>
+            <w:tcW w:w="9185" w:type="dxa"/>
+          </w:tcPr>
+          <w:p>
+            <w:pPr>
+              <w:rPr>
+                <w:rFonts w:hint="eastAsia"/>
+                <w:sz w:val="24"/>
+              </w:rPr>
+            </w:pPr>
+            <w:r>
+              <w:rPr>
+                <w:rFonts w:hint="eastAsia"/>
+                <w:sz w:val="24"/>
+              </w:rPr>
+              <w:t>프론트 엔드 프레임워크</w:t>
+            </w:r>
+          </w:p>
+        </w:tc>
+      </w:tr>
+      <w:tr>
+        <w:tc>
+          <w:tcPr>
+            <w:tcW w:w="1271" w:type="dxa"/>
+          </w:tcPr>
+          <w:p>
+            <w:pPr>
+              <w:rPr>
+                <w:rFonts w:hint="eastAsia"/>
+                <w:sz w:val="24"/>
+              </w:rPr>
+            </w:pPr>
+            <w:r>
+              <w:rPr>
+                <w:rFonts w:hint="eastAsia"/>
+                <w:sz w:val="24"/>
+              </w:rPr>
+              <w:t>바이트</w:t>
+            </w:r>
+          </w:p>
+        </w:tc>
+        <w:tc>
+          <w:tcPr>
+            <w:tcW w:w="9185" w:type="dxa"/>
+          </w:tcPr>
+          <w:p>
+            <w:pPr>
+              <w:rPr>
+                <w:sz w:val="24"/>
+              </w:rPr>
+            </w:pPr>
+            <w:r>
+              <w:rPr>
+                <w:rFonts w:hint="eastAsia"/>
+                <w:sz w:val="24"/>
+              </w:rPr>
+              <w:t>최신</w:t>
+            </w:r>
+            <w:r>
+              <w:rPr>
+                <w:sz w:val="24"/>
+              </w:rPr>
+              <w:t xml:space="preserve"> 프론트</w:t>
+            </w:r>
+            <w:r>
+              <w:rPr>
+                <w:rFonts w:hint="eastAsia"/>
+                <w:sz w:val="24"/>
+              </w:rPr>
+              <w:t xml:space="preserve"> </w:t>
+            </w:r>
+            <w:r>
+              <w:rPr>
+                <w:sz w:val="24"/>
+              </w:rPr>
+              <w:t>엔드 빌드 도구</w:t>
+            </w:r>
+          </w:p>
+        </w:tc>
+      </w:tr>
+      <w:tr>
+        <w:tc>
+          <w:tcPr>
+            <w:tcW w:w="1271" w:type="dxa"/>
+          </w:tcPr>
+          <w:p>
+            <w:pPr>
+              <w:rPr>
+                <w:sz w:val="24"/>
+              </w:rPr>
+            </w:pPr>
+            <w:r>
+              <w:rPr>
+                <w:rFonts w:hint="eastAsia"/>
+                <w:sz w:val="24"/>
+              </w:rPr>
+              <w:t>뷰</w:t>
+            </w:r>
+          </w:p>
+        </w:tc>
+        <w:tc>
+          <w:tcPr>
+            <w:tcW w:w="9185" w:type="dxa"/>
+          </w:tcPr>
+          <w:p>
+            <w:pPr>
+              <w:rPr>
+                <w:sz w:val="24"/>
+              </w:rPr>
+            </w:pPr>
+            <w:r>
+              <w:rPr>
+                <w:rFonts w:hint="eastAsia"/>
+                <w:sz w:val="24"/>
+              </w:rPr>
+              <w:t>사용자</w:t>
+            </w:r>
+            <w:r>
+              <w:rPr>
+                <w:sz w:val="24"/>
+              </w:rPr>
+              <w:t xml:space="preserve"> 인터페이스를 구축하기 위한 자바스크립트 프레임워크</w:t>
+            </w:r>
+          </w:p>
+        </w:tc>
+      </w:tr>
+      <w:tr>
+        <w:tc>
+          <w:tcPr>
+            <w:tcW w:w="1271" w:type="dxa"/>
+          </w:tcPr>
+          <w:p>
+            <w:pPr>
+              <w:rPr>
+                <w:sz w:val="24"/>
+              </w:rPr>
+            </w:pPr>
+            <w:proofErr w:type="spellStart"/>
+            <w:r>
+              <w:rPr>
+                <w:rFonts w:hint="eastAsia"/>
+                <w:sz w:val="24"/>
+              </w:rPr>
+              <w:t>액시오스</w:t>
+            </w:r>
+            <w:proofErr w:type="spellEnd"/>
+          </w:p>
+        </w:tc>
+        <w:tc>
+          <w:tcPr>
+            <w:tcW w:w="9185" w:type="dxa"/>
+          </w:tcPr>
+          <w:p>
+            <w:pPr>
+              <w:rPr>
+                <w:rFonts w:hint="eastAsia"/>
+                <w:sz w:val="24"/>
+              </w:rPr>
+            </w:pPr>
+            <w:proofErr w:type="spellStart"/>
+            <w:r>
+              <w:rPr>
+                <w:rFonts w:hint="eastAsia"/>
+                <w:sz w:val="24"/>
+              </w:rPr>
+              <w:t>프론트엔드와</w:t>
+            </w:r>
+            <w:proofErr w:type="spellEnd"/>
+            <w:r>
+              <w:rPr>
+                <w:sz w:val="24"/>
+              </w:rPr>
+              <w:t xml:space="preserve"> </w:t>
+            </w:r>
+            <w:proofErr w:type="spellStart"/>
+            <w:r>
+              <w:rPr>
+                <w:sz w:val="24"/>
+              </w:rPr>
+              <w:t>백엔드가</w:t>
+            </w:r>
+            <w:proofErr w:type="spellEnd"/>
+            <w:r>
+              <w:rPr>
+                <w:sz w:val="24"/>
+              </w:rPr>
+              <w:t xml:space="preserve"> 통신</w:t>
+            </w:r>
+            <w:r>
+              <w:rPr>
+                <w:rFonts w:hint="eastAsia"/>
+                <w:sz w:val="24"/>
+              </w:rPr>
+              <w:t>하게 해주는 HTTP 클라이언트 라이브러리</w:t>
+            </w:r>
+          </w:p>
+        </w:tc>
+      </w:tr>
+      <w:tr>
+        <w:tc>
+          <w:tcPr>
+            <w:tcW w:w="1271" w:type="dxa"/>
+          </w:tcPr>
+          <w:p>
+            <w:pPr>
+              <w:rPr>
+                <w:rFonts w:hint="eastAsia"/>
+                <w:sz w:val="24"/>
+              </w:rPr>
+            </w:pPr>
+            <w:r>
+              <w:rPr>
+                <w:rFonts w:hint="eastAsia"/>
+                <w:sz w:val="24"/>
+              </w:rPr>
+              <w:t>HTML5</w:t>
+            </w:r>
+          </w:p>
+        </w:tc>
+        <w:tc>
+          <w:tcPr>
+            <w:tcW w:w="9185" w:type="dxa"/>
+          </w:tcPr>
+          <w:p>
+            <w:pPr>
+              <w:rPr>
+                <w:sz w:val="24"/>
+              </w:rPr>
+            </w:pPr>
+            <w:r>
+              <w:rPr>
+                <w:rFonts w:hint="eastAsia"/>
+                <w:sz w:val="24"/>
+              </w:rPr>
+              <w:t>웹 페이지 구조 담당 웹 표준 기술</w:t>
+            </w:r>
+          </w:p>
+        </w:tc>
+      </w:tr>
+      <w:tr>
+        <w:tc>
+          <w:tcPr>
+            <w:tcW w:w="1271" w:type="dxa"/>
+          </w:tcPr>
+          <w:p>
+            <w:pPr>
+              <w:rPr>
+                <w:rFonts w:hint="eastAsia"/>
+                <w:sz w:val="24"/>
+              </w:rPr>
+            </w:pPr>
+            <w:r>
+              <w:rPr>
+                <w:rFonts w:hint="eastAsia"/>
+                <w:sz w:val="24"/>
+              </w:rPr>
+              <w:t>CSS3</w:t>
+            </w:r>
+          </w:p>
+        </w:tc>
+        <w:tc>
+          <w:tcPr>
+            <w:tcW w:w="9185" w:type="dxa"/>
+          </w:tcPr>
+          <w:p>
+            <w:pPr>
+              <w:rPr>
+                <w:sz w:val="24"/>
+              </w:rPr>
+            </w:pPr>
+            <w:r>
+              <w:rPr>
+                <w:rFonts w:hint="eastAsia"/>
+                <w:sz w:val="24"/>
+              </w:rPr>
+              <w:t xml:space="preserve">웹 페이지 </w:t>
+            </w:r>
+            <w:r>
+              <w:rPr>
+                <w:rFonts w:hint="eastAsia"/>
+                <w:sz w:val="24"/>
+              </w:rPr>
+              <w:t>디자인</w:t>
+            </w:r>
+            <w:r>
+              <w:rPr>
+                <w:rFonts w:hint="eastAsia"/>
+                <w:sz w:val="24"/>
+              </w:rPr>
+              <w:t xml:space="preserve"> 담당 웹 표준 기술</w:t>
+            </w:r>
+          </w:p>
+        </w:tc>
+      </w:tr>
+      <w:tr>
+        <w:tc>
+          <w:tcPr>
+            <w:tcW w:w="1271" w:type="dxa"/>
+          </w:tcPr>
+          <w:p>
+            <w:pPr>
+              <w:rPr>
+                <w:rFonts w:hint="eastAsia"/>
+                <w:sz w:val="24"/>
+              </w:rPr>
+            </w:pPr>
+            <w:r>
+              <w:rPr>
+                <w:rFonts w:hint="eastAsia"/>
+                <w:sz w:val="24"/>
+              </w:rPr>
+              <w:t>JS</w:t>
+            </w:r>
+          </w:p>
+        </w:tc>
+        <w:tc>
+          <w:tcPr>
+            <w:tcW w:w="9185" w:type="dxa"/>
+          </w:tcPr>
+          <w:p>
+            <w:pPr>
+              <w:rPr>
+                <w:sz w:val="24"/>
+              </w:rPr>
+            </w:pPr>
+            <w:r>
+              <w:rPr>
+                <w:rFonts w:hint="eastAsia"/>
+                <w:sz w:val="24"/>
+              </w:rPr>
+              <w:t xml:space="preserve">웹 페이지 </w:t>
+            </w:r>
+            <w:r>
+              <w:rPr>
+                <w:rFonts w:hint="eastAsia"/>
+                <w:sz w:val="24"/>
+              </w:rPr>
+              <w:t>동작</w:t>
+            </w:r>
+            <w:r>
+              <w:rPr>
+                <w:rFonts w:hint="eastAsia"/>
+                <w:sz w:val="24"/>
+              </w:rPr>
+              <w:t xml:space="preserve"> 담당 웹 표준 기술</w:t>
+            </w:r>
+          </w:p>
+        </w:tc>
+      </w:tr>
+    </w:tbl>
+    <w:p>
+      <w:pPr>
+        <w:rPr>
+          <w:sz w:val="24"/>
+        </w:rPr>
+      </w:pPr>
+      <w:r>
+        <w:rPr>
+          <w:rFonts w:hint="eastAsia"/>
+          <w:sz w:val="24"/>
+        </w:rPr>
+        <w:t>백</w:t>
+      </w:r>
+      <w:r>
+        <w:rPr>
+          <w:rFonts w:hint="eastAsia"/>
+          <w:sz w:val="24"/>
+        </w:rPr>
+        <w:t xml:space="preserve"> </w:t>
+      </w:r>
+      <w:r>
+        <w:rPr>
+          <w:rFonts w:hint="eastAsia"/>
+          <w:sz w:val="24"/>
+        </w:rPr>
+        <w:t>엔드</w:t>
+      </w:r>
+    </w:p>
+    <w:tbl>
+      <w:tblPr>
+        <w:tblStyle w:val="ad"/>
+        <w:tblW w:w="0" w:type="auto"/>
+        <w:tblLook w:val="04A0" w:firstRow="1" w:lastRow="0" w:firstColumn="1" w:lastColumn="0" w:noHBand="0" w:noVBand="1"/>
+      </w:tblPr>
+      <w:tblGrid>
+        <w:gridCol w:w="1696"/>
+        <w:gridCol w:w="8760"/>
+      </w:tblGrid>
+      <w:tr>
+        <w:tc>
+          <w:tcPr>
+            <w:tcW w:w="1696" w:type="dxa"/>
+          </w:tcPr>
+          <w:p>
+            <w:pPr>
+              <w:rPr>
+                <w:rFonts w:hint="eastAsia"/>
+                <w:sz w:val="24"/>
+              </w:rPr>
+            </w:pPr>
+            <w:r>
+              <w:rPr>
+                <w:rFonts w:hint="eastAsia"/>
+                <w:sz w:val="24"/>
+              </w:rPr>
+              <w:t>스프링</w:t>
+            </w:r>
+          </w:p>
+        </w:tc>
+        <w:tc>
+          <w:tcPr>
+            <w:tcW w:w="8760" w:type="dxa"/>
+          </w:tcPr>
+          <w:p>
+            <w:pPr>
+              <w:rPr>
+                <w:rFonts w:hint="eastAsia"/>
+                <w:sz w:val="24"/>
+              </w:rPr>
+            </w:pPr>
+            <w:r>
+              <w:rPr>
+                <w:rFonts w:hint="eastAsia"/>
+                <w:sz w:val="24"/>
+              </w:rPr>
+              <w:t>오픈소스 프레임워크</w:t>
+            </w:r>
+          </w:p>
+        </w:tc>
+      </w:tr>
+      <w:tr>
+        <w:tc>
+          <w:tcPr>
+            <w:tcW w:w="1696" w:type="dxa"/>
+          </w:tcPr>
+          <w:p>
+            <w:pPr>
+              <w:rPr>
+                <w:rFonts w:hint="eastAsia"/>
+                <w:sz w:val="24"/>
+              </w:rPr>
+            </w:pPr>
+            <w:r>
+              <w:rPr>
+                <w:rFonts w:hint="eastAsia"/>
+                <w:sz w:val="24"/>
+              </w:rPr>
+              <w:t>스프링 부트</w:t>
+            </w:r>
+          </w:p>
+        </w:tc>
+        <w:tc>
+          <w:tcPr>
+            <w:tcW w:w="8760" w:type="dxa"/>
+          </w:tcPr>
+          <w:p>
+            <w:pPr>
+              <w:rPr>
+                <w:rFonts w:hint="eastAsia"/>
+                <w:sz w:val="24"/>
+              </w:rPr>
+            </w:pPr>
+            <w:r>
+              <w:rPr>
+                <w:rFonts w:hint="eastAsia"/>
+                <w:sz w:val="24"/>
+              </w:rPr>
+              <w:t>백 엔드 프레임워크</w:t>
+            </w:r>
+          </w:p>
+        </w:tc>
+      </w:tr>
+      <w:tr>
+        <w:tc>
+          <w:tcPr>
+            <w:tcW w:w="1696" w:type="dxa"/>
+          </w:tcPr>
+          <w:p>
+            <w:pPr>
+              <w:rPr>
+                <w:rFonts w:hint="eastAsia"/>
+                <w:sz w:val="24"/>
+              </w:rPr>
+            </w:pPr>
+            <w:r>
+              <w:rPr>
+                <w:rFonts w:hint="eastAsia"/>
+                <w:sz w:val="24"/>
+              </w:rPr>
+              <w:t xml:space="preserve">아파치 </w:t>
+            </w:r>
+            <w:proofErr w:type="spellStart"/>
+            <w:r>
+              <w:rPr>
+                <w:rFonts w:hint="eastAsia"/>
+                <w:sz w:val="24"/>
+              </w:rPr>
+              <w:t>톰캣</w:t>
+            </w:r>
+            <w:proofErr w:type="spellEnd"/>
+          </w:p>
+        </w:tc>
+        <w:tc>
+          <w:tcPr>
+            <w:tcW w:w="8760" w:type="dxa"/>
+          </w:tcPr>
+          <w:p>
+            <w:pPr>
+              <w:rPr>
+                <w:rFonts w:hint="eastAsia"/>
+                <w:sz w:val="24"/>
+              </w:rPr>
+            </w:pPr>
+            <w:r>
+              <w:rPr>
+                <w:rFonts w:hint="eastAsia"/>
+                <w:sz w:val="24"/>
+              </w:rPr>
+              <w:t>자바 웹 애플리케이션 실행</w:t>
+            </w:r>
+            <w:r>
+              <w:rPr>
+                <w:rFonts w:hint="eastAsia"/>
+                <w:sz w:val="24"/>
+              </w:rPr>
+              <w:t>해주는 웹 애플리케이션 서버</w:t>
+            </w:r>
+          </w:p>
+        </w:tc>
+      </w:tr>
+      <w:tr>
+        <w:tc>
+          <w:tcPr>
+            <w:tcW w:w="1696" w:type="dxa"/>
+          </w:tcPr>
+          <w:p>
+            <w:pPr>
+              <w:rPr>
+                <w:rFonts w:hint="eastAsia"/>
+                <w:sz w:val="24"/>
+              </w:rPr>
+            </w:pPr>
+            <w:r>
+              <w:rPr>
+                <w:rFonts w:hint="eastAsia"/>
+                <w:sz w:val="24"/>
+              </w:rPr>
+              <w:t>JSON</w:t>
+            </w:r>
+          </w:p>
+        </w:tc>
+        <w:tc>
+          <w:tcPr>
+            <w:tcW w:w="8760" w:type="dxa"/>
+          </w:tcPr>
+          <w:p>
+            <w:pPr>
+              <w:rPr>
+                <w:rFonts w:hint="eastAsia"/>
+                <w:sz w:val="24"/>
+              </w:rPr>
+            </w:pPr>
+            <w:r>
+              <w:rPr>
+                <w:rFonts w:hint="eastAsia"/>
+                <w:sz w:val="24"/>
+              </w:rPr>
+              <w:t>데이터 전송 시 사용</w:t>
+            </w:r>
+          </w:p>
+        </w:tc>
+      </w:tr>
+      <w:tr>
+        <w:tc>
+          <w:tcPr>
+            <w:tcW w:w="1696" w:type="dxa"/>
+          </w:tcPr>
+          <w:p>
+            <w:pPr>
+              <w:rPr>
+                <w:rFonts w:hint="eastAsia"/>
+                <w:sz w:val="24"/>
+              </w:rPr>
+            </w:pPr>
+            <w:proofErr w:type="spellStart"/>
+            <w:r>
+              <w:rPr>
+                <w:rFonts w:hint="eastAsia"/>
+                <w:sz w:val="24"/>
+              </w:rPr>
+              <w:t>메이븐</w:t>
+            </w:r>
+            <w:proofErr w:type="spellEnd"/>
+          </w:p>
+        </w:tc>
+        <w:tc>
+          <w:tcPr>
+            <w:tcW w:w="8760" w:type="dxa"/>
+          </w:tcPr>
+          <w:p>
+            <w:pPr>
+              <w:rPr>
+                <w:rFonts w:hint="eastAsia"/>
+                <w:sz w:val="24"/>
+              </w:rPr>
+            </w:pPr>
+            <w:r>
+              <w:rPr>
+                <w:rFonts w:hint="eastAsia"/>
+                <w:sz w:val="24"/>
+              </w:rPr>
+              <w:t>자바 라이브러리 및 빌드 자동화 도구 (</w:t>
+            </w:r>
+            <w:r>
+              <w:rPr>
+                <w:rFonts w:hint="eastAsia"/>
+                <w:sz w:val="24"/>
+              </w:rPr>
+              <w:t xml:space="preserve">Tess4J, </w:t>
+            </w:r>
+            <w:proofErr w:type="spellStart"/>
+            <w:r>
+              <w:rPr>
+                <w:rFonts w:hint="eastAsia"/>
+                <w:sz w:val="24"/>
+              </w:rPr>
+              <w:t>마이바티스</w:t>
+            </w:r>
+            <w:proofErr w:type="spellEnd"/>
+            <w:r>
+              <w:rPr>
+                <w:rFonts w:hint="eastAsia"/>
+                <w:sz w:val="24"/>
+              </w:rPr>
+              <w:t xml:space="preserve"> </w:t>
+            </w:r>
+            <w:r>
+              <w:rPr>
+                <w:rFonts w:hint="eastAsia"/>
+                <w:sz w:val="24"/>
+              </w:rPr>
+              <w:t>pom.xml)</w:t>
+            </w:r>
+          </w:p>
+        </w:tc>
+      </w:tr>
+      <w:tr>
+        <w:tc>
+          <w:tcPr>
+            <w:tcW w:w="1696" w:type="dxa"/>
+          </w:tcPr>
+          <w:p>
+            <w:pPr>
+              <w:rPr>
+                <w:rFonts w:hint="eastAsia"/>
+                <w:sz w:val="24"/>
+              </w:rPr>
+            </w:pPr>
+            <w:r>
+              <w:rPr>
+                <w:rFonts w:hint="eastAsia"/>
+                <w:sz w:val="24"/>
+              </w:rPr>
+              <w:t>자바</w:t>
+            </w:r>
+          </w:p>
+        </w:tc>
+        <w:tc>
+          <w:tcPr>
+            <w:tcW w:w="8760" w:type="dxa"/>
+          </w:tcPr>
+          <w:p>
+            <w:pPr>
+              <w:rPr>
+                <w:rFonts w:hint="eastAsia"/>
+                <w:sz w:val="24"/>
+              </w:rPr>
+            </w:pPr>
+            <w:r>
+              <w:rPr>
+                <w:rFonts w:hint="eastAsia"/>
+                <w:sz w:val="24"/>
+              </w:rPr>
+              <w:t>객체 지향 프로그래밍 언어</w:t>
+            </w:r>
+          </w:p>
+        </w:tc>
+      </w:tr>
+    </w:tbl>
+    <w:p>
+      <w:pPr>
+        <w:rPr>
+          <w:rFonts w:hint="eastAsia"/>
+          <w:sz w:val="24"/>
+        </w:rPr>
+      </w:pPr>
+      <w:r>
+        <w:rPr>
+          <w:rFonts w:hint="eastAsia"/>
+          <w:sz w:val="24"/>
+        </w:rPr>
+        <w:t>DB</w:t>
+      </w:r>
+    </w:p>
+    <w:tbl>
+      <w:tblPr>
+        <w:tblStyle w:val="ad"/>
+        <w:tblW w:w="0" w:type="auto"/>
+        <w:tblLook w:val="04A0" w:firstRow="1" w:lastRow="0" w:firstColumn="1" w:lastColumn="0" w:noHBand="0" w:noVBand="1"/>
+      </w:tblPr>
+      <w:tblGrid>
+        <w:gridCol w:w="1555"/>
+        <w:gridCol w:w="8901"/>
+      </w:tblGrid>
+      <w:tr>
+        <w:tc>
+          <w:tcPr>
+            <w:tcW w:w="1555" w:type="dxa"/>
+          </w:tcPr>
+          <w:p>
+            <w:pPr>
+              <w:rPr>
+                <w:sz w:val="24"/>
+              </w:rPr>
+            </w:pPr>
+            <w:proofErr w:type="spellStart"/>
+            <w:r>
+              <w:rPr>
+                <w:rFonts w:hint="eastAsia"/>
+                <w:sz w:val="24"/>
+              </w:rPr>
+              <w:t>포스트그리</w:t>
+            </w:r>
+            <w:proofErr w:type="spellEnd"/>
+          </w:p>
+        </w:tc>
+        <w:tc>
+          <w:tcPr>
+            <w:tcW w:w="8901" w:type="dxa"/>
+          </w:tcPr>
+          <w:p>
+            <w:pPr>
+              <w:rPr>
+                <w:rFonts w:hint="eastAsia"/>
+                <w:sz w:val="24"/>
+              </w:rPr>
+            </w:pPr>
+            <w:r>
+              <w:rPr>
+                <w:rFonts w:hint="eastAsia"/>
+                <w:sz w:val="24"/>
+              </w:rPr>
+              <w:t>관계형 DBMS</w:t>
+            </w:r>
+          </w:p>
+        </w:tc>
+      </w:tr>
+      <w:tr>
+        <w:tc>
+          <w:tcPr>
+            <w:tcW w:w="1555" w:type="dxa"/>
+          </w:tcPr>
+          <w:p>
+            <w:pPr>
+              <w:rPr>
+                <w:rFonts w:hint="eastAsia"/>
+                <w:sz w:val="24"/>
+              </w:rPr>
+            </w:pPr>
+            <w:proofErr w:type="spellStart"/>
+            <w:r>
+              <w:rPr>
+                <w:rFonts w:hint="eastAsia"/>
+                <w:sz w:val="24"/>
+              </w:rPr>
+              <w:t>히카리</w:t>
+            </w:r>
+            <w:proofErr w:type="spellEnd"/>
+            <w:r>
+              <w:rPr>
+                <w:rFonts w:hint="eastAsia"/>
+                <w:sz w:val="24"/>
+              </w:rPr>
+              <w:t>CP</w:t>
+            </w:r>
+          </w:p>
+        </w:tc>
+        <w:tc>
+          <w:tcPr>
+            <w:tcW w:w="8901" w:type="dxa"/>
+          </w:tcPr>
+          <w:p>
+            <w:pPr>
+              <w:rPr>
+                <w:rFonts w:hint="eastAsia"/>
+                <w:sz w:val="24"/>
+              </w:rPr>
+            </w:pPr>
+            <w:r>
+              <w:rPr>
+                <w:rFonts w:hint="eastAsia"/>
+                <w:sz w:val="24"/>
+              </w:rPr>
+              <w:t>속도가 매우 빠른 DB 커넥션 풀</w:t>
+            </w:r>
+            <w:r>
+              <w:rPr>
+                <w:rFonts w:hint="eastAsia"/>
+                <w:sz w:val="24"/>
+              </w:rPr>
+              <w:t xml:space="preserve"> 관리 라이브러리</w:t>
+            </w:r>
+          </w:p>
+        </w:tc>
+      </w:tr>
+      <w:tr>
+        <w:tc>
+          <w:tcPr>
+            <w:tcW w:w="1555" w:type="dxa"/>
+          </w:tcPr>
+          <w:p>
+            <w:pPr>
+              <w:rPr>
+                <w:rFonts w:hint="eastAsia"/>
+                <w:sz w:val="24"/>
+              </w:rPr>
+            </w:pPr>
+            <w:r>
+              <w:rPr>
+                <w:rFonts w:hint="eastAsia"/>
+                <w:sz w:val="24"/>
+              </w:rPr>
+              <w:t>SQL</w:t>
+            </w:r>
+          </w:p>
+        </w:tc>
+        <w:tc>
+          <w:tcPr>
+            <w:tcW w:w="8901" w:type="dxa"/>
+          </w:tcPr>
+          <w:p>
+            <w:pPr>
+              <w:rPr>
+                <w:rFonts w:hint="eastAsia"/>
+                <w:sz w:val="24"/>
+              </w:rPr>
+            </w:pPr>
+            <w:r>
+              <w:rPr>
+                <w:rFonts w:hint="eastAsia"/>
+                <w:sz w:val="24"/>
+              </w:rPr>
+              <w:t>관계형 DBMS에서 DDL, DML, DCL, TCL</w:t>
+            </w:r>
+          </w:p>
+        </w:tc>
+      </w:tr>
+      <w:tr>
+        <w:tc>
+          <w:tcPr>
+            <w:tcW w:w="1555" w:type="dxa"/>
+          </w:tcPr>
+          <w:p>
+            <w:pPr>
+              <w:rPr>
+                <w:sz w:val="24"/>
+              </w:rPr>
+            </w:pPr>
+            <w:proofErr w:type="spellStart"/>
+            <w:r>
+              <w:rPr>
+                <w:rFonts w:hint="eastAsia"/>
+                <w:sz w:val="24"/>
+              </w:rPr>
+              <w:t>마이바티스</w:t>
+            </w:r>
+            <w:proofErr w:type="spellEnd"/>
+          </w:p>
+        </w:tc>
+        <w:tc>
+          <w:tcPr>
+            <w:tcW w:w="8901" w:type="dxa"/>
+          </w:tcPr>
+          <w:p>
+            <w:pPr>
+              <w:rPr>
+                <w:rFonts w:hint="eastAsia"/>
+                <w:sz w:val="24"/>
+              </w:rPr>
+            </w:pPr>
+            <w:r>
+              <w:rPr>
+                <w:rFonts w:hint="eastAsia"/>
+                <w:sz w:val="24"/>
+              </w:rPr>
+              <w:t>자바와 SQL 연결</w:t>
+            </w:r>
+            <w:r>
+              <w:rPr>
+                <w:rFonts w:hint="eastAsia"/>
+                <w:sz w:val="24"/>
+              </w:rPr>
+              <w:t xml:space="preserve"> 프레임워크</w:t>
+            </w:r>
+          </w:p>
+        </w:tc>
+      </w:tr>
+    </w:tbl>
+    <w:p>
+      <w:pPr>
+        <w:rPr>
+          <w:sz w:val="24"/>
+        </w:rPr>
+      </w:pPr>
+      <w:r>
+        <w:rPr>
+          <w:rFonts w:hint="eastAsia"/>
+          <w:sz w:val="24"/>
+        </w:rPr>
+        <w:t>OCR</w:t>
+      </w:r>
+    </w:p>
+    <w:tbl>
+      <w:tblPr>
+        <w:tblStyle w:val="ad"/>
+        <w:tblW w:w="0" w:type="auto"/>
+        <w:tblLook w:val="04A0" w:firstRow="1" w:lastRow="0" w:firstColumn="1" w:lastColumn="0" w:noHBand="0" w:noVBand="1"/>
+      </w:tblPr>
+      <w:tblGrid>
+        <w:gridCol w:w="1696"/>
+        <w:gridCol w:w="8760"/>
+      </w:tblGrid>
+      <w:tr>
+        <w:tc>
+          <w:tcPr>
+            <w:tcW w:w="1696" w:type="dxa"/>
+          </w:tcPr>
+          <w:p>
+            <w:pPr>
+              <w:rPr>
+                <w:rFonts w:hint="eastAsia"/>
+                <w:sz w:val="24"/>
+              </w:rPr>
+            </w:pPr>
+            <w:r>
+              <w:rPr>
+                <w:rFonts w:hint="eastAsia"/>
+                <w:sz w:val="24"/>
+              </w:rPr>
+              <w:t>Tess4J</w:t>
+            </w:r>
+          </w:p>
+        </w:tc>
+        <w:tc>
+          <w:tcPr>
+            <w:tcW w:w="8760" w:type="dxa"/>
+          </w:tcPr>
+          <w:p>
+            <w:pPr>
+              <w:rPr>
+                <w:rFonts w:hint="eastAsia"/>
+                <w:sz w:val="24"/>
+              </w:rPr>
+            </w:pPr>
+            <w:r>
+              <w:rPr>
+                <w:rFonts w:hint="eastAsia"/>
+                <w:sz w:val="24"/>
+              </w:rPr>
+              <w:t xml:space="preserve">자바와 </w:t>
+            </w:r>
+            <w:proofErr w:type="spellStart"/>
+            <w:r>
+              <w:rPr>
+                <w:rFonts w:hint="eastAsia"/>
+                <w:sz w:val="24"/>
+              </w:rPr>
+              <w:t>테서랙트</w:t>
+            </w:r>
+            <w:proofErr w:type="spellEnd"/>
+            <w:r>
+              <w:rPr>
+                <w:rFonts w:hint="eastAsia"/>
+                <w:sz w:val="24"/>
+              </w:rPr>
+              <w:t>OCR 연결</w:t>
+            </w:r>
+            <w:r>
+              <w:rPr>
+                <w:rFonts w:hint="eastAsia"/>
+                <w:sz w:val="24"/>
+              </w:rPr>
+              <w:t xml:space="preserve"> 라이브러리</w:t>
+            </w:r>
+          </w:p>
+        </w:tc>
+      </w:tr>
+      <w:tr>
+        <w:tc>
+          <w:tcPr>
+            <w:tcW w:w="1696" w:type="dxa"/>
+          </w:tcPr>
+          <w:p>
+            <w:pPr>
+              <w:rPr>
+                <w:sz w:val="24"/>
+              </w:rPr>
+            </w:pPr>
+            <w:proofErr w:type="spellStart"/>
+            <w:r>
+              <w:rPr>
+                <w:rFonts w:hint="eastAsia"/>
+                <w:sz w:val="24"/>
+              </w:rPr>
+              <w:t>정규식</w:t>
+            </w:r>
+            <w:proofErr w:type="spellEnd"/>
+          </w:p>
+        </w:tc>
+        <w:tc>
+          <w:tcPr>
+            <w:tcW w:w="8760" w:type="dxa"/>
+          </w:tcPr>
+          <w:p>
+            <w:pPr>
+              <w:rPr>
+                <w:sz w:val="24"/>
+              </w:rPr>
+            </w:pPr>
+            <w:r>
+              <w:rPr>
+                <w:rFonts w:hint="eastAsia"/>
+                <w:sz w:val="24"/>
+              </w:rPr>
+              <w:t>번호판 규칙에 맞게 문자열 추출</w:t>
+            </w:r>
+          </w:p>
+        </w:tc>
+      </w:tr>
+      <w:tr>
+        <w:tc>
+          <w:tcPr>
+            <w:tcW w:w="1696" w:type="dxa"/>
+          </w:tcPr>
+          <w:p>
+            <w:pPr>
+              <w:rPr>
+                <w:rFonts w:hint="eastAsia"/>
+                <w:sz w:val="24"/>
+              </w:rPr>
+            </w:pPr>
+            <w:proofErr w:type="spellStart"/>
+            <w:r>
+              <w:rPr>
+                <w:rFonts w:hint="eastAsia"/>
+                <w:sz w:val="24"/>
+              </w:rPr>
+              <w:t>테서랙트</w:t>
+            </w:r>
+            <w:proofErr w:type="spellEnd"/>
+            <w:r>
+              <w:rPr>
+                <w:rFonts w:hint="eastAsia"/>
+                <w:sz w:val="24"/>
+              </w:rPr>
+              <w:t>OCR</w:t>
+            </w:r>
+          </w:p>
+        </w:tc>
+        <w:tc>
+          <w:tcPr>
+            <w:tcW w:w="8760" w:type="dxa"/>
+          </w:tcPr>
+          <w:p>
+            <w:pPr>
+              <w:rPr>
+                <w:rFonts w:hint="eastAsia"/>
+                <w:sz w:val="24"/>
+              </w:rPr>
+            </w:pPr>
+            <w:r>
+              <w:rPr>
+                <w:rFonts w:hint="eastAsia"/>
+                <w:sz w:val="24"/>
+              </w:rPr>
+              <w:t>C++기반 오픈소스 광학 문자 인식 엔진</w:t>
+            </w:r>
+          </w:p>
+        </w:tc>
+      </w:tr>
+      <w:tr>
+        <w:tc>
+          <w:tcPr>
+            <w:tcW w:w="1696" w:type="dxa"/>
+          </w:tcPr>
+          <w:p>
+            <w:pPr>
+              <w:rPr>
+                <w:rFonts w:hint="eastAsia"/>
+                <w:sz w:val="24"/>
+              </w:rPr>
+            </w:pPr>
+            <w:r>
+              <w:rPr>
+                <w:rFonts w:hint="eastAsia"/>
+                <w:sz w:val="24"/>
+              </w:rPr>
+              <w:t>자바 2D API</w:t>
+            </w:r>
+          </w:p>
+        </w:tc>
+        <w:tc>
+          <w:tcPr>
+            <w:tcW w:w="8760" w:type="dxa"/>
+          </w:tcPr>
+          <w:p>
+            <w:pPr>
+              <w:rPr>
+                <w:rFonts w:hint="eastAsia"/>
+                <w:sz w:val="24"/>
+              </w:rPr>
+            </w:pPr>
+            <w:r>
+              <w:rPr>
+                <w:rFonts w:hint="eastAsia"/>
+                <w:sz w:val="24"/>
+              </w:rPr>
+              <w:t xml:space="preserve">2차원 이미지 </w:t>
+            </w:r>
+            <w:proofErr w:type="spellStart"/>
+            <w:r>
+              <w:rPr>
+                <w:rFonts w:hint="eastAsia"/>
+                <w:sz w:val="24"/>
+              </w:rPr>
+              <w:t>전처리</w:t>
+            </w:r>
+            <w:proofErr w:type="spellEnd"/>
+            <w:r>
+              <w:rPr>
+                <w:rFonts w:hint="eastAsia"/>
+                <w:sz w:val="24"/>
+              </w:rPr>
+              <w:t xml:space="preserve"> 용 클래스 라이브러리</w:t>
+            </w:r>
+          </w:p>
+        </w:tc>
+      </w:tr>
+    </w:tbl>
+    <w:p>
+      <w:pPr>
+        <w:rPr>
+          <w:rFonts w:hint="eastAsia"/>
+          <w:sz w:val="24"/>
+        </w:rPr>
+      </w:pPr>
+      <w:r>
+        <w:rPr>
+          <w:rFonts w:hint="eastAsia"/>
+          <w:sz w:val="24"/>
+        </w:rPr>
+        <w:t>OCR Test</w:t>
+      </w:r>
+    </w:p>
+    <w:tbl>
+      <w:tblPr>
+        <w:tblStyle w:val="ad"/>
+        <w:tblW w:w="0" w:type="auto"/>
+        <w:tblLook w:val="04A0" w:firstRow="1" w:lastRow="0" w:firstColumn="1" w:lastColumn="0" w:noHBand="0" w:noVBand="1"/>
+      </w:tblPr>
+      <w:tblGrid>
+        <w:gridCol w:w="988"/>
+        <w:gridCol w:w="9468"/>
+      </w:tblGrid>
+      <w:tr>
+        <w:tc>
+          <w:tcPr>
+            <w:tcW w:w="988" w:type="dxa"/>
+          </w:tcPr>
+          <w:p>
+            <w:pPr>
+              <w:rPr>
+                <w:rFonts w:hint="eastAsia"/>
+                <w:sz w:val="24"/>
+              </w:rPr>
+            </w:pPr>
+            <w:r>
+              <w:rPr>
+                <w:rFonts w:hint="eastAsia"/>
+                <w:sz w:val="24"/>
+              </w:rPr>
+              <w:t>J</w:t>
+            </w:r>
+            <w:r>
+              <w:rPr>
+                <w:sz w:val="24"/>
+              </w:rPr>
+              <w:t>u</w:t>
+            </w:r>
+            <w:r>
+              <w:rPr>
+                <w:rFonts w:hint="eastAsia"/>
+                <w:sz w:val="24"/>
+              </w:rPr>
+              <w:t>nit5</w:t>
+            </w:r>
+          </w:p>
+        </w:tc>
+        <w:tc>
+          <w:tcPr>
+            <w:tcW w:w="9468" w:type="dxa"/>
+          </w:tcPr>
+          <w:p>
+            <w:pPr>
+              <w:rPr>
+                <w:rFonts w:hint="eastAsia"/>
+                <w:sz w:val="24"/>
+              </w:rPr>
+            </w:pPr>
+            <w:r>
+              <w:rPr>
+                <w:rFonts w:hint="eastAsia"/>
+                <w:sz w:val="24"/>
+              </w:rPr>
+              <w:t>서버를 사용하지 않고도 OCR 테스트 반복</w:t>
+            </w:r>
+            <w:r>
+              <w:rPr>
+                <w:rFonts w:hint="eastAsia"/>
+                <w:sz w:val="24"/>
+              </w:rPr>
+              <w:t xml:space="preserve"> 가능하게 해주는 프레임워크</w:t>
+            </w:r>
+          </w:p>
+        </w:tc>
+      </w:tr>
+      <w:tr>
+        <w:tc>
+          <w:tcPr>
+            <w:tcW w:w="988" w:type="dxa"/>
+          </w:tcPr>
+          <w:p>
+            <w:pPr>
+              <w:rPr>
+                <w:sz w:val="24"/>
+              </w:rPr>
+            </w:pPr>
+            <w:proofErr w:type="spellStart"/>
+            <w:r>
+              <w:rPr>
+                <w:rFonts w:hint="eastAsia"/>
+                <w:sz w:val="24"/>
+              </w:rPr>
+              <w:t>모키토</w:t>
+            </w:r>
+            <w:proofErr w:type="spellEnd"/>
+          </w:p>
+        </w:tc>
+        <w:tc>
+          <w:tcPr>
+            <w:tcW w:w="9468" w:type="dxa"/>
+          </w:tcPr>
+          <w:p>
+            <w:pPr>
+              <w:rPr>
+                <w:sz w:val="24"/>
+              </w:rPr>
+            </w:pPr>
+            <w:r>
+              <w:rPr>
+                <w:rFonts w:hint="eastAsia"/>
+                <w:sz w:val="24"/>
+              </w:rPr>
+              <w:t>테스트에 필요한 가짜 객체 생성</w:t>
+            </w:r>
+            <w:r>
+              <w:rPr>
+                <w:rFonts w:hint="eastAsia"/>
+                <w:sz w:val="24"/>
+              </w:rPr>
+              <w:t xml:space="preserve"> 프레임워크</w:t>
+            </w:r>
+          </w:p>
+        </w:tc>
+      </w:tr>
+    </w:tbl>
+    <w:p>
+      <w:pPr>
+        <w:rPr>
+          <w:rFonts w:hint="eastAsia"/>
+          <w:sz w:val="24"/>
+        </w:rPr>
+      </w:pPr>
+      <w:r>
+        <w:rPr>
+          <w:rFonts w:hint="eastAsia"/>
+          <w:sz w:val="24"/>
+        </w:rPr>
+        <w:t>ERD</w:t>
+      </w:r>
+    </w:p>
+    <w:tbl>
+      <w:tblPr>
+        <w:tblStyle w:val="ad"/>
+        <w:tblW w:w="0" w:type="auto"/>
+        <w:tblLook w:val="04A0" w:firstRow="1" w:lastRow="0" w:firstColumn="1" w:lastColumn="0" w:noHBand="0" w:noVBand="1"/>
+      </w:tblPr>
+      <w:tblGrid>
+        <w:gridCol w:w="1003"/>
+        <w:gridCol w:w="9453"/>
+      </w:tblGrid>
+      <w:tr>
+        <w:tc>
+          <w:tcPr>
+            <w:tcW w:w="846" w:type="dxa"/>
+          </w:tcPr>
+          <w:p>
+            <w:pPr>
+              <w:rPr>
+                <w:rFonts w:hint="eastAsia"/>
+                <w:sz w:val="24"/>
+              </w:rPr>
+            </w:pPr>
+            <w:r>
+              <w:rPr>
+                <w:rFonts w:hint="eastAsia"/>
+                <w:sz w:val="24"/>
+              </w:rPr>
+              <w:t>draw.io</w:t>
+            </w:r>
+          </w:p>
+        </w:tc>
+        <w:tc>
+          <w:tcPr>
+            <w:tcW w:w="9610" w:type="dxa"/>
+          </w:tcPr>
+          <w:p>
+            <w:pPr>
+              <w:rPr>
+                <w:rFonts w:hint="eastAsia"/>
+                <w:sz w:val="24"/>
+              </w:rPr>
+            </w:pPr>
+            <w:r>
+              <w:rPr>
+                <w:rFonts w:hint="eastAsia"/>
+                <w:sz w:val="24"/>
+              </w:rPr>
+              <w:t>무료 웹 기반 다이어그램 작성 도구</w:t>
+            </w:r>
+          </w:p>
+        </w:tc>
+      </w:tr>
+    </w:tbl>
+    <w:p>
+      <w:pPr>
+        <w:rPr>
+          <w:sz w:val="24"/>
+        </w:rPr>
+      </w:pPr>
+    </w:p>
+    <w:p>
+      <w:pPr>
+        <w:rPr>
+          <w:sz w:val="24"/>
+        </w:rPr>
+      </w:pPr>
     </w:p>
     <w:tbl>
       <w:tblPr>
@@ -4191,6 +7867,7 @@
                 <w:rFonts w:hint="eastAsia"/>
                 <w:sz w:val="24"/>
               </w:rPr>
+              <w:lastRenderedPageBreak/>
               <w:t>창 1</w:t>
             </w:r>
           </w:p>
@@ -4352,10 +8029,9 @@
       </w:pPr>
       <w:r>
         <w:rPr>
-          <w:rFonts w:hint="eastAsia"/>
-          <w:sz w:val="24"/>
-        </w:rPr>
-        <w:t>- 미리 해놓을거</w:t>
+          <w:sz w:val="24"/>
+        </w:rPr>
+        <w:t>- 회원</w:t>
       </w:r>
     </w:p>
     <w:p>
@@ -4366,87 +8042,9 @@
       </w:pPr>
       <w:r>
         <w:rPr>
-          <w:rFonts w:hint="eastAsia"/>
-          <w:sz w:val="24"/>
-        </w:rPr>
-        <w:t>회원가입 (회원</w:t>
-      </w:r>
-      <w:r>
-        <w:rPr>
-          <w:rFonts w:hint="eastAsia"/>
-          <w:sz w:val="24"/>
-        </w:rPr>
-        <w:t xml:space="preserve"> 3명</w:t>
-      </w:r>
-      <w:r>
-        <w:rPr>
-          <w:rFonts w:hint="eastAsia"/>
-          <w:sz w:val="24"/>
-        </w:rPr>
-        <w:t>, 행정</w:t>
-      </w:r>
-      <w:r>
-        <w:rPr>
-          <w:rFonts w:hint="eastAsia"/>
-          <w:sz w:val="24"/>
-        </w:rPr>
-        <w:t>:</w:t>
-      </w:r>
-      <w:r>
-        <w:rPr>
-          <w:rFonts w:hint="eastAsia"/>
-          <w:sz w:val="24"/>
-        </w:rPr>
-        <w:t>원무</w:t>
-      </w:r>
-      <w:r>
-        <w:rPr>
-          <w:rFonts w:hint="eastAsia"/>
-          <w:sz w:val="24"/>
-        </w:rPr>
-        <w:t xml:space="preserve"> 3명</w:t>
-      </w:r>
-      <w:r>
-        <w:rPr>
-          <w:rFonts w:hint="eastAsia"/>
-          <w:sz w:val="24"/>
-        </w:rPr>
-        <w:t>, 행정</w:t>
-      </w:r>
-      <w:r>
-        <w:rPr>
-          <w:rFonts w:hint="eastAsia"/>
-          <w:sz w:val="24"/>
-        </w:rPr>
-        <w:t>:</w:t>
-      </w:r>
-      <w:r>
-        <w:rPr>
-          <w:rFonts w:hint="eastAsia"/>
-          <w:sz w:val="24"/>
-        </w:rPr>
-        <w:t>홍보</w:t>
-      </w:r>
-      <w:r>
-        <w:rPr>
-          <w:rFonts w:hint="eastAsia"/>
-          <w:sz w:val="24"/>
-        </w:rPr>
-        <w:t xml:space="preserve"> 3명, 의사 부서별 10명</w:t>
-      </w:r>
-      <w:r>
-        <w:rPr>
-          <w:rFonts w:hint="eastAsia"/>
-          <w:sz w:val="24"/>
-        </w:rPr>
-        <w:t>씩</w:t>
-      </w:r>
-      <w:r>
-        <w:rPr>
-          <w:rFonts w:hint="eastAsia"/>
-          <w:sz w:val="24"/>
-        </w:rPr>
-        <w:t>)</w:t>
+          <w:sz w:val="24"/>
+        </w:rPr>
+        <w:t>mem123   Pass123!</w:t>
       </w:r>
     </w:p>
     <w:p>
@@ -4457,17 +8055,9 @@
       </w:pPr>
       <w:r>
         <w:rPr>
-          <w:rFonts w:hint="eastAsia"/>
-          <w:sz w:val="24"/>
-        </w:rPr>
-        <w:t>회원 차량 등록 2</w:t>
-      </w:r>
-      <w:r>
-        <w:rPr>
-          <w:rFonts w:hint="eastAsia"/>
-          <w:sz w:val="24"/>
-        </w:rPr>
-        <w:t>대</w:t>
+          <w:sz w:val="24"/>
+        </w:rPr>
+        <w:t>mem456   Pass123!</w:t>
       </w:r>
     </w:p>
     <w:p>
@@ -4478,38 +8068,9 @@
       </w:pPr>
       <w:r>
         <w:rPr>
-          <w:rFonts w:hint="eastAsia"/>
-          <w:sz w:val="24"/>
-        </w:rPr>
-        <w:t>진료예약 같은 날에 3개 (</w:t>
-      </w:r>
-      <w:r>
-        <w:rPr>
-          <w:rFonts w:hint="eastAsia"/>
-          <w:sz w:val="24"/>
-        </w:rPr>
-        <w:t>취소선</w:t>
-      </w:r>
-      <w:r>
-        <w:rPr>
-          <w:rFonts w:hint="eastAsia"/>
-          <w:sz w:val="24"/>
-        </w:rPr>
-        <w:t xml:space="preserve"> </w:t>
-      </w:r>
-      <w:r>
-        <w:rPr>
-          <w:rFonts w:hint="eastAsia"/>
-          <w:sz w:val="24"/>
-        </w:rPr>
-        <w:t>있는</w:t>
-      </w:r>
-      <w:r>
-        <w:rPr>
-          <w:rFonts w:hint="eastAsia"/>
-          <w:sz w:val="24"/>
-        </w:rPr>
-        <w:t>거 보여줄 수 있게)</w:t>
+          <w:sz w:val="24"/>
+        </w:rPr>
+        <w:t>mem789   Pass123!</w:t>
       </w:r>
     </w:p>
     <w:p>
@@ -4518,41 +8079,6 @@
           <w:sz w:val="24"/>
         </w:rPr>
       </w:pPr>
-      <w:r>
-        <w:rPr>
-          <w:rFonts w:hint="eastAsia"/>
-          <w:sz w:val="24"/>
-        </w:rPr>
-        <w:t>차량 입차 (시연할 때 입차한걸로 무료 회차, 회원 차량 입차 2시간 이상</w:t>
-      </w:r>
-      <w:r>
-        <w:rPr>
-          <w:rFonts w:hint="eastAsia"/>
-          <w:sz w:val="24"/>
-        </w:rPr>
-        <w:t xml:space="preserve"> 2대</w:t>
-      </w:r>
-      <w:r>
-        <w:rPr>
-          <w:rFonts w:hint="eastAsia"/>
-          <w:sz w:val="24"/>
-        </w:rPr>
-        <w:t>, 비회원 차량 입차 2시간 이상</w:t>
-      </w:r>
-      <w:r>
-        <w:rPr>
-          <w:rFonts w:hint="eastAsia"/>
-          <w:sz w:val="24"/>
-        </w:rPr>
-        <w:t xml:space="preserve"> 2대</w:t>
-      </w:r>
-      <w:r>
-        <w:rPr>
-          <w:rFonts w:hint="eastAsia"/>
-          <w:sz w:val="24"/>
-        </w:rPr>
-        <w:t>)</w:t>
-      </w:r>
     </w:p>
     <w:p>
       <w:pPr>
@@ -4562,10 +8088,307 @@
       </w:pPr>
       <w:r>
         <w:rPr>
-          <w:rFonts w:hint="eastAsia"/>
-          <w:sz w:val="24"/>
-        </w:rPr>
-        <w:t>고객의소리 미답변 2개, 답변완료 2개</w:t>
+          <w:sz w:val="24"/>
+        </w:rPr>
+        <w:t xml:space="preserve">- </w:t>
+      </w:r>
+      <w:proofErr w:type="gramStart"/>
+      <w:r>
+        <w:rPr>
+          <w:sz w:val="24"/>
+        </w:rPr>
+        <w:t>의사:내과</w:t>
+      </w:r>
+      <w:proofErr w:type="gramEnd"/>
+    </w:p>
+    <w:p>
+      <w:pPr>
+        <w:rPr>
+          <w:sz w:val="24"/>
+        </w:rPr>
+      </w:pPr>
+      <w:r>
+        <w:rPr>
+          <w:sz w:val="24"/>
+        </w:rPr>
+        <w:t>doc123   Pass123!</w:t>
+      </w:r>
+    </w:p>
+    <w:p>
+      <w:pPr>
+        <w:rPr>
+          <w:sz w:val="24"/>
+        </w:rPr>
+      </w:pPr>
+    </w:p>
+    <w:p>
+      <w:pPr>
+        <w:rPr>
+          <w:sz w:val="24"/>
+        </w:rPr>
+      </w:pPr>
+      <w:r>
+        <w:rPr>
+          <w:sz w:val="24"/>
+        </w:rPr>
+        <w:t xml:space="preserve">- </w:t>
+      </w:r>
+      <w:proofErr w:type="gramStart"/>
+      <w:r>
+        <w:rPr>
+          <w:sz w:val="24"/>
+        </w:rPr>
+        <w:t>행정:원무</w:t>
+      </w:r>
+      <w:proofErr w:type="gramEnd"/>
+    </w:p>
+    <w:p>
+      <w:pPr>
+        <w:rPr>
+          <w:sz w:val="24"/>
+        </w:rPr>
+      </w:pPr>
+      <w:r>
+        <w:rPr>
+          <w:sz w:val="24"/>
+        </w:rPr>
+        <w:t>admin111   Pass123!</w:t>
+      </w:r>
+    </w:p>
+    <w:p>
+      <w:pPr>
+        <w:rPr>
+          <w:sz w:val="24"/>
+        </w:rPr>
+      </w:pPr>
+      <w:r>
+        <w:rPr>
+          <w:sz w:val="24"/>
+        </w:rPr>
+        <w:t>admin222   Pass123!</w:t>
+      </w:r>
+    </w:p>
+    <w:p>
+      <w:pPr>
+        <w:rPr>
+          <w:sz w:val="24"/>
+        </w:rPr>
+      </w:pPr>
+      <w:r>
+        <w:rPr>
+          <w:sz w:val="24"/>
+        </w:rPr>
+        <w:t>admin333   Pass123!</w:t>
+      </w:r>
+    </w:p>
+    <w:p>
+      <w:pPr>
+        <w:rPr>
+          <w:sz w:val="24"/>
+        </w:rPr>
+      </w:pPr>
+    </w:p>
+    <w:p>
+      <w:pPr>
+        <w:rPr>
+          <w:sz w:val="24"/>
+        </w:rPr>
+      </w:pPr>
+      <w:r>
+        <w:rPr>
+          <w:sz w:val="24"/>
+        </w:rPr>
+        <w:t xml:space="preserve">- </w:t>
+      </w:r>
+      <w:proofErr w:type="gramStart"/>
+      <w:r>
+        <w:rPr>
+          <w:sz w:val="24"/>
+        </w:rPr>
+        <w:t>행정:홍보</w:t>
+      </w:r>
+      <w:proofErr w:type="gramEnd"/>
+    </w:p>
+    <w:p>
+      <w:pPr>
+        <w:rPr>
+          <w:sz w:val="24"/>
+        </w:rPr>
+      </w:pPr>
+      <w:r>
+        <w:rPr>
+          <w:sz w:val="24"/>
+        </w:rPr>
+        <w:t>admin777   Pass123!</w:t>
+      </w:r>
+    </w:p>
+    <w:p>
+      <w:pPr>
+        <w:rPr>
+          <w:sz w:val="24"/>
+        </w:rPr>
+      </w:pPr>
+      <w:r>
+        <w:rPr>
+          <w:sz w:val="24"/>
+        </w:rPr>
+        <w:t>admin888   Pass123!</w:t>
+      </w:r>
+    </w:p>
+    <w:p>
+      <w:pPr>
+        <w:rPr>
+          <w:sz w:val="24"/>
+        </w:rPr>
+      </w:pPr>
+      <w:r>
+        <w:rPr>
+          <w:sz w:val="24"/>
+        </w:rPr>
+        <w:t>admin999   Pass123!</w:t>
+      </w:r>
+    </w:p>
+    <w:p>
+      <w:pPr>
+        <w:rPr>
+          <w:sz w:val="24"/>
+        </w:rPr>
+      </w:pPr>
+    </w:p>
+    <w:p>
+      <w:pPr>
+        <w:rPr>
+          <w:rFonts w:hint="eastAsia"/>
+          <w:sz w:val="24"/>
+        </w:rPr>
+      </w:pPr>
+      <w:r>
+        <w:rPr>
+          <w:rFonts w:hint="eastAsia"/>
+          <w:sz w:val="24"/>
+        </w:rPr>
+        <w:t>- 차량</w:t>
+      </w:r>
+    </w:p>
+    <w:p>
+      <w:pPr>
+        <w:ind w:firstLineChars="400" w:firstLine="960"/>
+        <w:rPr>
+          <w:sz w:val="24"/>
+        </w:rPr>
+      </w:pPr>
+      <w:proofErr w:type="spellStart"/>
+      <w:r>
+        <w:rPr>
+          <w:rFonts w:hint="eastAsia"/>
+          <w:sz w:val="24"/>
+        </w:rPr>
+        <w:t>입출차</w:t>
+      </w:r>
+      <w:proofErr w:type="spellEnd"/>
+      <w:r>
+        <w:rPr>
+          <w:rFonts w:hint="eastAsia"/>
+          <w:sz w:val="24"/>
+        </w:rPr>
+        <w:t>:</w:t>
+      </w:r>
+      <w:r>
+        <w:rPr>
+          <w:rFonts w:hint="eastAsia"/>
+          <w:sz w:val="24"/>
+        </w:rPr>
+        <w:t xml:space="preserve">   </w:t>
+      </w:r>
+      <w:r>
+        <w:rPr>
+          <w:sz w:val="24"/>
+        </w:rPr>
+        <w:t>78우7493</w:t>
+      </w:r>
+    </w:p>
+    <w:p>
+      <w:pPr>
+        <w:rPr>
+          <w:sz w:val="24"/>
+        </w:rPr>
+      </w:pPr>
+      <w:r>
+        <w:rPr>
+          <w:rFonts w:hint="eastAsia"/>
+          <w:sz w:val="24"/>
+        </w:rPr>
+        <w:t xml:space="preserve">mem123 차량: </w:t>
+      </w:r>
+      <w:r>
+        <w:rPr>
+          <w:rFonts w:hint="eastAsia"/>
+          <w:sz w:val="24"/>
+        </w:rPr>
+        <w:t xml:space="preserve">  </w:t>
+      </w:r>
+      <w:r>
+        <w:rPr>
+          <w:sz w:val="24"/>
+        </w:rPr>
+        <w:t>89루0528</w:t>
+      </w:r>
+    </w:p>
+    <w:p>
+      <w:pPr>
+        <w:rPr>
+          <w:sz w:val="24"/>
+        </w:rPr>
+      </w:pPr>
+      <w:r>
+        <w:rPr>
+          <w:rFonts w:hint="eastAsia"/>
+          <w:sz w:val="24"/>
+        </w:rPr>
+        <w:t xml:space="preserve">mem456 차량: </w:t>
+      </w:r>
+      <w:r>
+        <w:rPr>
+          <w:rFonts w:hint="eastAsia"/>
+          <w:sz w:val="24"/>
+        </w:rPr>
+        <w:t xml:space="preserve">  </w:t>
+      </w:r>
+      <w:r>
+        <w:rPr>
+          <w:sz w:val="24"/>
+        </w:rPr>
+        <w:t>18하6294</w:t>
+      </w:r>
+    </w:p>
+    <w:p>
+      <w:pPr>
+        <w:ind w:firstLineChars="400" w:firstLine="960"/>
+        <w:rPr>
+          <w:b/>
+          <w:bCs/>
+          <w:sz w:val="24"/>
+        </w:rPr>
+      </w:pPr>
+      <w:r>
+        <w:rPr>
+          <w:rFonts w:hint="eastAsia"/>
+          <w:sz w:val="24"/>
+        </w:rPr>
+        <w:t>비회원:</w:t>
+      </w:r>
+      <w:r>
+        <w:rPr>
+          <w:rFonts w:hint="eastAsia"/>
+          <w:sz w:val="24"/>
+        </w:rPr>
+        <w:t xml:space="preserve">   </w:t>
+      </w:r>
+      <w:r>
+        <w:rPr>
+          <w:sz w:val="24"/>
+        </w:rPr>
+        <w:t>62서0424</w:t>
       </w:r>
     </w:p>
     <w:p>

--- a/etc/middle_doc.docx
+++ b/etc/middle_doc.docx
@@ -2609,7 +2609,6 @@
       <w:pPr>
         <w:ind w:firstLineChars="100" w:firstLine="240"/>
         <w:rPr>
-          <w:rFonts w:hint="eastAsia"/>
           <w:sz w:val="24"/>
         </w:rPr>
       </w:pPr>
@@ -2632,7 +2631,21 @@
           <w:rFonts w:hint="eastAsia"/>
           <w:sz w:val="24"/>
         </w:rPr>
-        <w:t xml:space="preserve">:) </w:t>
+        <w:t>:</w:t>
+      </w:r>
+      <w:r>
+        <w:rPr>
+          <w:rFonts w:hint="eastAsia"/>
+          <w:sz w:val="24"/>
+        </w:rPr>
+        <w:t>10</w:t>
+      </w:r>
+      <w:r>
+        <w:rPr>
+          <w:rFonts w:hint="eastAsia"/>
+          <w:sz w:val="24"/>
+        </w:rPr>
+        <w:t xml:space="preserve">) </w:t>
       </w:r>
       <w:r>
         <w:rPr>
@@ -2686,6 +2699,22 @@
           <w:sz w:val="24"/>
         </w:rPr>
         <w:t xml:space="preserve"> </w:t>
+      </w:r>
+      <w:proofErr w:type="spellStart"/>
+      <w:r>
+        <w:rPr>
+          <w:rFonts w:hint="eastAsia"/>
+          <w:sz w:val="24"/>
+        </w:rPr>
+        <w:t>서울에스병원의</w:t>
+      </w:r>
+      <w:proofErr w:type="spellEnd"/>
+      <w:r>
+        <w:rPr>
+          <w:rFonts w:hint="eastAsia"/>
+          <w:sz w:val="24"/>
+        </w:rPr>
+        <w:t xml:space="preserve"> 홈페이지는 </w:t>
       </w:r>
       <w:r>
         <w:rPr>
@@ -3291,7 +3320,6 @@
     <w:p>
       <w:pPr>
         <w:rPr>
-          <w:rFonts w:hint="eastAsia"/>
           <w:sz w:val="24"/>
         </w:rPr>
       </w:pPr>
@@ -3867,7 +3895,21 @@
           <w:rFonts w:hint="eastAsia"/>
           <w:sz w:val="24"/>
         </w:rPr>
-        <w:t xml:space="preserve">:) </w:t>
+        <w:t>:</w:t>
+      </w:r>
+      <w:r>
+        <w:rPr>
+          <w:rFonts w:hint="eastAsia"/>
+          <w:sz w:val="24"/>
+        </w:rPr>
+        <w:t>30</w:t>
+      </w:r>
+      <w:r>
+        <w:rPr>
+          <w:rFonts w:hint="eastAsia"/>
+          <w:sz w:val="24"/>
+        </w:rPr>
+        <w:t xml:space="preserve">) </w:t>
       </w:r>
       <w:r>
         <w:rPr>
@@ -4027,7 +4069,21 @@
           <w:rFonts w:hint="eastAsia"/>
           <w:sz w:val="24"/>
         </w:rPr>
-        <w:t xml:space="preserve"> 수 있습니다. </w:t>
+        <w:t xml:space="preserve"> 수 </w:t>
+      </w:r>
+      <w:r>
+        <w:rPr>
+          <w:rFonts w:hint="eastAsia"/>
+          <w:sz w:val="24"/>
+        </w:rPr>
+        <w:t>있으며,</w:t>
+      </w:r>
+      <w:r>
+        <w:rPr>
+          <w:rFonts w:hint="eastAsia"/>
+          <w:sz w:val="24"/>
+        </w:rPr>
+        <w:t xml:space="preserve"> </w:t>
       </w:r>
       <w:r>
         <w:rPr>
@@ -4225,7 +4281,21 @@
           <w:rFonts w:hint="eastAsia"/>
           <w:sz w:val="24"/>
         </w:rPr>
-        <w:t xml:space="preserve">:) </w:t>
+        <w:t>:</w:t>
+      </w:r>
+      <w:r>
+        <w:rPr>
+          <w:rFonts w:hint="eastAsia"/>
+          <w:sz w:val="24"/>
+        </w:rPr>
+        <w:t>10</w:t>
+      </w:r>
+      <w:r>
+        <w:rPr>
+          <w:rFonts w:hint="eastAsia"/>
+          <w:sz w:val="24"/>
+        </w:rPr>
+        <w:t xml:space="preserve">) </w:t>
       </w:r>
       <w:r>
         <w:rPr>
@@ -4611,7 +4681,6 @@
       <w:pPr>
         <w:ind w:firstLineChars="100" w:firstLine="240"/>
         <w:rPr>
-          <w:rFonts w:hint="eastAsia"/>
           <w:sz w:val="24"/>
         </w:rPr>
       </w:pPr>
@@ -4634,7 +4703,21 @@
           <w:rFonts w:hint="eastAsia"/>
           <w:sz w:val="24"/>
         </w:rPr>
-        <w:t xml:space="preserve">:) </w:t>
+        <w:t>:</w:t>
+      </w:r>
+      <w:r>
+        <w:rPr>
+          <w:rFonts w:hint="eastAsia"/>
+          <w:sz w:val="24"/>
+        </w:rPr>
+        <w:t>20</w:t>
+      </w:r>
+      <w:r>
+        <w:rPr>
+          <w:rFonts w:hint="eastAsia"/>
+          <w:sz w:val="24"/>
+        </w:rPr>
+        <w:t xml:space="preserve">) </w:t>
       </w:r>
       <w:r>
         <w:rPr>
@@ -4761,6 +4844,22 @@
           <w:sz w:val="24"/>
         </w:rPr>
         <w:t>(건강이야기)</w:t>
+      </w:r>
+      <w:r>
+        <w:rPr>
+          <w:rFonts w:hint="eastAsia"/>
+          <w:sz w:val="24"/>
+        </w:rPr>
+        <w:t xml:space="preserve"> </w:t>
+      </w:r>
+      <w:r>
+        <w:rPr>
+          <w:rFonts w:hint="eastAsia"/>
+          <w:b/>
+          <w:bCs/>
+          <w:sz w:val="24"/>
+        </w:rPr>
+        <w:t>(글 상세보기)</w:t>
       </w:r>
       <w:r>
         <w:rPr>
@@ -5256,7 +5355,6 @@
     <w:p>
       <w:pPr>
         <w:rPr>
-          <w:rFonts w:hint="eastAsia"/>
           <w:sz w:val="24"/>
         </w:rPr>
       </w:pPr>
@@ -6201,7 +6299,6 @@
     <w:p>
       <w:pPr>
         <w:rPr>
-          <w:rFonts w:hint="eastAsia"/>
           <w:sz w:val="24"/>
         </w:rPr>
       </w:pPr>
@@ -6217,6 +6314,13 @@
           <w:rFonts w:hint="eastAsia"/>
           <w:sz w:val="24"/>
         </w:rPr>
+        <w:t xml:space="preserve">10:20 </w:t>
+      </w:r>
+      <w:r>
+        <w:rPr>
+          <w:rFonts w:hint="eastAsia"/>
+          <w:sz w:val="24"/>
+        </w:rPr>
         <w:t>/ 10:00 (15:00)</w:t>
       </w:r>
     </w:p>
@@ -6230,7 +6334,6 @@
     <w:p>
       <w:pPr>
         <w:rPr>
-          <w:rFonts w:hint="eastAsia"/>
           <w:sz w:val="24"/>
         </w:rPr>
       </w:pPr>
@@ -6252,7 +6355,6 @@
     <w:p>
       <w:pPr>
         <w:rPr>
-          <w:rFonts w:hint="eastAsia"/>
           <w:sz w:val="24"/>
         </w:rPr>
       </w:pPr>
@@ -6263,1568 +6365,7 @@
           <w:sz w:val="24"/>
         </w:rPr>
       </w:pPr>
-      <w:r>
-        <w:rPr>
-          <w:rFonts w:hint="eastAsia"/>
-          <w:sz w:val="24"/>
-        </w:rPr>
-        <w:t xml:space="preserve">- YOLO 사용 </w:t>
-      </w:r>
-      <w:proofErr w:type="spellStart"/>
-      <w:r>
-        <w:rPr>
-          <w:rFonts w:hint="eastAsia"/>
-          <w:sz w:val="24"/>
-        </w:rPr>
-        <w:t>안한</w:t>
-      </w:r>
-      <w:proofErr w:type="spellEnd"/>
-      <w:r>
-        <w:rPr>
-          <w:rFonts w:hint="eastAsia"/>
-          <w:sz w:val="24"/>
-        </w:rPr>
-        <w:t xml:space="preserve"> 이유</w:t>
-      </w:r>
     </w:p>
-    <w:p>
-      <w:pPr>
-        <w:rPr>
-          <w:sz w:val="24"/>
-        </w:rPr>
-      </w:pPr>
-      <w:r>
-        <w:rPr>
-          <w:rFonts w:hint="eastAsia"/>
-          <w:sz w:val="24"/>
-        </w:rPr>
-        <w:t>OpenCV의 DNN</w:t>
-      </w:r>
-      <w:r>
-        <w:rPr>
-          <w:rFonts w:hint="eastAsia"/>
-          <w:sz w:val="24"/>
-        </w:rPr>
-        <w:t xml:space="preserve"> </w:t>
-      </w:r>
-      <w:r>
-        <w:rPr>
-          <w:rFonts w:hint="eastAsia"/>
-          <w:sz w:val="24"/>
-        </w:rPr>
-        <w:t>등을 사용해야 함, OpenCV의 대부분의 파이썬, 우리의 취지와 안 맞음</w:t>
-      </w:r>
-    </w:p>
-    <w:p>
-      <w:pPr>
-        <w:rPr>
-          <w:rFonts w:hint="eastAsia"/>
-          <w:sz w:val="24"/>
-        </w:rPr>
-      </w:pPr>
-      <w:r>
-        <w:rPr>
-          <w:rFonts w:hint="eastAsia"/>
-          <w:sz w:val="24"/>
-        </w:rPr>
-        <w:t>자바에 YOLO 연동 시, OS에 종속된 윈도우나 리눅스 파일들을 건드려야 함, 발표 시 컴퓨터가 바뀔 경우에 재설정이 어려움</w:t>
-      </w:r>
-    </w:p>
-    <w:p>
-      <w:pPr>
-        <w:rPr>
-          <w:rFonts w:hint="eastAsia"/>
-          <w:sz w:val="24"/>
-        </w:rPr>
-      </w:pPr>
-      <w:r>
-        <w:rPr>
-          <w:rFonts w:hint="eastAsia"/>
-          <w:sz w:val="24"/>
-        </w:rPr>
-        <w:t>자바에서 업로드 한 이미지를 C++ 영역의 YOLO로 넘길 때, 통신 병목 현상이나 메모리 누수 가능성</w:t>
-      </w:r>
-      <w:r>
-        <w:rPr>
-          <w:rFonts w:hint="eastAsia"/>
-          <w:sz w:val="24"/>
-        </w:rPr>
-        <w:t xml:space="preserve"> 존재</w:t>
-      </w:r>
-    </w:p>
-    <w:p>
-      <w:pPr>
-        <w:rPr>
-          <w:rFonts w:hint="eastAsia"/>
-          <w:sz w:val="24"/>
-        </w:rPr>
-      </w:pPr>
-      <w:r>
-        <w:rPr>
-          <w:rFonts w:hint="eastAsia"/>
-          <w:sz w:val="24"/>
-        </w:rPr>
-        <w:t>자바에서 YOLO는 실행은 가능해도 학습은 불가능</w:t>
-      </w:r>
-      <w:r>
-        <w:rPr>
-          <w:rFonts w:hint="eastAsia"/>
-          <w:sz w:val="24"/>
-        </w:rPr>
-        <w:t>, 정확도를 끌어올릴 수 없음</w:t>
-      </w:r>
-    </w:p>
-    <w:p>
-      <w:pPr>
-        <w:rPr>
-          <w:rFonts w:hint="eastAsia"/>
-          <w:sz w:val="24"/>
-        </w:rPr>
-      </w:pPr>
-      <w:r>
-        <w:rPr>
-          <w:rFonts w:hint="eastAsia"/>
-          <w:sz w:val="24"/>
-        </w:rPr>
-        <w:lastRenderedPageBreak/>
-        <w:t>프론트 엔드</w:t>
-      </w:r>
-    </w:p>
-    <w:tbl>
-      <w:tblPr>
-        <w:tblStyle w:val="ad"/>
-        <w:tblW w:w="0" w:type="auto"/>
-        <w:tblLook w:val="04A0" w:firstRow="1" w:lastRow="0" w:firstColumn="1" w:lastColumn="0" w:noHBand="0" w:noVBand="1"/>
-      </w:tblPr>
-      <w:tblGrid>
-        <w:gridCol w:w="1271"/>
-        <w:gridCol w:w="9185"/>
-      </w:tblGrid>
-      <w:tr>
-        <w:tc>
-          <w:tcPr>
-            <w:tcW w:w="1271" w:type="dxa"/>
-          </w:tcPr>
-          <w:p>
-            <w:pPr>
-              <w:rPr>
-                <w:rFonts w:hint="eastAsia"/>
-                <w:sz w:val="24"/>
-              </w:rPr>
-            </w:pPr>
-            <w:r>
-              <w:rPr>
-                <w:rFonts w:hint="eastAsia"/>
-                <w:sz w:val="24"/>
-              </w:rPr>
-              <w:t>노드JS</w:t>
-            </w:r>
-          </w:p>
-        </w:tc>
-        <w:tc>
-          <w:tcPr>
-            <w:tcW w:w="9185" w:type="dxa"/>
-          </w:tcPr>
-          <w:p>
-            <w:pPr>
-              <w:rPr>
-                <w:sz w:val="24"/>
-              </w:rPr>
-            </w:pPr>
-            <w:r>
-              <w:rPr>
-                <w:rFonts w:hint="eastAsia"/>
-                <w:sz w:val="24"/>
-              </w:rPr>
-              <w:t>자바스크립트를</w:t>
-            </w:r>
-            <w:r>
-              <w:rPr>
-                <w:sz w:val="24"/>
-              </w:rPr>
-              <w:t xml:space="preserve"> 브라우저 밖에서 실행할 수 있게 해주는 런타임 환경</w:t>
-            </w:r>
-          </w:p>
-        </w:tc>
-      </w:tr>
-      <w:tr>
-        <w:tc>
-          <w:tcPr>
-            <w:tcW w:w="1271" w:type="dxa"/>
-          </w:tcPr>
-          <w:p>
-            <w:pPr>
-              <w:rPr>
-                <w:rFonts w:hint="eastAsia"/>
-                <w:sz w:val="24"/>
-              </w:rPr>
-            </w:pPr>
-            <w:proofErr w:type="spellStart"/>
-            <w:r>
-              <w:rPr>
-                <w:rFonts w:hint="eastAsia"/>
-                <w:sz w:val="24"/>
-              </w:rPr>
-              <w:t>VSCode</w:t>
-            </w:r>
-            <w:proofErr w:type="spellEnd"/>
-          </w:p>
-        </w:tc>
-        <w:tc>
-          <w:tcPr>
-            <w:tcW w:w="9185" w:type="dxa"/>
-          </w:tcPr>
-          <w:p>
-            <w:pPr>
-              <w:rPr>
-                <w:rFonts w:hint="eastAsia"/>
-                <w:sz w:val="24"/>
-              </w:rPr>
-            </w:pPr>
-            <w:r>
-              <w:rPr>
-                <w:rFonts w:hint="eastAsia"/>
-                <w:sz w:val="24"/>
-              </w:rPr>
-              <w:t>프론트 엔드 프레임워크</w:t>
-            </w:r>
-          </w:p>
-        </w:tc>
-      </w:tr>
-      <w:tr>
-        <w:tc>
-          <w:tcPr>
-            <w:tcW w:w="1271" w:type="dxa"/>
-          </w:tcPr>
-          <w:p>
-            <w:pPr>
-              <w:rPr>
-                <w:rFonts w:hint="eastAsia"/>
-                <w:sz w:val="24"/>
-              </w:rPr>
-            </w:pPr>
-            <w:r>
-              <w:rPr>
-                <w:rFonts w:hint="eastAsia"/>
-                <w:sz w:val="24"/>
-              </w:rPr>
-              <w:t>바이트</w:t>
-            </w:r>
-          </w:p>
-        </w:tc>
-        <w:tc>
-          <w:tcPr>
-            <w:tcW w:w="9185" w:type="dxa"/>
-          </w:tcPr>
-          <w:p>
-            <w:pPr>
-              <w:rPr>
-                <w:sz w:val="24"/>
-              </w:rPr>
-            </w:pPr>
-            <w:r>
-              <w:rPr>
-                <w:rFonts w:hint="eastAsia"/>
-                <w:sz w:val="24"/>
-              </w:rPr>
-              <w:t>최신</w:t>
-            </w:r>
-            <w:r>
-              <w:rPr>
-                <w:sz w:val="24"/>
-              </w:rPr>
-              <w:t xml:space="preserve"> 프론트</w:t>
-            </w:r>
-            <w:r>
-              <w:rPr>
-                <w:rFonts w:hint="eastAsia"/>
-                <w:sz w:val="24"/>
-              </w:rPr>
-              <w:t xml:space="preserve"> </w:t>
-            </w:r>
-            <w:r>
-              <w:rPr>
-                <w:sz w:val="24"/>
-              </w:rPr>
-              <w:t>엔드 빌드 도구</w:t>
-            </w:r>
-          </w:p>
-        </w:tc>
-      </w:tr>
-      <w:tr>
-        <w:tc>
-          <w:tcPr>
-            <w:tcW w:w="1271" w:type="dxa"/>
-          </w:tcPr>
-          <w:p>
-            <w:pPr>
-              <w:rPr>
-                <w:sz w:val="24"/>
-              </w:rPr>
-            </w:pPr>
-            <w:r>
-              <w:rPr>
-                <w:rFonts w:hint="eastAsia"/>
-                <w:sz w:val="24"/>
-              </w:rPr>
-              <w:t>뷰</w:t>
-            </w:r>
-          </w:p>
-        </w:tc>
-        <w:tc>
-          <w:tcPr>
-            <w:tcW w:w="9185" w:type="dxa"/>
-          </w:tcPr>
-          <w:p>
-            <w:pPr>
-              <w:rPr>
-                <w:sz w:val="24"/>
-              </w:rPr>
-            </w:pPr>
-            <w:r>
-              <w:rPr>
-                <w:rFonts w:hint="eastAsia"/>
-                <w:sz w:val="24"/>
-              </w:rPr>
-              <w:t>사용자</w:t>
-            </w:r>
-            <w:r>
-              <w:rPr>
-                <w:sz w:val="24"/>
-              </w:rPr>
-              <w:t xml:space="preserve"> 인터페이스를 구축하기 위한 자바스크립트 프레임워크</w:t>
-            </w:r>
-          </w:p>
-        </w:tc>
-      </w:tr>
-      <w:tr>
-        <w:tc>
-          <w:tcPr>
-            <w:tcW w:w="1271" w:type="dxa"/>
-          </w:tcPr>
-          <w:p>
-            <w:pPr>
-              <w:rPr>
-                <w:sz w:val="24"/>
-              </w:rPr>
-            </w:pPr>
-            <w:proofErr w:type="spellStart"/>
-            <w:r>
-              <w:rPr>
-                <w:rFonts w:hint="eastAsia"/>
-                <w:sz w:val="24"/>
-              </w:rPr>
-              <w:t>액시오스</w:t>
-            </w:r>
-            <w:proofErr w:type="spellEnd"/>
-          </w:p>
-        </w:tc>
-        <w:tc>
-          <w:tcPr>
-            <w:tcW w:w="9185" w:type="dxa"/>
-          </w:tcPr>
-          <w:p>
-            <w:pPr>
-              <w:rPr>
-                <w:rFonts w:hint="eastAsia"/>
-                <w:sz w:val="24"/>
-              </w:rPr>
-            </w:pPr>
-            <w:proofErr w:type="spellStart"/>
-            <w:r>
-              <w:rPr>
-                <w:rFonts w:hint="eastAsia"/>
-                <w:sz w:val="24"/>
-              </w:rPr>
-              <w:t>프론트엔드와</w:t>
-            </w:r>
-            <w:proofErr w:type="spellEnd"/>
-            <w:r>
-              <w:rPr>
-                <w:sz w:val="24"/>
-              </w:rPr>
-              <w:t xml:space="preserve"> </w:t>
-            </w:r>
-            <w:proofErr w:type="spellStart"/>
-            <w:r>
-              <w:rPr>
-                <w:sz w:val="24"/>
-              </w:rPr>
-              <w:t>백엔드가</w:t>
-            </w:r>
-            <w:proofErr w:type="spellEnd"/>
-            <w:r>
-              <w:rPr>
-                <w:sz w:val="24"/>
-              </w:rPr>
-              <w:t xml:space="preserve"> 통신</w:t>
-            </w:r>
-            <w:r>
-              <w:rPr>
-                <w:rFonts w:hint="eastAsia"/>
-                <w:sz w:val="24"/>
-              </w:rPr>
-              <w:t>하게 해주는 HTTP 클라이언트 라이브러리</w:t>
-            </w:r>
-          </w:p>
-        </w:tc>
-      </w:tr>
-      <w:tr>
-        <w:tc>
-          <w:tcPr>
-            <w:tcW w:w="1271" w:type="dxa"/>
-          </w:tcPr>
-          <w:p>
-            <w:pPr>
-              <w:rPr>
-                <w:rFonts w:hint="eastAsia"/>
-                <w:sz w:val="24"/>
-              </w:rPr>
-            </w:pPr>
-            <w:r>
-              <w:rPr>
-                <w:rFonts w:hint="eastAsia"/>
-                <w:sz w:val="24"/>
-              </w:rPr>
-              <w:t>HTML5</w:t>
-            </w:r>
-          </w:p>
-        </w:tc>
-        <w:tc>
-          <w:tcPr>
-            <w:tcW w:w="9185" w:type="dxa"/>
-          </w:tcPr>
-          <w:p>
-            <w:pPr>
-              <w:rPr>
-                <w:sz w:val="24"/>
-              </w:rPr>
-            </w:pPr>
-            <w:r>
-              <w:rPr>
-                <w:rFonts w:hint="eastAsia"/>
-                <w:sz w:val="24"/>
-              </w:rPr>
-              <w:t>웹 페이지 구조 담당 웹 표준 기술</w:t>
-            </w:r>
-          </w:p>
-        </w:tc>
-      </w:tr>
-      <w:tr>
-        <w:tc>
-          <w:tcPr>
-            <w:tcW w:w="1271" w:type="dxa"/>
-          </w:tcPr>
-          <w:p>
-            <w:pPr>
-              <w:rPr>
-                <w:rFonts w:hint="eastAsia"/>
-                <w:sz w:val="24"/>
-              </w:rPr>
-            </w:pPr>
-            <w:r>
-              <w:rPr>
-                <w:rFonts w:hint="eastAsia"/>
-                <w:sz w:val="24"/>
-              </w:rPr>
-              <w:t>CSS3</w:t>
-            </w:r>
-          </w:p>
-        </w:tc>
-        <w:tc>
-          <w:tcPr>
-            <w:tcW w:w="9185" w:type="dxa"/>
-          </w:tcPr>
-          <w:p>
-            <w:pPr>
-              <w:rPr>
-                <w:sz w:val="24"/>
-              </w:rPr>
-            </w:pPr>
-            <w:r>
-              <w:rPr>
-                <w:rFonts w:hint="eastAsia"/>
-                <w:sz w:val="24"/>
-              </w:rPr>
-              <w:t xml:space="preserve">웹 페이지 </w:t>
-            </w:r>
-            <w:r>
-              <w:rPr>
-                <w:rFonts w:hint="eastAsia"/>
-                <w:sz w:val="24"/>
-              </w:rPr>
-              <w:t>디자인</w:t>
-            </w:r>
-            <w:r>
-              <w:rPr>
-                <w:rFonts w:hint="eastAsia"/>
-                <w:sz w:val="24"/>
-              </w:rPr>
-              <w:t xml:space="preserve"> 담당 웹 표준 기술</w:t>
-            </w:r>
-          </w:p>
-        </w:tc>
-      </w:tr>
-      <w:tr>
-        <w:tc>
-          <w:tcPr>
-            <w:tcW w:w="1271" w:type="dxa"/>
-          </w:tcPr>
-          <w:p>
-            <w:pPr>
-              <w:rPr>
-                <w:rFonts w:hint="eastAsia"/>
-                <w:sz w:val="24"/>
-              </w:rPr>
-            </w:pPr>
-            <w:r>
-              <w:rPr>
-                <w:rFonts w:hint="eastAsia"/>
-                <w:sz w:val="24"/>
-              </w:rPr>
-              <w:t>JS</w:t>
-            </w:r>
-          </w:p>
-        </w:tc>
-        <w:tc>
-          <w:tcPr>
-            <w:tcW w:w="9185" w:type="dxa"/>
-          </w:tcPr>
-          <w:p>
-            <w:pPr>
-              <w:rPr>
-                <w:sz w:val="24"/>
-              </w:rPr>
-            </w:pPr>
-            <w:r>
-              <w:rPr>
-                <w:rFonts w:hint="eastAsia"/>
-                <w:sz w:val="24"/>
-              </w:rPr>
-              <w:t xml:space="preserve">웹 페이지 </w:t>
-            </w:r>
-            <w:r>
-              <w:rPr>
-                <w:rFonts w:hint="eastAsia"/>
-                <w:sz w:val="24"/>
-              </w:rPr>
-              <w:t>동작</w:t>
-            </w:r>
-            <w:r>
-              <w:rPr>
-                <w:rFonts w:hint="eastAsia"/>
-                <w:sz w:val="24"/>
-              </w:rPr>
-              <w:t xml:space="preserve"> 담당 웹 표준 기술</w:t>
-            </w:r>
-          </w:p>
-        </w:tc>
-      </w:tr>
-    </w:tbl>
-    <w:p>
-      <w:pPr>
-        <w:rPr>
-          <w:sz w:val="24"/>
-        </w:rPr>
-      </w:pPr>
-      <w:r>
-        <w:rPr>
-          <w:rFonts w:hint="eastAsia"/>
-          <w:sz w:val="24"/>
-        </w:rPr>
-        <w:t>백</w:t>
-      </w:r>
-      <w:r>
-        <w:rPr>
-          <w:rFonts w:hint="eastAsia"/>
-          <w:sz w:val="24"/>
-        </w:rPr>
-        <w:t xml:space="preserve"> </w:t>
-      </w:r>
-      <w:r>
-        <w:rPr>
-          <w:rFonts w:hint="eastAsia"/>
-          <w:sz w:val="24"/>
-        </w:rPr>
-        <w:t>엔드</w:t>
-      </w:r>
-    </w:p>
-    <w:tbl>
-      <w:tblPr>
-        <w:tblStyle w:val="ad"/>
-        <w:tblW w:w="0" w:type="auto"/>
-        <w:tblLook w:val="04A0" w:firstRow="1" w:lastRow="0" w:firstColumn="1" w:lastColumn="0" w:noHBand="0" w:noVBand="1"/>
-      </w:tblPr>
-      <w:tblGrid>
-        <w:gridCol w:w="1696"/>
-        <w:gridCol w:w="8760"/>
-      </w:tblGrid>
-      <w:tr>
-        <w:tc>
-          <w:tcPr>
-            <w:tcW w:w="1696" w:type="dxa"/>
-          </w:tcPr>
-          <w:p>
-            <w:pPr>
-              <w:rPr>
-                <w:rFonts w:hint="eastAsia"/>
-                <w:sz w:val="24"/>
-              </w:rPr>
-            </w:pPr>
-            <w:r>
-              <w:rPr>
-                <w:rFonts w:hint="eastAsia"/>
-                <w:sz w:val="24"/>
-              </w:rPr>
-              <w:t>스프링</w:t>
-            </w:r>
-          </w:p>
-        </w:tc>
-        <w:tc>
-          <w:tcPr>
-            <w:tcW w:w="8760" w:type="dxa"/>
-          </w:tcPr>
-          <w:p>
-            <w:pPr>
-              <w:rPr>
-                <w:rFonts w:hint="eastAsia"/>
-                <w:sz w:val="24"/>
-              </w:rPr>
-            </w:pPr>
-            <w:r>
-              <w:rPr>
-                <w:rFonts w:hint="eastAsia"/>
-                <w:sz w:val="24"/>
-              </w:rPr>
-              <w:t>오픈소스 프레임워크</w:t>
-            </w:r>
-          </w:p>
-        </w:tc>
-      </w:tr>
-      <w:tr>
-        <w:tc>
-          <w:tcPr>
-            <w:tcW w:w="1696" w:type="dxa"/>
-          </w:tcPr>
-          <w:p>
-            <w:pPr>
-              <w:rPr>
-                <w:rFonts w:hint="eastAsia"/>
-                <w:sz w:val="24"/>
-              </w:rPr>
-            </w:pPr>
-            <w:r>
-              <w:rPr>
-                <w:rFonts w:hint="eastAsia"/>
-                <w:sz w:val="24"/>
-              </w:rPr>
-              <w:t>스프링 부트</w:t>
-            </w:r>
-          </w:p>
-        </w:tc>
-        <w:tc>
-          <w:tcPr>
-            <w:tcW w:w="8760" w:type="dxa"/>
-          </w:tcPr>
-          <w:p>
-            <w:pPr>
-              <w:rPr>
-                <w:rFonts w:hint="eastAsia"/>
-                <w:sz w:val="24"/>
-              </w:rPr>
-            </w:pPr>
-            <w:r>
-              <w:rPr>
-                <w:rFonts w:hint="eastAsia"/>
-                <w:sz w:val="24"/>
-              </w:rPr>
-              <w:t>백 엔드 프레임워크</w:t>
-            </w:r>
-          </w:p>
-        </w:tc>
-      </w:tr>
-      <w:tr>
-        <w:tc>
-          <w:tcPr>
-            <w:tcW w:w="1696" w:type="dxa"/>
-          </w:tcPr>
-          <w:p>
-            <w:pPr>
-              <w:rPr>
-                <w:rFonts w:hint="eastAsia"/>
-                <w:sz w:val="24"/>
-              </w:rPr>
-            </w:pPr>
-            <w:r>
-              <w:rPr>
-                <w:rFonts w:hint="eastAsia"/>
-                <w:sz w:val="24"/>
-              </w:rPr>
-              <w:t xml:space="preserve">아파치 </w:t>
-            </w:r>
-            <w:proofErr w:type="spellStart"/>
-            <w:r>
-              <w:rPr>
-                <w:rFonts w:hint="eastAsia"/>
-                <w:sz w:val="24"/>
-              </w:rPr>
-              <w:t>톰캣</w:t>
-            </w:r>
-            <w:proofErr w:type="spellEnd"/>
-          </w:p>
-        </w:tc>
-        <w:tc>
-          <w:tcPr>
-            <w:tcW w:w="8760" w:type="dxa"/>
-          </w:tcPr>
-          <w:p>
-            <w:pPr>
-              <w:rPr>
-                <w:rFonts w:hint="eastAsia"/>
-                <w:sz w:val="24"/>
-              </w:rPr>
-            </w:pPr>
-            <w:r>
-              <w:rPr>
-                <w:rFonts w:hint="eastAsia"/>
-                <w:sz w:val="24"/>
-              </w:rPr>
-              <w:t>자바 웹 애플리케이션 실행</w:t>
-            </w:r>
-            <w:r>
-              <w:rPr>
-                <w:rFonts w:hint="eastAsia"/>
-                <w:sz w:val="24"/>
-              </w:rPr>
-              <w:t>해주는 웹 애플리케이션 서버</w:t>
-            </w:r>
-          </w:p>
-        </w:tc>
-      </w:tr>
-      <w:tr>
-        <w:tc>
-          <w:tcPr>
-            <w:tcW w:w="1696" w:type="dxa"/>
-          </w:tcPr>
-          <w:p>
-            <w:pPr>
-              <w:rPr>
-                <w:rFonts w:hint="eastAsia"/>
-                <w:sz w:val="24"/>
-              </w:rPr>
-            </w:pPr>
-            <w:r>
-              <w:rPr>
-                <w:rFonts w:hint="eastAsia"/>
-                <w:sz w:val="24"/>
-              </w:rPr>
-              <w:t>JSON</w:t>
-            </w:r>
-          </w:p>
-        </w:tc>
-        <w:tc>
-          <w:tcPr>
-            <w:tcW w:w="8760" w:type="dxa"/>
-          </w:tcPr>
-          <w:p>
-            <w:pPr>
-              <w:rPr>
-                <w:rFonts w:hint="eastAsia"/>
-                <w:sz w:val="24"/>
-              </w:rPr>
-            </w:pPr>
-            <w:r>
-              <w:rPr>
-                <w:rFonts w:hint="eastAsia"/>
-                <w:sz w:val="24"/>
-              </w:rPr>
-              <w:t>데이터 전송 시 사용</w:t>
-            </w:r>
-          </w:p>
-        </w:tc>
-      </w:tr>
-      <w:tr>
-        <w:tc>
-          <w:tcPr>
-            <w:tcW w:w="1696" w:type="dxa"/>
-          </w:tcPr>
-          <w:p>
-            <w:pPr>
-              <w:rPr>
-                <w:rFonts w:hint="eastAsia"/>
-                <w:sz w:val="24"/>
-              </w:rPr>
-            </w:pPr>
-            <w:proofErr w:type="spellStart"/>
-            <w:r>
-              <w:rPr>
-                <w:rFonts w:hint="eastAsia"/>
-                <w:sz w:val="24"/>
-              </w:rPr>
-              <w:t>메이븐</w:t>
-            </w:r>
-            <w:proofErr w:type="spellEnd"/>
-          </w:p>
-        </w:tc>
-        <w:tc>
-          <w:tcPr>
-            <w:tcW w:w="8760" w:type="dxa"/>
-          </w:tcPr>
-          <w:p>
-            <w:pPr>
-              <w:rPr>
-                <w:rFonts w:hint="eastAsia"/>
-                <w:sz w:val="24"/>
-              </w:rPr>
-            </w:pPr>
-            <w:r>
-              <w:rPr>
-                <w:rFonts w:hint="eastAsia"/>
-                <w:sz w:val="24"/>
-              </w:rPr>
-              <w:t>자바 라이브러리 및 빌드 자동화 도구 (</w:t>
-            </w:r>
-            <w:r>
-              <w:rPr>
-                <w:rFonts w:hint="eastAsia"/>
-                <w:sz w:val="24"/>
-              </w:rPr>
-              <w:t xml:space="preserve">Tess4J, </w:t>
-            </w:r>
-            <w:proofErr w:type="spellStart"/>
-            <w:r>
-              <w:rPr>
-                <w:rFonts w:hint="eastAsia"/>
-                <w:sz w:val="24"/>
-              </w:rPr>
-              <w:t>마이바티스</w:t>
-            </w:r>
-            <w:proofErr w:type="spellEnd"/>
-            <w:r>
-              <w:rPr>
-                <w:rFonts w:hint="eastAsia"/>
-                <w:sz w:val="24"/>
-              </w:rPr>
-              <w:t xml:space="preserve"> </w:t>
-            </w:r>
-            <w:r>
-              <w:rPr>
-                <w:rFonts w:hint="eastAsia"/>
-                <w:sz w:val="24"/>
-              </w:rPr>
-              <w:t>pom.xml)</w:t>
-            </w:r>
-          </w:p>
-        </w:tc>
-      </w:tr>
-      <w:tr>
-        <w:tc>
-          <w:tcPr>
-            <w:tcW w:w="1696" w:type="dxa"/>
-          </w:tcPr>
-          <w:p>
-            <w:pPr>
-              <w:rPr>
-                <w:rFonts w:hint="eastAsia"/>
-                <w:sz w:val="24"/>
-              </w:rPr>
-            </w:pPr>
-            <w:r>
-              <w:rPr>
-                <w:rFonts w:hint="eastAsia"/>
-                <w:sz w:val="24"/>
-              </w:rPr>
-              <w:t>자바</w:t>
-            </w:r>
-          </w:p>
-        </w:tc>
-        <w:tc>
-          <w:tcPr>
-            <w:tcW w:w="8760" w:type="dxa"/>
-          </w:tcPr>
-          <w:p>
-            <w:pPr>
-              <w:rPr>
-                <w:rFonts w:hint="eastAsia"/>
-                <w:sz w:val="24"/>
-              </w:rPr>
-            </w:pPr>
-            <w:r>
-              <w:rPr>
-                <w:rFonts w:hint="eastAsia"/>
-                <w:sz w:val="24"/>
-              </w:rPr>
-              <w:t>객체 지향 프로그래밍 언어</w:t>
-            </w:r>
-          </w:p>
-        </w:tc>
-      </w:tr>
-    </w:tbl>
-    <w:p>
-      <w:pPr>
-        <w:rPr>
-          <w:rFonts w:hint="eastAsia"/>
-          <w:sz w:val="24"/>
-        </w:rPr>
-      </w:pPr>
-      <w:r>
-        <w:rPr>
-          <w:rFonts w:hint="eastAsia"/>
-          <w:sz w:val="24"/>
-        </w:rPr>
-        <w:t>DB</w:t>
-      </w:r>
-    </w:p>
-    <w:tbl>
-      <w:tblPr>
-        <w:tblStyle w:val="ad"/>
-        <w:tblW w:w="0" w:type="auto"/>
-        <w:tblLook w:val="04A0" w:firstRow="1" w:lastRow="0" w:firstColumn="1" w:lastColumn="0" w:noHBand="0" w:noVBand="1"/>
-      </w:tblPr>
-      <w:tblGrid>
-        <w:gridCol w:w="1555"/>
-        <w:gridCol w:w="8901"/>
-      </w:tblGrid>
-      <w:tr>
-        <w:tc>
-          <w:tcPr>
-            <w:tcW w:w="1555" w:type="dxa"/>
-          </w:tcPr>
-          <w:p>
-            <w:pPr>
-              <w:rPr>
-                <w:sz w:val="24"/>
-              </w:rPr>
-            </w:pPr>
-            <w:proofErr w:type="spellStart"/>
-            <w:r>
-              <w:rPr>
-                <w:rFonts w:hint="eastAsia"/>
-                <w:sz w:val="24"/>
-              </w:rPr>
-              <w:t>포스트그리</w:t>
-            </w:r>
-            <w:proofErr w:type="spellEnd"/>
-          </w:p>
-        </w:tc>
-        <w:tc>
-          <w:tcPr>
-            <w:tcW w:w="8901" w:type="dxa"/>
-          </w:tcPr>
-          <w:p>
-            <w:pPr>
-              <w:rPr>
-                <w:rFonts w:hint="eastAsia"/>
-                <w:sz w:val="24"/>
-              </w:rPr>
-            </w:pPr>
-            <w:r>
-              <w:rPr>
-                <w:rFonts w:hint="eastAsia"/>
-                <w:sz w:val="24"/>
-              </w:rPr>
-              <w:t>관계형 DBMS</w:t>
-            </w:r>
-          </w:p>
-        </w:tc>
-      </w:tr>
-      <w:tr>
-        <w:tc>
-          <w:tcPr>
-            <w:tcW w:w="1555" w:type="dxa"/>
-          </w:tcPr>
-          <w:p>
-            <w:pPr>
-              <w:rPr>
-                <w:rFonts w:hint="eastAsia"/>
-                <w:sz w:val="24"/>
-              </w:rPr>
-            </w:pPr>
-            <w:proofErr w:type="spellStart"/>
-            <w:r>
-              <w:rPr>
-                <w:rFonts w:hint="eastAsia"/>
-                <w:sz w:val="24"/>
-              </w:rPr>
-              <w:t>히카리</w:t>
-            </w:r>
-            <w:proofErr w:type="spellEnd"/>
-            <w:r>
-              <w:rPr>
-                <w:rFonts w:hint="eastAsia"/>
-                <w:sz w:val="24"/>
-              </w:rPr>
-              <w:t>CP</w:t>
-            </w:r>
-          </w:p>
-        </w:tc>
-        <w:tc>
-          <w:tcPr>
-            <w:tcW w:w="8901" w:type="dxa"/>
-          </w:tcPr>
-          <w:p>
-            <w:pPr>
-              <w:rPr>
-                <w:rFonts w:hint="eastAsia"/>
-                <w:sz w:val="24"/>
-              </w:rPr>
-            </w:pPr>
-            <w:r>
-              <w:rPr>
-                <w:rFonts w:hint="eastAsia"/>
-                <w:sz w:val="24"/>
-              </w:rPr>
-              <w:t>속도가 매우 빠른 DB 커넥션 풀</w:t>
-            </w:r>
-            <w:r>
-              <w:rPr>
-                <w:rFonts w:hint="eastAsia"/>
-                <w:sz w:val="24"/>
-              </w:rPr>
-              <w:t xml:space="preserve"> 관리 라이브러리</w:t>
-            </w:r>
-          </w:p>
-        </w:tc>
-      </w:tr>
-      <w:tr>
-        <w:tc>
-          <w:tcPr>
-            <w:tcW w:w="1555" w:type="dxa"/>
-          </w:tcPr>
-          <w:p>
-            <w:pPr>
-              <w:rPr>
-                <w:rFonts w:hint="eastAsia"/>
-                <w:sz w:val="24"/>
-              </w:rPr>
-            </w:pPr>
-            <w:r>
-              <w:rPr>
-                <w:rFonts w:hint="eastAsia"/>
-                <w:sz w:val="24"/>
-              </w:rPr>
-              <w:t>SQL</w:t>
-            </w:r>
-          </w:p>
-        </w:tc>
-        <w:tc>
-          <w:tcPr>
-            <w:tcW w:w="8901" w:type="dxa"/>
-          </w:tcPr>
-          <w:p>
-            <w:pPr>
-              <w:rPr>
-                <w:rFonts w:hint="eastAsia"/>
-                <w:sz w:val="24"/>
-              </w:rPr>
-            </w:pPr>
-            <w:r>
-              <w:rPr>
-                <w:rFonts w:hint="eastAsia"/>
-                <w:sz w:val="24"/>
-              </w:rPr>
-              <w:t>관계형 DBMS에서 DDL, DML, DCL, TCL</w:t>
-            </w:r>
-          </w:p>
-        </w:tc>
-      </w:tr>
-      <w:tr>
-        <w:tc>
-          <w:tcPr>
-            <w:tcW w:w="1555" w:type="dxa"/>
-          </w:tcPr>
-          <w:p>
-            <w:pPr>
-              <w:rPr>
-                <w:sz w:val="24"/>
-              </w:rPr>
-            </w:pPr>
-            <w:proofErr w:type="spellStart"/>
-            <w:r>
-              <w:rPr>
-                <w:rFonts w:hint="eastAsia"/>
-                <w:sz w:val="24"/>
-              </w:rPr>
-              <w:t>마이바티스</w:t>
-            </w:r>
-            <w:proofErr w:type="spellEnd"/>
-          </w:p>
-        </w:tc>
-        <w:tc>
-          <w:tcPr>
-            <w:tcW w:w="8901" w:type="dxa"/>
-          </w:tcPr>
-          <w:p>
-            <w:pPr>
-              <w:rPr>
-                <w:rFonts w:hint="eastAsia"/>
-                <w:sz w:val="24"/>
-              </w:rPr>
-            </w:pPr>
-            <w:r>
-              <w:rPr>
-                <w:rFonts w:hint="eastAsia"/>
-                <w:sz w:val="24"/>
-              </w:rPr>
-              <w:t>자바와 SQL 연결</w:t>
-            </w:r>
-            <w:r>
-              <w:rPr>
-                <w:rFonts w:hint="eastAsia"/>
-                <w:sz w:val="24"/>
-              </w:rPr>
-              <w:t xml:space="preserve"> 프레임워크</w:t>
-            </w:r>
-          </w:p>
-        </w:tc>
-      </w:tr>
-    </w:tbl>
-    <w:p>
-      <w:pPr>
-        <w:rPr>
-          <w:sz w:val="24"/>
-        </w:rPr>
-      </w:pPr>
-      <w:r>
-        <w:rPr>
-          <w:rFonts w:hint="eastAsia"/>
-          <w:sz w:val="24"/>
-        </w:rPr>
-        <w:t>OCR</w:t>
-      </w:r>
-    </w:p>
-    <w:tbl>
-      <w:tblPr>
-        <w:tblStyle w:val="ad"/>
-        <w:tblW w:w="0" w:type="auto"/>
-        <w:tblLook w:val="04A0" w:firstRow="1" w:lastRow="0" w:firstColumn="1" w:lastColumn="0" w:noHBand="0" w:noVBand="1"/>
-      </w:tblPr>
-      <w:tblGrid>
-        <w:gridCol w:w="1696"/>
-        <w:gridCol w:w="8760"/>
-      </w:tblGrid>
-      <w:tr>
-        <w:tc>
-          <w:tcPr>
-            <w:tcW w:w="1696" w:type="dxa"/>
-          </w:tcPr>
-          <w:p>
-            <w:pPr>
-              <w:rPr>
-                <w:rFonts w:hint="eastAsia"/>
-                <w:sz w:val="24"/>
-              </w:rPr>
-            </w:pPr>
-            <w:r>
-              <w:rPr>
-                <w:rFonts w:hint="eastAsia"/>
-                <w:sz w:val="24"/>
-              </w:rPr>
-              <w:t>Tess4J</w:t>
-            </w:r>
-          </w:p>
-        </w:tc>
-        <w:tc>
-          <w:tcPr>
-            <w:tcW w:w="8760" w:type="dxa"/>
-          </w:tcPr>
-          <w:p>
-            <w:pPr>
-              <w:rPr>
-                <w:rFonts w:hint="eastAsia"/>
-                <w:sz w:val="24"/>
-              </w:rPr>
-            </w:pPr>
-            <w:r>
-              <w:rPr>
-                <w:rFonts w:hint="eastAsia"/>
-                <w:sz w:val="24"/>
-              </w:rPr>
-              <w:t xml:space="preserve">자바와 </w:t>
-            </w:r>
-            <w:proofErr w:type="spellStart"/>
-            <w:r>
-              <w:rPr>
-                <w:rFonts w:hint="eastAsia"/>
-                <w:sz w:val="24"/>
-              </w:rPr>
-              <w:t>테서랙트</w:t>
-            </w:r>
-            <w:proofErr w:type="spellEnd"/>
-            <w:r>
-              <w:rPr>
-                <w:rFonts w:hint="eastAsia"/>
-                <w:sz w:val="24"/>
-              </w:rPr>
-              <w:t>OCR 연결</w:t>
-            </w:r>
-            <w:r>
-              <w:rPr>
-                <w:rFonts w:hint="eastAsia"/>
-                <w:sz w:val="24"/>
-              </w:rPr>
-              <w:t xml:space="preserve"> 라이브러리</w:t>
-            </w:r>
-          </w:p>
-        </w:tc>
-      </w:tr>
-      <w:tr>
-        <w:tc>
-          <w:tcPr>
-            <w:tcW w:w="1696" w:type="dxa"/>
-          </w:tcPr>
-          <w:p>
-            <w:pPr>
-              <w:rPr>
-                <w:sz w:val="24"/>
-              </w:rPr>
-            </w:pPr>
-            <w:proofErr w:type="spellStart"/>
-            <w:r>
-              <w:rPr>
-                <w:rFonts w:hint="eastAsia"/>
-                <w:sz w:val="24"/>
-              </w:rPr>
-              <w:t>정규식</w:t>
-            </w:r>
-            <w:proofErr w:type="spellEnd"/>
-          </w:p>
-        </w:tc>
-        <w:tc>
-          <w:tcPr>
-            <w:tcW w:w="8760" w:type="dxa"/>
-          </w:tcPr>
-          <w:p>
-            <w:pPr>
-              <w:rPr>
-                <w:sz w:val="24"/>
-              </w:rPr>
-            </w:pPr>
-            <w:r>
-              <w:rPr>
-                <w:rFonts w:hint="eastAsia"/>
-                <w:sz w:val="24"/>
-              </w:rPr>
-              <w:t>번호판 규칙에 맞게 문자열 추출</w:t>
-            </w:r>
-          </w:p>
-        </w:tc>
-      </w:tr>
-      <w:tr>
-        <w:tc>
-          <w:tcPr>
-            <w:tcW w:w="1696" w:type="dxa"/>
-          </w:tcPr>
-          <w:p>
-            <w:pPr>
-              <w:rPr>
-                <w:rFonts w:hint="eastAsia"/>
-                <w:sz w:val="24"/>
-              </w:rPr>
-            </w:pPr>
-            <w:proofErr w:type="spellStart"/>
-            <w:r>
-              <w:rPr>
-                <w:rFonts w:hint="eastAsia"/>
-                <w:sz w:val="24"/>
-              </w:rPr>
-              <w:t>테서랙트</w:t>
-            </w:r>
-            <w:proofErr w:type="spellEnd"/>
-            <w:r>
-              <w:rPr>
-                <w:rFonts w:hint="eastAsia"/>
-                <w:sz w:val="24"/>
-              </w:rPr>
-              <w:t>OCR</w:t>
-            </w:r>
-          </w:p>
-        </w:tc>
-        <w:tc>
-          <w:tcPr>
-            <w:tcW w:w="8760" w:type="dxa"/>
-          </w:tcPr>
-          <w:p>
-            <w:pPr>
-              <w:rPr>
-                <w:rFonts w:hint="eastAsia"/>
-                <w:sz w:val="24"/>
-              </w:rPr>
-            </w:pPr>
-            <w:r>
-              <w:rPr>
-                <w:rFonts w:hint="eastAsia"/>
-                <w:sz w:val="24"/>
-              </w:rPr>
-              <w:t>C++기반 오픈소스 광학 문자 인식 엔진</w:t>
-            </w:r>
-          </w:p>
-        </w:tc>
-      </w:tr>
-      <w:tr>
-        <w:tc>
-          <w:tcPr>
-            <w:tcW w:w="1696" w:type="dxa"/>
-          </w:tcPr>
-          <w:p>
-            <w:pPr>
-              <w:rPr>
-                <w:rFonts w:hint="eastAsia"/>
-                <w:sz w:val="24"/>
-              </w:rPr>
-            </w:pPr>
-            <w:r>
-              <w:rPr>
-                <w:rFonts w:hint="eastAsia"/>
-                <w:sz w:val="24"/>
-              </w:rPr>
-              <w:t>자바 2D API</w:t>
-            </w:r>
-          </w:p>
-        </w:tc>
-        <w:tc>
-          <w:tcPr>
-            <w:tcW w:w="8760" w:type="dxa"/>
-          </w:tcPr>
-          <w:p>
-            <w:pPr>
-              <w:rPr>
-                <w:rFonts w:hint="eastAsia"/>
-                <w:sz w:val="24"/>
-              </w:rPr>
-            </w:pPr>
-            <w:r>
-              <w:rPr>
-                <w:rFonts w:hint="eastAsia"/>
-                <w:sz w:val="24"/>
-              </w:rPr>
-              <w:t xml:space="preserve">2차원 이미지 </w:t>
-            </w:r>
-            <w:proofErr w:type="spellStart"/>
-            <w:r>
-              <w:rPr>
-                <w:rFonts w:hint="eastAsia"/>
-                <w:sz w:val="24"/>
-              </w:rPr>
-              <w:t>전처리</w:t>
-            </w:r>
-            <w:proofErr w:type="spellEnd"/>
-            <w:r>
-              <w:rPr>
-                <w:rFonts w:hint="eastAsia"/>
-                <w:sz w:val="24"/>
-              </w:rPr>
-              <w:t xml:space="preserve"> 용 클래스 라이브러리</w:t>
-            </w:r>
-          </w:p>
-        </w:tc>
-      </w:tr>
-    </w:tbl>
-    <w:p>
-      <w:pPr>
-        <w:rPr>
-          <w:rFonts w:hint="eastAsia"/>
-          <w:sz w:val="24"/>
-        </w:rPr>
-      </w:pPr>
-      <w:r>
-        <w:rPr>
-          <w:rFonts w:hint="eastAsia"/>
-          <w:sz w:val="24"/>
-        </w:rPr>
-        <w:t>OCR Test</w:t>
-      </w:r>
-    </w:p>
-    <w:tbl>
-      <w:tblPr>
-        <w:tblStyle w:val="ad"/>
-        <w:tblW w:w="0" w:type="auto"/>
-        <w:tblLook w:val="04A0" w:firstRow="1" w:lastRow="0" w:firstColumn="1" w:lastColumn="0" w:noHBand="0" w:noVBand="1"/>
-      </w:tblPr>
-      <w:tblGrid>
-        <w:gridCol w:w="988"/>
-        <w:gridCol w:w="9468"/>
-      </w:tblGrid>
-      <w:tr>
-        <w:tc>
-          <w:tcPr>
-            <w:tcW w:w="988" w:type="dxa"/>
-          </w:tcPr>
-          <w:p>
-            <w:pPr>
-              <w:rPr>
-                <w:rFonts w:hint="eastAsia"/>
-                <w:sz w:val="24"/>
-              </w:rPr>
-            </w:pPr>
-            <w:r>
-              <w:rPr>
-                <w:rFonts w:hint="eastAsia"/>
-                <w:sz w:val="24"/>
-              </w:rPr>
-              <w:t>J</w:t>
-            </w:r>
-            <w:r>
-              <w:rPr>
-                <w:sz w:val="24"/>
-              </w:rPr>
-              <w:t>u</w:t>
-            </w:r>
-            <w:r>
-              <w:rPr>
-                <w:rFonts w:hint="eastAsia"/>
-                <w:sz w:val="24"/>
-              </w:rPr>
-              <w:t>nit5</w:t>
-            </w:r>
-          </w:p>
-        </w:tc>
-        <w:tc>
-          <w:tcPr>
-            <w:tcW w:w="9468" w:type="dxa"/>
-          </w:tcPr>
-          <w:p>
-            <w:pPr>
-              <w:rPr>
-                <w:rFonts w:hint="eastAsia"/>
-                <w:sz w:val="24"/>
-              </w:rPr>
-            </w:pPr>
-            <w:r>
-              <w:rPr>
-                <w:rFonts w:hint="eastAsia"/>
-                <w:sz w:val="24"/>
-              </w:rPr>
-              <w:t>서버를 사용하지 않고도 OCR 테스트 반복</w:t>
-            </w:r>
-            <w:r>
-              <w:rPr>
-                <w:rFonts w:hint="eastAsia"/>
-                <w:sz w:val="24"/>
-              </w:rPr>
-              <w:t xml:space="preserve"> 가능하게 해주는 프레임워크</w:t>
-            </w:r>
-          </w:p>
-        </w:tc>
-      </w:tr>
-      <w:tr>
-        <w:tc>
-          <w:tcPr>
-            <w:tcW w:w="988" w:type="dxa"/>
-          </w:tcPr>
-          <w:p>
-            <w:pPr>
-              <w:rPr>
-                <w:sz w:val="24"/>
-              </w:rPr>
-            </w:pPr>
-            <w:proofErr w:type="spellStart"/>
-            <w:r>
-              <w:rPr>
-                <w:rFonts w:hint="eastAsia"/>
-                <w:sz w:val="24"/>
-              </w:rPr>
-              <w:t>모키토</w:t>
-            </w:r>
-            <w:proofErr w:type="spellEnd"/>
-          </w:p>
-        </w:tc>
-        <w:tc>
-          <w:tcPr>
-            <w:tcW w:w="9468" w:type="dxa"/>
-          </w:tcPr>
-          <w:p>
-            <w:pPr>
-              <w:rPr>
-                <w:sz w:val="24"/>
-              </w:rPr>
-            </w:pPr>
-            <w:r>
-              <w:rPr>
-                <w:rFonts w:hint="eastAsia"/>
-                <w:sz w:val="24"/>
-              </w:rPr>
-              <w:t>테스트에 필요한 가짜 객체 생성</w:t>
-            </w:r>
-            <w:r>
-              <w:rPr>
-                <w:rFonts w:hint="eastAsia"/>
-                <w:sz w:val="24"/>
-              </w:rPr>
-              <w:t xml:space="preserve"> 프레임워크</w:t>
-            </w:r>
-          </w:p>
-        </w:tc>
-      </w:tr>
-    </w:tbl>
-    <w:p>
-      <w:pPr>
-        <w:rPr>
-          <w:rFonts w:hint="eastAsia"/>
-          <w:sz w:val="24"/>
-        </w:rPr>
-      </w:pPr>
-      <w:r>
-        <w:rPr>
-          <w:rFonts w:hint="eastAsia"/>
-          <w:sz w:val="24"/>
-        </w:rPr>
-        <w:t>ERD</w:t>
-      </w:r>
-    </w:p>
-    <w:tbl>
-      <w:tblPr>
-        <w:tblStyle w:val="ad"/>
-        <w:tblW w:w="0" w:type="auto"/>
-        <w:tblLook w:val="04A0" w:firstRow="1" w:lastRow="0" w:firstColumn="1" w:lastColumn="0" w:noHBand="0" w:noVBand="1"/>
-      </w:tblPr>
-      <w:tblGrid>
-        <w:gridCol w:w="1003"/>
-        <w:gridCol w:w="9453"/>
-      </w:tblGrid>
-      <w:tr>
-        <w:tc>
-          <w:tcPr>
-            <w:tcW w:w="846" w:type="dxa"/>
-          </w:tcPr>
-          <w:p>
-            <w:pPr>
-              <w:rPr>
-                <w:rFonts w:hint="eastAsia"/>
-                <w:sz w:val="24"/>
-              </w:rPr>
-            </w:pPr>
-            <w:r>
-              <w:rPr>
-                <w:rFonts w:hint="eastAsia"/>
-                <w:sz w:val="24"/>
-              </w:rPr>
-              <w:t>draw.io</w:t>
-            </w:r>
-          </w:p>
-        </w:tc>
-        <w:tc>
-          <w:tcPr>
-            <w:tcW w:w="9610" w:type="dxa"/>
-          </w:tcPr>
-          <w:p>
-            <w:pPr>
-              <w:rPr>
-                <w:rFonts w:hint="eastAsia"/>
-                <w:sz w:val="24"/>
-              </w:rPr>
-            </w:pPr>
-            <w:r>
-              <w:rPr>
-                <w:rFonts w:hint="eastAsia"/>
-                <w:sz w:val="24"/>
-              </w:rPr>
-              <w:t>무료 웹 기반 다이어그램 작성 도구</w:t>
-            </w:r>
-          </w:p>
-        </w:tc>
-      </w:tr>
-    </w:tbl>
     <w:p>
       <w:pPr>
         <w:rPr>
@@ -7835,6 +6376,35 @@
     <w:p>
       <w:pPr>
         <w:rPr>
+          <w:sz w:val="24"/>
+        </w:rPr>
+      </w:pPr>
+    </w:p>
+    <w:p>
+      <w:pPr>
+        <w:rPr>
+          <w:sz w:val="24"/>
+        </w:rPr>
+      </w:pPr>
+    </w:p>
+    <w:p>
+      <w:pPr>
+        <w:rPr>
+          <w:sz w:val="24"/>
+        </w:rPr>
+      </w:pPr>
+    </w:p>
+    <w:p>
+      <w:pPr>
+        <w:rPr>
+          <w:sz w:val="24"/>
+        </w:rPr>
+      </w:pPr>
+    </w:p>
+    <w:p>
+      <w:pPr>
+        <w:rPr>
+          <w:rFonts w:hint="eastAsia"/>
           <w:sz w:val="24"/>
         </w:rPr>
       </w:pPr>
@@ -7867,7 +6437,6 @@
                 <w:rFonts w:hint="eastAsia"/>
                 <w:sz w:val="24"/>
               </w:rPr>
-              <w:lastRenderedPageBreak/>
               <w:t>창 1</w:t>
             </w:r>
           </w:p>
@@ -8258,7 +6827,6 @@
     <w:p>
       <w:pPr>
         <w:rPr>
-          <w:rFonts w:hint="eastAsia"/>
           <w:sz w:val="24"/>
         </w:rPr>
       </w:pPr>
@@ -8365,6 +6933,7 @@
       <w:pPr>
         <w:ind w:firstLineChars="400" w:firstLine="960"/>
         <w:rPr>
+          <w:rFonts w:hint="eastAsia"/>
           <w:b/>
           <w:bCs/>
           <w:sz w:val="24"/>
@@ -8390,13 +6959,6 @@
         </w:rPr>
         <w:t>62서0424</w:t>
       </w:r>
-    </w:p>
-    <w:p>
-      <w:pPr>
-        <w:rPr>
-          <w:sz w:val="24"/>
-        </w:rPr>
-      </w:pPr>
     </w:p>
     <w:sectPr>
       <w:pgSz w:w="11906" w:h="16838"/>
